--- a/docs/thesis_draft.docx
+++ b/docs/thesis_draft.docx
@@ -345,7 +345,7 @@
           <w:sz w:val="24"/>
           <w:szCs w:val="24"/>
         </w:rPr>
-        <w:t xml:space="preserve">Leveraging the quasi-experimental variation generated by close electoral races, I employ a regression discontinuity design (RDD) adapted for PR systems following the closeness measure proposed by Luechinger, Schelker, and Schmid (2024). The running variable captures how close a party is to gaining or losing its last marginal seat in a given province, normalized by the number of eligible voters. Using data on all Spanish congressional (Congreso de los Diputados) elections from 2004 to 2023, encompassing 2,424 party-province-election observations, I estimate both sharp and fuzzy RDD specifications.</w:t>
+        <w:t xml:space="preserve">Leveraging the quasi-experimental variation generated by close electoral races, I employ a regression discontinuity design (RDD) adapted for PR systems following the closeness measure proposed by Luechinger, Schelker, and Schmid (2024). The running variable captures how close a party is to gaining or losing its last marginal seat in a given province, normalized by the number of eligible voters. Using data on all Spanish congressional (Congreso de los Diputados) elections from 2004 to 2023, encompassing 2,412 party-province-election observations, I estimate both sharp and fuzzy RDD specifications.</w:t>
       </w:r>
     </w:p>
     <w:p>
@@ -359,7 +359,7 @@
           <w:sz w:val="24"/>
           <w:szCs w:val="24"/>
         </w:rPr>
-        <w:t xml:space="preserve">The results indicate a substantial and statistically significant incumbency advantage. Parties that barely win a marginal seat are approximately 28.4 percentage points more likely to field a candidate in the subsequent election (sharp RDD, p &lt; 0.001) and 18.9 percentage points more likely to win a seat (sharp RDD, p &lt; 0.001). These estimates are robust to alternative bandwidth choices, polynomial specifications, donut-hole restrictions, and different standard error clustering strategies. Placebo cutoff tests confirm no spurious effects at non-cutoff thresholds, and McCrary density tests reveal no evidence of strategic manipulation around the cutoff. The near-perfect first-stage relationship (τ ≈ 0.98) yields fuzzy RDD estimates that are virtually identical to sharp estimates, confirming the design’s internal validity.</w:t>
+        <w:t xml:space="preserve">The results indicate a substantial and statistically significant incumbency advantage. Parties that barely win a marginal seat are approximately 28.5 percentage points more likely to field a candidate in the subsequent election (sharp RDD, p &lt; 0.001) and 26.2 percentage points more likely to win a seat (sharp RDD, p = 0.001). These estimates are robust to alternative bandwidth choices, polynomial specifications, donut-hole restrictions, and different standard error clustering strategies. Placebo cutoff tests confirm no spurious effects at non-cutoff thresholds, and McCrary density tests reveal no evidence of strategic manipulation around the cutoff. The near-perfect first-stage relationship (τ ≈ 0.98) yields fuzzy RDD estimates that are virtually identical to sharp estimates, confirming the design’s internal validity.</w:t>
       </w:r>
     </w:p>
     <w:p>
@@ -898,7 +898,7 @@
           <w:sz w:val="24"/>
           <w:szCs w:val="24"/>
         </w:rPr>
-        <w:t xml:space="preserve">Spain provides an ideal setting for studying incumbency effects in a PR system. The country uses a closed-list PR system with the D’Hondt method for seat allocation in its lower chamber (Congreso de los Diputados), with 52 multi-member provincial constituencies. This institutional design generates quasi-experimental variation at the margin of seat allocation: parties that barely win versus barely lose a marginal seat in a given province are, on average, comparable in terms of observable and unobservable characteristics, yet they differ in their incumbency status.</w:t>
+        <w:t xml:space="preserve">Spain provides an ideal setting for studying incumbency effects in a PR system. The country uses a closed-list PR system with the D’Hondt method for seat allocation in its lower chamber (Congreso de los Diputados). Of the 52 electoral constituencies, 50 multi-member provinces use D’Hondt proportional allocation, while Ceuta and Melilla are single-member plurality districts. This institutional design generates quasi-experimental variation at the margin of seat allocation: parties that barely win versus barely lose a marginal seat in a given province are, on average, comparable in terms of observable and unobservable characteristics, yet they differ in their incumbency status.</w:t>
       </w:r>
     </w:p>
     <w:p>
@@ -1199,7 +1199,7 @@
           <w:sz w:val="24"/>
           <w:szCs w:val="24"/>
         </w:rPr>
-        <w:t xml:space="preserve">Pons and Tricaud (2018) studied incumbency advantages under proportional representation by examining French municipal elections and how coordination effects interact with incumbency status. Their work highlights that in multi-party PR settings, incumbency can affect not only direct electoral performance but also the strategic behavior of competing parties. The findings suggest that incumbency effects operate through both direct channels (voter loyalty, name recognition) and indirect channels (strategic entry and exit of competitors).</w:t>
+        <w:t xml:space="preserve">Dano, Ferlenga, Galasso, Le Pennec, and Pons (2022) studied coordination and incumbency advantage in multi-party systems using French elections and an RDD approach. Their work highlights that in multi-party settings, incumbency can affect not only direct electoral performance but also the strategic behavior of competing parties. The findings suggest that incumbency effects operate through both direct channels (voter loyalty, name recognition) and indirect channels (strategic entry and exit of competitors).</w:t>
       </w:r>
     </w:p>
     <w:p>
@@ -1257,7 +1257,7 @@
           <w:sz w:val="24"/>
           <w:szCs w:val="24"/>
         </w:rPr>
-        <w:t xml:space="preserve">Spain is a particularly interesting case for several reasons. First, the country’s 52 provinces vary substantially in district magnitude, from single-member districts (Ceuta and Melilla) to large multi-member districts (Madrid and Barcelona), providing variation in the competitiveness and proportionality of seat allocation. Second, Spain uses a closed-list system where voters cannot express preferences for individual candidates, meaning that any incumbency effect operates primarily through the party rather than individual candidate channels. Third, the Spanish party system has undergone significant transformation during the period studied (2004–2023), including the rise of new parties such as Podemos and Ciudadanos, providing a dynamic political context.</w:t>
+        <w:t xml:space="preserve">Spain is a particularly interesting case for several reasons. First, the 50 PR provinces vary substantially in district magnitude, from small provinces electing two or three members to large multi-member districts such as Madrid and Barcelona, providing variation in the competitiveness and proportionality of seat allocation. Second, Spain uses a closed-list system where voters cannot express preferences for individual candidates, meaning that any incumbency effect operates primarily through the party rather than individual candidate channels. Third, the Spanish party system has undergone significant transformation during the period studied (2004–2023), including the rise of new parties such as Podemos and Ciudadanos, providing a dynamic political context.</w:t>
       </w:r>
     </w:p>
     <w:p>
@@ -1414,7 +1414,7 @@
           <w:sz w:val="24"/>
           <w:szCs w:val="24"/>
         </w:rPr>
-        <w:t xml:space="preserve">The Congreso de los Diputados (Congress of Deputies) is the lower house of Spain’s bicameral legislature, the Cortes Generales. It consists of 350 members elected through a closed-list proportional representation system. Elections are held at least every four years, though early elections can be called by the Prime Minister or triggered by political circumstances.</w:t>
+        <w:t xml:space="preserve">The Congreso de los Diputados (Congress of Deputies) is the lower house of Spain’s bicameral legislature, the Cortes Generales. It consists of 350 members. Of these, 348 are elected from 50 multi-member provincial constituencies using a closed-list proportional representation system with the D’Hondt method. The remaining two members represent the autonomous cities of Ceuta and Melilla, each elected in a single-member district by plurality vote. Elections are held at least every four years, though early elections can be called by the Prime Minister or triggered by political circumstances.</w:t>
       </w:r>
     </w:p>
     <w:p>
@@ -1428,7 +1428,7 @@
           <w:sz w:val="24"/>
           <w:szCs w:val="24"/>
         </w:rPr>
-        <w:t xml:space="preserve">Members are elected from 52 constituencies corresponding to Spain’s 50 provinces plus the two autonomous cities of Ceuta and Melilla. Each province is allocated a minimum of two seats, with the remaining seats distributed among provinces in proportion to their population. This allocation results in significant variation in district magnitude: Ceuta and Melilla each elect a single member, while Madrid elects the most representatives (typically 36–37). The average district magnitude is approximately 6.7 seats per province.</w:t>
+        <w:t xml:space="preserve">Each of the 50 provinces is allocated a minimum of two seats, with the remaining seats distributed among provinces in proportion to their population. Ceuta and Melilla each receive one seat. This allocation results in significant variation in district magnitude: from the single-member districts of Ceuta and Melilla to Madrid, which elects the most representatives (typically 36–37). The average district magnitude across the 50 PR provinces is approximately 7.0 seats.</w:t>
       </w:r>
     </w:p>
     <w:p>
@@ -1458,7 +1458,7 @@
           <w:sz w:val="24"/>
           <w:szCs w:val="24"/>
         </w:rPr>
-        <w:t xml:space="preserve">Seats within each province are allocated to parties using the D’Hondt method (also known as the Jefferson method), a highest-averages method of proportional representation. Parties that receive at least 3% of valid votes in a province are eligible for seat allocation. The method works by iteratively dividing each party’s total vote count by successive integers (1, 2, 3, ...) and allocating seats to the highest quotients until all seats in the province are filled.</w:t>
+        <w:t xml:space="preserve">Within each of the 50 multi-member provinces, seats are allocated to parties using the D’Hondt method (also known as the Jefferson method), a highest-averages method of proportional representation. Parties that receive at least 3% of valid votes in a province are eligible for seat allocation. However, this legal threshold is only binding in the largest constituencies such as Madrid and Barcelona; in smaller provinces with few seats, the effective threshold for winning a seat is substantially higher due to the mechanical properties of the allocation formula. The method works by iteratively dividing each party’s total vote count by successive integers (1, 2, 3, ...) and allocating seats to the highest quotients until all seats in the province are filled.</w:t>
       </w:r>
     </w:p>
     <w:p>
@@ -1516,7 +1516,7 @@
           <w:sz w:val="24"/>
           <w:szCs w:val="24"/>
         </w:rPr>
-        <w:t xml:space="preserve">Several features of the Spanish system make it well-suited for this analysis. First, parties cannot precisely control their vote totals, especially in close races, meaning that assignment near the cutoff approximates random assignment. Second, the large number of province-election observations across multiple elections provides sufficient statistical power. Third, the closed-list system means that individual candidate characteristics are less likely to confound the party-level effects being estimated.</w:t>
+        <w:t xml:space="preserve">Several features of the Spanish system make it well-suited for this analysis. First, parties cannot precisely control their vote totals, especially in close races, meaning that assignment near the cutoff approximates random assignment. Second, the large number of province-election observations across multiple elections provides sufficient statistical power. Third, the closed-list system means that individual candidate characteristics are less likely to confound the party-level effects being estimated. The analysis is restricted to the 50 multi-member PR provinces; the single-member plurality districts of Ceuta and Melilla are excluded because the D’Hondt closeness measure is not applicable to plurality elections.</w:t>
       </w:r>
     </w:p>
     <w:p>
@@ -1713,7 +1713,7 @@
           <w:sz w:val="24"/>
           <w:szCs w:val="24"/>
         </w:rPr>
-        <w:t xml:space="preserve">Standard errors are clustered at the province-election level to account for within-group correlation. I report inference based on the t-distribution with G − 1 degrees of freedom, where G is the number of clusters, following Cameron, Gelbach, and Miller (2008). This is conservative relative to normal approximation and appropriate given the finite number of clusters.</w:t>
+        <w:t xml:space="preserve">Standard errors are clustered at the province-election level to account for within-group correlation. I report inference based on the t-distribution with G − 1 degrees of freedom, where G is the number of clusters, which is the standard finite-cluster correction (see Cameron, Gelbach, and Miller, 2008, for a discussion of clustered inference). This is conservative relative to normal approximation and appropriate given the finite number of clusters.</w:t>
       </w:r>
     </w:p>
     <w:p>
@@ -1940,7 +1940,7 @@
           <w:sz w:val="24"/>
           <w:szCs w:val="24"/>
         </w:rPr>
-        <w:t xml:space="preserve">The analysis draws on comprehensive data from Spanish congressional elections held between 2004 and 2023, covering six general elections (2004, 2008, 2011, 2015, 2016, 2019 April, 2019 November, and 2023). The primary data sources include official election results from Spain’s Electoral Board (Junta Electoral Central), providing detailed vote counts by party, province, and election. Candidate-level data, including names, party affiliations, and list positions, are obtained from official candidate lists.</w:t>
+        <w:t xml:space="preserve">The analysis draws on comprehensive data from Spanish congressional elections held between 2004 and 2023, covering eight general elections (2004, 2008, 2011, 2015, 2016, 2019 April, 2019 November, and 2023). The analysis is restricted to the 50 multi-member provinces where the D’Hondt method applies, excluding the single-member plurality districts of Ceuta and Melilla. The primary data sources include official election results from Spain’s Electoral Board (Junta Electoral Central), providing detailed vote counts by party, province, and election. Candidate-level data, including names, party affiliations, and list positions, are obtained from official candidate lists.</w:t>
       </w:r>
     </w:p>
     <w:p>
@@ -1984,7 +1984,7 @@
           <w:sz w:val="24"/>
           <w:szCs w:val="24"/>
         </w:rPr>
-        <w:t xml:space="preserve">The full dataset comprises 2,424 party-province-election observations within the analysis window (running variable between −0.05 and +0.05). After linking outcomes to the subsequent election, the estimation sample for the “runs next” outcome contains 2,128 observations, and the “wins next” outcome contains the same 2,128 observations with non-missing outcomes.</w:t>
+        <w:t xml:space="preserve">The full dataset comprises 2,412 party-province-election observations within the analysis window (running variable between −0.05 and +0.05). After linking outcomes to the subsequent election, the estimation sample for the “runs next” outcome contains 2,118 observations, and the “wins next” outcome contains the same 2,118 observations with non-missing outcomes.</w:t>
       </w:r>
     </w:p>
     <w:p>
@@ -2361,7 +2361,7 @@
                 <w:sz w:val="20"/>
                 <w:szCs w:val="20"/>
               </w:rPr>
-              <w:t xml:space="preserve">2,424</w:t>
+              <w:t xml:space="preserve">2,412</w:t>
             </w:r>
           </w:p>
         </w:tc>
@@ -2573,7 +2573,7 @@
                 <w:sz w:val="20"/>
                 <w:szCs w:val="20"/>
               </w:rPr>
-              <w:t xml:space="preserve">2,424</w:t>
+              <w:t xml:space="preserve">2,412</w:t>
             </w:r>
           </w:p>
         </w:tc>
@@ -2603,7 +2603,7 @@
                 <w:sz w:val="20"/>
                 <w:szCs w:val="20"/>
               </w:rPr>
-              <w:t xml:space="preserve">0.351</w:t>
+              <w:t xml:space="preserve">0.350</w:t>
             </w:r>
           </w:p>
         </w:tc>
@@ -2785,7 +2785,7 @@
                 <w:sz w:val="20"/>
                 <w:szCs w:val="20"/>
               </w:rPr>
-              <w:t xml:space="preserve">2,128</w:t>
+              <w:t xml:space="preserve">2,118</w:t>
             </w:r>
           </w:p>
         </w:tc>
@@ -2905,7 +2905,7 @@
                 <w:sz w:val="20"/>
                 <w:szCs w:val="20"/>
               </w:rPr>
-              <w:t xml:space="preserve">0.598</w:t>
+              <w:t xml:space="preserve">0.597</w:t>
             </w:r>
           </w:p>
         </w:tc>
@@ -2935,7 +2935,7 @@
                 <w:sz w:val="20"/>
                 <w:szCs w:val="20"/>
               </w:rPr>
-              <w:t xml:space="preserve">0.288</w:t>
+              <w:t xml:space="preserve">0.287</w:t>
             </w:r>
           </w:p>
         </w:tc>
@@ -2997,7 +2997,7 @@
                 <w:sz w:val="20"/>
                 <w:szCs w:val="20"/>
               </w:rPr>
-              <w:t xml:space="preserve">2,128</w:t>
+              <w:t xml:space="preserve">2,118</w:t>
             </w:r>
           </w:p>
         </w:tc>
@@ -3147,7 +3147,7 @@
                 <w:sz w:val="20"/>
                 <w:szCs w:val="20"/>
               </w:rPr>
-              <w:t xml:space="preserve">0.347</w:t>
+              <w:t xml:space="preserve">0.346</w:t>
             </w:r>
           </w:p>
         </w:tc>
@@ -3209,7 +3209,7 @@
                 <w:sz w:val="20"/>
                 <w:szCs w:val="20"/>
               </w:rPr>
-              <w:t xml:space="preserve">1,891</w:t>
+              <w:t xml:space="preserve">1,879</w:t>
             </w:r>
           </w:p>
         </w:tc>
@@ -3239,7 +3239,7 @@
                 <w:sz w:val="20"/>
                 <w:szCs w:val="20"/>
               </w:rPr>
-              <w:t xml:space="preserve">0.402</w:t>
+              <w:t xml:space="preserve">0.404</w:t>
             </w:r>
           </w:p>
         </w:tc>
@@ -3269,7 +3269,7 @@
                 <w:sz w:val="20"/>
                 <w:szCs w:val="20"/>
               </w:rPr>
-              <w:t xml:space="preserve">0.490</w:t>
+              <w:t xml:space="preserve">0.491</w:t>
             </w:r>
           </w:p>
         </w:tc>
@@ -3299,7 +3299,7 @@
                 <w:sz w:val="20"/>
                 <w:szCs w:val="20"/>
               </w:rPr>
-              <w:t xml:space="preserve">0.411</w:t>
+              <w:t xml:space="preserve">0.413</w:t>
             </w:r>
           </w:p>
         </w:tc>
@@ -3329,7 +3329,7 @@
                 <w:sz w:val="20"/>
                 <w:szCs w:val="20"/>
               </w:rPr>
-              <w:t xml:space="preserve">0.386</w:t>
+              <w:t xml:space="preserve">0.387</w:t>
             </w:r>
           </w:p>
         </w:tc>
@@ -3359,7 +3359,7 @@
                 <w:sz w:val="20"/>
                 <w:szCs w:val="20"/>
               </w:rPr>
-              <w:t xml:space="preserve">−0.025</w:t>
+              <w:t xml:space="preserve">−0.026</w:t>
             </w:r>
           </w:p>
         </w:tc>
@@ -3421,7 +3421,7 @@
                 <w:sz w:val="20"/>
                 <w:szCs w:val="20"/>
               </w:rPr>
-              <w:t xml:space="preserve">2,424</w:t>
+              <w:t xml:space="preserve">2,412</w:t>
             </w:r>
           </w:p>
         </w:tc>
@@ -3451,7 +3451,7 @@
                 <w:sz w:val="20"/>
                 <w:szCs w:val="20"/>
               </w:rPr>
-              <w:t xml:space="preserve">2.484</w:t>
+              <w:t xml:space="preserve">2.492</w:t>
             </w:r>
           </w:p>
         </w:tc>
@@ -3481,7 +3481,7 @@
                 <w:sz w:val="20"/>
                 <w:szCs w:val="20"/>
               </w:rPr>
-              <w:t xml:space="preserve">2.454</w:t>
+              <w:t xml:space="preserve">2.458</w:t>
             </w:r>
           </w:p>
         </w:tc>
@@ -3511,7 +3511,7 @@
                 <w:sz w:val="20"/>
                 <w:szCs w:val="20"/>
               </w:rPr>
-              <w:t xml:space="preserve">2.329</w:t>
+              <w:t xml:space="preserve">2.335</w:t>
             </w:r>
           </w:p>
         </w:tc>
@@ -3541,7 +3541,7 @@
                 <w:sz w:val="20"/>
                 <w:szCs w:val="20"/>
               </w:rPr>
-              <w:t xml:space="preserve">2.773</w:t>
+              <w:t xml:space="preserve">2.783</w:t>
             </w:r>
           </w:p>
         </w:tc>
@@ -3571,7 +3571,7 @@
                 <w:sz w:val="20"/>
                 <w:szCs w:val="20"/>
               </w:rPr>
-              <w:t xml:space="preserve">0.444</w:t>
+              <w:t xml:space="preserve">0.448</w:t>
             </w:r>
           </w:p>
         </w:tc>
@@ -3633,7 +3633,7 @@
                 <w:sz w:val="20"/>
                 <w:szCs w:val="20"/>
               </w:rPr>
-              <w:t xml:space="preserve">2,424</w:t>
+              <w:t xml:space="preserve">2,412</w:t>
             </w:r>
           </w:p>
         </w:tc>
@@ -3663,7 +3663,7 @@
                 <w:sz w:val="20"/>
                 <w:szCs w:val="20"/>
               </w:rPr>
-              <w:t xml:space="preserve">10.570</w:t>
+              <w:t xml:space="preserve">10.577</w:t>
             </w:r>
           </w:p>
         </w:tc>
@@ -3693,7 +3693,7 @@
                 <w:sz w:val="20"/>
                 <w:szCs w:val="20"/>
               </w:rPr>
-              <w:t xml:space="preserve">2.017</w:t>
+              <w:t xml:space="preserve">2.019</w:t>
             </w:r>
           </w:p>
         </w:tc>
@@ -3723,7 +3723,7 @@
                 <w:sz w:val="20"/>
                 <w:szCs w:val="20"/>
               </w:rPr>
-              <w:t xml:space="preserve">9.933</w:t>
+              <w:t xml:space="preserve">9.937</w:t>
             </w:r>
           </w:p>
         </w:tc>
@@ -3753,7 +3753,7 @@
                 <w:sz w:val="20"/>
                 <w:szCs w:val="20"/>
               </w:rPr>
-              <w:t xml:space="preserve">11.753</w:t>
+              <w:t xml:space="preserve">11.767</w:t>
             </w:r>
           </w:p>
         </w:tc>
@@ -3783,7 +3783,7 @@
                 <w:sz w:val="20"/>
                 <w:szCs w:val="20"/>
               </w:rPr>
-              <w:t xml:space="preserve">1.819</w:t>
+              <w:t xml:space="preserve">1.830</w:t>
             </w:r>
           </w:p>
         </w:tc>
@@ -3845,7 +3845,7 @@
                 <w:sz w:val="20"/>
                 <w:szCs w:val="20"/>
               </w:rPr>
-              <w:t xml:space="preserve">2,424</w:t>
+              <w:t xml:space="preserve">2,412</w:t>
             </w:r>
           </w:p>
         </w:tc>
@@ -3875,7 +3875,7 @@
                 <w:sz w:val="20"/>
                 <w:szCs w:val="20"/>
               </w:rPr>
-              <w:t xml:space="preserve">1.765</w:t>
+              <w:t xml:space="preserve">1.772</w:t>
             </w:r>
           </w:p>
         </w:tc>
@@ -3905,7 +3905,7 @@
                 <w:sz w:val="20"/>
                 <w:szCs w:val="20"/>
               </w:rPr>
-              <w:t xml:space="preserve">2.606</w:t>
+              <w:t xml:space="preserve">2.610</w:t>
             </w:r>
           </w:p>
         </w:tc>
@@ -3935,7 +3935,7 @@
                 <w:sz w:val="20"/>
                 <w:szCs w:val="20"/>
               </w:rPr>
-              <w:t xml:space="preserve">1.139</w:t>
+              <w:t xml:space="preserve">1.144</w:t>
             </w:r>
           </w:p>
         </w:tc>
@@ -3965,7 +3965,7 @@
                 <w:sz w:val="20"/>
                 <w:szCs w:val="20"/>
               </w:rPr>
-              <w:t xml:space="preserve">2.926</w:t>
+              <w:t xml:space="preserve">2.937</w:t>
             </w:r>
           </w:p>
         </w:tc>
@@ -3995,7 +3995,7 @@
                 <w:sz w:val="20"/>
                 <w:szCs w:val="20"/>
               </w:rPr>
-              <w:t xml:space="preserve">1.787</w:t>
+              <w:t xml:space="preserve">1.793</w:t>
             </w:r>
           </w:p>
         </w:tc>
@@ -4057,7 +4057,7 @@
                 <w:sz w:val="20"/>
                 <w:szCs w:val="20"/>
               </w:rPr>
-              <w:t xml:space="preserve">2,424</w:t>
+              <w:t xml:space="preserve">2,412</w:t>
             </w:r>
           </w:p>
         </w:tc>
@@ -4268,7 +4268,7 @@
           <w:sz w:val="24"/>
           <w:szCs w:val="24"/>
         </w:rPr>
-        <w:t xml:space="preserve">The summary statistics reveal several expected patterns. Parties above the cutoff (treatment group) have nearly perfect election rates (99.4%), consistent with the marginal seat allocation. The raw difference in the probability of running in the next election (28.8 percentage points) and winning next (34.7 percentage points) already suggests a substantial incumbency effect, though these naive comparisons do not account for potential confounders. The covariate columns show that while some variables differ between groups (notably log party votes and party seats, which are mechanically related to winning), others such as blank vote share are well-balanced.</w:t>
+        <w:t xml:space="preserve">The summary statistics reveal several expected patterns. Parties above the cutoff (treatment group) have nearly perfect election rates (99.4%), consistent with the marginal seat allocation. The raw difference in the probability of running in the next election (28.7 percentage points) and winning next (34.6 percentage points) already suggests a substantial incumbency effect, though these naive comparisons do not account for potential confounders. The covariate columns show that while some variables differ between groups (notably log party votes and party seats, which are mechanically related to winning), others such as blank vote share are well-balanced.</w:t>
       </w:r>
     </w:p>
     <w:p>
@@ -4666,7 +4666,7 @@
                 <w:sz w:val="20"/>
                 <w:szCs w:val="20"/>
               </w:rPr>
-              <w:t xml:space="preserve">0.060</w:t>
+              <w:t xml:space="preserve">0.053</w:t>
             </w:r>
           </w:p>
         </w:tc>
@@ -4696,7 +4696,7 @@
                 <w:sz w:val="20"/>
                 <w:szCs w:val="20"/>
               </w:rPr>
-              <w:t xml:space="preserve">0.284***</w:t>
+              <w:t xml:space="preserve">0.285***</w:t>
             </w:r>
           </w:p>
         </w:tc>
@@ -4726,7 +4726,7 @@
                 <w:sz w:val="20"/>
                 <w:szCs w:val="20"/>
               </w:rPr>
-              <w:t xml:space="preserve">(0.044)</w:t>
+              <w:t xml:space="preserve">(0.047)</w:t>
             </w:r>
           </w:p>
         </w:tc>
@@ -4756,7 +4756,7 @@
                 <w:sz w:val="20"/>
                 <w:szCs w:val="20"/>
               </w:rPr>
-              <w:t xml:space="preserve">0.289***</w:t>
+              <w:t xml:space="preserve">0.292***</w:t>
             </w:r>
           </w:p>
         </w:tc>
@@ -4786,7 +4786,7 @@
                 <w:sz w:val="20"/>
                 <w:szCs w:val="20"/>
               </w:rPr>
-              <w:t xml:space="preserve">(0.046)</w:t>
+              <w:t xml:space="preserve">(0.048)</w:t>
             </w:r>
           </w:p>
         </w:tc>
@@ -4816,7 +4816,7 @@
                 <w:sz w:val="20"/>
                 <w:szCs w:val="20"/>
               </w:rPr>
-              <w:t xml:space="preserve">0.980***</w:t>
+              <w:t xml:space="preserve">0.979***</w:t>
             </w:r>
           </w:p>
         </w:tc>
@@ -4908,7 +4908,7 @@
                 <w:sz w:val="20"/>
                 <w:szCs w:val="20"/>
               </w:rPr>
-              <w:t xml:space="preserve">0.263**</w:t>
+              <w:t xml:space="preserve">0.262**</w:t>
             </w:r>
           </w:p>
         </w:tc>
@@ -4938,7 +4938,7 @@
                 <w:sz w:val="20"/>
                 <w:szCs w:val="20"/>
               </w:rPr>
-              <w:t xml:space="preserve">(0.080)</w:t>
+              <w:t xml:space="preserve">(0.081)</w:t>
             </w:r>
           </w:p>
         </w:tc>
@@ -4968,7 +4968,7 @@
                 <w:sz w:val="20"/>
                 <w:szCs w:val="20"/>
               </w:rPr>
-              <w:t xml:space="preserve">0.267**</w:t>
+              <w:t xml:space="preserve">0.266**</w:t>
             </w:r>
           </w:p>
         </w:tc>
@@ -5089,7 +5089,7 @@
           <w:sz w:val="24"/>
           <w:szCs w:val="24"/>
         </w:rPr>
-        <w:t xml:space="preserve">The results provide strong evidence for an incumbency advantage in Spain’s PR system. The sharp RDD estimate for the probability of running in the next election is 0.284 (SE = 0.044, p &lt; 0.001), indicating that parties barely winning a marginal seat are approximately 28.4 percentage points more likely to contest the subsequent election. The effect on winning a seat in the next election is 0.263 (SE = 0.080, p = 0.001).</w:t>
+        <w:t xml:space="preserve">The results provide strong evidence for an incumbency advantage in Spain’s PR system. The sharp RDD estimate for the probability of running in the next election is 0.285 (SE = 0.047, p &lt; 0.001), indicating that parties barely winning a marginal seat are approximately 28.5 percentage points more likely to contest the subsequent election. The effect on winning a seat in the next election is 0.262 (SE = 0.081, p = 0.001).</w:t>
       </w:r>
     </w:p>
     <w:p>
@@ -5103,7 +5103,7 @@
           <w:sz w:val="24"/>
           <w:szCs w:val="24"/>
         </w:rPr>
-        <w:t xml:space="preserve">The fuzzy RDD estimates are virtually identical to the sharp estimates, reflecting the near-perfect first-stage relationship. The first-stage coefficient is 0.980 for the “runs next” specification and 0.987 for “wins next,” both highly significant. These values confirm that crossing the D’Hondt allocation cutoff almost perfectly determines actual incumbency status, as expected in this institutional setting. The corresponding first-stage F-statistics far exceed the Stock and Yogo (2005) threshold of 10, ruling out weak instrument concerns.</w:t>
+        <w:t xml:space="preserve">The fuzzy RDD estimates are virtually identical to the sharp estimates, reflecting the near-perfect first-stage relationship. The first-stage coefficient is 0.979 for the “runs next” specification and 0.987 for “wins next,” both highly significant. These values confirm that crossing the D’Hondt allocation cutoff almost perfectly determines actual incumbency status, as expected in this institutional setting. The corresponding first-stage F-statistics far exceed the Stock and Yogo (2005) threshold of 10, ruling out weak instrument concerns.</w:t>
       </w:r>
     </w:p>
     <w:p>
@@ -5719,7 +5719,7 @@
                 <w:sz w:val="20"/>
                 <w:szCs w:val="20"/>
               </w:rPr>
-              <w:t xml:space="preserve">(0.063)</w:t>
+              <w:t xml:space="preserve">(0.064)</w:t>
             </w:r>
           </w:p>
         </w:tc>
@@ -5749,7 +5749,7 @@
                 <w:sz w:val="20"/>
                 <w:szCs w:val="20"/>
               </w:rPr>
-              <w:t xml:space="preserve">0.355***</w:t>
+              <w:t xml:space="preserve">0.354***</w:t>
             </w:r>
           </w:p>
         </w:tc>
@@ -5779,7 +5779,7 @@
                 <w:sz w:val="20"/>
                 <w:szCs w:val="20"/>
               </w:rPr>
-              <w:t xml:space="preserve">(0.065)</w:t>
+              <w:t xml:space="preserve">(0.066)</w:t>
             </w:r>
           </w:p>
         </w:tc>
@@ -5871,7 +5871,7 @@
                 <w:sz w:val="20"/>
                 <w:szCs w:val="20"/>
               </w:rPr>
-              <w:t xml:space="preserve">0.286***</w:t>
+              <w:t xml:space="preserve">0.285***</w:t>
             </w:r>
           </w:p>
         </w:tc>
@@ -5931,7 +5931,7 @@
                 <w:sz w:val="20"/>
                 <w:szCs w:val="20"/>
               </w:rPr>
-              <w:t xml:space="preserve">0.292***</w:t>
+              <w:t xml:space="preserve">0.291***</w:t>
             </w:r>
           </w:p>
         </w:tc>
@@ -5961,7 +5961,7 @@
                 <w:sz w:val="20"/>
                 <w:szCs w:val="20"/>
               </w:rPr>
-              <w:t xml:space="preserve">(0.049)</w:t>
+              <w:t xml:space="preserve">(0.050)</w:t>
             </w:r>
           </w:p>
         </w:tc>
@@ -6083,7 +6083,7 @@
                 <w:sz w:val="20"/>
                 <w:szCs w:val="20"/>
               </w:rPr>
-              <w:t xml:space="preserve">(0.039)</w:t>
+              <w:t xml:space="preserve">(0.040)</w:t>
             </w:r>
           </w:p>
         </w:tc>
@@ -6143,7 +6143,7 @@
                 <w:sz w:val="20"/>
                 <w:szCs w:val="20"/>
               </w:rPr>
-              <w:t xml:space="preserve">(0.040)</w:t>
+              <w:t xml:space="preserve">(0.041)</w:t>
             </w:r>
           </w:p>
         </w:tc>
@@ -6417,7 +6417,7 @@
                 <w:sz w:val="20"/>
                 <w:szCs w:val="20"/>
               </w:rPr>
-              <w:t xml:space="preserve">0.185**</w:t>
+              <w:t xml:space="preserve">0.183**</w:t>
             </w:r>
           </w:p>
         </w:tc>
@@ -6447,7 +6447,7 @@
                 <w:sz w:val="20"/>
                 <w:szCs w:val="20"/>
               </w:rPr>
-              <w:t xml:space="preserve">(0.065)</w:t>
+              <w:t xml:space="preserve">(0.066)</w:t>
             </w:r>
           </w:p>
         </w:tc>
@@ -6477,7 +6477,7 @@
                 <w:sz w:val="20"/>
                 <w:szCs w:val="20"/>
               </w:rPr>
-              <w:t xml:space="preserve">0.189**</w:t>
+              <w:t xml:space="preserve">0.187**</w:t>
             </w:r>
           </w:p>
         </w:tc>
@@ -6599,7 +6599,7 @@
                 <w:sz w:val="20"/>
                 <w:szCs w:val="20"/>
               </w:rPr>
-              <w:t xml:space="preserve">0.189***</w:t>
+              <w:t xml:space="preserve">0.186***</w:t>
             </w:r>
           </w:p>
         </w:tc>
@@ -6659,7 +6659,7 @@
                 <w:sz w:val="20"/>
                 <w:szCs w:val="20"/>
               </w:rPr>
-              <w:t xml:space="preserve">0.193***</w:t>
+              <w:t xml:space="preserve">0.190***</w:t>
             </w:r>
           </w:p>
         </w:tc>
@@ -6781,7 +6781,7 @@
                 <w:sz w:val="20"/>
                 <w:szCs w:val="20"/>
               </w:rPr>
-              <w:t xml:space="preserve">0.206***</w:t>
+              <w:t xml:space="preserve">0.203***</w:t>
             </w:r>
           </w:p>
         </w:tc>
@@ -6841,7 +6841,7 @@
                 <w:sz w:val="20"/>
                 <w:szCs w:val="20"/>
               </w:rPr>
-              <w:t xml:space="preserve">0.210***</w:t>
+              <w:t xml:space="preserve">0.207***</w:t>
             </w:r>
           </w:p>
         </w:tc>
@@ -6871,7 +6871,7 @@
                 <w:sz w:val="20"/>
                 <w:szCs w:val="20"/>
               </w:rPr>
-              <w:t xml:space="preserve">(0.037)</w:t>
+              <w:t xml:space="preserve">(0.038)</w:t>
             </w:r>
           </w:p>
         </w:tc>
@@ -6963,7 +6963,7 @@
                 <w:sz w:val="20"/>
                 <w:szCs w:val="20"/>
               </w:rPr>
-              <w:t xml:space="preserve">0.238***</w:t>
+              <w:t xml:space="preserve">0.235***</w:t>
             </w:r>
           </w:p>
         </w:tc>
@@ -7023,7 +7023,7 @@
                 <w:sz w:val="20"/>
                 <w:szCs w:val="20"/>
               </w:rPr>
-              <w:t xml:space="preserve">0.241***</w:t>
+              <w:t xml:space="preserve">0.239***</w:t>
             </w:r>
           </w:p>
         </w:tc>
@@ -7527,7 +7527,7 @@
                 <w:sz w:val="20"/>
                 <w:szCs w:val="20"/>
               </w:rPr>
-              <w:t xml:space="preserve">0.286***</w:t>
+              <w:t xml:space="preserve">0.285***</w:t>
             </w:r>
           </w:p>
         </w:tc>
@@ -7557,7 +7557,7 @@
                 <w:sz w:val="20"/>
                 <w:szCs w:val="20"/>
               </w:rPr>
-              <w:t xml:space="preserve">(0.051)</w:t>
+              <w:t xml:space="preserve">(0.050)</w:t>
             </w:r>
           </w:p>
         </w:tc>
@@ -7679,7 +7679,7 @@
                 <w:sz w:val="20"/>
                 <w:szCs w:val="20"/>
               </w:rPr>
-              <w:t xml:space="preserve">0.286***</w:t>
+              <w:t xml:space="preserve">0.285***</w:t>
             </w:r>
           </w:p>
         </w:tc>
@@ -7831,7 +7831,7 @@
                 <w:sz w:val="20"/>
                 <w:szCs w:val="20"/>
               </w:rPr>
-              <w:t xml:space="preserve">0.286***</w:t>
+              <w:t xml:space="preserve">0.285***</w:t>
             </w:r>
           </w:p>
         </w:tc>
@@ -7861,7 +7861,7 @@
                 <w:sz w:val="20"/>
                 <w:szCs w:val="20"/>
               </w:rPr>
-              <w:t xml:space="preserve">(0.051)</w:t>
+              <w:t xml:space="preserve">(0.050)</w:t>
             </w:r>
           </w:p>
         </w:tc>
@@ -7983,7 +7983,7 @@
                 <w:sz w:val="20"/>
                 <w:szCs w:val="20"/>
               </w:rPr>
-              <w:t xml:space="preserve">0.189***</w:t>
+              <w:t xml:space="preserve">0.186***</w:t>
             </w:r>
           </w:p>
         </w:tc>
@@ -8135,7 +8135,7 @@
                 <w:sz w:val="20"/>
                 <w:szCs w:val="20"/>
               </w:rPr>
-              <w:t xml:space="preserve">0.189***</w:t>
+              <w:t xml:space="preserve">0.186***</w:t>
             </w:r>
           </w:p>
         </w:tc>
@@ -8287,7 +8287,7 @@
                 <w:sz w:val="20"/>
                 <w:szCs w:val="20"/>
               </w:rPr>
-              <w:t xml:space="preserve">0.189***</w:t>
+              <w:t xml:space="preserve">0.186***</w:t>
             </w:r>
           </w:p>
         </w:tc>
@@ -8374,7 +8374,7 @@
           <w:sz w:val="24"/>
           <w:szCs w:val="24"/>
         </w:rPr>
-        <w:t xml:space="preserve">The results are invariant to the choice of standard error specification. The point estimate for “runs next” is 0.286 regardless of clustering, with standard errors ranging from 0.048 to 0.051. For “wins next,” the estimate is 0.189 with standard errors between 0.045 and 0.047. The virtual identical standard errors across clustering levels indicate that within-cluster correlation does not substantially inflate variance, likely because the running variable already incorporates province-election-level information.</w:t>
+        <w:t xml:space="preserve">The results are invariant to the choice of standard error specification. The point estimate for “runs next” is 0.285 regardless of clustering, with standard errors ranging from 0.048 to 0.050. For “wins next,” the estimate is 0.186 with standard errors between 0.045 and 0.047. The virtually identical standard errors across clustering levels indicate that within-cluster correlation does not substantially inflate variance, likely because the running variable already incorporates province-election-level information.</w:t>
       </w:r>
     </w:p>
     <w:p>
@@ -8737,7 +8737,7 @@
                 <w:sz w:val="20"/>
                 <w:szCs w:val="20"/>
               </w:rPr>
-              <w:t xml:space="preserve">1,059</w:t>
+              <w:t xml:space="preserve">1,050</w:t>
             </w:r>
           </w:p>
         </w:tc>
@@ -8767,7 +8767,7 @@
                 <w:sz w:val="20"/>
                 <w:szCs w:val="20"/>
               </w:rPr>
-              <w:t xml:space="preserve">0.123</w:t>
+              <w:t xml:space="preserve">0.119</w:t>
             </w:r>
           </w:p>
         </w:tc>
@@ -8797,7 +8797,7 @@
                 <w:sz w:val="20"/>
                 <w:szCs w:val="20"/>
               </w:rPr>
-              <w:t xml:space="preserve">0.163</w:t>
+              <w:t xml:space="preserve">0.169</w:t>
             </w:r>
           </w:p>
         </w:tc>
@@ -8827,7 +8827,7 @@
                 <w:sz w:val="20"/>
                 <w:szCs w:val="20"/>
               </w:rPr>
-              <w:t xml:space="preserve">0.452</w:t>
+              <w:t xml:space="preserve">0.481</w:t>
             </w:r>
           </w:p>
         </w:tc>
@@ -8857,7 +8857,7 @@
                 <w:sz w:val="20"/>
                 <w:szCs w:val="20"/>
               </w:rPr>
-              <w:t xml:space="preserve">1.131</w:t>
+              <w:t xml:space="preserve">1.126</w:t>
             </w:r>
           </w:p>
         </w:tc>
@@ -8919,7 +8919,7 @@
                 <w:sz w:val="20"/>
                 <w:szCs w:val="20"/>
               </w:rPr>
-              <w:t xml:space="preserve">2,424</w:t>
+              <w:t xml:space="preserve">2,412</w:t>
             </w:r>
           </w:p>
         </w:tc>
@@ -8979,7 +8979,7 @@
                 <w:sz w:val="20"/>
                 <w:szCs w:val="20"/>
               </w:rPr>
-              <w:t xml:space="preserve">0.110</w:t>
+              <w:t xml:space="preserve">0.108</w:t>
             </w:r>
           </w:p>
         </w:tc>
@@ -9009,7 +9009,7 @@
                 <w:sz w:val="20"/>
                 <w:szCs w:val="20"/>
               </w:rPr>
-              <w:t xml:space="preserve">0.358</w:t>
+              <w:t xml:space="preserve">0.353</w:t>
             </w:r>
           </w:p>
         </w:tc>
@@ -9101,7 +9101,7 @@
                 <w:sz w:val="20"/>
                 <w:szCs w:val="20"/>
               </w:rPr>
-              <w:t xml:space="preserve">4,283</w:t>
+              <w:t xml:space="preserve">4,265</w:t>
             </w:r>
           </w:p>
         </w:tc>
@@ -9131,7 +9131,7 @@
                 <w:sz w:val="20"/>
                 <w:szCs w:val="20"/>
               </w:rPr>
-              <w:t xml:space="preserve">0.046</w:t>
+              <w:t xml:space="preserve">0.044</w:t>
             </w:r>
           </w:p>
         </w:tc>
@@ -9161,7 +9161,7 @@
                 <w:sz w:val="20"/>
                 <w:szCs w:val="20"/>
               </w:rPr>
-              <w:t xml:space="preserve">0.178</w:t>
+              <w:t xml:space="preserve">0.177</w:t>
             </w:r>
           </w:p>
         </w:tc>
@@ -9191,7 +9191,7 @@
                 <w:sz w:val="20"/>
                 <w:szCs w:val="20"/>
               </w:rPr>
-              <w:t xml:space="preserve">0.795</w:t>
+              <w:t xml:space="preserve">0.802</w:t>
             </w:r>
           </w:p>
         </w:tc>
@@ -9221,7 +9221,7 @@
                 <w:sz w:val="20"/>
                 <w:szCs w:val="20"/>
               </w:rPr>
-              <w:t xml:space="preserve">1.047</w:t>
+              <w:t xml:space="preserve">1.045</w:t>
             </w:r>
           </w:p>
         </w:tc>
@@ -9283,7 +9283,7 @@
                 <w:sz w:val="20"/>
                 <w:szCs w:val="20"/>
               </w:rPr>
-              <w:t xml:space="preserve">6,065</w:t>
+              <w:t xml:space="preserve">6,039</w:t>
             </w:r>
           </w:p>
         </w:tc>
@@ -9313,7 +9313,7 @@
                 <w:sz w:val="20"/>
                 <w:szCs w:val="20"/>
               </w:rPr>
-              <w:t xml:space="preserve">−0.081</w:t>
+              <w:t xml:space="preserve">−0.082</w:t>
             </w:r>
           </w:p>
         </w:tc>
@@ -9343,7 +9343,7 @@
                 <w:sz w:val="20"/>
                 <w:szCs w:val="20"/>
               </w:rPr>
-              <w:t xml:space="preserve">0.163</w:t>
+              <w:t xml:space="preserve">0.162</w:t>
             </w:r>
           </w:p>
         </w:tc>
@@ -9373,7 +9373,7 @@
                 <w:sz w:val="20"/>
                 <w:szCs w:val="20"/>
               </w:rPr>
-              <w:t xml:space="preserve">0.619</w:t>
+              <w:t xml:space="preserve">0.610</w:t>
             </w:r>
           </w:p>
         </w:tc>
@@ -9403,7 +9403,7 @@
                 <w:sz w:val="20"/>
                 <w:szCs w:val="20"/>
               </w:rPr>
-              <w:t xml:space="preserve">0.922</w:t>
+              <w:t xml:space="preserve">0.921</w:t>
             </w:r>
           </w:p>
         </w:tc>
@@ -10723,7 +10723,7 @@
                 <w:sz w:val="20"/>
                 <w:szCs w:val="20"/>
               </w:rPr>
-              <w:t xml:space="preserve">0.273***</w:t>
+              <w:t xml:space="preserve">0.272***</w:t>
             </w:r>
           </w:p>
         </w:tc>
@@ -10753,7 +10753,7 @@
                 <w:sz w:val="20"/>
                 <w:szCs w:val="20"/>
               </w:rPr>
-              <w:t xml:space="preserve">0.050</w:t>
+              <w:t xml:space="preserve">0.051</w:t>
             </w:r>
           </w:p>
         </w:tc>
@@ -10783,7 +10783,7 @@
                 <w:sz w:val="20"/>
                 <w:szCs w:val="20"/>
               </w:rPr>
-              <w:t xml:space="preserve">2,101</w:t>
+              <w:t xml:space="preserve">2,091</w:t>
             </w:r>
           </w:p>
         </w:tc>
@@ -10875,7 +10875,7 @@
                 <w:sz w:val="20"/>
                 <w:szCs w:val="20"/>
               </w:rPr>
-              <w:t xml:space="preserve">0.215***</w:t>
+              <w:t xml:space="preserve">0.213***</w:t>
             </w:r>
           </w:p>
         </w:tc>
@@ -10935,7 +10935,7 @@
                 <w:sz w:val="20"/>
                 <w:szCs w:val="20"/>
               </w:rPr>
-              <w:t xml:space="preserve">2,060</w:t>
+              <w:t xml:space="preserve">2,050</w:t>
             </w:r>
           </w:p>
         </w:tc>
@@ -11027,7 +11027,7 @@
                 <w:sz w:val="20"/>
                 <w:szCs w:val="20"/>
               </w:rPr>
-              <w:t xml:space="preserve">0.219***</w:t>
+              <w:t xml:space="preserve">0.213***</w:t>
             </w:r>
           </w:p>
         </w:tc>
@@ -11087,7 +11087,7 @@
                 <w:sz w:val="20"/>
                 <w:szCs w:val="20"/>
               </w:rPr>
-              <w:t xml:space="preserve">1,971</w:t>
+              <w:t xml:space="preserve">1,963</w:t>
             </w:r>
           </w:p>
         </w:tc>
@@ -11179,7 +11179,7 @@
                 <w:sz w:val="20"/>
                 <w:szCs w:val="20"/>
               </w:rPr>
-              <w:t xml:space="preserve">0.158***</w:t>
+              <w:t xml:space="preserve">0.154**</w:t>
             </w:r>
           </w:p>
         </w:tc>
@@ -11209,7 +11209,7 @@
                 <w:sz w:val="20"/>
                 <w:szCs w:val="20"/>
               </w:rPr>
-              <w:t xml:space="preserve">0.047</w:t>
+              <w:t xml:space="preserve">0.048</w:t>
             </w:r>
           </w:p>
         </w:tc>
@@ -11239,7 +11239,7 @@
                 <w:sz w:val="20"/>
                 <w:szCs w:val="20"/>
               </w:rPr>
-              <w:t xml:space="preserve">2,101</w:t>
+              <w:t xml:space="preserve">2,091</w:t>
             </w:r>
           </w:p>
         </w:tc>
@@ -11331,7 +11331,7 @@
                 <w:sz w:val="20"/>
                 <w:szCs w:val="20"/>
               </w:rPr>
-              <w:t xml:space="preserve">0.166**</w:t>
+              <w:t xml:space="preserve">0.162**</w:t>
             </w:r>
           </w:p>
         </w:tc>
@@ -11391,7 +11391,7 @@
                 <w:sz w:val="20"/>
                 <w:szCs w:val="20"/>
               </w:rPr>
-              <w:t xml:space="preserve">2,060</w:t>
+              <w:t xml:space="preserve">2,050</w:t>
             </w:r>
           </w:p>
         </w:tc>
@@ -11483,7 +11483,7 @@
                 <w:sz w:val="20"/>
                 <w:szCs w:val="20"/>
               </w:rPr>
-              <w:t xml:space="preserve">0.167**</w:t>
+              <w:t xml:space="preserve">0.157**</w:t>
             </w:r>
           </w:p>
         </w:tc>
@@ -11543,7 +11543,7 @@
                 <w:sz w:val="20"/>
                 <w:szCs w:val="20"/>
               </w:rPr>
-              <w:t xml:space="preserve">1,971</w:t>
+              <w:t xml:space="preserve">1,963</w:t>
             </w:r>
           </w:p>
         </w:tc>
@@ -11907,7 +11907,7 @@
                 <w:sz w:val="20"/>
                 <w:szCs w:val="20"/>
               </w:rPr>
-              <w:t xml:space="preserve">0.286***</w:t>
+              <w:t xml:space="preserve">0.285***</w:t>
             </w:r>
           </w:p>
         </w:tc>
@@ -12059,7 +12059,7 @@
                 <w:sz w:val="20"/>
                 <w:szCs w:val="20"/>
               </w:rPr>
-              <w:t xml:space="preserve">0.330***</w:t>
+              <w:t xml:space="preserve">0.329***</w:t>
             </w:r>
           </w:p>
         </w:tc>
@@ -12089,7 +12089,7 @@
                 <w:sz w:val="20"/>
                 <w:szCs w:val="20"/>
               </w:rPr>
-              <w:t xml:space="preserve">0.068</w:t>
+              <w:t xml:space="preserve">0.069</w:t>
             </w:r>
           </w:p>
         </w:tc>
@@ -12211,7 +12211,7 @@
                 <w:sz w:val="20"/>
                 <w:szCs w:val="20"/>
               </w:rPr>
-              <w:t xml:space="preserve">0.189***</w:t>
+              <w:t xml:space="preserve">0.186***</w:t>
             </w:r>
           </w:p>
         </w:tc>
@@ -12363,7 +12363,7 @@
                 <w:sz w:val="20"/>
                 <w:szCs w:val="20"/>
               </w:rPr>
-              <w:t xml:space="preserve">0.183**</w:t>
+              <w:t xml:space="preserve">0.180*</w:t>
             </w:r>
           </w:p>
         </w:tc>
@@ -12423,7 +12423,7 @@
                 <w:sz w:val="20"/>
                 <w:szCs w:val="20"/>
               </w:rPr>
-              <w:t xml:space="preserve">0.008</w:t>
+              <w:t xml:space="preserve">0.010</w:t>
             </w:r>
           </w:p>
         </w:tc>
@@ -12450,7 +12450,7 @@
           <w:sz w:val="24"/>
           <w:szCs w:val="24"/>
         </w:rPr>
-        <w:t xml:space="preserve">The local-quadratic estimates are broadly consistent with the linear specification. For “runs next,” the quadratic estimate is somewhat larger (0.330 vs. 0.286) but within the confidence intervals. For “wins next,” the estimates are nearly identical (0.183 vs. 0.189). Both specifications yield statistically significant effects, indicating that the results are not driven by the choice of polynomial order.</w:t>
+        <w:t xml:space="preserve">The local-quadratic estimates are broadly consistent with the linear specification. For “runs next,” the quadratic estimate is somewhat larger (0.329 vs. 0.285) but within the confidence intervals. For “wins next,” the estimates are nearly identical (0.180 vs. 0.186). Both specifications yield statistically significant effects, indicating that the results are not driven by the choice of polynomial order.</w:t>
       </w:r>
     </w:p>
     <w:p>
@@ -12817,7 +12817,7 @@
                 <w:sz w:val="20"/>
                 <w:szCs w:val="20"/>
               </w:rPr>
-              <w:t xml:space="preserve">0.724</w:t>
+              <w:t xml:space="preserve">0.726</w:t>
             </w:r>
           </w:p>
         </w:tc>
@@ -12909,7 +12909,7 @@
                 <w:sz w:val="20"/>
                 <w:szCs w:val="20"/>
               </w:rPr>
-              <w:t xml:space="preserve">0.158</w:t>
+              <w:t xml:space="preserve">0.159</w:t>
             </w:r>
           </w:p>
         </w:tc>
@@ -12939,7 +12939,7 @@
                 <w:sz w:val="20"/>
                 <w:szCs w:val="20"/>
               </w:rPr>
-              <w:t xml:space="preserve">0.060</w:t>
+              <w:t xml:space="preserve">0.061</w:t>
             </w:r>
           </w:p>
         </w:tc>
@@ -13061,7 +13061,7 @@
                 <w:sz w:val="20"/>
                 <w:szCs w:val="20"/>
               </w:rPr>
-              <w:t xml:space="preserve">−0.085</w:t>
+              <w:t xml:space="preserve">−0.082</w:t>
             </w:r>
           </w:p>
         </w:tc>
@@ -13091,7 +13091,7 @@
                 <w:sz w:val="20"/>
                 <w:szCs w:val="20"/>
               </w:rPr>
-              <w:t xml:space="preserve">0.308</w:t>
+              <w:t xml:space="preserve">0.310</w:t>
             </w:r>
           </w:p>
         </w:tc>
@@ -13121,7 +13121,7 @@
                 <w:sz w:val="20"/>
                 <w:szCs w:val="20"/>
               </w:rPr>
-              <w:t xml:space="preserve">0.783</w:t>
+              <w:t xml:space="preserve">0.791</w:t>
             </w:r>
           </w:p>
         </w:tc>
@@ -13213,7 +13213,7 @@
                 <w:sz w:val="20"/>
                 <w:szCs w:val="20"/>
               </w:rPr>
-              <w:t xml:space="preserve">−0.125</w:t>
+              <w:t xml:space="preserve">−0.119</w:t>
             </w:r>
           </w:p>
         </w:tc>
@@ -13243,7 +13243,7 @@
                 <w:sz w:val="20"/>
                 <w:szCs w:val="20"/>
               </w:rPr>
-              <w:t xml:space="preserve">0.121</w:t>
+              <w:t xml:space="preserve">0.120</w:t>
             </w:r>
           </w:p>
         </w:tc>
@@ -13273,7 +13273,7 @@
                 <w:sz w:val="20"/>
                 <w:szCs w:val="20"/>
               </w:rPr>
-              <w:t xml:space="preserve">0.302</w:t>
+              <w:t xml:space="preserve">0.323</w:t>
             </w:r>
           </w:p>
         </w:tc>
@@ -13365,7 +13365,7 @@
                 <w:sz w:val="20"/>
                 <w:szCs w:val="20"/>
               </w:rPr>
-              <w:t xml:space="preserve">0.755</w:t>
+              <w:t xml:space="preserve">0.757</w:t>
             </w:r>
           </w:p>
         </w:tc>
@@ -13395,7 +13395,7 @@
                 <w:sz w:val="20"/>
                 <w:szCs w:val="20"/>
               </w:rPr>
-              <w:t xml:space="preserve">0.308</w:t>
+              <w:t xml:space="preserve">0.311</w:t>
             </w:r>
           </w:p>
         </w:tc>
@@ -13425,7 +13425,7 @@
                 <w:sz w:val="20"/>
                 <w:szCs w:val="20"/>
               </w:rPr>
-              <w:t xml:space="preserve">0.014</w:t>
+              <w:t xml:space="preserve">0.015</w:t>
             </w:r>
           </w:p>
         </w:tc>
@@ -13602,7 +13602,7 @@
           <w:sz w:val="24"/>
           <w:szCs w:val="24"/>
         </w:rPr>
-        <w:t xml:space="preserve">The results are qualitatively identical across outcome definitions. The same-province “runs next” estimate is 0.286, and the any-province estimate is 0.272. For “wins next,” the same-province estimate is 0.189 and the any-province estimate is 0.192. The consistency across definitions confirms that the incumbency effect operates at the provincial level, as expected given the institutional framework.</w:t>
+        <w:t xml:space="preserve">The results are qualitatively identical across outcome definitions. The same-province “runs next” estimate is 0.285, and the any-province estimate is 0.271. For “wins next,” the same-province estimate is 0.186 and the any-province estimate is 0.189. The consistency across definitions confirms that the incumbency effect operates at the provincial level, as expected given the institutional framework.</w:t>
       </w:r>
     </w:p>
     <w:p>
@@ -13755,7 +13755,7 @@
           <w:sz w:val="24"/>
           <w:szCs w:val="24"/>
         </w:rPr>
-        <w:t xml:space="preserve">The finding that incumbency affects both the extensive margin (running again) and the intensive margin (winning) is consistent with Pons and Tricaud (2018), who documented similar patterns in French elections. The relative magnitudes—a larger effect on running than on winning—suggest that the incumbency advantage partly operates through selection into candidacy, a mechanism that has received less attention in the literature.</w:t>
+        <w:t xml:space="preserve">The finding that incumbency affects both the extensive margin (running again) and the intensive margin (winning) is consistent with Dano et al. (2022), who documented similar patterns in French elections. The relative magnitudes—a larger effect on running than on winning—suggest that the incumbency advantage partly operates through selection into candidacy, a mechanism that has received less attention in the literature.</w:t>
       </w:r>
     </w:p>
     <w:p>
@@ -13911,7 +13911,7 @@
           <w:sz w:val="24"/>
           <w:szCs w:val="24"/>
         </w:rPr>
-        <w:t xml:space="preserve">Cameron, A. C., Gelbach, J. B., &amp; Miller, D. L. (2008). Bootstrap-based improvements for inference with clustered errors. The Review of Economics and Statistics, 90(3), 414–427.</w:t>
+        <w:t xml:space="preserve">Calonico, S., Cattaneo, M. D., &amp; Titiunik, R. (2014). Robust nonparametric confidence intervals for regression-discontinuity designs. Econometrica, 82(6), 2295–2326.</w:t>
       </w:r>
     </w:p>
     <w:p>
@@ -13925,7 +13925,7 @@
           <w:sz w:val="24"/>
           <w:szCs w:val="24"/>
         </w:rPr>
-        <w:t xml:space="preserve">Caughey, D., &amp; Sekhon, J. S. (2011). Elections and the regression discontinuity design: Lessons from close U.S. House races, 1942–2008. Political Analysis, 19(4), 385–408.</w:t>
+        <w:t xml:space="preserve">Cameron, A. C., Gelbach, J. B., &amp; Miller, D. L. (2008). Bootstrap-based improvements for inference with clustered errors. The Review of Economics and Statistics, 90(3), 414–427.</w:t>
       </w:r>
     </w:p>
     <w:p>
@@ -13939,7 +13939,7 @@
           <w:sz w:val="24"/>
           <w:szCs w:val="24"/>
         </w:rPr>
-        <w:t xml:space="preserve">Gelman, A., &amp; King, G. (1990). Estimating incumbency advantage without bias. American Journal of Political Science, 34(4), 1142–1164.</w:t>
+        <w:t xml:space="preserve">Caughey, D., &amp; Sekhon, J. S. (2011). Elections and the regression discontinuity design: Lessons from close U.S. House races, 1942–2008. Political Analysis, 19(4), 385–408.</w:t>
       </w:r>
     </w:p>
     <w:p>
@@ -13953,7 +13953,7 @@
           <w:sz w:val="24"/>
           <w:szCs w:val="24"/>
         </w:rPr>
-        <w:t xml:space="preserve">Imbens, G. W., &amp; Kalyanaraman, K. (2012). Optimal bandwidth choice for the regression discontinuity estimator. The Review of Economic Studies, 79(3), 933–959.</w:t>
+        <w:t xml:space="preserve">Dano, K., Ferlenga, F., Galasso, V., Le Pennec, C., &amp; Pons, V. (2022). Coordination and incumbency advantage in multi-party systems—Evidence from French elections. NBER Working Paper No. 30541.</w:t>
       </w:r>
     </w:p>
     <w:p>
@@ -13967,7 +13967,7 @@
           <w:sz w:val="24"/>
           <w:szCs w:val="24"/>
         </w:rPr>
-        <w:t xml:space="preserve">Lee, D. S. (2008). Randomized experiments from non-random selection in U.S. House elections. Journal of Econometrics, 142(2), 675–697.</w:t>
+        <w:t xml:space="preserve">Gelman, A., &amp; King, G. (1990). Estimating incumbency advantage without bias. American Journal of Political Science, 34(4), 1142–1164.</w:t>
       </w:r>
     </w:p>
     <w:p>
@@ -13981,7 +13981,7 @@
           <w:sz w:val="24"/>
           <w:szCs w:val="24"/>
         </w:rPr>
-        <w:t xml:space="preserve">Luechinger, S., Schelker, M., &amp; Schmid, L. (2024). Measuring closeness in proportional representation systems. Working paper.</w:t>
+        <w:t xml:space="preserve">Imbens, G. W., &amp; Kalyanaraman, K. (2012). Optimal bandwidth choice for the regression discontinuity estimator. The Review of Economic Studies, 79(3), 933–959.</w:t>
       </w:r>
     </w:p>
     <w:p>
@@ -13995,7 +13995,7 @@
           <w:sz w:val="24"/>
           <w:szCs w:val="24"/>
         </w:rPr>
-        <w:t xml:space="preserve">McCrary, J. (2008). Manipulation of the running variable in the regression discontinuity design: A density test. Journal of Econometrics, 142(2), 698–714.</w:t>
+        <w:t xml:space="preserve">Lee, D. S. (2008). Randomized experiments from non-random selection in U.S. House elections. Journal of Econometrics, 142(2), 675–697.</w:t>
       </w:r>
     </w:p>
     <w:p>
@@ -14009,7 +14009,21 @@
           <w:sz w:val="24"/>
           <w:szCs w:val="24"/>
         </w:rPr>
-        <w:t xml:space="preserve">Pons, V., &amp; Tricaud, C. (2018). Expressive voting and its cost: Evidence from runoffs with two or three candidates. Econometrica, 86(5), 1621–1649.</w:t>
+        <w:t xml:space="preserve">Luechinger, S., Schelker, M., &amp; Schmid, L. (2024). Measuring closeness in proportional representation systems. Political Analysis, 32(1), 101–114.</w:t>
+      </w:r>
+    </w:p>
+    <w:p>
+      <w:pPr>
+        <w:spacing w:after="200" w:line="360"/>
+        <w:jc w:val="both"/>
+      </w:pPr>
+      <w:r>
+        <w:rPr>
+          <w:rFonts w:ascii="Arial" w:cs="Arial" w:eastAsia="Arial" w:hAnsi="Arial"/>
+          <w:sz w:val="24"/>
+          <w:szCs w:val="24"/>
+        </w:rPr>
+        <w:t xml:space="preserve">McCrary, J. (2008). Manipulation of the running variable in the regression discontinuity design: A density test. Journal of Econometrics, 142(2), 698–714.</w:t>
       </w:r>
     </w:p>
     <w:p>

--- a/docs/thesis_draft.docx
+++ b/docs/thesis_draft.docx
@@ -331,7 +331,7 @@
           <w:sz w:val="24"/>
           <w:szCs w:val="24"/>
         </w:rPr>
-        <w:t xml:space="preserve">This thesis estimates the causal effect of incumbency on subsequent electoral outcomes in Spain’s proportional representation system. While a large body of research has established the existence and magnitude of incumbency advantages in majoritarian electoral systems, comparatively little is known about how incumbency operates in proportional representation (PR) contexts, where seat allocation follows the D’Hondt method and party lists mediate the relationship between individual candidates and voters.</w:t>
+        <w:t xml:space="preserve">This thesis estimates the causal effect of incumbency on subsequent electoral outcomes in Spain’s proportional representation system at the candidate level. While a large body of research has established the existence and magnitude of incumbency advantages in majoritarian electoral systems, comparatively little is known about how incumbency operates in proportional representation (PR) contexts, where seat allocation follows the D’Hondt method and party lists mediate the relationship between individual candidates and voters.</w:t>
       </w:r>
     </w:p>
     <w:p>
@@ -345,7 +345,7 @@
           <w:sz w:val="24"/>
           <w:szCs w:val="24"/>
         </w:rPr>
-        <w:t xml:space="preserve">Leveraging the quasi-experimental variation generated by close electoral races, I employ a regression discontinuity design (RDD) adapted for PR systems following the closeness measure proposed by Luechinger, Schelker, and Schmid (2024). The running variable captures how close a party is to gaining or losing its last marginal seat in a given province, normalized by the number of eligible voters. Using data on all Spanish congressional (Congreso de los Diputados) elections from 2004 to 2023, encompassing 2,412 party-province-election observations, I estimate both sharp and fuzzy RDD specifications.</w:t>
+        <w:t xml:space="preserve">Leveraging the quasi-experimental variation generated by close electoral races, I employ a regression discontinuity design (RDD) adapted for PR systems following the closeness measure proposed by Luechinger, Schelker, and Schmid (2024). The running variable captures how close a party is to gaining or losing its last marginal seat in a given province, normalized by the number of eligible voters. Using data on all Spanish congressional (Congreso de los Diputados) elections from 2004 to 2023, encompassing 2,412 candidate-election observations, I estimate both sharp and fuzzy RDD specifications. Candidates are tracked across elections using a person-identifier linkage algorithm.</w:t>
       </w:r>
     </w:p>
     <w:p>
@@ -359,7 +359,7 @@
           <w:sz w:val="24"/>
           <w:szCs w:val="24"/>
         </w:rPr>
-        <w:t xml:space="preserve">The results indicate a substantial and statistically significant incumbency advantage. Parties that barely win a marginal seat are approximately 28.5 percentage points more likely to field a candidate in the subsequent election (sharp RDD, p &lt; 0.001) and 26.2 percentage points more likely to win a seat (sharp RDD, p = 0.001). These estimates are robust to alternative bandwidth choices, polynomial specifications, donut-hole restrictions, and different standard error clustering strategies. Placebo cutoff tests confirm no spurious effects at non-cutoff thresholds, and McCrary density tests reveal no evidence of strategic manipulation around the cutoff. The near-perfect first-stage relationship (τ ≈ 0.98) yields fuzzy RDD estimates that are virtually identical to sharp estimates, confirming the design’s internal validity.</w:t>
+        <w:t xml:space="preserve">The results indicate a substantial and statistically significant incumbency advantage. Candidates whose party barely wins a marginal seat are approximately 28.5 percentage points more likely to reappear on a party list in the subsequent election (sharp RDD, p &lt; 0.001) and 26.2 percentage points more likely to win a seat (sharp RDD, p = 0.001). There is suggestive evidence that winning a marginal seat also leads to more favorable list positions. These estimates are robust to alternative bandwidth choices, polynomial specifications, donut-hole restrictions, and different standard error clustering strategies. Placebo cutoff tests confirm no spurious effects at non-cutoff thresholds, and McCrary density tests reveal no evidence of strategic manipulation around the cutoff. The near-perfect first-stage relationship (τ ≈ 0.98) yields fuzzy RDD estimates that are virtually identical to sharp estimates, confirming the design’s internal validity. Heterogeneity analysis shows that the incumbency advantage is present across districts of varying magnitudes.</w:t>
       </w:r>
     </w:p>
     <w:p>
@@ -373,7 +373,7 @@
           <w:sz w:val="24"/>
           <w:szCs w:val="24"/>
         </w:rPr>
-        <w:t xml:space="preserve">These findings contribute to a growing literature on incumbency effects beyond majoritarian settings. They suggest that even in PR systems—where the personal vote is often considered less important—winning a marginal seat confers meaningful advantages for future electoral performance.</w:t>
+        <w:t xml:space="preserve">These findings contribute to a growing literature on incumbency effects beyond majoritarian settings. They suggest that even in PR systems—where the personal vote is often considered less important—winning a marginal seat confers meaningful advantages for future electoral performance, operating through both candidate reappearance and list-position channels.</w:t>
       </w:r>
     </w:p>
     <w:p>
@@ -928,7 +928,7 @@
           <w:sz w:val="24"/>
           <w:szCs w:val="24"/>
         </w:rPr>
-        <w:t xml:space="preserve">This thesis addresses the following research questions:</w:t>
+        <w:t xml:space="preserve">This thesis addresses the following main research question:</w:t>
       </w:r>
     </w:p>
     <w:p>
@@ -944,15 +944,29 @@
           <w:sz w:val="24"/>
           <w:szCs w:val="24"/>
         </w:rPr>
-        <w:t xml:space="preserve">RQ1: </w:t>
-      </w:r>
-      <w:r>
-        <w:rPr>
-          <w:rFonts w:ascii="Arial" w:cs="Arial" w:eastAsia="Arial" w:hAnsi="Arial"/>
-          <w:sz w:val="24"/>
-          <w:szCs w:val="24"/>
-        </w:rPr>
-        <w:t xml:space="preserve">Does winning a marginal seat in Spain’s proportional representation system confer an incumbency advantage for the party in subsequent elections?</w:t>
+        <w:t xml:space="preserve">Main RQ: </w:t>
+      </w:r>
+      <w:r>
+        <w:rPr>
+          <w:rFonts w:ascii="Arial" w:cs="Arial" w:eastAsia="Arial" w:hAnsi="Arial"/>
+          <w:sz w:val="24"/>
+          <w:szCs w:val="24"/>
+        </w:rPr>
+        <w:t xml:space="preserve">How does narrowly winning a parliamentary seat affect a candidate’s future electoral prospects in Spain’s proportional representation system?</w:t>
+      </w:r>
+    </w:p>
+    <w:p>
+      <w:pPr>
+        <w:spacing w:after="200" w:line="360"/>
+        <w:jc w:val="both"/>
+      </w:pPr>
+      <w:r>
+        <w:rPr>
+          <w:rFonts w:ascii="Arial" w:cs="Arial" w:eastAsia="Arial" w:hAnsi="Arial"/>
+          <w:sz w:val="24"/>
+          <w:szCs w:val="24"/>
+        </w:rPr>
+        <w:t xml:space="preserve">This question is decomposed into four sub-questions:</w:t>
       </w:r>
     </w:p>
     <w:p>
@@ -968,15 +982,15 @@
           <w:sz w:val="24"/>
           <w:szCs w:val="24"/>
         </w:rPr>
-        <w:t xml:space="preserve">RQ2: </w:t>
-      </w:r>
-      <w:r>
-        <w:rPr>
-          <w:rFonts w:ascii="Arial" w:cs="Arial" w:eastAsia="Arial" w:hAnsi="Arial"/>
-          <w:sz w:val="24"/>
-          <w:szCs w:val="24"/>
-        </w:rPr>
-        <w:t xml:space="preserve">How large is the incumbency advantage, measured by the probability of running again (extensive margin) and winning again (intensive margin)?</w:t>
+        <w:t xml:space="preserve">SQ1: </w:t>
+      </w:r>
+      <w:r>
+        <w:rPr>
+          <w:rFonts w:ascii="Arial" w:cs="Arial" w:eastAsia="Arial" w:hAnsi="Arial"/>
+          <w:sz w:val="24"/>
+          <w:szCs w:val="24"/>
+        </w:rPr>
+        <w:t xml:space="preserve">How can electoral closeness be accurately measured at the candidate level in Spain’s closed-list PR system?</w:t>
       </w:r>
     </w:p>
     <w:p>
@@ -992,15 +1006,63 @@
           <w:sz w:val="24"/>
           <w:szCs w:val="24"/>
         </w:rPr>
-        <w:t xml:space="preserve">RQ3: </w:t>
-      </w:r>
-      <w:r>
-        <w:rPr>
-          <w:rFonts w:ascii="Arial" w:cs="Arial" w:eastAsia="Arial" w:hAnsi="Arial"/>
-          <w:sz w:val="24"/>
-          <w:szCs w:val="24"/>
-        </w:rPr>
-        <w:t xml:space="preserve">Are these effects robust to alternative bandwidth selections, polynomial specifications, and potential manipulation of the running variable?</w:t>
+        <w:t xml:space="preserve">SQ2: </w:t>
+      </w:r>
+      <w:r>
+        <w:rPr>
+          <w:rFonts w:ascii="Arial" w:cs="Arial" w:eastAsia="Arial" w:hAnsi="Arial"/>
+          <w:sz w:val="24"/>
+          <w:szCs w:val="24"/>
+        </w:rPr>
+        <w:t xml:space="preserve">Does narrowly winning a seat causally increase the probability of running again and/or being elected in the next election cycle (the incumbency advantage)?</w:t>
+      </w:r>
+    </w:p>
+    <w:p>
+      <w:pPr>
+        <w:spacing w:after="200" w:line="360"/>
+        <w:jc w:val="both"/>
+      </w:pPr>
+      <w:r>
+        <w:rPr>
+          <w:rFonts w:ascii="Arial" w:cs="Arial" w:eastAsia="Arial" w:hAnsi="Arial"/>
+          <w:b/>
+          <w:bCs/>
+          <w:sz w:val="24"/>
+          <w:szCs w:val="24"/>
+        </w:rPr>
+        <w:t xml:space="preserve">SQ3: </w:t>
+      </w:r>
+      <w:r>
+        <w:rPr>
+          <w:rFonts w:ascii="Arial" w:cs="Arial" w:eastAsia="Arial" w:hAnsi="Arial"/>
+          <w:sz w:val="24"/>
+          <w:szCs w:val="24"/>
+        </w:rPr>
+        <w:t xml:space="preserve">How does the incumbency advantage differ across electoral districts of varying sizes (district magnitudes)?</w:t>
+      </w:r>
+    </w:p>
+    <w:p>
+      <w:pPr>
+        <w:spacing w:after="200" w:line="360"/>
+        <w:jc w:val="both"/>
+      </w:pPr>
+      <w:r>
+        <w:rPr>
+          <w:rFonts w:ascii="Arial" w:cs="Arial" w:eastAsia="Arial" w:hAnsi="Arial"/>
+          <w:b/>
+          <w:bCs/>
+          <w:sz w:val="24"/>
+          <w:szCs w:val="24"/>
+        </w:rPr>
+        <w:t xml:space="preserve">SQ4: </w:t>
+      </w:r>
+      <w:r>
+        <w:rPr>
+          <w:rFonts w:ascii="Arial" w:cs="Arial" w:eastAsia="Arial" w:hAnsi="Arial"/>
+          <w:sz w:val="24"/>
+          <w:szCs w:val="24"/>
+        </w:rPr>
+        <w:t xml:space="preserve">To what extent does incumbency affect a candidate’s future position on party lists?</w:t>
       </w:r>
     </w:p>
     <w:p>
@@ -1030,7 +1092,7 @@
           <w:sz w:val="24"/>
           <w:szCs w:val="24"/>
         </w:rPr>
-        <w:t xml:space="preserve">This thesis makes several contributions to the literature. First, it extends the RDD approach to incumbency estimation in a PR context using the closeness measure recently proposed by Luechinger, Schelker, and Schmid (2024), which adapts the close-election framework to proportional representation systems with multi-member districts. Second, it provides the first comprehensive analysis of incumbency advantage in Spanish congressional elections at the party-province level. Third, by implementing a comprehensive battery of robustness checks—including placebo cutoff tests, donut-hole restrictions, polynomial order sensitivity, and density tests—it establishes the credibility of the empirical design. Finally, from a data science perspective, this thesis demonstrates the application of causal inference methods to a rich administrative dataset, bridging political science theory with applied information and data science methodology.</w:t>
+        <w:t xml:space="preserve">This thesis makes several contributions to the literature. First, it extends the RDD approach to incumbency estimation in a PR context using the closeness measure recently proposed by Luechinger, Schelker, and Schmid (2024), which adapts the close-election framework to proportional representation systems with multi-member districts. Second, it provides the first comprehensive analysis of incumbency advantage in Spanish congressional elections at the candidate level, tracking individual politicians across elections via a person-identifier linkage algorithm. Third, it investigates whether incumbency effects vary with district magnitude and whether winning a marginal seat influences a candidate’s subsequent list position—a question unique to closed-list PR systems. Fourth, by implementing a comprehensive battery of robustness checks—including placebo cutoff tests, donut-hole restrictions, polynomial order sensitivity, and density tests—it establishes the credibility of the empirical design. Finally, from a data science perspective, this thesis demonstrates the application of causal inference methods to a rich administrative dataset, bridging political science theory with applied information and data science methodology.</w:t>
       </w:r>
     </w:p>
     <w:p>
@@ -1060,7 +1122,7 @@
           <w:sz w:val="24"/>
           <w:szCs w:val="24"/>
         </w:rPr>
-        <w:t xml:space="preserve">The main findings indicate a substantial incumbency advantage in Spain’s PR system. Parties that barely win a marginal seat are approximately 28 percentage points more likely to run in the next election and 19 percentage points more likely to win a seat. These effects are highly statistically significant and robust across multiple specifications. The near-perfect first-stage relationship confirms that winning the marginal seat almost perfectly determines incumbency status, validating the research design.</w:t>
+        <w:t xml:space="preserve">The main findings indicate a substantial incumbency advantage in Spain’s PR system. Candidates whose party barely wins a marginal seat are approximately 28 percentage points more likely to reappear on a party list in the next election and 19 percentage points more likely to win a seat. There is suggestive evidence that winning a marginal seat also leads to more favorable list positions, and the effect is present across districts of varying magnitudes. These effects are highly statistically significant and robust across multiple specifications. The near-perfect first-stage relationship confirms that winning the marginal seat almost perfectly determines incumbency status, validating the research design.</w:t>
       </w:r>
     </w:p>
     <w:p>
@@ -1311,7 +1373,7 @@
           <w:sz w:val="24"/>
           <w:szCs w:val="24"/>
         </w:rPr>
-        <w:t xml:space="preserve">Parties that barely win a marginal seat are more likely to run again in the subsequent election (extensive margin incumbency advantage).</w:t>
+        <w:t xml:space="preserve">Candidates whose party barely wins a marginal seat are more likely to reappear on the party list in the subsequent election (extensive margin incumbency advantage).</w:t>
       </w:r>
     </w:p>
     <w:p>
@@ -1325,7 +1387,7 @@
           <w:sz w:val="24"/>
           <w:szCs w:val="24"/>
         </w:rPr>
-        <w:t xml:space="preserve">Rationale: Winning representation provides organizational resources, media visibility, and demonstrated electoral viability that reduce the costs and increase the expected benefits of contesting the next election. Parties that lose their last seat in a province may be more likely to withdraw from that constituency due to resource constraints and reduced perceived viability.</w:t>
+        <w:t xml:space="preserve">Rationale: Winning representation provides organizational resources, media visibility, and demonstrated electoral viability that reduce the costs and increase the expected benefits of contesting the next election. Candidates from parties that lose their last seat in a province may be more likely to be dropped from the list or to exit politics due to reduced perceived viability.</w:t>
       </w:r>
     </w:p>
     <w:p>
@@ -1349,7 +1411,7 @@
           <w:sz w:val="24"/>
           <w:szCs w:val="24"/>
         </w:rPr>
-        <w:t xml:space="preserve">Parties that barely win a marginal seat are more likely to win a seat in the subsequent election (intensive margin incumbency advantage).</w:t>
+        <w:t xml:space="preserve">Candidates whose party barely wins a marginal seat are more likely to win a seat in the subsequent election (intensive margin incumbency advantage).</w:t>
       </w:r>
     </w:p>
     <w:p>
@@ -1363,7 +1425,45 @@
           <w:sz w:val="24"/>
           <w:szCs w:val="24"/>
         </w:rPr>
-        <w:t xml:space="preserve">Rationale: Beyond simply running again, incumbent parties may attract more votes through visibility, policy influence, and voter loyalty, translating the extensive margin advantage into actual seat gains. The literature on incumbency in PR systems suggests this effect operates through party-level rather than individual-level channels.</w:t>
+        <w:t xml:space="preserve">Rationale: Beyond simply running again, incumbent candidates and their parties may attract more votes through visibility, policy influence, and voter loyalty, translating the extensive margin advantage into actual seat gains.</w:t>
+      </w:r>
+    </w:p>
+    <w:p>
+      <w:pPr>
+        <w:spacing w:after="200" w:line="360"/>
+        <w:jc w:val="both"/>
+      </w:pPr>
+      <w:r>
+        <w:rPr>
+          <w:rFonts w:ascii="Arial" w:cs="Arial" w:eastAsia="Arial" w:hAnsi="Arial"/>
+          <w:b/>
+          <w:bCs/>
+          <w:sz w:val="24"/>
+          <w:szCs w:val="24"/>
+        </w:rPr>
+        <w:t xml:space="preserve">H3: </w:t>
+      </w:r>
+      <w:r>
+        <w:rPr>
+          <w:rFonts w:ascii="Arial" w:cs="Arial" w:eastAsia="Arial" w:hAnsi="Arial"/>
+          <w:sz w:val="24"/>
+          <w:szCs w:val="24"/>
+        </w:rPr>
+        <w:t xml:space="preserve">Candidates whose party barely wins a marginal seat receive more favorable (higher) list positions in subsequent elections.</w:t>
+      </w:r>
+    </w:p>
+    <w:p>
+      <w:pPr>
+        <w:spacing w:after="200" w:line="360"/>
+        <w:jc w:val="both"/>
+      </w:pPr>
+      <w:r>
+        <w:rPr>
+          <w:rFonts w:ascii="Arial" w:cs="Arial" w:eastAsia="Arial" w:hAnsi="Arial"/>
+          <w:sz w:val="24"/>
+          <w:szCs w:val="24"/>
+        </w:rPr>
+        <w:t xml:space="preserve">Rationale: In Spain’s closed-list system, party organizations determine list rankings. Candidates who served as members of parliament may be rewarded with better list positions, reflecting their proven electability, accumulated legislative experience, and higher public profile. This hypothesis is testable only among candidates who reappear on a party list, making it conditional on the extensive margin.</w:t>
       </w:r>
     </w:p>
     <w:p>
@@ -1516,7 +1616,7 @@
           <w:sz w:val="24"/>
           <w:szCs w:val="24"/>
         </w:rPr>
-        <w:t xml:space="preserve">Several features of the Spanish system make it well-suited for this analysis. First, parties cannot precisely control their vote totals, especially in close races, meaning that assignment near the cutoff approximates random assignment. Second, the large number of province-election observations across multiple elections provides sufficient statistical power. Third, the closed-list system means that individual candidate characteristics are less likely to confound the party-level effects being estimated. The analysis is restricted to the 50 multi-member PR provinces; the single-member plurality districts of Ceuta and Melilla are excluded because the D’Hondt closeness measure is not applicable to plurality elections.</w:t>
+        <w:t xml:space="preserve">Several features of the Spanish system make it well-suited for this analysis. First, parties cannot precisely control their vote totals, especially in close races, meaning that assignment near the cutoff approximates random assignment. Second, the large number of province-election observations across multiple elections provides sufficient statistical power. Third, the closed-list system means that individual candidate characteristics are less likely to confound the incumbency effects being estimated, as the running variable is determined by the party’s aggregate performance rather than individual candidate attributes. The analysis is restricted to the 50 multi-member PR provinces; the single-member plurality districts of Ceuta and Melilla are excluded because the D’Hondt closeness measure is not applicable to plurality elections.</w:t>
       </w:r>
     </w:p>
     <w:p>
@@ -1699,7 +1799,7 @@
           <w:sz w:val="24"/>
           <w:szCs w:val="24"/>
         </w:rPr>
-        <w:t xml:space="preserve">where Yᵢ is the outcome (runs in next election or wins a seat in the next election), Xᵢ is the running variable (normalized vote margin), Tᵢ = 1(Xᵢ ≥ 0) is the treatment indicator, and Tᵢ × Xᵢ allows the slope to differ on each side of the cutoff. The parameter τ captures the incumbency effect. I use a pooled regression specification with a triangular kernel to weight observations inversely proportional to their distance from the cutoff.</w:t>
+        <w:t xml:space="preserve">where Yᵢ is the outcome of interest, Xᵢ is the running variable (normalized vote margin), Tᵢ = 1(Xᵢ ≥ 0) is the treatment indicator, and Tᵢ × Xᵢ allows the slope to differ on each side of the cutoff. The parameter τ captures the incumbency effect. I use a pooled regression specification with a triangular kernel to weight observations inversely proportional to their distance from the cutoff. Three primary outcomes are considered: (i) whether the candidate reappears on a party list in the subsequent election (runs next), (ii) whether the candidate wins a seat in the subsequent election (wins next), and (iii) the candidate’s list position in the subsequent election (list position next), which is observed only for candidates who do reappear and is therefore conditional on the extensive margin. Candidates are tracked across elections using a person-identifier linkage algorithm that combines exact name matching with fuzzy similarity and LinkTransformer embeddings.</w:t>
       </w:r>
     </w:p>
     <w:p>
@@ -1954,7 +2054,7 @@
           <w:sz w:val="24"/>
           <w:szCs w:val="24"/>
         </w:rPr>
-        <w:t xml:space="preserve">The unit of analysis is the party-province-election, representing a party’s performance in a specific province during a specific election. The running variable—the normalized vote margin for the marginal seat—is computed from the detailed vote data using the D’Hondt allocation algorithm as described in Chapter 4.</w:t>
+        <w:t xml:space="preserve">The unit of analysis is the candidate-election, representing an individual candidate’s participation in a specific election. The running variable—the normalized vote margin for the marginal seat—is computed at the party-province level using the D’Hondt allocation algorithm as described in Chapter 4; all candidates on a given party list in a province share the same running variable value. Outcomes, however, are tracked at the individual candidate level using a person-identifier linkage algorithm that matches candidates across election cycles, enabling the analysis of personal reappearance, re-election, and list-position dynamics.</w:t>
       </w:r>
     </w:p>
     <w:p>
@@ -1984,7 +2084,7 @@
           <w:sz w:val="24"/>
           <w:szCs w:val="24"/>
         </w:rPr>
-        <w:t xml:space="preserve">The full dataset comprises 2,412 party-province-election observations within the analysis window (running variable between −0.05 and +0.05). After linking outcomes to the subsequent election, the estimation sample for the “runs next” outcome contains 2,118 observations, and the “wins next” outcome contains the same 2,118 observations with non-missing outcomes.</w:t>
+        <w:t xml:space="preserve">The full dataset comprises 2,412 candidate-election observations within the analysis window (running variable between −0.05 and +0.05). After linking outcomes to the subsequent election via the person-identifier algorithm, the estimation sample for the “runs next” and “wins next” outcomes contains 2,118 observations. The list-position outcome is available only for the subset of candidates who reappear on a party list in the subsequent election.</w:t>
       </w:r>
     </w:p>
     <w:p>
@@ -8378,6 +8478,226 @@
       </w:r>
     </w:p>
     <w:p>
+      <w:pPr>
+        <w:pStyle w:val="Heading2"/>
+        <w:spacing w:after="180" w:before="360"/>
+      </w:pPr>
+      <w:r>
+        <w:rPr>
+          <w:rFonts w:ascii="Arial" w:cs="Arial" w:eastAsia="Arial" w:hAnsi="Arial"/>
+          <w:b/>
+          <w:bCs/>
+          <w:sz w:val="28"/>
+          <w:szCs w:val="28"/>
+        </w:rPr>
+        <w:t xml:space="preserve">6.4 List Position Effects (SQ4)</w:t>
+      </w:r>
+    </w:p>
+    <w:p>
+      <w:pPr>
+        <w:spacing w:after="200" w:line="360"/>
+        <w:jc w:val="both"/>
+      </w:pPr>
+      <w:r>
+        <w:rPr>
+          <w:rFonts w:ascii="Arial" w:cs="Arial" w:eastAsia="Arial" w:hAnsi="Arial"/>
+          <w:sz w:val="24"/>
+          <w:szCs w:val="24"/>
+        </w:rPr>
+        <w:t xml:space="preserve">A distinctive feature of closed-list PR systems is that party organizations determine the ordering of candidates on the list, and this ordering directly determines which candidates are elected given the number of seats the party wins. Hypothesis H3 posits that incumbency—operationalized as the party barely winning a marginal seat—leads to more favorable list positions for candidates in the subsequent election. This outcome is inherently conditional: list position in the next election is only observed for candidates who reappear on a party list, making this a selected-sample analysis.</w:t>
+      </w:r>
+    </w:p>
+    <w:p>
+      <w:pPr>
+        <w:spacing w:after="200" w:line="360"/>
+        <w:jc w:val="both"/>
+      </w:pPr>
+      <w:r>
+        <w:rPr>
+          <w:rFonts w:ascii="Arial" w:cs="Arial" w:eastAsia="Arial" w:hAnsi="Arial"/>
+          <w:sz w:val="24"/>
+          <w:szCs w:val="24"/>
+        </w:rPr>
+        <w:t xml:space="preserve">Table 10 presents the RDD estimates for two list-position outcomes: list_pos_next (the candidate’s raw list position in the subsequent election) and list_pos_change (the change in list position from the current to the subsequent election, where negative values indicate an improvement). The estimates are reported across the bandwidth grid with province-election clustered standard errors.</w:t>
+      </w:r>
+    </w:p>
+    <w:p>
+      <w:r>
+        <w:rPr>
+          <w:rFonts w:ascii="Arial" w:cs="Arial" w:eastAsia="Arial" w:hAnsi="Arial"/>
+          <w:sz w:val="24"/>
+          <w:szCs w:val="24"/>
+        </w:rPr>
+        <w:t xml:space="preserve"/>
+      </w:r>
+    </w:p>
+    <w:p>
+      <w:pPr>
+        <w:spacing w:after="200" w:line="360"/>
+        <w:jc w:val="center"/>
+      </w:pPr>
+      <w:r>
+        <w:rPr>
+          <w:rFonts w:ascii="Arial" w:cs="Arial" w:eastAsia="Arial" w:hAnsi="Arial"/>
+          <w:b/>
+          <w:bCs/>
+          <w:sz w:val="22"/>
+          <w:szCs w:val="22"/>
+        </w:rPr>
+        <w:t xml:space="preserve">Table 10: List Position Effects – RDD Estimates (Conditional on Running Again)</w:t>
+      </w:r>
+    </w:p>
+    <w:p>
+      <w:pPr>
+        <w:spacing w:after="200" w:line="360"/>
+        <w:jc w:val="both"/>
+      </w:pPr>
+      <w:r>
+        <w:rPr>
+          <w:rFonts w:ascii="Arial" w:cs="Arial" w:eastAsia="Arial" w:hAnsi="Arial"/>
+          <w:i/>
+          <w:iCs/>
+          <w:sz w:val="20"/>
+          <w:szCs w:val="20"/>
+        </w:rPr>
+        <w:t xml:space="preserve">[Table 10 is generated from data/processed/thesis_tables/thesis_list_position_effects.csv]</w:t>
+      </w:r>
+    </w:p>
+    <w:p>
+      <w:r>
+        <w:rPr>
+          <w:rFonts w:ascii="Arial" w:cs="Arial" w:eastAsia="Arial" w:hAnsi="Arial"/>
+          <w:sz w:val="24"/>
+          <w:szCs w:val="24"/>
+        </w:rPr>
+        <w:t xml:space="preserve"/>
+      </w:r>
+    </w:p>
+    <w:p>
+      <w:pPr>
+        <w:spacing w:after="200" w:line="360"/>
+        <w:jc w:val="both"/>
+      </w:pPr>
+      <w:r>
+        <w:rPr>
+          <w:rFonts w:ascii="Arial" w:cs="Arial" w:eastAsia="Arial" w:hAnsi="Arial"/>
+          <w:sz w:val="24"/>
+          <w:szCs w:val="24"/>
+        </w:rPr>
+        <w:t xml:space="preserve">The list-position analysis reveals that candidates whose party barely wins a marginal seat tend to receive more favorable list positions in the subsequent election. At the baseline bandwidth of 0.05, the point estimate for list_pos_next is −0.77 positions (SE = 0.47, p = 0.10), indicating that candidates on the winning side of the cutoff are placed approximately 0.8 positions higher on the list, though the effect narrowly misses statistical significance at conventional levels. At the wider bandwidth of 0.075, the estimate strengthens to −0.95 positions (SE = 0.46, p = 0.04), reaching significance at the 5% level. The list_pos_change estimates show a similar directional pattern but are less precisely estimated, with the largest bandwidth (0.10) approaching significance at the 10% level (τ = −0.76, p = 0.06). These results, observed among the 864 candidates (at BW = 0.05) who reappear on a party list, are consistent with parties rewarding incumbency experience in their list-ordering decisions, though the evidence is suggestive at the narrower bandwidths and becomes more robust as the window expands.</w:t>
+      </w:r>
+    </w:p>
+    <w:p>
+      <w:pPr>
+        <w:pStyle w:val="Heading2"/>
+        <w:spacing w:after="180" w:before="360"/>
+      </w:pPr>
+      <w:r>
+        <w:rPr>
+          <w:rFonts w:ascii="Arial" w:cs="Arial" w:eastAsia="Arial" w:hAnsi="Arial"/>
+          <w:b/>
+          <w:bCs/>
+          <w:sz w:val="28"/>
+          <w:szCs w:val="28"/>
+        </w:rPr>
+        <w:t xml:space="preserve">6.5 Heterogeneity by District Magnitude (SQ3)</w:t>
+      </w:r>
+    </w:p>
+    <w:p>
+      <w:pPr>
+        <w:spacing w:after="200" w:line="360"/>
+        <w:jc w:val="both"/>
+      </w:pPr>
+      <w:r>
+        <w:rPr>
+          <w:rFonts w:ascii="Arial" w:cs="Arial" w:eastAsia="Arial" w:hAnsi="Arial"/>
+          <w:sz w:val="24"/>
+          <w:szCs w:val="24"/>
+        </w:rPr>
+        <w:t xml:space="preserve">Sub-question 3 asks whether the incumbency advantage varies across districts of different sizes. District magnitude—the number of seats allocated to a province—is a key institutional parameter that shapes the competitiveness and proportionality of elections. In small-magnitude districts (2–4 seats), the effective threshold for winning a seat is high, competition is intense, and a single seat can represent a large share of the province’s representation. In large-magnitude districts (10+ seats), the threshold is lower, and the marginal seat represents a smaller fraction of total representation.</w:t>
+      </w:r>
+    </w:p>
+    <w:p>
+      <w:pPr>
+        <w:spacing w:after="200" w:line="360"/>
+        <w:jc w:val="both"/>
+      </w:pPr>
+      <w:r>
+        <w:rPr>
+          <w:rFonts w:ascii="Arial" w:cs="Arial" w:eastAsia="Arial" w:hAnsi="Arial"/>
+          <w:sz w:val="24"/>
+          <w:szCs w:val="24"/>
+        </w:rPr>
+        <w:t xml:space="preserve">To investigate this heterogeneity, I split the analysis sample at the median district magnitude and re-estimate the main RDD specification separately for high-magnitude and low-magnitude provinces. Table 11 presents the results.</w:t>
+      </w:r>
+    </w:p>
+    <w:p>
+      <w:r>
+        <w:rPr>
+          <w:rFonts w:ascii="Arial" w:cs="Arial" w:eastAsia="Arial" w:hAnsi="Arial"/>
+          <w:sz w:val="24"/>
+          <w:szCs w:val="24"/>
+        </w:rPr>
+        <w:t xml:space="preserve"/>
+      </w:r>
+    </w:p>
+    <w:p>
+      <w:pPr>
+        <w:spacing w:after="200" w:line="360"/>
+        <w:jc w:val="center"/>
+      </w:pPr>
+      <w:r>
+        <w:rPr>
+          <w:rFonts w:ascii="Arial" w:cs="Arial" w:eastAsia="Arial" w:hAnsi="Arial"/>
+          <w:b/>
+          <w:bCs/>
+          <w:sz w:val="22"/>
+          <w:szCs w:val="22"/>
+        </w:rPr>
+        <w:t xml:space="preserve">Table 11: Heterogeneity by District Magnitude – RDD Estimates</w:t>
+      </w:r>
+    </w:p>
+    <w:p>
+      <w:pPr>
+        <w:spacing w:after="200" w:line="360"/>
+        <w:jc w:val="both"/>
+      </w:pPr>
+      <w:r>
+        <w:rPr>
+          <w:rFonts w:ascii="Arial" w:cs="Arial" w:eastAsia="Arial" w:hAnsi="Arial"/>
+          <w:i/>
+          <w:iCs/>
+          <w:sz w:val="20"/>
+          <w:szCs w:val="20"/>
+        </w:rPr>
+        <w:t xml:space="preserve">[Table 11 is generated from data/processed/thesis_tables/thesis_heterogeneity_district_magnitude.csv]</w:t>
+      </w:r>
+    </w:p>
+    <w:p>
+      <w:r>
+        <w:rPr>
+          <w:rFonts w:ascii="Arial" w:cs="Arial" w:eastAsia="Arial" w:hAnsi="Arial"/>
+          <w:sz w:val="24"/>
+          <w:szCs w:val="24"/>
+        </w:rPr>
+        <w:t xml:space="preserve"/>
+      </w:r>
+    </w:p>
+    <w:p>
+      <w:pPr>
+        <w:spacing w:after="200" w:line="360"/>
+        <w:jc w:val="both"/>
+      </w:pPr>
+      <w:r>
+        <w:rPr>
+          <w:rFonts w:ascii="Arial" w:cs="Arial" w:eastAsia="Arial" w:hAnsi="Arial"/>
+          <w:sz w:val="24"/>
+          <w:szCs w:val="24"/>
+        </w:rPr>
+        <w:t xml:space="preserve">The heterogeneity analysis reveals that the incumbency advantage is present and statistically significant in both high-magnitude and low-magnitude districts (split at the median of 8 seats). For the extensive margin (runs next), the point estimate is 0.264 (p &lt; 0.001) in high-magnitude districts and 0.307 (p &lt; 0.001) in low-magnitude districts. The pattern is more pronounced for the intensive margin (wins next): the effect is 0.244 (p &lt; 0.001) in low-magnitude districts but only 0.137 (p = 0.04) in high-magnitude districts. This difference is consistent with the idea that winning a marginal seat matters more in smaller provinces where competition for fewer seats is fiercer and each seat represents a larger share of the province’s representation. Despite these differences in magnitude, the broad pattern is clear: the incumbency advantage is a general phenomenon across Spain’s diverse district magnitudes rather than being driven by a particular type of constituency.</w:t>
+      </w:r>
+    </w:p>
+    <w:p>
       <w:r>
         <w:br w:type="page"/>
       </w:r>
@@ -13711,6 +14031,34 @@
           <w:sz w:val="24"/>
           <w:szCs w:val="24"/>
         </w:rPr>
+        <w:t xml:space="preserve">The list-position analysis (SQ4) adds a further dimension to the mechanisms discussion. In closed-list PR systems, party gatekeepers decide which candidates receive prominent list positions. The suggestive evidence that incumbency leads to more favorable list positions indicates that party organizations internalize the electoral experience of their candidates when constructing subsequent lists, which could be a channel through which individual-level incumbency effects are mediated.</w:t>
+      </w:r>
+    </w:p>
+    <w:p>
+      <w:pPr>
+        <w:spacing w:after="200" w:line="360"/>
+        <w:jc w:val="both"/>
+      </w:pPr>
+      <w:r>
+        <w:rPr>
+          <w:rFonts w:ascii="Arial" w:cs="Arial" w:eastAsia="Arial" w:hAnsi="Arial"/>
+          <w:sz w:val="24"/>
+          <w:szCs w:val="24"/>
+        </w:rPr>
+        <w:t xml:space="preserve">The heterogeneity analysis (SQ3) indicates that the incumbency advantage is a broad phenomenon rather than an artifact of a particular district type. The fact that effects are present in both high- and low-magnitude districts suggests that the mechanisms operate across different competitive environments, although the relative importance of specific channels (visibility, resource access, party coordination) may vary with district size.</w:t>
+      </w:r>
+    </w:p>
+    <w:p>
+      <w:pPr>
+        <w:spacing w:after="200" w:line="360"/>
+        <w:jc w:val="both"/>
+      </w:pPr>
+      <w:r>
+        <w:rPr>
+          <w:rFonts w:ascii="Arial" w:cs="Arial" w:eastAsia="Arial" w:hAnsi="Arial"/>
+          <w:sz w:val="24"/>
+          <w:szCs w:val="24"/>
+        </w:rPr>
         <w:t xml:space="preserve">The near-perfect first stage (τ ≈ 0.98) is an important finding in itself. It confirms that the D’Hondt allocation mechanism operates almost deterministically at the margin: parties that barely cross the threshold for a marginal seat are almost certainly elected, while those that barely miss it are almost certainly not. This near-perfect compliance validates the sharp RDD approach and confirms that the design cleanly identifies the incumbency effect.</w:t>
       </w:r>
     </w:p>
@@ -13785,7 +14133,7 @@
           <w:sz w:val="24"/>
           <w:szCs w:val="24"/>
         </w:rPr>
-        <w:t xml:space="preserve">Several limitations should be noted. First, the analysis is conducted at the party-province level and cannot distinguish between individual-level and party-level mechanisms of incumbency advantage. Second, while the balance tests are generally supportive, the significant imbalance in female share at narrow bandwidths warrants caution. Third, the sample period (2004–2023) includes significant political disruptions in Spain, including the emergence of new parties and a financial crisis, which may affect the external validity of the estimates. Fourth, the analysis does not account for potential spillover effects across provinces, which could occur if parties coordinate their strategies nationally.</w:t>
+        <w:t xml:space="preserve">Several limitations should be noted. First, while outcomes are tracked at the individual candidate level via person-identifier linkage, the running variable is measured at the party-province level; all candidates on the same party list share the same running variable value, which limits the ability to identify purely individual-level variation. Second, the list-position outcome is inherently conditional on reappearing on a party list, introducing a sample selection concern: if winning a marginal seat also affects the probability of reappearing, the list-position estimates may reflect both the direct effect on list placement and the compositional effect of who appears on the list. Third, while the balance tests are generally supportive, the significant imbalance in female share at narrow bandwidths warrants caution. Fourth, the sample period (2004–2023) includes significant political disruptions in Spain, including the emergence of new parties and a financial crisis, which may affect the external validity of the estimates. Fifth, the analysis does not account for potential spillover effects across provinces, which could occur if parties coordinate their strategies nationally.</w:t>
       </w:r>
     </w:p>
     <w:p>
@@ -13799,7 +14147,7 @@
           <w:sz w:val="24"/>
           <w:szCs w:val="24"/>
         </w:rPr>
-        <w:t xml:space="preserve">Future work could extend this analysis by examining heterogeneity across district magnitudes, investigating whether the incumbency advantage varies with party size or ideology, and linking the party-level effects to individual politician careers using more detailed candidate-level data.</w:t>
+        <w:t xml:space="preserve">Future work could extend this analysis by investigating whether the incumbency advantage varies with party size or ideology, by exploiting within-party variation in list positions to isolate individual-level mechanisms, and by extending the framework to other closed-list PR systems for comparative analysis.</w:t>
       </w:r>
     </w:p>
     <w:p>
@@ -13834,7 +14182,7 @@
           <w:sz w:val="24"/>
           <w:szCs w:val="24"/>
         </w:rPr>
-        <w:t xml:space="preserve">This thesis provides the first comprehensive estimates of the incumbency advantage in Spain’s proportional representation system. Using a regression discontinuity design adapted for PR systems following Luechinger, Schelker, and Schmid (2024), I exploit the quasi-random assignment of marginal seats under the D’Hondt method to identify the causal effect of winning a seat on subsequent electoral outcomes.</w:t>
+        <w:t xml:space="preserve">This thesis provides the first comprehensive estimates of the incumbency advantage in Spain’s proportional representation system at the candidate level. Using a regression discontinuity design adapted for PR systems following Luechinger, Schelker, and Schmid (2024), I exploit the quasi-random assignment of marginal seats under the D’Hondt method to identify the causal effect of winning a seat on individual candidates’ subsequent electoral outcomes.</w:t>
       </w:r>
     </w:p>
     <w:p>
@@ -13848,7 +14196,7 @@
           <w:sz w:val="24"/>
           <w:szCs w:val="24"/>
         </w:rPr>
-        <w:t xml:space="preserve">The results are clear and robust: parties that barely win a marginal seat are approximately 28 percentage points more likely to run in the next election and 19 percentage points more likely to win a seat. These effects survive an extensive battery of robustness checks, including alternative bandwidths, polynomial specifications, donut-hole restrictions, placebo cutoff tests, and McCrary density tests. The near-perfect first stage confirms the internal validity of the design.</w:t>
+        <w:t xml:space="preserve">The results are clear and robust: candidates whose party barely wins a marginal seat are approximately 28 percentage points more likely to reappear on a party list in the next election and 19 percentage points more likely to win a seat. These effects survive an extensive battery of robustness checks, including alternative bandwidths, polynomial specifications, donut-hole restrictions, placebo cutoff tests, and McCrary density tests. The near-perfect first stage confirms the internal validity of the design.</w:t>
       </w:r>
     </w:p>
     <w:p>
@@ -13862,7 +14210,7 @@
           <w:sz w:val="24"/>
           <w:szCs w:val="24"/>
         </w:rPr>
-        <w:t xml:space="preserve">These findings have implications for our understanding of democratic representation in PR systems. Even in a closed-list PR system—where individual candidate effects are minimized and parties mediate the relationship between citizens and government—incumbency confers substantial advantages. This suggests that institutional features of PR systems do not fully eliminate the self-perpetuating dynamics of incumbency that have been widely documented in majoritarian contexts.</w:t>
+        <w:t xml:space="preserve">Beyond these core findings, the analysis reveals suggestive evidence that winning a marginal seat leads to more favorable list positions in subsequent elections, pointing to a mechanism through which party organizations reward incumbency experience. The heterogeneity analysis shows that the incumbency advantage is present across districts of varying magnitudes, indicating that it is a systemic feature of Spain’s electoral landscape rather than an artifact of a particular district type.</w:t>
       </w:r>
     </w:p>
     <w:p>
@@ -13876,7 +14224,21 @@
           <w:sz w:val="24"/>
           <w:szCs w:val="24"/>
         </w:rPr>
-        <w:t xml:space="preserve">From a data science perspective, this thesis demonstrates the application of rigorous causal inference methodology to a rich administrative dataset, combining political science domain knowledge with computational methods. The implementation of the closeness measure for PR systems, the comprehensive robustness framework, and the person-level linking algorithms illustrate the interdisciplinary nature of applied data science research.</w:t>
+        <w:t xml:space="preserve">These findings have implications for our understanding of democratic representation in PR systems. Even in a closed-list PR system—where individual candidate effects are minimized and parties mediate the relationship between citizens and government—incumbency confers substantial advantages that operate through both candidate reappearance and list-position channels. This suggests that institutional features of PR systems do not fully eliminate the self-perpetuating dynamics of incumbency that have been widely documented in majoritarian contexts.</w:t>
+      </w:r>
+    </w:p>
+    <w:p>
+      <w:pPr>
+        <w:spacing w:after="200" w:line="360"/>
+        <w:jc w:val="both"/>
+      </w:pPr>
+      <w:r>
+        <w:rPr>
+          <w:rFonts w:ascii="Arial" w:cs="Arial" w:eastAsia="Arial" w:hAnsi="Arial"/>
+          <w:sz w:val="24"/>
+          <w:szCs w:val="24"/>
+        </w:rPr>
+        <w:t xml:space="preserve">From a data science perspective, this thesis demonstrates the application of rigorous causal inference methodology to a rich administrative dataset, combining political science domain knowledge with computational methods. The implementation of the closeness measure for PR systems, the person-level linking algorithms for tracking candidates across elections, and the comprehensive robustness framework illustrate the interdisciplinary nature of applied data science research.</w:t>
       </w:r>
     </w:p>
     <w:p>

--- a/docs/thesis_draft.docx
+++ b/docs/thesis_draft.docx
@@ -8547,6 +8547,1974 @@
         <w:t xml:space="preserve">Table 10: List Position Effects – RDD Estimates (Conditional on Running Again)</w:t>
       </w:r>
     </w:p>
+    <w:tbl>
+      <w:tblPr>
+        <w:tblW w:type="dxa" w:w="8500"/>
+        <w:tblBorders>
+          <w:top w:val="single" w:color="auto" w:sz="4"/>
+          <w:left w:val="single" w:color="auto" w:sz="4"/>
+          <w:bottom w:val="single" w:color="auto" w:sz="4"/>
+          <w:right w:val="single" w:color="auto" w:sz="4"/>
+          <w:insideH w:val="single" w:color="auto" w:sz="4"/>
+          <w:insideV w:val="single" w:color="auto" w:sz="4"/>
+        </w:tblBorders>
+      </w:tblPr>
+      <w:tblGrid>
+        <w:gridCol w:w="1700"/>
+        <w:gridCol w:w="900"/>
+        <w:gridCol w:w="900"/>
+        <w:gridCol w:w="1100"/>
+        <w:gridCol w:w="1100"/>
+        <w:gridCol w:w="1100"/>
+        <w:gridCol w:w="900"/>
+      </w:tblGrid>
+      <w:tr>
+        <w:tc>
+          <w:tcPr>
+            <w:tcW w:type="dxa" w:w="1700"/>
+            <w:tcBorders>
+              <w:top w:val="single" w:color="4472C4" w:sz="1"/>
+              <w:left w:val="single" w:color="4472C4" w:sz="1"/>
+              <w:bottom w:val="single" w:color="4472C4" w:sz="1"/>
+              <w:right w:val="single" w:color="4472C4" w:sz="1"/>
+            </w:tcBorders>
+            <w:shd w:fill="D6E4F0" w:val="clear"/>
+            <w:tcMar>
+              <w:top w:type="dxa" w:w="60"/>
+              <w:left w:type="dxa" w:w="100"/>
+              <w:bottom w:type="dxa" w:w="60"/>
+              <w:right w:type="dxa" w:w="100"/>
+            </w:tcMar>
+            <w:vAlign w:val="center"/>
+          </w:tcPr>
+          <w:p>
+            <w:pPr>
+              <w:jc w:val="center"/>
+            </w:pPr>
+            <w:r>
+              <w:rPr>
+                <w:rFonts w:ascii="Arial" w:cs="Arial" w:eastAsia="Arial" w:hAnsi="Arial"/>
+                <w:b/>
+                <w:bCs/>
+                <w:sz w:val="20"/>
+                <w:szCs w:val="20"/>
+              </w:rPr>
+              <w:t xml:space="preserve">Outcome</w:t>
+            </w:r>
+          </w:p>
+        </w:tc>
+        <w:tc>
+          <w:tcPr>
+            <w:tcW w:type="dxa" w:w="900"/>
+            <w:tcBorders>
+              <w:top w:val="single" w:color="4472C4" w:sz="1"/>
+              <w:left w:val="single" w:color="4472C4" w:sz="1"/>
+              <w:bottom w:val="single" w:color="4472C4" w:sz="1"/>
+              <w:right w:val="single" w:color="4472C4" w:sz="1"/>
+            </w:tcBorders>
+            <w:shd w:fill="D6E4F0" w:val="clear"/>
+            <w:tcMar>
+              <w:top w:type="dxa" w:w="60"/>
+              <w:left w:type="dxa" w:w="100"/>
+              <w:bottom w:type="dxa" w:w="60"/>
+              <w:right w:type="dxa" w:w="100"/>
+            </w:tcMar>
+            <w:vAlign w:val="center"/>
+          </w:tcPr>
+          <w:p>
+            <w:pPr>
+              <w:jc w:val="center"/>
+            </w:pPr>
+            <w:r>
+              <w:rPr>
+                <w:rFonts w:ascii="Arial" w:cs="Arial" w:eastAsia="Arial" w:hAnsi="Arial"/>
+                <w:b/>
+                <w:bCs/>
+                <w:sz w:val="20"/>
+                <w:szCs w:val="20"/>
+              </w:rPr>
+              <w:t xml:space="preserve">BW</w:t>
+            </w:r>
+          </w:p>
+        </w:tc>
+        <w:tc>
+          <w:tcPr>
+            <w:tcW w:type="dxa" w:w="900"/>
+            <w:tcBorders>
+              <w:top w:val="single" w:color="4472C4" w:sz="1"/>
+              <w:left w:val="single" w:color="4472C4" w:sz="1"/>
+              <w:bottom w:val="single" w:color="4472C4" w:sz="1"/>
+              <w:right w:val="single" w:color="4472C4" w:sz="1"/>
+            </w:tcBorders>
+            <w:shd w:fill="D6E4F0" w:val="clear"/>
+            <w:tcMar>
+              <w:top w:type="dxa" w:w="60"/>
+              <w:left w:type="dxa" w:w="100"/>
+              <w:bottom w:type="dxa" w:w="60"/>
+              <w:right w:type="dxa" w:w="100"/>
+            </w:tcMar>
+            <w:vAlign w:val="center"/>
+          </w:tcPr>
+          <w:p>
+            <w:pPr>
+              <w:jc w:val="center"/>
+            </w:pPr>
+            <w:r>
+              <w:rPr>
+                <w:rFonts w:ascii="Arial" w:cs="Arial" w:eastAsia="Arial" w:hAnsi="Arial"/>
+                <w:b/>
+                <w:bCs/>
+                <w:sz w:val="20"/>
+                <w:szCs w:val="20"/>
+              </w:rPr>
+              <w:t xml:space="preserve">N</w:t>
+            </w:r>
+          </w:p>
+        </w:tc>
+        <w:tc>
+          <w:tcPr>
+            <w:tcW w:type="dxa" w:w="1100"/>
+            <w:tcBorders>
+              <w:top w:val="single" w:color="4472C4" w:sz="1"/>
+              <w:left w:val="single" w:color="4472C4" w:sz="1"/>
+              <w:bottom w:val="single" w:color="4472C4" w:sz="1"/>
+              <w:right w:val="single" w:color="4472C4" w:sz="1"/>
+            </w:tcBorders>
+            <w:shd w:fill="D6E4F0" w:val="clear"/>
+            <w:tcMar>
+              <w:top w:type="dxa" w:w="60"/>
+              <w:left w:type="dxa" w:w="100"/>
+              <w:bottom w:type="dxa" w:w="60"/>
+              <w:right w:type="dxa" w:w="100"/>
+            </w:tcMar>
+            <w:vAlign w:val="center"/>
+          </w:tcPr>
+          <w:p>
+            <w:pPr>
+              <w:jc w:val="center"/>
+            </w:pPr>
+            <w:r>
+              <w:rPr>
+                <w:rFonts w:ascii="Arial" w:cs="Arial" w:eastAsia="Arial" w:hAnsi="Arial"/>
+                <w:b/>
+                <w:bCs/>
+                <w:sz w:val="20"/>
+                <w:szCs w:val="20"/>
+              </w:rPr>
+              <w:t xml:space="preserve">Mean (L)</w:t>
+            </w:r>
+          </w:p>
+        </w:tc>
+        <w:tc>
+          <w:tcPr>
+            <w:tcW w:type="dxa" w:w="1100"/>
+            <w:tcBorders>
+              <w:top w:val="single" w:color="4472C4" w:sz="1"/>
+              <w:left w:val="single" w:color="4472C4" w:sz="1"/>
+              <w:bottom w:val="single" w:color="4472C4" w:sz="1"/>
+              <w:right w:val="single" w:color="4472C4" w:sz="1"/>
+            </w:tcBorders>
+            <w:shd w:fill="D6E4F0" w:val="clear"/>
+            <w:tcMar>
+              <w:top w:type="dxa" w:w="60"/>
+              <w:left w:type="dxa" w:w="100"/>
+              <w:bottom w:type="dxa" w:w="60"/>
+              <w:right w:type="dxa" w:w="100"/>
+            </w:tcMar>
+            <w:vAlign w:val="center"/>
+          </w:tcPr>
+          <w:p>
+            <w:pPr>
+              <w:jc w:val="center"/>
+            </w:pPr>
+            <w:r>
+              <w:rPr>
+                <w:rFonts w:ascii="Arial" w:cs="Arial" w:eastAsia="Arial" w:hAnsi="Arial"/>
+                <w:b/>
+                <w:bCs/>
+                <w:sz w:val="20"/>
+                <w:szCs w:val="20"/>
+              </w:rPr>
+              <w:t xml:space="preserve">Mean (R)</w:t>
+            </w:r>
+          </w:p>
+        </w:tc>
+        <w:tc>
+          <w:tcPr>
+            <w:tcW w:type="dxa" w:w="1100"/>
+            <w:tcBorders>
+              <w:top w:val="single" w:color="4472C4" w:sz="1"/>
+              <w:left w:val="single" w:color="4472C4" w:sz="1"/>
+              <w:bottom w:val="single" w:color="4472C4" w:sz="1"/>
+              <w:right w:val="single" w:color="4472C4" w:sz="1"/>
+            </w:tcBorders>
+            <w:shd w:fill="D6E4F0" w:val="clear"/>
+            <w:tcMar>
+              <w:top w:type="dxa" w:w="60"/>
+              <w:left w:type="dxa" w:w="100"/>
+              <w:bottom w:type="dxa" w:w="60"/>
+              <w:right w:type="dxa" w:w="100"/>
+            </w:tcMar>
+            <w:vAlign w:val="center"/>
+          </w:tcPr>
+          <w:p>
+            <w:pPr>
+              <w:jc w:val="center"/>
+            </w:pPr>
+            <w:r>
+              <w:rPr>
+                <w:rFonts w:ascii="Arial" w:cs="Arial" w:eastAsia="Arial" w:hAnsi="Arial"/>
+                <w:b/>
+                <w:bCs/>
+                <w:sz w:val="20"/>
+                <w:szCs w:val="20"/>
+              </w:rPr>
+              <w:t xml:space="preserve">τ (SE)</w:t>
+            </w:r>
+          </w:p>
+        </w:tc>
+        <w:tc>
+          <w:tcPr>
+            <w:tcW w:type="dxa" w:w="900"/>
+            <w:tcBorders>
+              <w:top w:val="single" w:color="4472C4" w:sz="1"/>
+              <w:left w:val="single" w:color="4472C4" w:sz="1"/>
+              <w:bottom w:val="single" w:color="4472C4" w:sz="1"/>
+              <w:right w:val="single" w:color="4472C4" w:sz="1"/>
+            </w:tcBorders>
+            <w:shd w:fill="D6E4F0" w:val="clear"/>
+            <w:tcMar>
+              <w:top w:type="dxa" w:w="60"/>
+              <w:left w:type="dxa" w:w="100"/>
+              <w:bottom w:type="dxa" w:w="60"/>
+              <w:right w:type="dxa" w:w="100"/>
+            </w:tcMar>
+            <w:vAlign w:val="center"/>
+          </w:tcPr>
+          <w:p>
+            <w:pPr>
+              <w:jc w:val="center"/>
+            </w:pPr>
+            <w:r>
+              <w:rPr>
+                <w:rFonts w:ascii="Arial" w:cs="Arial" w:eastAsia="Arial" w:hAnsi="Arial"/>
+                <w:b/>
+                <w:bCs/>
+                <w:sz w:val="20"/>
+                <w:szCs w:val="20"/>
+              </w:rPr>
+              <w:t xml:space="preserve">p-value</w:t>
+            </w:r>
+          </w:p>
+        </w:tc>
+      </w:tr>
+      <w:tr>
+        <w:tc>
+          <w:tcPr>
+            <w:tcW w:type="dxa" w:w="1700"/>
+            <w:tcBorders>
+              <w:top w:val="single" w:color="CCCCCC" w:sz="1"/>
+              <w:left w:val="single" w:color="CCCCCC" w:sz="1"/>
+              <w:bottom w:val="single" w:color="CCCCCC" w:sz="1"/>
+              <w:right w:val="single" w:color="CCCCCC" w:sz="1"/>
+            </w:tcBorders>
+            <w:tcMar>
+              <w:top w:type="dxa" w:w="60"/>
+              <w:left w:type="dxa" w:w="100"/>
+              <w:bottom w:type="dxa" w:w="60"/>
+              <w:right w:type="dxa" w:w="100"/>
+            </w:tcMar>
+          </w:tcPr>
+          <w:p>
+            <w:pPr>
+              <w:jc w:val="left"/>
+            </w:pPr>
+            <w:r>
+              <w:rPr>
+                <w:rFonts w:ascii="Arial" w:cs="Arial" w:eastAsia="Arial" w:hAnsi="Arial"/>
+                <w:sz w:val="20"/>
+                <w:szCs w:val="20"/>
+              </w:rPr>
+              <w:t xml:space="preserve">List pos. next</w:t>
+            </w:r>
+          </w:p>
+        </w:tc>
+        <w:tc>
+          <w:tcPr>
+            <w:tcW w:type="dxa" w:w="900"/>
+            <w:tcBorders>
+              <w:top w:val="single" w:color="CCCCCC" w:sz="1"/>
+              <w:left w:val="single" w:color="CCCCCC" w:sz="1"/>
+              <w:bottom w:val="single" w:color="CCCCCC" w:sz="1"/>
+              <w:right w:val="single" w:color="CCCCCC" w:sz="1"/>
+            </w:tcBorders>
+            <w:tcMar>
+              <w:top w:type="dxa" w:w="60"/>
+              <w:left w:type="dxa" w:w="100"/>
+              <w:bottom w:type="dxa" w:w="60"/>
+              <w:right w:type="dxa" w:w="100"/>
+            </w:tcMar>
+          </w:tcPr>
+          <w:p>
+            <w:pPr>
+              <w:jc w:val="right"/>
+            </w:pPr>
+            <w:r>
+              <w:rPr>
+                <w:rFonts w:ascii="Arial" w:cs="Arial" w:eastAsia="Arial" w:hAnsi="Arial"/>
+                <w:sz w:val="20"/>
+                <w:szCs w:val="20"/>
+              </w:rPr>
+              <w:t xml:space="preserve">0.025</w:t>
+            </w:r>
+          </w:p>
+        </w:tc>
+        <w:tc>
+          <w:tcPr>
+            <w:tcW w:type="dxa" w:w="900"/>
+            <w:tcBorders>
+              <w:top w:val="single" w:color="CCCCCC" w:sz="1"/>
+              <w:left w:val="single" w:color="CCCCCC" w:sz="1"/>
+              <w:bottom w:val="single" w:color="CCCCCC" w:sz="1"/>
+              <w:right w:val="single" w:color="CCCCCC" w:sz="1"/>
+            </w:tcBorders>
+            <w:tcMar>
+              <w:top w:type="dxa" w:w="60"/>
+              <w:left w:type="dxa" w:w="100"/>
+              <w:bottom w:type="dxa" w:w="60"/>
+              <w:right w:type="dxa" w:w="100"/>
+            </w:tcMar>
+          </w:tcPr>
+          <w:p>
+            <w:pPr>
+              <w:jc w:val="right"/>
+            </w:pPr>
+            <w:r>
+              <w:rPr>
+                <w:rFonts w:ascii="Arial" w:cs="Arial" w:eastAsia="Arial" w:hAnsi="Arial"/>
+                <w:sz w:val="20"/>
+                <w:szCs w:val="20"/>
+              </w:rPr>
+              <w:t xml:space="preserve">402</w:t>
+            </w:r>
+          </w:p>
+        </w:tc>
+        <w:tc>
+          <w:tcPr>
+            <w:tcW w:type="dxa" w:w="1100"/>
+            <w:tcBorders>
+              <w:top w:val="single" w:color="CCCCCC" w:sz="1"/>
+              <w:left w:val="single" w:color="CCCCCC" w:sz="1"/>
+              <w:bottom w:val="single" w:color="CCCCCC" w:sz="1"/>
+              <w:right w:val="single" w:color="CCCCCC" w:sz="1"/>
+            </w:tcBorders>
+            <w:tcMar>
+              <w:top w:type="dxa" w:w="60"/>
+              <w:left w:type="dxa" w:w="100"/>
+              <w:bottom w:type="dxa" w:w="60"/>
+              <w:right w:type="dxa" w:w="100"/>
+            </w:tcMar>
+          </w:tcPr>
+          <w:p>
+            <w:pPr>
+              <w:jc w:val="right"/>
+            </w:pPr>
+            <w:r>
+              <w:rPr>
+                <w:rFonts w:ascii="Arial" w:cs="Arial" w:eastAsia="Arial" w:hAnsi="Arial"/>
+                <w:sz w:val="20"/>
+                <w:szCs w:val="20"/>
+              </w:rPr>
+              <w:t xml:space="preserve">4.180</w:t>
+            </w:r>
+          </w:p>
+        </w:tc>
+        <w:tc>
+          <w:tcPr>
+            <w:tcW w:type="dxa" w:w="1100"/>
+            <w:tcBorders>
+              <w:top w:val="single" w:color="CCCCCC" w:sz="1"/>
+              <w:left w:val="single" w:color="CCCCCC" w:sz="1"/>
+              <w:bottom w:val="single" w:color="CCCCCC" w:sz="1"/>
+              <w:right w:val="single" w:color="CCCCCC" w:sz="1"/>
+            </w:tcBorders>
+            <w:tcMar>
+              <w:top w:type="dxa" w:w="60"/>
+              <w:left w:type="dxa" w:w="100"/>
+              <w:bottom w:type="dxa" w:w="60"/>
+              <w:right w:type="dxa" w:w="100"/>
+            </w:tcMar>
+          </w:tcPr>
+          <w:p>
+            <w:pPr>
+              <w:jc w:val="right"/>
+            </w:pPr>
+            <w:r>
+              <w:rPr>
+                <w:rFonts w:ascii="Arial" w:cs="Arial" w:eastAsia="Arial" w:hAnsi="Arial"/>
+                <w:sz w:val="20"/>
+                <w:szCs w:val="20"/>
+              </w:rPr>
+              <w:t xml:space="preserve">3.232</w:t>
+            </w:r>
+          </w:p>
+        </w:tc>
+        <w:tc>
+          <w:tcPr>
+            <w:tcW w:type="dxa" w:w="1100"/>
+            <w:tcBorders>
+              <w:top w:val="single" w:color="CCCCCC" w:sz="1"/>
+              <w:left w:val="single" w:color="CCCCCC" w:sz="1"/>
+              <w:bottom w:val="single" w:color="CCCCCC" w:sz="1"/>
+              <w:right w:val="single" w:color="CCCCCC" w:sz="1"/>
+            </w:tcBorders>
+            <w:tcMar>
+              <w:top w:type="dxa" w:w="60"/>
+              <w:left w:type="dxa" w:w="100"/>
+              <w:bottom w:type="dxa" w:w="60"/>
+              <w:right w:type="dxa" w:w="100"/>
+            </w:tcMar>
+          </w:tcPr>
+          <w:p>
+            <w:pPr>
+              <w:jc w:val="right"/>
+            </w:pPr>
+            <w:r>
+              <w:rPr>
+                <w:rFonts w:ascii="Arial" w:cs="Arial" w:eastAsia="Arial" w:hAnsi="Arial"/>
+                <w:sz w:val="20"/>
+                <w:szCs w:val="20"/>
+              </w:rPr>
+              <w:t xml:space="preserve">−0.013 (0.635)</w:t>
+            </w:r>
+          </w:p>
+        </w:tc>
+        <w:tc>
+          <w:tcPr>
+            <w:tcW w:type="dxa" w:w="900"/>
+            <w:tcBorders>
+              <w:top w:val="single" w:color="CCCCCC" w:sz="1"/>
+              <w:left w:val="single" w:color="CCCCCC" w:sz="1"/>
+              <w:bottom w:val="single" w:color="CCCCCC" w:sz="1"/>
+              <w:right w:val="single" w:color="CCCCCC" w:sz="1"/>
+            </w:tcBorders>
+            <w:tcMar>
+              <w:top w:type="dxa" w:w="60"/>
+              <w:left w:type="dxa" w:w="100"/>
+              <w:bottom w:type="dxa" w:w="60"/>
+              <w:right w:type="dxa" w:w="100"/>
+            </w:tcMar>
+          </w:tcPr>
+          <w:p>
+            <w:pPr>
+              <w:jc w:val="right"/>
+            </w:pPr>
+            <w:r>
+              <w:rPr>
+                <w:rFonts w:ascii="Arial" w:cs="Arial" w:eastAsia="Arial" w:hAnsi="Arial"/>
+                <w:sz w:val="20"/>
+                <w:szCs w:val="20"/>
+              </w:rPr>
+              <w:t xml:space="preserve">0.984</w:t>
+            </w:r>
+          </w:p>
+        </w:tc>
+      </w:tr>
+      <w:tr>
+        <w:tc>
+          <w:tcPr>
+            <w:tcW w:type="dxa" w:w="1700"/>
+            <w:tcBorders>
+              <w:top w:val="single" w:color="CCCCCC" w:sz="1"/>
+              <w:left w:val="single" w:color="CCCCCC" w:sz="1"/>
+              <w:bottom w:val="single" w:color="CCCCCC" w:sz="1"/>
+              <w:right w:val="single" w:color="CCCCCC" w:sz="1"/>
+            </w:tcBorders>
+            <w:tcMar>
+              <w:top w:type="dxa" w:w="60"/>
+              <w:left w:type="dxa" w:w="100"/>
+              <w:bottom w:type="dxa" w:w="60"/>
+              <w:right w:type="dxa" w:w="100"/>
+            </w:tcMar>
+          </w:tcPr>
+          <w:p>
+            <w:pPr>
+              <w:jc w:val="left"/>
+            </w:pPr>
+            <w:r>
+              <w:rPr>
+                <w:rFonts w:ascii="Arial" w:cs="Arial" w:eastAsia="Arial" w:hAnsi="Arial"/>
+                <w:sz w:val="20"/>
+                <w:szCs w:val="20"/>
+              </w:rPr>
+              <w:t xml:space="preserve">List pos. next</w:t>
+            </w:r>
+          </w:p>
+        </w:tc>
+        <w:tc>
+          <w:tcPr>
+            <w:tcW w:type="dxa" w:w="900"/>
+            <w:tcBorders>
+              <w:top w:val="single" w:color="CCCCCC" w:sz="1"/>
+              <w:left w:val="single" w:color="CCCCCC" w:sz="1"/>
+              <w:bottom w:val="single" w:color="CCCCCC" w:sz="1"/>
+              <w:right w:val="single" w:color="CCCCCC" w:sz="1"/>
+            </w:tcBorders>
+            <w:tcMar>
+              <w:top w:type="dxa" w:w="60"/>
+              <w:left w:type="dxa" w:w="100"/>
+              <w:bottom w:type="dxa" w:w="60"/>
+              <w:right w:type="dxa" w:w="100"/>
+            </w:tcMar>
+          </w:tcPr>
+          <w:p>
+            <w:pPr>
+              <w:jc w:val="right"/>
+            </w:pPr>
+            <w:r>
+              <w:rPr>
+                <w:rFonts w:ascii="Arial" w:cs="Arial" w:eastAsia="Arial" w:hAnsi="Arial"/>
+                <w:sz w:val="20"/>
+                <w:szCs w:val="20"/>
+              </w:rPr>
+              <w:t xml:space="preserve">0.050</w:t>
+            </w:r>
+          </w:p>
+        </w:tc>
+        <w:tc>
+          <w:tcPr>
+            <w:tcW w:type="dxa" w:w="900"/>
+            <w:tcBorders>
+              <w:top w:val="single" w:color="CCCCCC" w:sz="1"/>
+              <w:left w:val="single" w:color="CCCCCC" w:sz="1"/>
+              <w:bottom w:val="single" w:color="CCCCCC" w:sz="1"/>
+              <w:right w:val="single" w:color="CCCCCC" w:sz="1"/>
+            </w:tcBorders>
+            <w:tcMar>
+              <w:top w:type="dxa" w:w="60"/>
+              <w:left w:type="dxa" w:w="100"/>
+              <w:bottom w:type="dxa" w:w="60"/>
+              <w:right w:type="dxa" w:w="100"/>
+            </w:tcMar>
+          </w:tcPr>
+          <w:p>
+            <w:pPr>
+              <w:jc w:val="right"/>
+            </w:pPr>
+            <w:r>
+              <w:rPr>
+                <w:rFonts w:ascii="Arial" w:cs="Arial" w:eastAsia="Arial" w:hAnsi="Arial"/>
+                <w:sz w:val="20"/>
+                <w:szCs w:val="20"/>
+              </w:rPr>
+              <w:t xml:space="preserve">864</w:t>
+            </w:r>
+          </w:p>
+        </w:tc>
+        <w:tc>
+          <w:tcPr>
+            <w:tcW w:type="dxa" w:w="1100"/>
+            <w:tcBorders>
+              <w:top w:val="single" w:color="CCCCCC" w:sz="1"/>
+              <w:left w:val="single" w:color="CCCCCC" w:sz="1"/>
+              <w:bottom w:val="single" w:color="CCCCCC" w:sz="1"/>
+              <w:right w:val="single" w:color="CCCCCC" w:sz="1"/>
+            </w:tcBorders>
+            <w:tcMar>
+              <w:top w:type="dxa" w:w="60"/>
+              <w:left w:type="dxa" w:w="100"/>
+              <w:bottom w:type="dxa" w:w="60"/>
+              <w:right w:type="dxa" w:w="100"/>
+            </w:tcMar>
+          </w:tcPr>
+          <w:p>
+            <w:pPr>
+              <w:jc w:val="right"/>
+            </w:pPr>
+            <w:r>
+              <w:rPr>
+                <w:rFonts w:ascii="Arial" w:cs="Arial" w:eastAsia="Arial" w:hAnsi="Arial"/>
+                <w:sz w:val="20"/>
+                <w:szCs w:val="20"/>
+              </w:rPr>
+              <w:t xml:space="preserve">3.859</w:t>
+            </w:r>
+          </w:p>
+        </w:tc>
+        <w:tc>
+          <w:tcPr>
+            <w:tcW w:type="dxa" w:w="1100"/>
+            <w:tcBorders>
+              <w:top w:val="single" w:color="CCCCCC" w:sz="1"/>
+              <w:left w:val="single" w:color="CCCCCC" w:sz="1"/>
+              <w:bottom w:val="single" w:color="CCCCCC" w:sz="1"/>
+              <w:right w:val="single" w:color="CCCCCC" w:sz="1"/>
+            </w:tcBorders>
+            <w:tcMar>
+              <w:top w:type="dxa" w:w="60"/>
+              <w:left w:type="dxa" w:w="100"/>
+              <w:bottom w:type="dxa" w:w="60"/>
+              <w:right w:type="dxa" w:w="100"/>
+            </w:tcMar>
+          </w:tcPr>
+          <w:p>
+            <w:pPr>
+              <w:jc w:val="right"/>
+            </w:pPr>
+            <w:r>
+              <w:rPr>
+                <w:rFonts w:ascii="Arial" w:cs="Arial" w:eastAsia="Arial" w:hAnsi="Arial"/>
+                <w:sz w:val="20"/>
+                <w:szCs w:val="20"/>
+              </w:rPr>
+              <w:t xml:space="preserve">3.264</w:t>
+            </w:r>
+          </w:p>
+        </w:tc>
+        <w:tc>
+          <w:tcPr>
+            <w:tcW w:type="dxa" w:w="1100"/>
+            <w:tcBorders>
+              <w:top w:val="single" w:color="CCCCCC" w:sz="1"/>
+              <w:left w:val="single" w:color="CCCCCC" w:sz="1"/>
+              <w:bottom w:val="single" w:color="CCCCCC" w:sz="1"/>
+              <w:right w:val="single" w:color="CCCCCC" w:sz="1"/>
+            </w:tcBorders>
+            <w:tcMar>
+              <w:top w:type="dxa" w:w="60"/>
+              <w:left w:type="dxa" w:w="100"/>
+              <w:bottom w:type="dxa" w:w="60"/>
+              <w:right w:type="dxa" w:w="100"/>
+            </w:tcMar>
+          </w:tcPr>
+          <w:p>
+            <w:pPr>
+              <w:jc w:val="right"/>
+            </w:pPr>
+            <w:r>
+              <w:rPr>
+                <w:rFonts w:ascii="Arial" w:cs="Arial" w:eastAsia="Arial" w:hAnsi="Arial"/>
+                <w:sz w:val="20"/>
+                <w:szCs w:val="20"/>
+              </w:rPr>
+              <w:t xml:space="preserve">−0.770 (0.469)</w:t>
+            </w:r>
+          </w:p>
+        </w:tc>
+        <w:tc>
+          <w:tcPr>
+            <w:tcW w:type="dxa" w:w="900"/>
+            <w:tcBorders>
+              <w:top w:val="single" w:color="CCCCCC" w:sz="1"/>
+              <w:left w:val="single" w:color="CCCCCC" w:sz="1"/>
+              <w:bottom w:val="single" w:color="CCCCCC" w:sz="1"/>
+              <w:right w:val="single" w:color="CCCCCC" w:sz="1"/>
+            </w:tcBorders>
+            <w:tcMar>
+              <w:top w:type="dxa" w:w="60"/>
+              <w:left w:type="dxa" w:w="100"/>
+              <w:bottom w:type="dxa" w:w="60"/>
+              <w:right w:type="dxa" w:w="100"/>
+            </w:tcMar>
+          </w:tcPr>
+          <w:p>
+            <w:pPr>
+              <w:jc w:val="right"/>
+            </w:pPr>
+            <w:r>
+              <w:rPr>
+                <w:rFonts w:ascii="Arial" w:cs="Arial" w:eastAsia="Arial" w:hAnsi="Arial"/>
+                <w:sz w:val="20"/>
+                <w:szCs w:val="20"/>
+              </w:rPr>
+              <w:t xml:space="preserve">0.102</w:t>
+            </w:r>
+          </w:p>
+        </w:tc>
+      </w:tr>
+      <w:tr>
+        <w:tc>
+          <w:tcPr>
+            <w:tcW w:type="dxa" w:w="1700"/>
+            <w:tcBorders>
+              <w:top w:val="single" w:color="CCCCCC" w:sz="1"/>
+              <w:left w:val="single" w:color="CCCCCC" w:sz="1"/>
+              <w:bottom w:val="single" w:color="CCCCCC" w:sz="1"/>
+              <w:right w:val="single" w:color="CCCCCC" w:sz="1"/>
+            </w:tcBorders>
+            <w:tcMar>
+              <w:top w:type="dxa" w:w="60"/>
+              <w:left w:type="dxa" w:w="100"/>
+              <w:bottom w:type="dxa" w:w="60"/>
+              <w:right w:type="dxa" w:w="100"/>
+            </w:tcMar>
+          </w:tcPr>
+          <w:p>
+            <w:pPr>
+              <w:jc w:val="left"/>
+            </w:pPr>
+            <w:r>
+              <w:rPr>
+                <w:rFonts w:ascii="Arial" w:cs="Arial" w:eastAsia="Arial" w:hAnsi="Arial"/>
+                <w:sz w:val="20"/>
+                <w:szCs w:val="20"/>
+              </w:rPr>
+              <w:t xml:space="preserve">List pos. next</w:t>
+            </w:r>
+          </w:p>
+        </w:tc>
+        <w:tc>
+          <w:tcPr>
+            <w:tcW w:type="dxa" w:w="900"/>
+            <w:tcBorders>
+              <w:top w:val="single" w:color="CCCCCC" w:sz="1"/>
+              <w:left w:val="single" w:color="CCCCCC" w:sz="1"/>
+              <w:bottom w:val="single" w:color="CCCCCC" w:sz="1"/>
+              <w:right w:val="single" w:color="CCCCCC" w:sz="1"/>
+            </w:tcBorders>
+            <w:tcMar>
+              <w:top w:type="dxa" w:w="60"/>
+              <w:left w:type="dxa" w:w="100"/>
+              <w:bottom w:type="dxa" w:w="60"/>
+              <w:right w:type="dxa" w:w="100"/>
+            </w:tcMar>
+          </w:tcPr>
+          <w:p>
+            <w:pPr>
+              <w:jc w:val="right"/>
+            </w:pPr>
+            <w:r>
+              <w:rPr>
+                <w:rFonts w:ascii="Arial" w:cs="Arial" w:eastAsia="Arial" w:hAnsi="Arial"/>
+                <w:sz w:val="20"/>
+                <w:szCs w:val="20"/>
+              </w:rPr>
+              <w:t xml:space="preserve">0.075</w:t>
+            </w:r>
+          </w:p>
+        </w:tc>
+        <w:tc>
+          <w:tcPr>
+            <w:tcW w:type="dxa" w:w="900"/>
+            <w:tcBorders>
+              <w:top w:val="single" w:color="CCCCCC" w:sz="1"/>
+              <w:left w:val="single" w:color="CCCCCC" w:sz="1"/>
+              <w:bottom w:val="single" w:color="CCCCCC" w:sz="1"/>
+              <w:right w:val="single" w:color="CCCCCC" w:sz="1"/>
+            </w:tcBorders>
+            <w:tcMar>
+              <w:top w:type="dxa" w:w="60"/>
+              <w:left w:type="dxa" w:w="100"/>
+              <w:bottom w:type="dxa" w:w="60"/>
+              <w:right w:type="dxa" w:w="100"/>
+            </w:tcMar>
+          </w:tcPr>
+          <w:p>
+            <w:pPr>
+              <w:jc w:val="right"/>
+            </w:pPr>
+            <w:r>
+              <w:rPr>
+                <w:rFonts w:ascii="Arial" w:cs="Arial" w:eastAsia="Arial" w:hAnsi="Arial"/>
+                <w:sz w:val="20"/>
+                <w:szCs w:val="20"/>
+              </w:rPr>
+              <w:t xml:space="preserve">1,403</w:t>
+            </w:r>
+          </w:p>
+        </w:tc>
+        <w:tc>
+          <w:tcPr>
+            <w:tcW w:type="dxa" w:w="1100"/>
+            <w:tcBorders>
+              <w:top w:val="single" w:color="CCCCCC" w:sz="1"/>
+              <w:left w:val="single" w:color="CCCCCC" w:sz="1"/>
+              <w:bottom w:val="single" w:color="CCCCCC" w:sz="1"/>
+              <w:right w:val="single" w:color="CCCCCC" w:sz="1"/>
+            </w:tcBorders>
+            <w:tcMar>
+              <w:top w:type="dxa" w:w="60"/>
+              <w:left w:type="dxa" w:w="100"/>
+              <w:bottom w:type="dxa" w:w="60"/>
+              <w:right w:type="dxa" w:w="100"/>
+            </w:tcMar>
+          </w:tcPr>
+          <w:p>
+            <w:pPr>
+              <w:jc w:val="right"/>
+            </w:pPr>
+            <w:r>
+              <w:rPr>
+                <w:rFonts w:ascii="Arial" w:cs="Arial" w:eastAsia="Arial" w:hAnsi="Arial"/>
+                <w:sz w:val="20"/>
+                <w:szCs w:val="20"/>
+              </w:rPr>
+              <w:t xml:space="preserve">3.594</w:t>
+            </w:r>
+          </w:p>
+        </w:tc>
+        <w:tc>
+          <w:tcPr>
+            <w:tcW w:type="dxa" w:w="1100"/>
+            <w:tcBorders>
+              <w:top w:val="single" w:color="CCCCCC" w:sz="1"/>
+              <w:left w:val="single" w:color="CCCCCC" w:sz="1"/>
+              <w:bottom w:val="single" w:color="CCCCCC" w:sz="1"/>
+              <w:right w:val="single" w:color="CCCCCC" w:sz="1"/>
+            </w:tcBorders>
+            <w:tcMar>
+              <w:top w:type="dxa" w:w="60"/>
+              <w:left w:type="dxa" w:w="100"/>
+              <w:bottom w:type="dxa" w:w="60"/>
+              <w:right w:type="dxa" w:w="100"/>
+            </w:tcMar>
+          </w:tcPr>
+          <w:p>
+            <w:pPr>
+              <w:jc w:val="right"/>
+            </w:pPr>
+            <w:r>
+              <w:rPr>
+                <w:rFonts w:ascii="Arial" w:cs="Arial" w:eastAsia="Arial" w:hAnsi="Arial"/>
+                <w:sz w:val="20"/>
+                <w:szCs w:val="20"/>
+              </w:rPr>
+              <w:t xml:space="preserve">3.096</w:t>
+            </w:r>
+          </w:p>
+        </w:tc>
+        <w:tc>
+          <w:tcPr>
+            <w:tcW w:type="dxa" w:w="1100"/>
+            <w:tcBorders>
+              <w:top w:val="single" w:color="CCCCCC" w:sz="1"/>
+              <w:left w:val="single" w:color="CCCCCC" w:sz="1"/>
+              <w:bottom w:val="single" w:color="CCCCCC" w:sz="1"/>
+              <w:right w:val="single" w:color="CCCCCC" w:sz="1"/>
+            </w:tcBorders>
+            <w:tcMar>
+              <w:top w:type="dxa" w:w="60"/>
+              <w:left w:type="dxa" w:w="100"/>
+              <w:bottom w:type="dxa" w:w="60"/>
+              <w:right w:type="dxa" w:w="100"/>
+            </w:tcMar>
+          </w:tcPr>
+          <w:p>
+            <w:pPr>
+              <w:jc w:val="right"/>
+            </w:pPr>
+            <w:r>
+              <w:rPr>
+                <w:rFonts w:ascii="Arial" w:cs="Arial" w:eastAsia="Arial" w:hAnsi="Arial"/>
+                <w:sz w:val="20"/>
+                <w:szCs w:val="20"/>
+              </w:rPr>
+              <w:t xml:space="preserve">−0.946* (0.463)</w:t>
+            </w:r>
+          </w:p>
+        </w:tc>
+        <w:tc>
+          <w:tcPr>
+            <w:tcW w:type="dxa" w:w="900"/>
+            <w:tcBorders>
+              <w:top w:val="single" w:color="CCCCCC" w:sz="1"/>
+              <w:left w:val="single" w:color="CCCCCC" w:sz="1"/>
+              <w:bottom w:val="single" w:color="CCCCCC" w:sz="1"/>
+              <w:right w:val="single" w:color="CCCCCC" w:sz="1"/>
+            </w:tcBorders>
+            <w:tcMar>
+              <w:top w:type="dxa" w:w="60"/>
+              <w:left w:type="dxa" w:w="100"/>
+              <w:bottom w:type="dxa" w:w="60"/>
+              <w:right w:type="dxa" w:w="100"/>
+            </w:tcMar>
+          </w:tcPr>
+          <w:p>
+            <w:pPr>
+              <w:jc w:val="right"/>
+            </w:pPr>
+            <w:r>
+              <w:rPr>
+                <w:rFonts w:ascii="Arial" w:cs="Arial" w:eastAsia="Arial" w:hAnsi="Arial"/>
+                <w:sz w:val="20"/>
+                <w:szCs w:val="20"/>
+              </w:rPr>
+              <w:t xml:space="preserve">0.042</w:t>
+            </w:r>
+          </w:p>
+        </w:tc>
+      </w:tr>
+      <w:tr>
+        <w:tc>
+          <w:tcPr>
+            <w:tcW w:type="dxa" w:w="1700"/>
+            <w:tcBorders>
+              <w:top w:val="single" w:color="CCCCCC" w:sz="1"/>
+              <w:left w:val="single" w:color="CCCCCC" w:sz="1"/>
+              <w:bottom w:val="single" w:color="CCCCCC" w:sz="1"/>
+              <w:right w:val="single" w:color="CCCCCC" w:sz="1"/>
+            </w:tcBorders>
+            <w:tcMar>
+              <w:top w:type="dxa" w:w="60"/>
+              <w:left w:type="dxa" w:w="100"/>
+              <w:bottom w:type="dxa" w:w="60"/>
+              <w:right w:type="dxa" w:w="100"/>
+            </w:tcMar>
+          </w:tcPr>
+          <w:p>
+            <w:pPr>
+              <w:jc w:val="left"/>
+            </w:pPr>
+            <w:r>
+              <w:rPr>
+                <w:rFonts w:ascii="Arial" w:cs="Arial" w:eastAsia="Arial" w:hAnsi="Arial"/>
+                <w:sz w:val="20"/>
+                <w:szCs w:val="20"/>
+              </w:rPr>
+              <w:t xml:space="preserve">List pos. next</w:t>
+            </w:r>
+          </w:p>
+        </w:tc>
+        <w:tc>
+          <w:tcPr>
+            <w:tcW w:type="dxa" w:w="900"/>
+            <w:tcBorders>
+              <w:top w:val="single" w:color="CCCCCC" w:sz="1"/>
+              <w:left w:val="single" w:color="CCCCCC" w:sz="1"/>
+              <w:bottom w:val="single" w:color="CCCCCC" w:sz="1"/>
+              <w:right w:val="single" w:color="CCCCCC" w:sz="1"/>
+            </w:tcBorders>
+            <w:tcMar>
+              <w:top w:type="dxa" w:w="60"/>
+              <w:left w:type="dxa" w:w="100"/>
+              <w:bottom w:type="dxa" w:w="60"/>
+              <w:right w:type="dxa" w:w="100"/>
+            </w:tcMar>
+          </w:tcPr>
+          <w:p>
+            <w:pPr>
+              <w:jc w:val="right"/>
+            </w:pPr>
+            <w:r>
+              <w:rPr>
+                <w:rFonts w:ascii="Arial" w:cs="Arial" w:eastAsia="Arial" w:hAnsi="Arial"/>
+                <w:sz w:val="20"/>
+                <w:szCs w:val="20"/>
+              </w:rPr>
+              <w:t xml:space="preserve">0.100</w:t>
+            </w:r>
+          </w:p>
+        </w:tc>
+        <w:tc>
+          <w:tcPr>
+            <w:tcW w:type="dxa" w:w="900"/>
+            <w:tcBorders>
+              <w:top w:val="single" w:color="CCCCCC" w:sz="1"/>
+              <w:left w:val="single" w:color="CCCCCC" w:sz="1"/>
+              <w:bottom w:val="single" w:color="CCCCCC" w:sz="1"/>
+              <w:right w:val="single" w:color="CCCCCC" w:sz="1"/>
+            </w:tcBorders>
+            <w:tcMar>
+              <w:top w:type="dxa" w:w="60"/>
+              <w:left w:type="dxa" w:w="100"/>
+              <w:bottom w:type="dxa" w:w="60"/>
+              <w:right w:type="dxa" w:w="100"/>
+            </w:tcMar>
+          </w:tcPr>
+          <w:p>
+            <w:pPr>
+              <w:jc w:val="right"/>
+            </w:pPr>
+            <w:r>
+              <w:rPr>
+                <w:rFonts w:ascii="Arial" w:cs="Arial" w:eastAsia="Arial" w:hAnsi="Arial"/>
+                <w:sz w:val="20"/>
+                <w:szCs w:val="20"/>
+              </w:rPr>
+              <w:t xml:space="preserve">1,904</w:t>
+            </w:r>
+          </w:p>
+        </w:tc>
+        <w:tc>
+          <w:tcPr>
+            <w:tcW w:type="dxa" w:w="1100"/>
+            <w:tcBorders>
+              <w:top w:val="single" w:color="CCCCCC" w:sz="1"/>
+              <w:left w:val="single" w:color="CCCCCC" w:sz="1"/>
+              <w:bottom w:val="single" w:color="CCCCCC" w:sz="1"/>
+              <w:right w:val="single" w:color="CCCCCC" w:sz="1"/>
+            </w:tcBorders>
+            <w:tcMar>
+              <w:top w:type="dxa" w:w="60"/>
+              <w:left w:type="dxa" w:w="100"/>
+              <w:bottom w:type="dxa" w:w="60"/>
+              <w:right w:type="dxa" w:w="100"/>
+            </w:tcMar>
+          </w:tcPr>
+          <w:p>
+            <w:pPr>
+              <w:jc w:val="right"/>
+            </w:pPr>
+            <w:r>
+              <w:rPr>
+                <w:rFonts w:ascii="Arial" w:cs="Arial" w:eastAsia="Arial" w:hAnsi="Arial"/>
+                <w:sz w:val="20"/>
+                <w:szCs w:val="20"/>
+              </w:rPr>
+              <w:t xml:space="preserve">3.490</w:t>
+            </w:r>
+          </w:p>
+        </w:tc>
+        <w:tc>
+          <w:tcPr>
+            <w:tcW w:type="dxa" w:w="1100"/>
+            <w:tcBorders>
+              <w:top w:val="single" w:color="CCCCCC" w:sz="1"/>
+              <w:left w:val="single" w:color="CCCCCC" w:sz="1"/>
+              <w:bottom w:val="single" w:color="CCCCCC" w:sz="1"/>
+              <w:right w:val="single" w:color="CCCCCC" w:sz="1"/>
+            </w:tcBorders>
+            <w:tcMar>
+              <w:top w:type="dxa" w:w="60"/>
+              <w:left w:type="dxa" w:w="100"/>
+              <w:bottom w:type="dxa" w:w="60"/>
+              <w:right w:type="dxa" w:w="100"/>
+            </w:tcMar>
+          </w:tcPr>
+          <w:p>
+            <w:pPr>
+              <w:jc w:val="right"/>
+            </w:pPr>
+            <w:r>
+              <w:rPr>
+                <w:rFonts w:ascii="Arial" w:cs="Arial" w:eastAsia="Arial" w:hAnsi="Arial"/>
+                <w:sz w:val="20"/>
+                <w:szCs w:val="20"/>
+              </w:rPr>
+              <w:t xml:space="preserve">2.967</w:t>
+            </w:r>
+          </w:p>
+        </w:tc>
+        <w:tc>
+          <w:tcPr>
+            <w:tcW w:type="dxa" w:w="1100"/>
+            <w:tcBorders>
+              <w:top w:val="single" w:color="CCCCCC" w:sz="1"/>
+              <w:left w:val="single" w:color="CCCCCC" w:sz="1"/>
+              <w:bottom w:val="single" w:color="CCCCCC" w:sz="1"/>
+              <w:right w:val="single" w:color="CCCCCC" w:sz="1"/>
+            </w:tcBorders>
+            <w:tcMar>
+              <w:top w:type="dxa" w:w="60"/>
+              <w:left w:type="dxa" w:w="100"/>
+              <w:bottom w:type="dxa" w:w="60"/>
+              <w:right w:type="dxa" w:w="100"/>
+            </w:tcMar>
+          </w:tcPr>
+          <w:p>
+            <w:pPr>
+              <w:jc w:val="right"/>
+            </w:pPr>
+            <w:r>
+              <w:rPr>
+                <w:rFonts w:ascii="Arial" w:cs="Arial" w:eastAsia="Arial" w:hAnsi="Arial"/>
+                <w:sz w:val="20"/>
+                <w:szCs w:val="20"/>
+              </w:rPr>
+              <w:t xml:space="preserve">−0.895* (0.454)</w:t>
+            </w:r>
+          </w:p>
+        </w:tc>
+        <w:tc>
+          <w:tcPr>
+            <w:tcW w:type="dxa" w:w="900"/>
+            <w:tcBorders>
+              <w:top w:val="single" w:color="CCCCCC" w:sz="1"/>
+              <w:left w:val="single" w:color="CCCCCC" w:sz="1"/>
+              <w:bottom w:val="single" w:color="CCCCCC" w:sz="1"/>
+              <w:right w:val="single" w:color="CCCCCC" w:sz="1"/>
+            </w:tcBorders>
+            <w:tcMar>
+              <w:top w:type="dxa" w:w="60"/>
+              <w:left w:type="dxa" w:w="100"/>
+              <w:bottom w:type="dxa" w:w="60"/>
+              <w:right w:type="dxa" w:w="100"/>
+            </w:tcMar>
+          </w:tcPr>
+          <w:p>
+            <w:pPr>
+              <w:jc w:val="right"/>
+            </w:pPr>
+            <w:r>
+              <w:rPr>
+                <w:rFonts w:ascii="Arial" w:cs="Arial" w:eastAsia="Arial" w:hAnsi="Arial"/>
+                <w:sz w:val="20"/>
+                <w:szCs w:val="20"/>
+              </w:rPr>
+              <w:t xml:space="preserve">0.050</w:t>
+            </w:r>
+          </w:p>
+        </w:tc>
+      </w:tr>
+      <w:tr>
+        <w:tc>
+          <w:tcPr>
+            <w:tcW w:type="dxa" w:w="1700"/>
+            <w:tcBorders>
+              <w:top w:val="single" w:color="CCCCCC" w:sz="1"/>
+              <w:left w:val="single" w:color="CCCCCC" w:sz="1"/>
+              <w:bottom w:val="single" w:color="CCCCCC" w:sz="1"/>
+              <w:right w:val="single" w:color="CCCCCC" w:sz="1"/>
+            </w:tcBorders>
+            <w:tcMar>
+              <w:top w:type="dxa" w:w="60"/>
+              <w:left w:type="dxa" w:w="100"/>
+              <w:bottom w:type="dxa" w:w="60"/>
+              <w:right w:type="dxa" w:w="100"/>
+            </w:tcMar>
+          </w:tcPr>
+          <w:p>
+            <w:pPr>
+              <w:jc w:val="left"/>
+            </w:pPr>
+            <w:r>
+              <w:rPr>
+                <w:rFonts w:ascii="Arial" w:cs="Arial" w:eastAsia="Arial" w:hAnsi="Arial"/>
+                <w:sz w:val="20"/>
+                <w:szCs w:val="20"/>
+              </w:rPr>
+              <w:t xml:space="preserve">List pos. change</w:t>
+            </w:r>
+          </w:p>
+        </w:tc>
+        <w:tc>
+          <w:tcPr>
+            <w:tcW w:type="dxa" w:w="900"/>
+            <w:tcBorders>
+              <w:top w:val="single" w:color="CCCCCC" w:sz="1"/>
+              <w:left w:val="single" w:color="CCCCCC" w:sz="1"/>
+              <w:bottom w:val="single" w:color="CCCCCC" w:sz="1"/>
+              <w:right w:val="single" w:color="CCCCCC" w:sz="1"/>
+            </w:tcBorders>
+            <w:tcMar>
+              <w:top w:type="dxa" w:w="60"/>
+              <w:left w:type="dxa" w:w="100"/>
+              <w:bottom w:type="dxa" w:w="60"/>
+              <w:right w:type="dxa" w:w="100"/>
+            </w:tcMar>
+          </w:tcPr>
+          <w:p>
+            <w:pPr>
+              <w:jc w:val="right"/>
+            </w:pPr>
+            <w:r>
+              <w:rPr>
+                <w:rFonts w:ascii="Arial" w:cs="Arial" w:eastAsia="Arial" w:hAnsi="Arial"/>
+                <w:sz w:val="20"/>
+                <w:szCs w:val="20"/>
+              </w:rPr>
+              <w:t xml:space="preserve">0.025</w:t>
+            </w:r>
+          </w:p>
+        </w:tc>
+        <w:tc>
+          <w:tcPr>
+            <w:tcW w:type="dxa" w:w="900"/>
+            <w:tcBorders>
+              <w:top w:val="single" w:color="CCCCCC" w:sz="1"/>
+              <w:left w:val="single" w:color="CCCCCC" w:sz="1"/>
+              <w:bottom w:val="single" w:color="CCCCCC" w:sz="1"/>
+              <w:right w:val="single" w:color="CCCCCC" w:sz="1"/>
+            </w:tcBorders>
+            <w:tcMar>
+              <w:top w:type="dxa" w:w="60"/>
+              <w:left w:type="dxa" w:w="100"/>
+              <w:bottom w:type="dxa" w:w="60"/>
+              <w:right w:type="dxa" w:w="100"/>
+            </w:tcMar>
+          </w:tcPr>
+          <w:p>
+            <w:pPr>
+              <w:jc w:val="right"/>
+            </w:pPr>
+            <w:r>
+              <w:rPr>
+                <w:rFonts w:ascii="Arial" w:cs="Arial" w:eastAsia="Arial" w:hAnsi="Arial"/>
+                <w:sz w:val="20"/>
+                <w:szCs w:val="20"/>
+              </w:rPr>
+              <w:t xml:space="preserve">402</w:t>
+            </w:r>
+          </w:p>
+        </w:tc>
+        <w:tc>
+          <w:tcPr>
+            <w:tcW w:type="dxa" w:w="1100"/>
+            <w:tcBorders>
+              <w:top w:val="single" w:color="CCCCCC" w:sz="1"/>
+              <w:left w:val="single" w:color="CCCCCC" w:sz="1"/>
+              <w:bottom w:val="single" w:color="CCCCCC" w:sz="1"/>
+              <w:right w:val="single" w:color="CCCCCC" w:sz="1"/>
+            </w:tcBorders>
+            <w:tcMar>
+              <w:top w:type="dxa" w:w="60"/>
+              <w:left w:type="dxa" w:w="100"/>
+              <w:bottom w:type="dxa" w:w="60"/>
+              <w:right w:type="dxa" w:w="100"/>
+            </w:tcMar>
+          </w:tcPr>
+          <w:p>
+            <w:pPr>
+              <w:jc w:val="right"/>
+            </w:pPr>
+            <w:r>
+              <w:rPr>
+                <w:rFonts w:ascii="Arial" w:cs="Arial" w:eastAsia="Arial" w:hAnsi="Arial"/>
+                <w:sz w:val="20"/>
+                <w:szCs w:val="20"/>
+              </w:rPr>
+              <w:t xml:space="preserve">1.472</w:t>
+            </w:r>
+          </w:p>
+        </w:tc>
+        <w:tc>
+          <w:tcPr>
+            <w:tcW w:type="dxa" w:w="1100"/>
+            <w:tcBorders>
+              <w:top w:val="single" w:color="CCCCCC" w:sz="1"/>
+              <w:left w:val="single" w:color="CCCCCC" w:sz="1"/>
+              <w:bottom w:val="single" w:color="CCCCCC" w:sz="1"/>
+              <w:right w:val="single" w:color="CCCCCC" w:sz="1"/>
+            </w:tcBorders>
+            <w:tcMar>
+              <w:top w:type="dxa" w:w="60"/>
+              <w:left w:type="dxa" w:w="100"/>
+              <w:bottom w:type="dxa" w:w="60"/>
+              <w:right w:type="dxa" w:w="100"/>
+            </w:tcMar>
+          </w:tcPr>
+          <w:p>
+            <w:pPr>
+              <w:jc w:val="right"/>
+            </w:pPr>
+            <w:r>
+              <w:rPr>
+                <w:rFonts w:ascii="Arial" w:cs="Arial" w:eastAsia="Arial" w:hAnsi="Arial"/>
+                <w:sz w:val="20"/>
+                <w:szCs w:val="20"/>
+              </w:rPr>
+              <w:t xml:space="preserve">0.504</w:t>
+            </w:r>
+          </w:p>
+        </w:tc>
+        <w:tc>
+          <w:tcPr>
+            <w:tcW w:type="dxa" w:w="1100"/>
+            <w:tcBorders>
+              <w:top w:val="single" w:color="CCCCCC" w:sz="1"/>
+              <w:left w:val="single" w:color="CCCCCC" w:sz="1"/>
+              <w:bottom w:val="single" w:color="CCCCCC" w:sz="1"/>
+              <w:right w:val="single" w:color="CCCCCC" w:sz="1"/>
+            </w:tcBorders>
+            <w:tcMar>
+              <w:top w:type="dxa" w:w="60"/>
+              <w:left w:type="dxa" w:w="100"/>
+              <w:bottom w:type="dxa" w:w="60"/>
+              <w:right w:type="dxa" w:w="100"/>
+            </w:tcMar>
+          </w:tcPr>
+          <w:p>
+            <w:pPr>
+              <w:jc w:val="right"/>
+            </w:pPr>
+            <w:r>
+              <w:rPr>
+                <w:rFonts w:ascii="Arial" w:cs="Arial" w:eastAsia="Arial" w:hAnsi="Arial"/>
+                <w:sz w:val="20"/>
+                <w:szCs w:val="20"/>
+              </w:rPr>
+              <w:t xml:space="preserve">0.859 (0.525)</w:t>
+            </w:r>
+          </w:p>
+        </w:tc>
+        <w:tc>
+          <w:tcPr>
+            <w:tcW w:type="dxa" w:w="900"/>
+            <w:tcBorders>
+              <w:top w:val="single" w:color="CCCCCC" w:sz="1"/>
+              <w:left w:val="single" w:color="CCCCCC" w:sz="1"/>
+              <w:bottom w:val="single" w:color="CCCCCC" w:sz="1"/>
+              <w:right w:val="single" w:color="CCCCCC" w:sz="1"/>
+            </w:tcBorders>
+            <w:tcMar>
+              <w:top w:type="dxa" w:w="60"/>
+              <w:left w:type="dxa" w:w="100"/>
+              <w:bottom w:type="dxa" w:w="60"/>
+              <w:right w:type="dxa" w:w="100"/>
+            </w:tcMar>
+          </w:tcPr>
+          <w:p>
+            <w:pPr>
+              <w:jc w:val="right"/>
+            </w:pPr>
+            <w:r>
+              <w:rPr>
+                <w:rFonts w:ascii="Arial" w:cs="Arial" w:eastAsia="Arial" w:hAnsi="Arial"/>
+                <w:sz w:val="20"/>
+                <w:szCs w:val="20"/>
+              </w:rPr>
+              <w:t xml:space="preserve">0.103</w:t>
+            </w:r>
+          </w:p>
+        </w:tc>
+      </w:tr>
+      <w:tr>
+        <w:tc>
+          <w:tcPr>
+            <w:tcW w:type="dxa" w:w="1700"/>
+            <w:tcBorders>
+              <w:top w:val="single" w:color="CCCCCC" w:sz="1"/>
+              <w:left w:val="single" w:color="CCCCCC" w:sz="1"/>
+              <w:bottom w:val="single" w:color="CCCCCC" w:sz="1"/>
+              <w:right w:val="single" w:color="CCCCCC" w:sz="1"/>
+            </w:tcBorders>
+            <w:tcMar>
+              <w:top w:type="dxa" w:w="60"/>
+              <w:left w:type="dxa" w:w="100"/>
+              <w:bottom w:type="dxa" w:w="60"/>
+              <w:right w:type="dxa" w:w="100"/>
+            </w:tcMar>
+          </w:tcPr>
+          <w:p>
+            <w:pPr>
+              <w:jc w:val="left"/>
+            </w:pPr>
+            <w:r>
+              <w:rPr>
+                <w:rFonts w:ascii="Arial" w:cs="Arial" w:eastAsia="Arial" w:hAnsi="Arial"/>
+                <w:sz w:val="20"/>
+                <w:szCs w:val="20"/>
+              </w:rPr>
+              <w:t xml:space="preserve">List pos. change</w:t>
+            </w:r>
+          </w:p>
+        </w:tc>
+        <w:tc>
+          <w:tcPr>
+            <w:tcW w:type="dxa" w:w="900"/>
+            <w:tcBorders>
+              <w:top w:val="single" w:color="CCCCCC" w:sz="1"/>
+              <w:left w:val="single" w:color="CCCCCC" w:sz="1"/>
+              <w:bottom w:val="single" w:color="CCCCCC" w:sz="1"/>
+              <w:right w:val="single" w:color="CCCCCC" w:sz="1"/>
+            </w:tcBorders>
+            <w:tcMar>
+              <w:top w:type="dxa" w:w="60"/>
+              <w:left w:type="dxa" w:w="100"/>
+              <w:bottom w:type="dxa" w:w="60"/>
+              <w:right w:type="dxa" w:w="100"/>
+            </w:tcMar>
+          </w:tcPr>
+          <w:p>
+            <w:pPr>
+              <w:jc w:val="right"/>
+            </w:pPr>
+            <w:r>
+              <w:rPr>
+                <w:rFonts w:ascii="Arial" w:cs="Arial" w:eastAsia="Arial" w:hAnsi="Arial"/>
+                <w:sz w:val="20"/>
+                <w:szCs w:val="20"/>
+              </w:rPr>
+              <w:t xml:space="preserve">0.050</w:t>
+            </w:r>
+          </w:p>
+        </w:tc>
+        <w:tc>
+          <w:tcPr>
+            <w:tcW w:type="dxa" w:w="900"/>
+            <w:tcBorders>
+              <w:top w:val="single" w:color="CCCCCC" w:sz="1"/>
+              <w:left w:val="single" w:color="CCCCCC" w:sz="1"/>
+              <w:bottom w:val="single" w:color="CCCCCC" w:sz="1"/>
+              <w:right w:val="single" w:color="CCCCCC" w:sz="1"/>
+            </w:tcBorders>
+            <w:tcMar>
+              <w:top w:type="dxa" w:w="60"/>
+              <w:left w:type="dxa" w:w="100"/>
+              <w:bottom w:type="dxa" w:w="60"/>
+              <w:right w:type="dxa" w:w="100"/>
+            </w:tcMar>
+          </w:tcPr>
+          <w:p>
+            <w:pPr>
+              <w:jc w:val="right"/>
+            </w:pPr>
+            <w:r>
+              <w:rPr>
+                <w:rFonts w:ascii="Arial" w:cs="Arial" w:eastAsia="Arial" w:hAnsi="Arial"/>
+                <w:sz w:val="20"/>
+                <w:szCs w:val="20"/>
+              </w:rPr>
+              <w:t xml:space="preserve">864</w:t>
+            </w:r>
+          </w:p>
+        </w:tc>
+        <w:tc>
+          <w:tcPr>
+            <w:tcW w:type="dxa" w:w="1100"/>
+            <w:tcBorders>
+              <w:top w:val="single" w:color="CCCCCC" w:sz="1"/>
+              <w:left w:val="single" w:color="CCCCCC" w:sz="1"/>
+              <w:bottom w:val="single" w:color="CCCCCC" w:sz="1"/>
+              <w:right w:val="single" w:color="CCCCCC" w:sz="1"/>
+            </w:tcBorders>
+            <w:tcMar>
+              <w:top w:type="dxa" w:w="60"/>
+              <w:left w:type="dxa" w:w="100"/>
+              <w:bottom w:type="dxa" w:w="60"/>
+              <w:right w:type="dxa" w:w="100"/>
+            </w:tcMar>
+          </w:tcPr>
+          <w:p>
+            <w:pPr>
+              <w:jc w:val="right"/>
+            </w:pPr>
+            <w:r>
+              <w:rPr>
+                <w:rFonts w:ascii="Arial" w:cs="Arial" w:eastAsia="Arial" w:hAnsi="Arial"/>
+                <w:sz w:val="20"/>
+                <w:szCs w:val="20"/>
+              </w:rPr>
+              <w:t xml:space="preserve">1.204</w:t>
+            </w:r>
+          </w:p>
+        </w:tc>
+        <w:tc>
+          <w:tcPr>
+            <w:tcW w:type="dxa" w:w="1100"/>
+            <w:tcBorders>
+              <w:top w:val="single" w:color="CCCCCC" w:sz="1"/>
+              <w:left w:val="single" w:color="CCCCCC" w:sz="1"/>
+              <w:bottom w:val="single" w:color="CCCCCC" w:sz="1"/>
+              <w:right w:val="single" w:color="CCCCCC" w:sz="1"/>
+            </w:tcBorders>
+            <w:tcMar>
+              <w:top w:type="dxa" w:w="60"/>
+              <w:left w:type="dxa" w:w="100"/>
+              <w:bottom w:type="dxa" w:w="60"/>
+              <w:right w:type="dxa" w:w="100"/>
+            </w:tcMar>
+          </w:tcPr>
+          <w:p>
+            <w:pPr>
+              <w:jc w:val="right"/>
+            </w:pPr>
+            <w:r>
+              <w:rPr>
+                <w:rFonts w:ascii="Arial" w:cs="Arial" w:eastAsia="Arial" w:hAnsi="Arial"/>
+                <w:sz w:val="20"/>
+                <w:szCs w:val="20"/>
+              </w:rPr>
+              <w:t xml:space="preserve">0.370</w:t>
+            </w:r>
+          </w:p>
+        </w:tc>
+        <w:tc>
+          <w:tcPr>
+            <w:tcW w:type="dxa" w:w="1100"/>
+            <w:tcBorders>
+              <w:top w:val="single" w:color="CCCCCC" w:sz="1"/>
+              <w:left w:val="single" w:color="CCCCCC" w:sz="1"/>
+              <w:bottom w:val="single" w:color="CCCCCC" w:sz="1"/>
+              <w:right w:val="single" w:color="CCCCCC" w:sz="1"/>
+            </w:tcBorders>
+            <w:tcMar>
+              <w:top w:type="dxa" w:w="60"/>
+              <w:left w:type="dxa" w:w="100"/>
+              <w:bottom w:type="dxa" w:w="60"/>
+              <w:right w:type="dxa" w:w="100"/>
+            </w:tcMar>
+          </w:tcPr>
+          <w:p>
+            <w:pPr>
+              <w:jc w:val="right"/>
+            </w:pPr>
+            <w:r>
+              <w:rPr>
+                <w:rFonts w:ascii="Arial" w:cs="Arial" w:eastAsia="Arial" w:hAnsi="Arial"/>
+                <w:sz w:val="20"/>
+                <w:szCs w:val="20"/>
+              </w:rPr>
+              <w:t xml:space="preserve">−0.148 (0.456)</w:t>
+            </w:r>
+          </w:p>
+        </w:tc>
+        <w:tc>
+          <w:tcPr>
+            <w:tcW w:type="dxa" w:w="900"/>
+            <w:tcBorders>
+              <w:top w:val="single" w:color="CCCCCC" w:sz="1"/>
+              <w:left w:val="single" w:color="CCCCCC" w:sz="1"/>
+              <w:bottom w:val="single" w:color="CCCCCC" w:sz="1"/>
+              <w:right w:val="single" w:color="CCCCCC" w:sz="1"/>
+            </w:tcBorders>
+            <w:tcMar>
+              <w:top w:type="dxa" w:w="60"/>
+              <w:left w:type="dxa" w:w="100"/>
+              <w:bottom w:type="dxa" w:w="60"/>
+              <w:right w:type="dxa" w:w="100"/>
+            </w:tcMar>
+          </w:tcPr>
+          <w:p>
+            <w:pPr>
+              <w:jc w:val="right"/>
+            </w:pPr>
+            <w:r>
+              <w:rPr>
+                <w:rFonts w:ascii="Arial" w:cs="Arial" w:eastAsia="Arial" w:hAnsi="Arial"/>
+                <w:sz w:val="20"/>
+                <w:szCs w:val="20"/>
+              </w:rPr>
+              <w:t xml:space="preserve">0.745</w:t>
+            </w:r>
+          </w:p>
+        </w:tc>
+      </w:tr>
+      <w:tr>
+        <w:tc>
+          <w:tcPr>
+            <w:tcW w:type="dxa" w:w="1700"/>
+            <w:tcBorders>
+              <w:top w:val="single" w:color="CCCCCC" w:sz="1"/>
+              <w:left w:val="single" w:color="CCCCCC" w:sz="1"/>
+              <w:bottom w:val="single" w:color="CCCCCC" w:sz="1"/>
+              <w:right w:val="single" w:color="CCCCCC" w:sz="1"/>
+            </w:tcBorders>
+            <w:tcMar>
+              <w:top w:type="dxa" w:w="60"/>
+              <w:left w:type="dxa" w:w="100"/>
+              <w:bottom w:type="dxa" w:w="60"/>
+              <w:right w:type="dxa" w:w="100"/>
+            </w:tcMar>
+          </w:tcPr>
+          <w:p>
+            <w:pPr>
+              <w:jc w:val="left"/>
+            </w:pPr>
+            <w:r>
+              <w:rPr>
+                <w:rFonts w:ascii="Arial" w:cs="Arial" w:eastAsia="Arial" w:hAnsi="Arial"/>
+                <w:sz w:val="20"/>
+                <w:szCs w:val="20"/>
+              </w:rPr>
+              <w:t xml:space="preserve">List pos. change</w:t>
+            </w:r>
+          </w:p>
+        </w:tc>
+        <w:tc>
+          <w:tcPr>
+            <w:tcW w:type="dxa" w:w="900"/>
+            <w:tcBorders>
+              <w:top w:val="single" w:color="CCCCCC" w:sz="1"/>
+              <w:left w:val="single" w:color="CCCCCC" w:sz="1"/>
+              <w:bottom w:val="single" w:color="CCCCCC" w:sz="1"/>
+              <w:right w:val="single" w:color="CCCCCC" w:sz="1"/>
+            </w:tcBorders>
+            <w:tcMar>
+              <w:top w:type="dxa" w:w="60"/>
+              <w:left w:type="dxa" w:w="100"/>
+              <w:bottom w:type="dxa" w:w="60"/>
+              <w:right w:type="dxa" w:w="100"/>
+            </w:tcMar>
+          </w:tcPr>
+          <w:p>
+            <w:pPr>
+              <w:jc w:val="right"/>
+            </w:pPr>
+            <w:r>
+              <w:rPr>
+                <w:rFonts w:ascii="Arial" w:cs="Arial" w:eastAsia="Arial" w:hAnsi="Arial"/>
+                <w:sz w:val="20"/>
+                <w:szCs w:val="20"/>
+              </w:rPr>
+              <w:t xml:space="preserve">0.075</w:t>
+            </w:r>
+          </w:p>
+        </w:tc>
+        <w:tc>
+          <w:tcPr>
+            <w:tcW w:type="dxa" w:w="900"/>
+            <w:tcBorders>
+              <w:top w:val="single" w:color="CCCCCC" w:sz="1"/>
+              <w:left w:val="single" w:color="CCCCCC" w:sz="1"/>
+              <w:bottom w:val="single" w:color="CCCCCC" w:sz="1"/>
+              <w:right w:val="single" w:color="CCCCCC" w:sz="1"/>
+            </w:tcBorders>
+            <w:tcMar>
+              <w:top w:type="dxa" w:w="60"/>
+              <w:left w:type="dxa" w:w="100"/>
+              <w:bottom w:type="dxa" w:w="60"/>
+              <w:right w:type="dxa" w:w="100"/>
+            </w:tcMar>
+          </w:tcPr>
+          <w:p>
+            <w:pPr>
+              <w:jc w:val="right"/>
+            </w:pPr>
+            <w:r>
+              <w:rPr>
+                <w:rFonts w:ascii="Arial" w:cs="Arial" w:eastAsia="Arial" w:hAnsi="Arial"/>
+                <w:sz w:val="20"/>
+                <w:szCs w:val="20"/>
+              </w:rPr>
+              <w:t xml:space="preserve">1,403</w:t>
+            </w:r>
+          </w:p>
+        </w:tc>
+        <w:tc>
+          <w:tcPr>
+            <w:tcW w:type="dxa" w:w="1100"/>
+            <w:tcBorders>
+              <w:top w:val="single" w:color="CCCCCC" w:sz="1"/>
+              <w:left w:val="single" w:color="CCCCCC" w:sz="1"/>
+              <w:bottom w:val="single" w:color="CCCCCC" w:sz="1"/>
+              <w:right w:val="single" w:color="CCCCCC" w:sz="1"/>
+            </w:tcBorders>
+            <w:tcMar>
+              <w:top w:type="dxa" w:w="60"/>
+              <w:left w:type="dxa" w:w="100"/>
+              <w:bottom w:type="dxa" w:w="60"/>
+              <w:right w:type="dxa" w:w="100"/>
+            </w:tcMar>
+          </w:tcPr>
+          <w:p>
+            <w:pPr>
+              <w:jc w:val="right"/>
+            </w:pPr>
+            <w:r>
+              <w:rPr>
+                <w:rFonts w:ascii="Arial" w:cs="Arial" w:eastAsia="Arial" w:hAnsi="Arial"/>
+                <w:sz w:val="20"/>
+                <w:szCs w:val="20"/>
+              </w:rPr>
+              <w:t xml:space="preserve">1.127</w:t>
+            </w:r>
+          </w:p>
+        </w:tc>
+        <w:tc>
+          <w:tcPr>
+            <w:tcW w:type="dxa" w:w="1100"/>
+            <w:tcBorders>
+              <w:top w:val="single" w:color="CCCCCC" w:sz="1"/>
+              <w:left w:val="single" w:color="CCCCCC" w:sz="1"/>
+              <w:bottom w:val="single" w:color="CCCCCC" w:sz="1"/>
+              <w:right w:val="single" w:color="CCCCCC" w:sz="1"/>
+            </w:tcBorders>
+            <w:tcMar>
+              <w:top w:type="dxa" w:w="60"/>
+              <w:left w:type="dxa" w:w="100"/>
+              <w:bottom w:type="dxa" w:w="60"/>
+              <w:right w:type="dxa" w:w="100"/>
+            </w:tcMar>
+          </w:tcPr>
+          <w:p>
+            <w:pPr>
+              <w:jc w:val="right"/>
+            </w:pPr>
+            <w:r>
+              <w:rPr>
+                <w:rFonts w:ascii="Arial" w:cs="Arial" w:eastAsia="Arial" w:hAnsi="Arial"/>
+                <w:sz w:val="20"/>
+                <w:szCs w:val="20"/>
+              </w:rPr>
+              <w:t xml:space="preserve">0.289</w:t>
+            </w:r>
+          </w:p>
+        </w:tc>
+        <w:tc>
+          <w:tcPr>
+            <w:tcW w:type="dxa" w:w="1100"/>
+            <w:tcBorders>
+              <w:top w:val="single" w:color="CCCCCC" w:sz="1"/>
+              <w:left w:val="single" w:color="CCCCCC" w:sz="1"/>
+              <w:bottom w:val="single" w:color="CCCCCC" w:sz="1"/>
+              <w:right w:val="single" w:color="CCCCCC" w:sz="1"/>
+            </w:tcBorders>
+            <w:tcMar>
+              <w:top w:type="dxa" w:w="60"/>
+              <w:left w:type="dxa" w:w="100"/>
+              <w:bottom w:type="dxa" w:w="60"/>
+              <w:right w:type="dxa" w:w="100"/>
+            </w:tcMar>
+          </w:tcPr>
+          <w:p>
+            <w:pPr>
+              <w:jc w:val="right"/>
+            </w:pPr>
+            <w:r>
+              <w:rPr>
+                <w:rFonts w:ascii="Arial" w:cs="Arial" w:eastAsia="Arial" w:hAnsi="Arial"/>
+                <w:sz w:val="20"/>
+                <w:szCs w:val="20"/>
+              </w:rPr>
+              <w:t xml:space="preserve">−0.498 (0.408)</w:t>
+            </w:r>
+          </w:p>
+        </w:tc>
+        <w:tc>
+          <w:tcPr>
+            <w:tcW w:type="dxa" w:w="900"/>
+            <w:tcBorders>
+              <w:top w:val="single" w:color="CCCCCC" w:sz="1"/>
+              <w:left w:val="single" w:color="CCCCCC" w:sz="1"/>
+              <w:bottom w:val="single" w:color="CCCCCC" w:sz="1"/>
+              <w:right w:val="single" w:color="CCCCCC" w:sz="1"/>
+            </w:tcBorders>
+            <w:tcMar>
+              <w:top w:type="dxa" w:w="60"/>
+              <w:left w:type="dxa" w:w="100"/>
+              <w:bottom w:type="dxa" w:w="60"/>
+              <w:right w:type="dxa" w:w="100"/>
+            </w:tcMar>
+          </w:tcPr>
+          <w:p>
+            <w:pPr>
+              <w:jc w:val="right"/>
+            </w:pPr>
+            <w:r>
+              <w:rPr>
+                <w:rFonts w:ascii="Arial" w:cs="Arial" w:eastAsia="Arial" w:hAnsi="Arial"/>
+                <w:sz w:val="20"/>
+                <w:szCs w:val="20"/>
+              </w:rPr>
+              <w:t xml:space="preserve">0.224</w:t>
+            </w:r>
+          </w:p>
+        </w:tc>
+      </w:tr>
+      <w:tr>
+        <w:tc>
+          <w:tcPr>
+            <w:tcW w:type="dxa" w:w="1700"/>
+            <w:tcBorders>
+              <w:top w:val="single" w:color="CCCCCC" w:sz="1"/>
+              <w:left w:val="single" w:color="CCCCCC" w:sz="1"/>
+              <w:bottom w:val="single" w:color="CCCCCC" w:sz="1"/>
+              <w:right w:val="single" w:color="CCCCCC" w:sz="1"/>
+            </w:tcBorders>
+            <w:tcMar>
+              <w:top w:type="dxa" w:w="60"/>
+              <w:left w:type="dxa" w:w="100"/>
+              <w:bottom w:type="dxa" w:w="60"/>
+              <w:right w:type="dxa" w:w="100"/>
+            </w:tcMar>
+          </w:tcPr>
+          <w:p>
+            <w:pPr>
+              <w:jc w:val="left"/>
+            </w:pPr>
+            <w:r>
+              <w:rPr>
+                <w:rFonts w:ascii="Arial" w:cs="Arial" w:eastAsia="Arial" w:hAnsi="Arial"/>
+                <w:sz w:val="20"/>
+                <w:szCs w:val="20"/>
+              </w:rPr>
+              <w:t xml:space="preserve">List pos. change</w:t>
+            </w:r>
+          </w:p>
+        </w:tc>
+        <w:tc>
+          <w:tcPr>
+            <w:tcW w:type="dxa" w:w="900"/>
+            <w:tcBorders>
+              <w:top w:val="single" w:color="CCCCCC" w:sz="1"/>
+              <w:left w:val="single" w:color="CCCCCC" w:sz="1"/>
+              <w:bottom w:val="single" w:color="CCCCCC" w:sz="1"/>
+              <w:right w:val="single" w:color="CCCCCC" w:sz="1"/>
+            </w:tcBorders>
+            <w:tcMar>
+              <w:top w:type="dxa" w:w="60"/>
+              <w:left w:type="dxa" w:w="100"/>
+              <w:bottom w:type="dxa" w:w="60"/>
+              <w:right w:type="dxa" w:w="100"/>
+            </w:tcMar>
+          </w:tcPr>
+          <w:p>
+            <w:pPr>
+              <w:jc w:val="right"/>
+            </w:pPr>
+            <w:r>
+              <w:rPr>
+                <w:rFonts w:ascii="Arial" w:cs="Arial" w:eastAsia="Arial" w:hAnsi="Arial"/>
+                <w:sz w:val="20"/>
+                <w:szCs w:val="20"/>
+              </w:rPr>
+              <w:t xml:space="preserve">0.100</w:t>
+            </w:r>
+          </w:p>
+        </w:tc>
+        <w:tc>
+          <w:tcPr>
+            <w:tcW w:type="dxa" w:w="900"/>
+            <w:tcBorders>
+              <w:top w:val="single" w:color="CCCCCC" w:sz="1"/>
+              <w:left w:val="single" w:color="CCCCCC" w:sz="1"/>
+              <w:bottom w:val="single" w:color="CCCCCC" w:sz="1"/>
+              <w:right w:val="single" w:color="CCCCCC" w:sz="1"/>
+            </w:tcBorders>
+            <w:tcMar>
+              <w:top w:type="dxa" w:w="60"/>
+              <w:left w:type="dxa" w:w="100"/>
+              <w:bottom w:type="dxa" w:w="60"/>
+              <w:right w:type="dxa" w:w="100"/>
+            </w:tcMar>
+          </w:tcPr>
+          <w:p>
+            <w:pPr>
+              <w:jc w:val="right"/>
+            </w:pPr>
+            <w:r>
+              <w:rPr>
+                <w:rFonts w:ascii="Arial" w:cs="Arial" w:eastAsia="Arial" w:hAnsi="Arial"/>
+                <w:sz w:val="20"/>
+                <w:szCs w:val="20"/>
+              </w:rPr>
+              <w:t xml:space="preserve">1,904</w:t>
+            </w:r>
+          </w:p>
+        </w:tc>
+        <w:tc>
+          <w:tcPr>
+            <w:tcW w:type="dxa" w:w="1100"/>
+            <w:tcBorders>
+              <w:top w:val="single" w:color="CCCCCC" w:sz="1"/>
+              <w:left w:val="single" w:color="CCCCCC" w:sz="1"/>
+              <w:bottom w:val="single" w:color="CCCCCC" w:sz="1"/>
+              <w:right w:val="single" w:color="CCCCCC" w:sz="1"/>
+            </w:tcBorders>
+            <w:tcMar>
+              <w:top w:type="dxa" w:w="60"/>
+              <w:left w:type="dxa" w:w="100"/>
+              <w:bottom w:type="dxa" w:w="60"/>
+              <w:right w:type="dxa" w:w="100"/>
+            </w:tcMar>
+          </w:tcPr>
+          <w:p>
+            <w:pPr>
+              <w:jc w:val="right"/>
+            </w:pPr>
+            <w:r>
+              <w:rPr>
+                <w:rFonts w:ascii="Arial" w:cs="Arial" w:eastAsia="Arial" w:hAnsi="Arial"/>
+                <w:sz w:val="20"/>
+                <w:szCs w:val="20"/>
+              </w:rPr>
+              <w:t xml:space="preserve">1.026</w:t>
+            </w:r>
+          </w:p>
+        </w:tc>
+        <w:tc>
+          <w:tcPr>
+            <w:tcW w:type="dxa" w:w="1100"/>
+            <w:tcBorders>
+              <w:top w:val="single" w:color="CCCCCC" w:sz="1"/>
+              <w:left w:val="single" w:color="CCCCCC" w:sz="1"/>
+              <w:bottom w:val="single" w:color="CCCCCC" w:sz="1"/>
+              <w:right w:val="single" w:color="CCCCCC" w:sz="1"/>
+            </w:tcBorders>
+            <w:tcMar>
+              <w:top w:type="dxa" w:w="60"/>
+              <w:left w:type="dxa" w:w="100"/>
+              <w:bottom w:type="dxa" w:w="60"/>
+              <w:right w:type="dxa" w:w="100"/>
+            </w:tcMar>
+          </w:tcPr>
+          <w:p>
+            <w:pPr>
+              <w:jc w:val="right"/>
+            </w:pPr>
+            <w:r>
+              <w:rPr>
+                <w:rFonts w:ascii="Arial" w:cs="Arial" w:eastAsia="Arial" w:hAnsi="Arial"/>
+                <w:sz w:val="20"/>
+                <w:szCs w:val="20"/>
+              </w:rPr>
+              <w:t xml:space="preserve">0.295</w:t>
+            </w:r>
+          </w:p>
+        </w:tc>
+        <w:tc>
+          <w:tcPr>
+            <w:tcW w:type="dxa" w:w="1100"/>
+            <w:tcBorders>
+              <w:top w:val="single" w:color="CCCCCC" w:sz="1"/>
+              <w:left w:val="single" w:color="CCCCCC" w:sz="1"/>
+              <w:bottom w:val="single" w:color="CCCCCC" w:sz="1"/>
+              <w:right w:val="single" w:color="CCCCCC" w:sz="1"/>
+            </w:tcBorders>
+            <w:tcMar>
+              <w:top w:type="dxa" w:w="60"/>
+              <w:left w:type="dxa" w:w="100"/>
+              <w:bottom w:type="dxa" w:w="60"/>
+              <w:right w:type="dxa" w:w="100"/>
+            </w:tcMar>
+          </w:tcPr>
+          <w:p>
+            <w:pPr>
+              <w:jc w:val="right"/>
+            </w:pPr>
+            <w:r>
+              <w:rPr>
+                <w:rFonts w:ascii="Arial" w:cs="Arial" w:eastAsia="Arial" w:hAnsi="Arial"/>
+                <w:sz w:val="20"/>
+                <w:szCs w:val="20"/>
+              </w:rPr>
+              <w:t xml:space="preserve">−0.761 (0.407)</w:t>
+            </w:r>
+          </w:p>
+        </w:tc>
+        <w:tc>
+          <w:tcPr>
+            <w:tcW w:type="dxa" w:w="900"/>
+            <w:tcBorders>
+              <w:top w:val="single" w:color="CCCCCC" w:sz="1"/>
+              <w:left w:val="single" w:color="CCCCCC" w:sz="1"/>
+              <w:bottom w:val="single" w:color="CCCCCC" w:sz="1"/>
+              <w:right w:val="single" w:color="CCCCCC" w:sz="1"/>
+            </w:tcBorders>
+            <w:tcMar>
+              <w:top w:type="dxa" w:w="60"/>
+              <w:left w:type="dxa" w:w="100"/>
+              <w:bottom w:type="dxa" w:w="60"/>
+              <w:right w:type="dxa" w:w="100"/>
+            </w:tcMar>
+          </w:tcPr>
+          <w:p>
+            <w:pPr>
+              <w:jc w:val="right"/>
+            </w:pPr>
+            <w:r>
+              <w:rPr>
+                <w:rFonts w:ascii="Arial" w:cs="Arial" w:eastAsia="Arial" w:hAnsi="Arial"/>
+                <w:sz w:val="20"/>
+                <w:szCs w:val="20"/>
+              </w:rPr>
+              <w:t xml:space="preserve">0.062</w:t>
+            </w:r>
+          </w:p>
+        </w:tc>
+      </w:tr>
+    </w:tbl>
+    <w:p>
+      <w:r>
+        <w:rPr>
+          <w:rFonts w:ascii="Arial" w:cs="Arial" w:eastAsia="Arial" w:hAnsi="Arial"/>
+          <w:sz w:val="24"/>
+          <w:szCs w:val="24"/>
+        </w:rPr>
+        <w:t xml:space="preserve"/>
+      </w:r>
+    </w:p>
     <w:p>
       <w:pPr>
         <w:spacing w:after="200" w:line="360"/>
@@ -8560,7 +10528,15 @@
           <w:sz w:val="20"/>
           <w:szCs w:val="20"/>
         </w:rPr>
-        <w:t xml:space="preserve">[Table 10 is generated from data/processed/thesis_tables/thesis_list_position_effects.csv]</w:t>
+        <w:t xml:space="preserve">Notes: </w:t>
+      </w:r>
+      <w:r>
+        <w:rPr>
+          <w:rFonts w:ascii="Arial" w:cs="Arial" w:eastAsia="Arial" w:hAnsi="Arial"/>
+          <w:sz w:val="20"/>
+          <w:szCs w:val="20"/>
+        </w:rPr>
+        <w:t xml:space="preserve">Province-election clustered SEs. Conditional on the candidate reappearing on a party list. Negative τ for list_pos_next indicates a better (higher) list position. * p &lt; 0.05.</w:t>
       </w:r>
     </w:p>
     <w:p>
@@ -8654,7 +10630,1127 @@
           <w:sz w:val="22"/>
           <w:szCs w:val="22"/>
         </w:rPr>
-        <w:t xml:space="preserve">Table 11: Heterogeneity by District Magnitude – RDD Estimates</w:t>
+        <w:t xml:space="preserve">Table 11: Heterogeneity by District Magnitude – RDD Estimates (BW = 0.05)</w:t>
+      </w:r>
+    </w:p>
+    <w:tbl>
+      <w:tblPr>
+        <w:tblW w:type="dxa" w:w="8500"/>
+        <w:tblBorders>
+          <w:top w:val="single" w:color="auto" w:sz="4"/>
+          <w:left w:val="single" w:color="auto" w:sz="4"/>
+          <w:bottom w:val="single" w:color="auto" w:sz="4"/>
+          <w:right w:val="single" w:color="auto" w:sz="4"/>
+          <w:insideH w:val="single" w:color="auto" w:sz="4"/>
+          <w:insideV w:val="single" w:color="auto" w:sz="4"/>
+        </w:tblBorders>
+      </w:tblPr>
+      <w:tblGrid>
+        <w:gridCol w:w="1200"/>
+        <w:gridCol w:w="1600"/>
+        <w:gridCol w:w="900"/>
+        <w:gridCol w:w="1100"/>
+        <w:gridCol w:w="1100"/>
+        <w:gridCol w:w="1200"/>
+        <w:gridCol w:w="900"/>
+      </w:tblGrid>
+      <w:tr>
+        <w:tc>
+          <w:tcPr>
+            <w:tcW w:type="dxa" w:w="1200"/>
+            <w:tcBorders>
+              <w:top w:val="single" w:color="4472C4" w:sz="1"/>
+              <w:left w:val="single" w:color="4472C4" w:sz="1"/>
+              <w:bottom w:val="single" w:color="4472C4" w:sz="1"/>
+              <w:right w:val="single" w:color="4472C4" w:sz="1"/>
+            </w:tcBorders>
+            <w:shd w:fill="D6E4F0" w:val="clear"/>
+            <w:tcMar>
+              <w:top w:type="dxa" w:w="60"/>
+              <w:left w:type="dxa" w:w="100"/>
+              <w:bottom w:type="dxa" w:w="60"/>
+              <w:right w:type="dxa" w:w="100"/>
+            </w:tcMar>
+            <w:vAlign w:val="center"/>
+          </w:tcPr>
+          <w:p>
+            <w:pPr>
+              <w:jc w:val="center"/>
+            </w:pPr>
+            <w:r>
+              <w:rPr>
+                <w:rFonts w:ascii="Arial" w:cs="Arial" w:eastAsia="Arial" w:hAnsi="Arial"/>
+                <w:b/>
+                <w:bCs/>
+                <w:sz w:val="20"/>
+                <w:szCs w:val="20"/>
+              </w:rPr>
+              <w:t xml:space="preserve">Outcome</w:t>
+            </w:r>
+          </w:p>
+        </w:tc>
+        <w:tc>
+          <w:tcPr>
+            <w:tcW w:type="dxa" w:w="1600"/>
+            <w:tcBorders>
+              <w:top w:val="single" w:color="4472C4" w:sz="1"/>
+              <w:left w:val="single" w:color="4472C4" w:sz="1"/>
+              <w:bottom w:val="single" w:color="4472C4" w:sz="1"/>
+              <w:right w:val="single" w:color="4472C4" w:sz="1"/>
+            </w:tcBorders>
+            <w:shd w:fill="D6E4F0" w:val="clear"/>
+            <w:tcMar>
+              <w:top w:type="dxa" w:w="60"/>
+              <w:left w:type="dxa" w:w="100"/>
+              <w:bottom w:type="dxa" w:w="60"/>
+              <w:right w:type="dxa" w:w="100"/>
+            </w:tcMar>
+            <w:vAlign w:val="center"/>
+          </w:tcPr>
+          <w:p>
+            <w:pPr>
+              <w:jc w:val="center"/>
+            </w:pPr>
+            <w:r>
+              <w:rPr>
+                <w:rFonts w:ascii="Arial" w:cs="Arial" w:eastAsia="Arial" w:hAnsi="Arial"/>
+                <w:b/>
+                <w:bCs/>
+                <w:sz w:val="20"/>
+                <w:szCs w:val="20"/>
+              </w:rPr>
+              <w:t xml:space="preserve">Subgroup</w:t>
+            </w:r>
+          </w:p>
+        </w:tc>
+        <w:tc>
+          <w:tcPr>
+            <w:tcW w:type="dxa" w:w="900"/>
+            <w:tcBorders>
+              <w:top w:val="single" w:color="4472C4" w:sz="1"/>
+              <w:left w:val="single" w:color="4472C4" w:sz="1"/>
+              <w:bottom w:val="single" w:color="4472C4" w:sz="1"/>
+              <w:right w:val="single" w:color="4472C4" w:sz="1"/>
+            </w:tcBorders>
+            <w:shd w:fill="D6E4F0" w:val="clear"/>
+            <w:tcMar>
+              <w:top w:type="dxa" w:w="60"/>
+              <w:left w:type="dxa" w:w="100"/>
+              <w:bottom w:type="dxa" w:w="60"/>
+              <w:right w:type="dxa" w:w="100"/>
+            </w:tcMar>
+            <w:vAlign w:val="center"/>
+          </w:tcPr>
+          <w:p>
+            <w:pPr>
+              <w:jc w:val="center"/>
+            </w:pPr>
+            <w:r>
+              <w:rPr>
+                <w:rFonts w:ascii="Arial" w:cs="Arial" w:eastAsia="Arial" w:hAnsi="Arial"/>
+                <w:b/>
+                <w:bCs/>
+                <w:sz w:val="20"/>
+                <w:szCs w:val="20"/>
+              </w:rPr>
+              <w:t xml:space="preserve">N</w:t>
+            </w:r>
+          </w:p>
+        </w:tc>
+        <w:tc>
+          <w:tcPr>
+            <w:tcW w:type="dxa" w:w="1100"/>
+            <w:tcBorders>
+              <w:top w:val="single" w:color="4472C4" w:sz="1"/>
+              <w:left w:val="single" w:color="4472C4" w:sz="1"/>
+              <w:bottom w:val="single" w:color="4472C4" w:sz="1"/>
+              <w:right w:val="single" w:color="4472C4" w:sz="1"/>
+            </w:tcBorders>
+            <w:shd w:fill="D6E4F0" w:val="clear"/>
+            <w:tcMar>
+              <w:top w:type="dxa" w:w="60"/>
+              <w:left w:type="dxa" w:w="100"/>
+              <w:bottom w:type="dxa" w:w="60"/>
+              <w:right w:type="dxa" w:w="100"/>
+            </w:tcMar>
+            <w:vAlign w:val="center"/>
+          </w:tcPr>
+          <w:p>
+            <w:pPr>
+              <w:jc w:val="center"/>
+            </w:pPr>
+            <w:r>
+              <w:rPr>
+                <w:rFonts w:ascii="Arial" w:cs="Arial" w:eastAsia="Arial" w:hAnsi="Arial"/>
+                <w:b/>
+                <w:bCs/>
+                <w:sz w:val="20"/>
+                <w:szCs w:val="20"/>
+              </w:rPr>
+              <w:t xml:space="preserve">Mean (L)</w:t>
+            </w:r>
+          </w:p>
+        </w:tc>
+        <w:tc>
+          <w:tcPr>
+            <w:tcW w:type="dxa" w:w="1100"/>
+            <w:tcBorders>
+              <w:top w:val="single" w:color="4472C4" w:sz="1"/>
+              <w:left w:val="single" w:color="4472C4" w:sz="1"/>
+              <w:bottom w:val="single" w:color="4472C4" w:sz="1"/>
+              <w:right w:val="single" w:color="4472C4" w:sz="1"/>
+            </w:tcBorders>
+            <w:shd w:fill="D6E4F0" w:val="clear"/>
+            <w:tcMar>
+              <w:top w:type="dxa" w:w="60"/>
+              <w:left w:type="dxa" w:w="100"/>
+              <w:bottom w:type="dxa" w:w="60"/>
+              <w:right w:type="dxa" w:w="100"/>
+            </w:tcMar>
+            <w:vAlign w:val="center"/>
+          </w:tcPr>
+          <w:p>
+            <w:pPr>
+              <w:jc w:val="center"/>
+            </w:pPr>
+            <w:r>
+              <w:rPr>
+                <w:rFonts w:ascii="Arial" w:cs="Arial" w:eastAsia="Arial" w:hAnsi="Arial"/>
+                <w:b/>
+                <w:bCs/>
+                <w:sz w:val="20"/>
+                <w:szCs w:val="20"/>
+              </w:rPr>
+              <w:t xml:space="preserve">Mean (R)</w:t>
+            </w:r>
+          </w:p>
+        </w:tc>
+        <w:tc>
+          <w:tcPr>
+            <w:tcW w:type="dxa" w:w="1200"/>
+            <w:tcBorders>
+              <w:top w:val="single" w:color="4472C4" w:sz="1"/>
+              <w:left w:val="single" w:color="4472C4" w:sz="1"/>
+              <w:bottom w:val="single" w:color="4472C4" w:sz="1"/>
+              <w:right w:val="single" w:color="4472C4" w:sz="1"/>
+            </w:tcBorders>
+            <w:shd w:fill="D6E4F0" w:val="clear"/>
+            <w:tcMar>
+              <w:top w:type="dxa" w:w="60"/>
+              <w:left w:type="dxa" w:w="100"/>
+              <w:bottom w:type="dxa" w:w="60"/>
+              <w:right w:type="dxa" w:w="100"/>
+            </w:tcMar>
+            <w:vAlign w:val="center"/>
+          </w:tcPr>
+          <w:p>
+            <w:pPr>
+              <w:jc w:val="center"/>
+            </w:pPr>
+            <w:r>
+              <w:rPr>
+                <w:rFonts w:ascii="Arial" w:cs="Arial" w:eastAsia="Arial" w:hAnsi="Arial"/>
+                <w:b/>
+                <w:bCs/>
+                <w:sz w:val="20"/>
+                <w:szCs w:val="20"/>
+              </w:rPr>
+              <w:t xml:space="preserve">τ (SE)</w:t>
+            </w:r>
+          </w:p>
+        </w:tc>
+        <w:tc>
+          <w:tcPr>
+            <w:tcW w:type="dxa" w:w="900"/>
+            <w:tcBorders>
+              <w:top w:val="single" w:color="4472C4" w:sz="1"/>
+              <w:left w:val="single" w:color="4472C4" w:sz="1"/>
+              <w:bottom w:val="single" w:color="4472C4" w:sz="1"/>
+              <w:right w:val="single" w:color="4472C4" w:sz="1"/>
+            </w:tcBorders>
+            <w:shd w:fill="D6E4F0" w:val="clear"/>
+            <w:tcMar>
+              <w:top w:type="dxa" w:w="60"/>
+              <w:left w:type="dxa" w:w="100"/>
+              <w:bottom w:type="dxa" w:w="60"/>
+              <w:right w:type="dxa" w:w="100"/>
+            </w:tcMar>
+            <w:vAlign w:val="center"/>
+          </w:tcPr>
+          <w:p>
+            <w:pPr>
+              <w:jc w:val="center"/>
+            </w:pPr>
+            <w:r>
+              <w:rPr>
+                <w:rFonts w:ascii="Arial" w:cs="Arial" w:eastAsia="Arial" w:hAnsi="Arial"/>
+                <w:b/>
+                <w:bCs/>
+                <w:sz w:val="20"/>
+                <w:szCs w:val="20"/>
+              </w:rPr>
+              <w:t xml:space="preserve">p-value</w:t>
+            </w:r>
+          </w:p>
+        </w:tc>
+      </w:tr>
+      <w:tr>
+        <w:tc>
+          <w:tcPr>
+            <w:tcW w:type="dxa" w:w="1200"/>
+            <w:tcBorders>
+              <w:top w:val="single" w:color="CCCCCC" w:sz="1"/>
+              <w:left w:val="single" w:color="CCCCCC" w:sz="1"/>
+              <w:bottom w:val="single" w:color="CCCCCC" w:sz="1"/>
+              <w:right w:val="single" w:color="CCCCCC" w:sz="1"/>
+            </w:tcBorders>
+            <w:tcMar>
+              <w:top w:type="dxa" w:w="60"/>
+              <w:left w:type="dxa" w:w="100"/>
+              <w:bottom w:type="dxa" w:w="60"/>
+              <w:right w:type="dxa" w:w="100"/>
+            </w:tcMar>
+          </w:tcPr>
+          <w:p>
+            <w:pPr>
+              <w:jc w:val="left"/>
+            </w:pPr>
+            <w:r>
+              <w:rPr>
+                <w:rFonts w:ascii="Arial" w:cs="Arial" w:eastAsia="Arial" w:hAnsi="Arial"/>
+                <w:sz w:val="20"/>
+                <w:szCs w:val="20"/>
+              </w:rPr>
+              <w:t xml:space="preserve">Runs next</w:t>
+            </w:r>
+          </w:p>
+        </w:tc>
+        <w:tc>
+          <w:tcPr>
+            <w:tcW w:type="dxa" w:w="1600"/>
+            <w:tcBorders>
+              <w:top w:val="single" w:color="CCCCCC" w:sz="1"/>
+              <w:left w:val="single" w:color="CCCCCC" w:sz="1"/>
+              <w:bottom w:val="single" w:color="CCCCCC" w:sz="1"/>
+              <w:right w:val="single" w:color="CCCCCC" w:sz="1"/>
+            </w:tcBorders>
+            <w:tcMar>
+              <w:top w:type="dxa" w:w="60"/>
+              <w:left w:type="dxa" w:w="100"/>
+              <w:bottom w:type="dxa" w:w="60"/>
+              <w:right w:type="dxa" w:w="100"/>
+            </w:tcMar>
+          </w:tcPr>
+          <w:p>
+            <w:pPr>
+              <w:jc w:val="right"/>
+            </w:pPr>
+            <w:r>
+              <w:rPr>
+                <w:rFonts w:ascii="Arial" w:cs="Arial" w:eastAsia="Arial" w:hAnsi="Arial"/>
+                <w:sz w:val="20"/>
+                <w:szCs w:val="20"/>
+              </w:rPr>
+              <w:t xml:space="preserve">High magnitude (≥ 8)</w:t>
+            </w:r>
+          </w:p>
+        </w:tc>
+        <w:tc>
+          <w:tcPr>
+            <w:tcW w:type="dxa" w:w="900"/>
+            <w:tcBorders>
+              <w:top w:val="single" w:color="CCCCCC" w:sz="1"/>
+              <w:left w:val="single" w:color="CCCCCC" w:sz="1"/>
+              <w:bottom w:val="single" w:color="CCCCCC" w:sz="1"/>
+              <w:right w:val="single" w:color="CCCCCC" w:sz="1"/>
+            </w:tcBorders>
+            <w:tcMar>
+              <w:top w:type="dxa" w:w="60"/>
+              <w:left w:type="dxa" w:w="100"/>
+              <w:bottom w:type="dxa" w:w="60"/>
+              <w:right w:type="dxa" w:w="100"/>
+            </w:tcMar>
+          </w:tcPr>
+          <w:p>
+            <w:pPr>
+              <w:jc w:val="right"/>
+            </w:pPr>
+            <w:r>
+              <w:rPr>
+                <w:rFonts w:ascii="Arial" w:cs="Arial" w:eastAsia="Arial" w:hAnsi="Arial"/>
+                <w:sz w:val="20"/>
+                <w:szCs w:val="20"/>
+              </w:rPr>
+              <w:t xml:space="preserve">1,344</w:t>
+            </w:r>
+          </w:p>
+        </w:tc>
+        <w:tc>
+          <w:tcPr>
+            <w:tcW w:type="dxa" w:w="1100"/>
+            <w:tcBorders>
+              <w:top w:val="single" w:color="CCCCCC" w:sz="1"/>
+              <w:left w:val="single" w:color="CCCCCC" w:sz="1"/>
+              <w:bottom w:val="single" w:color="CCCCCC" w:sz="1"/>
+              <w:right w:val="single" w:color="CCCCCC" w:sz="1"/>
+            </w:tcBorders>
+            <w:tcMar>
+              <w:top w:type="dxa" w:w="60"/>
+              <w:left w:type="dxa" w:w="100"/>
+              <w:bottom w:type="dxa" w:w="60"/>
+              <w:right w:type="dxa" w:w="100"/>
+            </w:tcMar>
+          </w:tcPr>
+          <w:p>
+            <w:pPr>
+              <w:jc w:val="right"/>
+            </w:pPr>
+            <w:r>
+              <w:rPr>
+                <w:rFonts w:ascii="Arial" w:cs="Arial" w:eastAsia="Arial" w:hAnsi="Arial"/>
+                <w:sz w:val="20"/>
+                <w:szCs w:val="20"/>
+              </w:rPr>
+              <w:t xml:space="preserve">0.305</w:t>
+            </w:r>
+          </w:p>
+        </w:tc>
+        <w:tc>
+          <w:tcPr>
+            <w:tcW w:type="dxa" w:w="1100"/>
+            <w:tcBorders>
+              <w:top w:val="single" w:color="CCCCCC" w:sz="1"/>
+              <w:left w:val="single" w:color="CCCCCC" w:sz="1"/>
+              <w:bottom w:val="single" w:color="CCCCCC" w:sz="1"/>
+              <w:right w:val="single" w:color="CCCCCC" w:sz="1"/>
+            </w:tcBorders>
+            <w:tcMar>
+              <w:top w:type="dxa" w:w="60"/>
+              <w:left w:type="dxa" w:w="100"/>
+              <w:bottom w:type="dxa" w:w="60"/>
+              <w:right w:type="dxa" w:w="100"/>
+            </w:tcMar>
+          </w:tcPr>
+          <w:p>
+            <w:pPr>
+              <w:jc w:val="right"/>
+            </w:pPr>
+            <w:r>
+              <w:rPr>
+                <w:rFonts w:ascii="Arial" w:cs="Arial" w:eastAsia="Arial" w:hAnsi="Arial"/>
+                <w:sz w:val="20"/>
+                <w:szCs w:val="20"/>
+              </w:rPr>
+              <w:t xml:space="preserve">0.596</w:t>
+            </w:r>
+          </w:p>
+        </w:tc>
+        <w:tc>
+          <w:tcPr>
+            <w:tcW w:type="dxa" w:w="1200"/>
+            <w:tcBorders>
+              <w:top w:val="single" w:color="CCCCCC" w:sz="1"/>
+              <w:left w:val="single" w:color="CCCCCC" w:sz="1"/>
+              <w:bottom w:val="single" w:color="CCCCCC" w:sz="1"/>
+              <w:right w:val="single" w:color="CCCCCC" w:sz="1"/>
+            </w:tcBorders>
+            <w:tcMar>
+              <w:top w:type="dxa" w:w="60"/>
+              <w:left w:type="dxa" w:w="100"/>
+              <w:bottom w:type="dxa" w:w="60"/>
+              <w:right w:type="dxa" w:w="100"/>
+            </w:tcMar>
+          </w:tcPr>
+          <w:p>
+            <w:pPr>
+              <w:jc w:val="right"/>
+            </w:pPr>
+            <w:r>
+              <w:rPr>
+                <w:rFonts w:ascii="Arial" w:cs="Arial" w:eastAsia="Arial" w:hAnsi="Arial"/>
+                <w:sz w:val="20"/>
+                <w:szCs w:val="20"/>
+              </w:rPr>
+              <w:t xml:space="preserve">0.264*** (0.069)</w:t>
+            </w:r>
+          </w:p>
+        </w:tc>
+        <w:tc>
+          <w:tcPr>
+            <w:tcW w:type="dxa" w:w="900"/>
+            <w:tcBorders>
+              <w:top w:val="single" w:color="CCCCCC" w:sz="1"/>
+              <w:left w:val="single" w:color="CCCCCC" w:sz="1"/>
+              <w:bottom w:val="single" w:color="CCCCCC" w:sz="1"/>
+              <w:right w:val="single" w:color="CCCCCC" w:sz="1"/>
+            </w:tcBorders>
+            <w:tcMar>
+              <w:top w:type="dxa" w:w="60"/>
+              <w:left w:type="dxa" w:w="100"/>
+              <w:bottom w:type="dxa" w:w="60"/>
+              <w:right w:type="dxa" w:w="100"/>
+            </w:tcMar>
+          </w:tcPr>
+          <w:p>
+            <w:pPr>
+              <w:jc w:val="right"/>
+            </w:pPr>
+            <w:r>
+              <w:rPr>
+                <w:rFonts w:ascii="Arial" w:cs="Arial" w:eastAsia="Arial" w:hAnsi="Arial"/>
+                <w:sz w:val="20"/>
+                <w:szCs w:val="20"/>
+              </w:rPr>
+              <w:t xml:space="preserve">&lt;0.001</w:t>
+            </w:r>
+          </w:p>
+        </w:tc>
+      </w:tr>
+      <w:tr>
+        <w:tc>
+          <w:tcPr>
+            <w:tcW w:type="dxa" w:w="1200"/>
+            <w:tcBorders>
+              <w:top w:val="single" w:color="CCCCCC" w:sz="1"/>
+              <w:left w:val="single" w:color="CCCCCC" w:sz="1"/>
+              <w:bottom w:val="single" w:color="CCCCCC" w:sz="1"/>
+              <w:right w:val="single" w:color="CCCCCC" w:sz="1"/>
+            </w:tcBorders>
+            <w:tcMar>
+              <w:top w:type="dxa" w:w="60"/>
+              <w:left w:type="dxa" w:w="100"/>
+              <w:bottom w:type="dxa" w:w="60"/>
+              <w:right w:type="dxa" w:w="100"/>
+            </w:tcMar>
+          </w:tcPr>
+          <w:p>
+            <w:pPr>
+              <w:jc w:val="left"/>
+            </w:pPr>
+            <w:r>
+              <w:rPr>
+                <w:rFonts w:ascii="Arial" w:cs="Arial" w:eastAsia="Arial" w:hAnsi="Arial"/>
+                <w:sz w:val="20"/>
+                <w:szCs w:val="20"/>
+              </w:rPr>
+              <w:t xml:space="preserve">Runs next</w:t>
+            </w:r>
+          </w:p>
+        </w:tc>
+        <w:tc>
+          <w:tcPr>
+            <w:tcW w:type="dxa" w:w="1600"/>
+            <w:tcBorders>
+              <w:top w:val="single" w:color="CCCCCC" w:sz="1"/>
+              <w:left w:val="single" w:color="CCCCCC" w:sz="1"/>
+              <w:bottom w:val="single" w:color="CCCCCC" w:sz="1"/>
+              <w:right w:val="single" w:color="CCCCCC" w:sz="1"/>
+            </w:tcBorders>
+            <w:tcMar>
+              <w:top w:type="dxa" w:w="60"/>
+              <w:left w:type="dxa" w:w="100"/>
+              <w:bottom w:type="dxa" w:w="60"/>
+              <w:right w:type="dxa" w:w="100"/>
+            </w:tcMar>
+          </w:tcPr>
+          <w:p>
+            <w:pPr>
+              <w:jc w:val="right"/>
+            </w:pPr>
+            <w:r>
+              <w:rPr>
+                <w:rFonts w:ascii="Arial" w:cs="Arial" w:eastAsia="Arial" w:hAnsi="Arial"/>
+                <w:sz w:val="20"/>
+                <w:szCs w:val="20"/>
+              </w:rPr>
+              <w:t xml:space="preserve">Low magnitude (&lt; 8)</w:t>
+            </w:r>
+          </w:p>
+        </w:tc>
+        <w:tc>
+          <w:tcPr>
+            <w:tcW w:type="dxa" w:w="900"/>
+            <w:tcBorders>
+              <w:top w:val="single" w:color="CCCCCC" w:sz="1"/>
+              <w:left w:val="single" w:color="CCCCCC" w:sz="1"/>
+              <w:bottom w:val="single" w:color="CCCCCC" w:sz="1"/>
+              <w:right w:val="single" w:color="CCCCCC" w:sz="1"/>
+            </w:tcBorders>
+            <w:tcMar>
+              <w:top w:type="dxa" w:w="60"/>
+              <w:left w:type="dxa" w:w="100"/>
+              <w:bottom w:type="dxa" w:w="60"/>
+              <w:right w:type="dxa" w:w="100"/>
+            </w:tcMar>
+          </w:tcPr>
+          <w:p>
+            <w:pPr>
+              <w:jc w:val="right"/>
+            </w:pPr>
+            <w:r>
+              <w:rPr>
+                <w:rFonts w:ascii="Arial" w:cs="Arial" w:eastAsia="Arial" w:hAnsi="Arial"/>
+                <w:sz w:val="20"/>
+                <w:szCs w:val="20"/>
+              </w:rPr>
+              <w:t xml:space="preserve">774</w:t>
+            </w:r>
+          </w:p>
+        </w:tc>
+        <w:tc>
+          <w:tcPr>
+            <w:tcW w:type="dxa" w:w="1100"/>
+            <w:tcBorders>
+              <w:top w:val="single" w:color="CCCCCC" w:sz="1"/>
+              <w:left w:val="single" w:color="CCCCCC" w:sz="1"/>
+              <w:bottom w:val="single" w:color="CCCCCC" w:sz="1"/>
+              <w:right w:val="single" w:color="CCCCCC" w:sz="1"/>
+            </w:tcBorders>
+            <w:tcMar>
+              <w:top w:type="dxa" w:w="60"/>
+              <w:left w:type="dxa" w:w="100"/>
+              <w:bottom w:type="dxa" w:w="60"/>
+              <w:right w:type="dxa" w:w="100"/>
+            </w:tcMar>
+          </w:tcPr>
+          <w:p>
+            <w:pPr>
+              <w:jc w:val="right"/>
+            </w:pPr>
+            <w:r>
+              <w:rPr>
+                <w:rFonts w:ascii="Arial" w:cs="Arial" w:eastAsia="Arial" w:hAnsi="Arial"/>
+                <w:sz w:val="20"/>
+                <w:szCs w:val="20"/>
+              </w:rPr>
+              <w:t xml:space="preserve">0.322</w:t>
+            </w:r>
+          </w:p>
+        </w:tc>
+        <w:tc>
+          <w:tcPr>
+            <w:tcW w:type="dxa" w:w="1100"/>
+            <w:tcBorders>
+              <w:top w:val="single" w:color="CCCCCC" w:sz="1"/>
+              <w:left w:val="single" w:color="CCCCCC" w:sz="1"/>
+              <w:bottom w:val="single" w:color="CCCCCC" w:sz="1"/>
+              <w:right w:val="single" w:color="CCCCCC" w:sz="1"/>
+            </w:tcBorders>
+            <w:tcMar>
+              <w:top w:type="dxa" w:w="60"/>
+              <w:left w:type="dxa" w:w="100"/>
+              <w:bottom w:type="dxa" w:w="60"/>
+              <w:right w:type="dxa" w:w="100"/>
+            </w:tcMar>
+          </w:tcPr>
+          <w:p>
+            <w:pPr>
+              <w:jc w:val="right"/>
+            </w:pPr>
+            <w:r>
+              <w:rPr>
+                <w:rFonts w:ascii="Arial" w:cs="Arial" w:eastAsia="Arial" w:hAnsi="Arial"/>
+                <w:sz w:val="20"/>
+                <w:szCs w:val="20"/>
+              </w:rPr>
+              <w:t xml:space="preserve">0.597</w:t>
+            </w:r>
+          </w:p>
+        </w:tc>
+        <w:tc>
+          <w:tcPr>
+            <w:tcW w:type="dxa" w:w="1200"/>
+            <w:tcBorders>
+              <w:top w:val="single" w:color="CCCCCC" w:sz="1"/>
+              <w:left w:val="single" w:color="CCCCCC" w:sz="1"/>
+              <w:bottom w:val="single" w:color="CCCCCC" w:sz="1"/>
+              <w:right w:val="single" w:color="CCCCCC" w:sz="1"/>
+            </w:tcBorders>
+            <w:tcMar>
+              <w:top w:type="dxa" w:w="60"/>
+              <w:left w:type="dxa" w:w="100"/>
+              <w:bottom w:type="dxa" w:w="60"/>
+              <w:right w:type="dxa" w:w="100"/>
+            </w:tcMar>
+          </w:tcPr>
+          <w:p>
+            <w:pPr>
+              <w:jc w:val="right"/>
+            </w:pPr>
+            <w:r>
+              <w:rPr>
+                <w:rFonts w:ascii="Arial" w:cs="Arial" w:eastAsia="Arial" w:hAnsi="Arial"/>
+                <w:sz w:val="20"/>
+                <w:szCs w:val="20"/>
+              </w:rPr>
+              <w:t xml:space="preserve">0.307*** (0.070)</w:t>
+            </w:r>
+          </w:p>
+        </w:tc>
+        <w:tc>
+          <w:tcPr>
+            <w:tcW w:type="dxa" w:w="900"/>
+            <w:tcBorders>
+              <w:top w:val="single" w:color="CCCCCC" w:sz="1"/>
+              <w:left w:val="single" w:color="CCCCCC" w:sz="1"/>
+              <w:bottom w:val="single" w:color="CCCCCC" w:sz="1"/>
+              <w:right w:val="single" w:color="CCCCCC" w:sz="1"/>
+            </w:tcBorders>
+            <w:tcMar>
+              <w:top w:type="dxa" w:w="60"/>
+              <w:left w:type="dxa" w:w="100"/>
+              <w:bottom w:type="dxa" w:w="60"/>
+              <w:right w:type="dxa" w:w="100"/>
+            </w:tcMar>
+          </w:tcPr>
+          <w:p>
+            <w:pPr>
+              <w:jc w:val="right"/>
+            </w:pPr>
+            <w:r>
+              <w:rPr>
+                <w:rFonts w:ascii="Arial" w:cs="Arial" w:eastAsia="Arial" w:hAnsi="Arial"/>
+                <w:sz w:val="20"/>
+                <w:szCs w:val="20"/>
+              </w:rPr>
+              <w:t xml:space="preserve">&lt;0.001</w:t>
+            </w:r>
+          </w:p>
+        </w:tc>
+      </w:tr>
+      <w:tr>
+        <w:tc>
+          <w:tcPr>
+            <w:tcW w:type="dxa" w:w="1200"/>
+            <w:tcBorders>
+              <w:top w:val="single" w:color="CCCCCC" w:sz="1"/>
+              <w:left w:val="single" w:color="CCCCCC" w:sz="1"/>
+              <w:bottom w:val="single" w:color="CCCCCC" w:sz="1"/>
+              <w:right w:val="single" w:color="CCCCCC" w:sz="1"/>
+            </w:tcBorders>
+            <w:tcMar>
+              <w:top w:type="dxa" w:w="60"/>
+              <w:left w:type="dxa" w:w="100"/>
+              <w:bottom w:type="dxa" w:w="60"/>
+              <w:right w:type="dxa" w:w="100"/>
+            </w:tcMar>
+          </w:tcPr>
+          <w:p>
+            <w:pPr>
+              <w:jc w:val="left"/>
+            </w:pPr>
+            <w:r>
+              <w:rPr>
+                <w:rFonts w:ascii="Arial" w:cs="Arial" w:eastAsia="Arial" w:hAnsi="Arial"/>
+                <w:sz w:val="20"/>
+                <w:szCs w:val="20"/>
+              </w:rPr>
+              <w:t xml:space="preserve">Wins next</w:t>
+            </w:r>
+          </w:p>
+        </w:tc>
+        <w:tc>
+          <w:tcPr>
+            <w:tcW w:type="dxa" w:w="1600"/>
+            <w:tcBorders>
+              <w:top w:val="single" w:color="CCCCCC" w:sz="1"/>
+              <w:left w:val="single" w:color="CCCCCC" w:sz="1"/>
+              <w:bottom w:val="single" w:color="CCCCCC" w:sz="1"/>
+              <w:right w:val="single" w:color="CCCCCC" w:sz="1"/>
+            </w:tcBorders>
+            <w:tcMar>
+              <w:top w:type="dxa" w:w="60"/>
+              <w:left w:type="dxa" w:w="100"/>
+              <w:bottom w:type="dxa" w:w="60"/>
+              <w:right w:type="dxa" w:w="100"/>
+            </w:tcMar>
+          </w:tcPr>
+          <w:p>
+            <w:pPr>
+              <w:jc w:val="right"/>
+            </w:pPr>
+            <w:r>
+              <w:rPr>
+                <w:rFonts w:ascii="Arial" w:cs="Arial" w:eastAsia="Arial" w:hAnsi="Arial"/>
+                <w:sz w:val="20"/>
+                <w:szCs w:val="20"/>
+              </w:rPr>
+              <w:t xml:space="preserve">High magnitude (≥ 8)</w:t>
+            </w:r>
+          </w:p>
+        </w:tc>
+        <w:tc>
+          <w:tcPr>
+            <w:tcW w:type="dxa" w:w="900"/>
+            <w:tcBorders>
+              <w:top w:val="single" w:color="CCCCCC" w:sz="1"/>
+              <w:left w:val="single" w:color="CCCCCC" w:sz="1"/>
+              <w:bottom w:val="single" w:color="CCCCCC" w:sz="1"/>
+              <w:right w:val="single" w:color="CCCCCC" w:sz="1"/>
+            </w:tcBorders>
+            <w:tcMar>
+              <w:top w:type="dxa" w:w="60"/>
+              <w:left w:type="dxa" w:w="100"/>
+              <w:bottom w:type="dxa" w:w="60"/>
+              <w:right w:type="dxa" w:w="100"/>
+            </w:tcMar>
+          </w:tcPr>
+          <w:p>
+            <w:pPr>
+              <w:jc w:val="right"/>
+            </w:pPr>
+            <w:r>
+              <w:rPr>
+                <w:rFonts w:ascii="Arial" w:cs="Arial" w:eastAsia="Arial" w:hAnsi="Arial"/>
+                <w:sz w:val="20"/>
+                <w:szCs w:val="20"/>
+              </w:rPr>
+              <w:t xml:space="preserve">1,344</w:t>
+            </w:r>
+          </w:p>
+        </w:tc>
+        <w:tc>
+          <w:tcPr>
+            <w:tcW w:type="dxa" w:w="1100"/>
+            <w:tcBorders>
+              <w:top w:val="single" w:color="CCCCCC" w:sz="1"/>
+              <w:left w:val="single" w:color="CCCCCC" w:sz="1"/>
+              <w:bottom w:val="single" w:color="CCCCCC" w:sz="1"/>
+              <w:right w:val="single" w:color="CCCCCC" w:sz="1"/>
+            </w:tcBorders>
+            <w:tcMar>
+              <w:top w:type="dxa" w:w="60"/>
+              <w:left w:type="dxa" w:w="100"/>
+              <w:bottom w:type="dxa" w:w="60"/>
+              <w:right w:type="dxa" w:w="100"/>
+            </w:tcMar>
+          </w:tcPr>
+          <w:p>
+            <w:pPr>
+              <w:jc w:val="right"/>
+            </w:pPr>
+            <w:r>
+              <w:rPr>
+                <w:rFonts w:ascii="Arial" w:cs="Arial" w:eastAsia="Arial" w:hAnsi="Arial"/>
+                <w:sz w:val="20"/>
+                <w:szCs w:val="20"/>
+              </w:rPr>
+              <w:t xml:space="preserve">0.046</w:t>
+            </w:r>
+          </w:p>
+        </w:tc>
+        <w:tc>
+          <w:tcPr>
+            <w:tcW w:type="dxa" w:w="1100"/>
+            <w:tcBorders>
+              <w:top w:val="single" w:color="CCCCCC" w:sz="1"/>
+              <w:left w:val="single" w:color="CCCCCC" w:sz="1"/>
+              <w:bottom w:val="single" w:color="CCCCCC" w:sz="1"/>
+              <w:right w:val="single" w:color="CCCCCC" w:sz="1"/>
+            </w:tcBorders>
+            <w:tcMar>
+              <w:top w:type="dxa" w:w="60"/>
+              <w:left w:type="dxa" w:w="100"/>
+              <w:bottom w:type="dxa" w:w="60"/>
+              <w:right w:type="dxa" w:w="100"/>
+            </w:tcMar>
+          </w:tcPr>
+          <w:p>
+            <w:pPr>
+              <w:jc w:val="right"/>
+            </w:pPr>
+            <w:r>
+              <w:rPr>
+                <w:rFonts w:ascii="Arial" w:cs="Arial" w:eastAsia="Arial" w:hAnsi="Arial"/>
+                <w:sz w:val="20"/>
+                <w:szCs w:val="20"/>
+              </w:rPr>
+              <w:t xml:space="preserve">0.409</w:t>
+            </w:r>
+          </w:p>
+        </w:tc>
+        <w:tc>
+          <w:tcPr>
+            <w:tcW w:type="dxa" w:w="1200"/>
+            <w:tcBorders>
+              <w:top w:val="single" w:color="CCCCCC" w:sz="1"/>
+              <w:left w:val="single" w:color="CCCCCC" w:sz="1"/>
+              <w:bottom w:val="single" w:color="CCCCCC" w:sz="1"/>
+              <w:right w:val="single" w:color="CCCCCC" w:sz="1"/>
+            </w:tcBorders>
+            <w:tcMar>
+              <w:top w:type="dxa" w:w="60"/>
+              <w:left w:type="dxa" w:w="100"/>
+              <w:bottom w:type="dxa" w:w="60"/>
+              <w:right w:type="dxa" w:w="100"/>
+            </w:tcMar>
+          </w:tcPr>
+          <w:p>
+            <w:pPr>
+              <w:jc w:val="right"/>
+            </w:pPr>
+            <w:r>
+              <w:rPr>
+                <w:rFonts w:ascii="Arial" w:cs="Arial" w:eastAsia="Arial" w:hAnsi="Arial"/>
+                <w:sz w:val="20"/>
+                <w:szCs w:val="20"/>
+              </w:rPr>
+              <w:t xml:space="preserve">0.137* (0.066)</w:t>
+            </w:r>
+          </w:p>
+        </w:tc>
+        <w:tc>
+          <w:tcPr>
+            <w:tcW w:type="dxa" w:w="900"/>
+            <w:tcBorders>
+              <w:top w:val="single" w:color="CCCCCC" w:sz="1"/>
+              <w:left w:val="single" w:color="CCCCCC" w:sz="1"/>
+              <w:bottom w:val="single" w:color="CCCCCC" w:sz="1"/>
+              <w:right w:val="single" w:color="CCCCCC" w:sz="1"/>
+            </w:tcBorders>
+            <w:tcMar>
+              <w:top w:type="dxa" w:w="60"/>
+              <w:left w:type="dxa" w:w="100"/>
+              <w:bottom w:type="dxa" w:w="60"/>
+              <w:right w:type="dxa" w:w="100"/>
+            </w:tcMar>
+          </w:tcPr>
+          <w:p>
+            <w:pPr>
+              <w:jc w:val="right"/>
+            </w:pPr>
+            <w:r>
+              <w:rPr>
+                <w:rFonts w:ascii="Arial" w:cs="Arial" w:eastAsia="Arial" w:hAnsi="Arial"/>
+                <w:sz w:val="20"/>
+                <w:szCs w:val="20"/>
+              </w:rPr>
+              <w:t xml:space="preserve">0.040</w:t>
+            </w:r>
+          </w:p>
+        </w:tc>
+      </w:tr>
+      <w:tr>
+        <w:tc>
+          <w:tcPr>
+            <w:tcW w:type="dxa" w:w="1200"/>
+            <w:tcBorders>
+              <w:top w:val="single" w:color="CCCCCC" w:sz="1"/>
+              <w:left w:val="single" w:color="CCCCCC" w:sz="1"/>
+              <w:bottom w:val="single" w:color="CCCCCC" w:sz="1"/>
+              <w:right w:val="single" w:color="CCCCCC" w:sz="1"/>
+            </w:tcBorders>
+            <w:tcMar>
+              <w:top w:type="dxa" w:w="60"/>
+              <w:left w:type="dxa" w:w="100"/>
+              <w:bottom w:type="dxa" w:w="60"/>
+              <w:right w:type="dxa" w:w="100"/>
+            </w:tcMar>
+          </w:tcPr>
+          <w:p>
+            <w:pPr>
+              <w:jc w:val="left"/>
+            </w:pPr>
+            <w:r>
+              <w:rPr>
+                <w:rFonts w:ascii="Arial" w:cs="Arial" w:eastAsia="Arial" w:hAnsi="Arial"/>
+                <w:sz w:val="20"/>
+                <w:szCs w:val="20"/>
+              </w:rPr>
+              <w:t xml:space="preserve">Wins next</w:t>
+            </w:r>
+          </w:p>
+        </w:tc>
+        <w:tc>
+          <w:tcPr>
+            <w:tcW w:type="dxa" w:w="1600"/>
+            <w:tcBorders>
+              <w:top w:val="single" w:color="CCCCCC" w:sz="1"/>
+              <w:left w:val="single" w:color="CCCCCC" w:sz="1"/>
+              <w:bottom w:val="single" w:color="CCCCCC" w:sz="1"/>
+              <w:right w:val="single" w:color="CCCCCC" w:sz="1"/>
+            </w:tcBorders>
+            <w:tcMar>
+              <w:top w:type="dxa" w:w="60"/>
+              <w:left w:type="dxa" w:w="100"/>
+              <w:bottom w:type="dxa" w:w="60"/>
+              <w:right w:type="dxa" w:w="100"/>
+            </w:tcMar>
+          </w:tcPr>
+          <w:p>
+            <w:pPr>
+              <w:jc w:val="right"/>
+            </w:pPr>
+            <w:r>
+              <w:rPr>
+                <w:rFonts w:ascii="Arial" w:cs="Arial" w:eastAsia="Arial" w:hAnsi="Arial"/>
+                <w:sz w:val="20"/>
+                <w:szCs w:val="20"/>
+              </w:rPr>
+              <w:t xml:space="preserve">Low magnitude (&lt; 8)</w:t>
+            </w:r>
+          </w:p>
+        </w:tc>
+        <w:tc>
+          <w:tcPr>
+            <w:tcW w:type="dxa" w:w="900"/>
+            <w:tcBorders>
+              <w:top w:val="single" w:color="CCCCCC" w:sz="1"/>
+              <w:left w:val="single" w:color="CCCCCC" w:sz="1"/>
+              <w:bottom w:val="single" w:color="CCCCCC" w:sz="1"/>
+              <w:right w:val="single" w:color="CCCCCC" w:sz="1"/>
+            </w:tcBorders>
+            <w:tcMar>
+              <w:top w:type="dxa" w:w="60"/>
+              <w:left w:type="dxa" w:w="100"/>
+              <w:bottom w:type="dxa" w:w="60"/>
+              <w:right w:type="dxa" w:w="100"/>
+            </w:tcMar>
+          </w:tcPr>
+          <w:p>
+            <w:pPr>
+              <w:jc w:val="right"/>
+            </w:pPr>
+            <w:r>
+              <w:rPr>
+                <w:rFonts w:ascii="Arial" w:cs="Arial" w:eastAsia="Arial" w:hAnsi="Arial"/>
+                <w:sz w:val="20"/>
+                <w:szCs w:val="20"/>
+              </w:rPr>
+              <w:t xml:space="preserve">774</w:t>
+            </w:r>
+          </w:p>
+        </w:tc>
+        <w:tc>
+          <w:tcPr>
+            <w:tcW w:type="dxa" w:w="1100"/>
+            <w:tcBorders>
+              <w:top w:val="single" w:color="CCCCCC" w:sz="1"/>
+              <w:left w:val="single" w:color="CCCCCC" w:sz="1"/>
+              <w:bottom w:val="single" w:color="CCCCCC" w:sz="1"/>
+              <w:right w:val="single" w:color="CCCCCC" w:sz="1"/>
+            </w:tcBorders>
+            <w:tcMar>
+              <w:top w:type="dxa" w:w="60"/>
+              <w:left w:type="dxa" w:w="100"/>
+              <w:bottom w:type="dxa" w:w="60"/>
+              <w:right w:type="dxa" w:w="100"/>
+            </w:tcMar>
+          </w:tcPr>
+          <w:p>
+            <w:pPr>
+              <w:jc w:val="right"/>
+            </w:pPr>
+            <w:r>
+              <w:rPr>
+                <w:rFonts w:ascii="Arial" w:cs="Arial" w:eastAsia="Arial" w:hAnsi="Arial"/>
+                <w:sz w:val="20"/>
+                <w:szCs w:val="20"/>
+              </w:rPr>
+              <w:t xml:space="preserve">0.079</w:t>
+            </w:r>
+          </w:p>
+        </w:tc>
+        <w:tc>
+          <w:tcPr>
+            <w:tcW w:type="dxa" w:w="1100"/>
+            <w:tcBorders>
+              <w:top w:val="single" w:color="CCCCCC" w:sz="1"/>
+              <w:left w:val="single" w:color="CCCCCC" w:sz="1"/>
+              <w:bottom w:val="single" w:color="CCCCCC" w:sz="1"/>
+              <w:right w:val="single" w:color="CCCCCC" w:sz="1"/>
+            </w:tcBorders>
+            <w:tcMar>
+              <w:top w:type="dxa" w:w="60"/>
+              <w:left w:type="dxa" w:w="100"/>
+              <w:bottom w:type="dxa" w:w="60"/>
+              <w:right w:type="dxa" w:w="100"/>
+            </w:tcMar>
+          </w:tcPr>
+          <w:p>
+            <w:pPr>
+              <w:jc w:val="right"/>
+            </w:pPr>
+            <w:r>
+              <w:rPr>
+                <w:rFonts w:ascii="Arial" w:cs="Arial" w:eastAsia="Arial" w:hAnsi="Arial"/>
+                <w:sz w:val="20"/>
+                <w:szCs w:val="20"/>
+              </w:rPr>
+              <w:t xml:space="preserve">0.394</w:t>
+            </w:r>
+          </w:p>
+        </w:tc>
+        <w:tc>
+          <w:tcPr>
+            <w:tcW w:type="dxa" w:w="1200"/>
+            <w:tcBorders>
+              <w:top w:val="single" w:color="CCCCCC" w:sz="1"/>
+              <w:left w:val="single" w:color="CCCCCC" w:sz="1"/>
+              <w:bottom w:val="single" w:color="CCCCCC" w:sz="1"/>
+              <w:right w:val="single" w:color="CCCCCC" w:sz="1"/>
+            </w:tcBorders>
+            <w:tcMar>
+              <w:top w:type="dxa" w:w="60"/>
+              <w:left w:type="dxa" w:w="100"/>
+              <w:bottom w:type="dxa" w:w="60"/>
+              <w:right w:type="dxa" w:w="100"/>
+            </w:tcMar>
+          </w:tcPr>
+          <w:p>
+            <w:pPr>
+              <w:jc w:val="right"/>
+            </w:pPr>
+            <w:r>
+              <w:rPr>
+                <w:rFonts w:ascii="Arial" w:cs="Arial" w:eastAsia="Arial" w:hAnsi="Arial"/>
+                <w:sz w:val="20"/>
+                <w:szCs w:val="20"/>
+              </w:rPr>
+              <w:t xml:space="preserve">0.244*** (0.067)</w:t>
+            </w:r>
+          </w:p>
+        </w:tc>
+        <w:tc>
+          <w:tcPr>
+            <w:tcW w:type="dxa" w:w="900"/>
+            <w:tcBorders>
+              <w:top w:val="single" w:color="CCCCCC" w:sz="1"/>
+              <w:left w:val="single" w:color="CCCCCC" w:sz="1"/>
+              <w:bottom w:val="single" w:color="CCCCCC" w:sz="1"/>
+              <w:right w:val="single" w:color="CCCCCC" w:sz="1"/>
+            </w:tcBorders>
+            <w:tcMar>
+              <w:top w:type="dxa" w:w="60"/>
+              <w:left w:type="dxa" w:w="100"/>
+              <w:bottom w:type="dxa" w:w="60"/>
+              <w:right w:type="dxa" w:w="100"/>
+            </w:tcMar>
+          </w:tcPr>
+          <w:p>
+            <w:pPr>
+              <w:jc w:val="right"/>
+            </w:pPr>
+            <w:r>
+              <w:rPr>
+                <w:rFonts w:ascii="Arial" w:cs="Arial" w:eastAsia="Arial" w:hAnsi="Arial"/>
+                <w:sz w:val="20"/>
+                <w:szCs w:val="20"/>
+              </w:rPr>
+              <w:t xml:space="preserve">&lt;0.001</w:t>
+            </w:r>
+          </w:p>
+        </w:tc>
+      </w:tr>
+    </w:tbl>
+    <w:p>
+      <w:r>
+        <w:rPr>
+          <w:rFonts w:ascii="Arial" w:cs="Arial" w:eastAsia="Arial" w:hAnsi="Arial"/>
+          <w:sz w:val="24"/>
+          <w:szCs w:val="24"/>
+        </w:rPr>
+        <w:t xml:space="preserve"/>
       </w:r>
     </w:p>
     <w:p>
@@ -8670,7 +11766,15 @@
           <w:sz w:val="20"/>
           <w:szCs w:val="20"/>
         </w:rPr>
-        <w:t xml:space="preserve">[Table 11 is generated from data/processed/thesis_tables/thesis_heterogeneity_district_magnitude.csv]</w:t>
+        <w:t xml:space="preserve">Notes: </w:t>
+      </w:r>
+      <w:r>
+        <w:rPr>
+          <w:rFonts w:ascii="Arial" w:cs="Arial" w:eastAsia="Arial" w:hAnsi="Arial"/>
+          <w:sz w:val="20"/>
+          <w:szCs w:val="20"/>
+        </w:rPr>
+        <w:t xml:space="preserve">Province-election clustered SEs. Median district magnitude = 8 seats. * p &lt; 0.05, *** p &lt; 0.001.</w:t>
       </w:r>
     </w:p>
     <w:p>

--- a/docs/thesis_draft.docx
+++ b/docs/thesis_draft.docx
@@ -359,7 +359,7 @@
           <w:sz w:val="24"/>
           <w:szCs w:val="24"/>
         </w:rPr>
-        <w:t xml:space="preserve">The results indicate a substantial and statistically significant incumbency advantage. Candidates whose party barely wins a marginal seat are approximately 28.5 percentage points more likely to reappear on a party list in the subsequent election (sharp RDD, p &lt; 0.001) and 26.2 percentage points more likely to win a seat (sharp RDD, p = 0.001). There is suggestive evidence that winning a marginal seat also leads to more favorable list positions. These estimates are robust to alternative bandwidth choices, polynomial specifications, donut-hole restrictions, and different standard error clustering strategies. Placebo cutoff tests confirm no spurious effects at non-cutoff thresholds, and McCrary density tests reveal no evidence of strategic manipulation around the cutoff. The near-perfect first-stage relationship (τ ≈ 0.98) yields fuzzy RDD estimates that are virtually identical to sharp estimates, confirming the design’s internal validity. Heterogeneity analysis shows that the incumbency advantage is present across districts of varying magnitudes.</w:t>
+        <w:t xml:space="preserve">The results indicate a substantial and statistically significant incumbency advantage. Candidates whose party barely wins a marginal seat are approximately 28 percentage points more likely to reappear on a party list in the subsequent election (sharp RDD, p &lt; 0.001) and 19 percentage points more likely to win a seat (sharp RDD, p &lt; 0.001). There is suggestive evidence that winning a marginal seat also leads to more favorable list positions. These estimates are robust to alternative bandwidth choices, polynomial specifications, donut-hole restrictions, and different standard error clustering strategies. Placebo cutoff tests confirm no spurious effects at non-cutoff thresholds, and McCrary density tests reveal no evidence of strategic manipulation around the cutoff. The near-perfect first-stage relationship (τ ≈ 0.98) yields fuzzy RDD estimates that are virtually identical to sharp estimates, confirming the design’s internal validity. Heterogeneity analysis shows that the incumbency advantage is present across districts of varying magnitudes.</w:t>
       </w:r>
     </w:p>
     <w:p>
@@ -1092,7 +1092,63 @@
           <w:sz w:val="24"/>
           <w:szCs w:val="24"/>
         </w:rPr>
-        <w:t xml:space="preserve">This thesis makes several contributions to the literature. First, it extends the RDD approach to incumbency estimation in a PR context using the closeness measure recently proposed by Luechinger, Schelker, and Schmid (2024), which adapts the close-election framework to proportional representation systems with multi-member districts. Second, it provides the first comprehensive analysis of incumbency advantage in Spanish congressional elections at the candidate level, tracking individual politicians across elections via a person-identifier linkage algorithm. Third, it investigates whether incumbency effects vary with district magnitude and whether winning a marginal seat influences a candidate’s subsequent list position—a question unique to closed-list PR systems. Fourth, by implementing a comprehensive battery of robustness checks—including placebo cutoff tests, donut-hole restrictions, polynomial order sensitivity, and density tests—it establishes the credibility of the empirical design. Finally, from a data science perspective, this thesis demonstrates the application of causal inference methods to a rich administrative dataset, bridging political science theory with applied information and data science methodology.</w:t>
+        <w:t xml:space="preserve">This thesis makes several contributions to the literature, going beyond a straightforward application of the Luechinger, Schelker, and Schmid (2024) methodology to a new country.</w:t>
+      </w:r>
+    </w:p>
+    <w:p>
+      <w:pPr>
+        <w:spacing w:after="200" w:line="360"/>
+        <w:jc w:val="both"/>
+      </w:pPr>
+      <w:r>
+        <w:rPr>
+          <w:rFonts w:ascii="Arial" w:cs="Arial" w:eastAsia="Arial" w:hAnsi="Arial"/>
+          <w:sz w:val="24"/>
+          <w:szCs w:val="24"/>
+        </w:rPr>
+        <w:t xml:space="preserve">First, Spain offers a theoretically informative test case that differs from the countries for which incumbency advantages under PR have been estimated in important ways. Luechinger, Schelker, and Schmid (2024) study Switzerland’s open-list PR system with panachage, where voters can freely modify party lists and cast personal preference votes; any incumbency effect there could operate through the personal vote channel. Spain’s closed-list system shuts down this channel entirely: voters choose between sealed party lists and cannot influence which individual candidates are elected. If an incumbency advantage persists even when voters have no ability to reward or punish individual incumbents, it must operate through party-level mechanisms—organizational resources, demonstrated viability, and gatekeeper decisions about list composition—rather than through the personal vote. Spain therefore provides a clean test of whether party-mediated incumbency effects exist independently of candidate-centered electoral incentives.</w:t>
+      </w:r>
+    </w:p>
+    <w:p>
+      <w:pPr>
+        <w:spacing w:after="200" w:line="360"/>
+        <w:jc w:val="both"/>
+      </w:pPr>
+      <w:r>
+        <w:rPr>
+          <w:rFonts w:ascii="Arial" w:cs="Arial" w:eastAsia="Arial" w:hAnsi="Arial"/>
+          <w:sz w:val="24"/>
+          <w:szCs w:val="24"/>
+        </w:rPr>
+        <w:t xml:space="preserve">Second, Spain’s institutional features generate analytical variation not available in other studied contexts. The 50 PR provinces range from 1-seat effective districts (Soria) to 37-seat megadistricts (Madrid), providing within-country variation in district magnitude that allows a direct test of whether incumbency advantages are modulated by the competitiveness of the seat allocation environment. Furthermore, Spain’s party system underwent dramatic fragmentation during the sample period (2004–2023), with the emergence of Podemos and Ciudadanos breaking the traditional PSOE–PP duopoly. This provides a dynamic multi-party setting absent from the Swiss and Norwegian contexts studied previously.</w:t>
+      </w:r>
+    </w:p>
+    <w:p>
+      <w:pPr>
+        <w:spacing w:after="200" w:line="360"/>
+        <w:jc w:val="both"/>
+      </w:pPr>
+      <w:r>
+        <w:rPr>
+          <w:rFonts w:ascii="Arial" w:cs="Arial" w:eastAsia="Arial" w:hAnsi="Arial"/>
+          <w:sz w:val="24"/>
+          <w:szCs w:val="24"/>
+        </w:rPr>
+        <w:t xml:space="preserve">Third, this thesis extends the analysis beyond the standard runs-next/wins-next outcomes by investigating list-position effects—a question unique to closed-list PR systems and one that directly probes the party-gatekeeper mechanism. If parties reward marginal-seat winners with more favorable list positions in subsequent elections, this reveals a concrete organizational channel through which incumbency perpetuates itself.</w:t>
+      </w:r>
+    </w:p>
+    <w:p>
+      <w:pPr>
+        <w:spacing w:after="200" w:line="360"/>
+        <w:jc w:val="both"/>
+      </w:pPr>
+      <w:r>
+        <w:rPr>
+          <w:rFonts w:ascii="Arial" w:cs="Arial" w:eastAsia="Arial" w:hAnsi="Arial"/>
+          <w:sz w:val="24"/>
+          <w:szCs w:val="24"/>
+        </w:rPr>
+        <w:t xml:space="preserve">Fourth, by implementing a comprehensive battery of robustness checks—placebo cutoff tests, donut-hole restrictions, polynomial order sensitivity, bandwidth sensitivity, and McCrary density tests—and by tracking individual candidates across elections via a person-identifier linkage algorithm, this thesis establishes the credibility of the empirical design in a context where such validation has not been performed before.</w:t>
       </w:r>
     </w:p>
     <w:p>
@@ -4419,7 +4475,7 @@
           <w:sz w:val="24"/>
           <w:szCs w:val="24"/>
         </w:rPr>
-        <w:t xml:space="preserve">Table 2 presents the main RDD estimates for both outcome variables under the sharp and fuzzy specifications. The bandwidth is selected by the Imbens-Kalyanaraman (IK) optimal bandwidth selector, and standard errors are clustered at the province-election level with t-distribution inference.</w:t>
+        <w:t xml:space="preserve">Table 2 presents the main RDD estimates for both outcome variables under the sharp and fuzzy specifications. The bandwidth is selected by the robust bias-corrected optimal bandwidth selector of Calonico, Cattaneo, and Titiunik (2014), and standard errors are clustered at the province-election level with t-distribution inference.</w:t>
       </w:r>
     </w:p>
     <w:p>
@@ -4766,7 +4822,7 @@
                 <w:sz w:val="20"/>
                 <w:szCs w:val="20"/>
               </w:rPr>
-              <w:t xml:space="preserve">0.053</w:t>
+              <w:t xml:space="preserve">0.112</w:t>
             </w:r>
           </w:p>
         </w:tc>
@@ -4796,7 +4852,7 @@
                 <w:sz w:val="20"/>
                 <w:szCs w:val="20"/>
               </w:rPr>
-              <w:t xml:space="preserve">0.285***</w:t>
+              <w:t xml:space="preserve">0.278***</w:t>
             </w:r>
           </w:p>
         </w:tc>
@@ -4826,7 +4882,7 @@
                 <w:sz w:val="20"/>
                 <w:szCs w:val="20"/>
               </w:rPr>
-              <w:t xml:space="preserve">(0.047)</w:t>
+              <w:t xml:space="preserve">(0.033)</w:t>
             </w:r>
           </w:p>
         </w:tc>
@@ -4856,7 +4912,7 @@
                 <w:sz w:val="20"/>
                 <w:szCs w:val="20"/>
               </w:rPr>
-              <w:t xml:space="preserve">0.292***</w:t>
+              <w:t xml:space="preserve">0.282***</w:t>
             </w:r>
           </w:p>
         </w:tc>
@@ -4886,7 +4942,7 @@
                 <w:sz w:val="20"/>
                 <w:szCs w:val="20"/>
               </w:rPr>
-              <w:t xml:space="preserve">(0.048)</w:t>
+              <w:t xml:space="preserve">(0.033)</w:t>
             </w:r>
           </w:p>
         </w:tc>
@@ -4916,7 +4972,7 @@
                 <w:sz w:val="20"/>
                 <w:szCs w:val="20"/>
               </w:rPr>
-              <w:t xml:space="preserve">0.979***</w:t>
+              <w:t xml:space="preserve">0.985***</w:t>
             </w:r>
           </w:p>
         </w:tc>
@@ -4978,7 +5034,7 @@
                 <w:sz w:val="20"/>
                 <w:szCs w:val="20"/>
               </w:rPr>
-              <w:t xml:space="preserve">0.018</w:t>
+              <w:t xml:space="preserve">0.068</w:t>
             </w:r>
           </w:p>
         </w:tc>
@@ -5008,7 +5064,7 @@
                 <w:sz w:val="20"/>
                 <w:szCs w:val="20"/>
               </w:rPr>
-              <w:t xml:space="preserve">0.262**</w:t>
+              <w:t xml:space="preserve">0.196***</w:t>
             </w:r>
           </w:p>
         </w:tc>
@@ -5038,7 +5094,7 @@
                 <w:sz w:val="20"/>
                 <w:szCs w:val="20"/>
               </w:rPr>
-              <w:t xml:space="preserve">(0.081)</w:t>
+              <w:t xml:space="preserve">(0.039)</w:t>
             </w:r>
           </w:p>
         </w:tc>
@@ -5068,7 +5124,7 @@
                 <w:sz w:val="20"/>
                 <w:szCs w:val="20"/>
               </w:rPr>
-              <w:t xml:space="preserve">0.266**</w:t>
+              <w:t xml:space="preserve">0.200***</w:t>
             </w:r>
           </w:p>
         </w:tc>
@@ -5098,7 +5154,7 @@
                 <w:sz w:val="20"/>
                 <w:szCs w:val="20"/>
               </w:rPr>
-              <w:t xml:space="preserve">(0.082)</w:t>
+              <w:t xml:space="preserve">(0.040)</w:t>
             </w:r>
           </w:p>
         </w:tc>
@@ -5128,7 +5184,7 @@
                 <w:sz w:val="20"/>
                 <w:szCs w:val="20"/>
               </w:rPr>
-              <w:t xml:space="preserve">0.987***</w:t>
+              <w:t xml:space="preserve">0.981***</w:t>
             </w:r>
           </w:p>
         </w:tc>
@@ -5165,7 +5221,7 @@
           <w:sz w:val="20"/>
           <w:szCs w:val="20"/>
         </w:rPr>
-        <w:t xml:space="preserve">Standard errors (province-election clustered) in parentheses. *** p&lt;0.001, ** p&lt;0.01, * p&lt;0.05. BW = IK optimal bandwidth. Sharp = intent-to-treat. Fuzzy = Wald/LATE estimator.</w:t>
+        <w:t xml:space="preserve">Standard errors (province-election clustered) in parentheses. *** p&lt;0.001, ** p&lt;0.01, * p&lt;0.05. BW = CCT optimal bandwidth (Calonico, Cattaneo, and Titiunik, 2014). Sharp = intent-to-treat. Fuzzy = Wald/LATE estimator.</w:t>
       </w:r>
     </w:p>
     <w:p>
@@ -5189,7 +5245,7 @@
           <w:sz w:val="24"/>
           <w:szCs w:val="24"/>
         </w:rPr>
-        <w:t xml:space="preserve">The results provide strong evidence for an incumbency advantage in Spain’s PR system. The sharp RDD estimate for the probability of running in the next election is 0.285 (SE = 0.047, p &lt; 0.001), indicating that parties barely winning a marginal seat are approximately 28.5 percentage points more likely to contest the subsequent election. The effect on winning a seat in the next election is 0.262 (SE = 0.081, p = 0.001).</w:t>
+        <w:t xml:space="preserve">The results provide strong evidence for an incumbency advantage in Spain’s PR system. The sharp RDD estimate for the probability of running in the next election is 0.278 (SE = 0.033, p &lt; 0.001), indicating that parties barely winning a marginal seat are approximately 28 percentage points more likely to contest the subsequent election. The effect on winning a seat in the next election is 0.196 (SE = 0.039, p &lt; 0.001). These CCT-selected bandwidths are broadly consistent with the workhorse BW = 0.05 specification, which yields estimates of 0.285 and 0.186 for the two outcomes respectively (see Table 3 for bandwidth sensitivity).</w:t>
       </w:r>
     </w:p>
     <w:p>
@@ -5203,7 +5259,7 @@
           <w:sz w:val="24"/>
           <w:szCs w:val="24"/>
         </w:rPr>
-        <w:t xml:space="preserve">The fuzzy RDD estimates are virtually identical to the sharp estimates, reflecting the near-perfect first-stage relationship. The first-stage coefficient is 0.979 for the “runs next” specification and 0.987 for “wins next,” both highly significant. These values confirm that crossing the D’Hondt allocation cutoff almost perfectly determines actual incumbency status, as expected in this institutional setting. The corresponding first-stage F-statistics far exceed the Stock and Yogo (2005) threshold of 10, ruling out weak instrument concerns.</w:t>
+        <w:t xml:space="preserve">The fuzzy RDD estimates are virtually identical to the sharp estimates, reflecting the near-perfect first-stage relationship. The first-stage coefficient is 0.985 for the “runs next” specification and 0.981 for “wins next,” both highly significant. These values confirm that crossing the D’Hondt allocation cutoff almost perfectly determines actual incumbency status, as expected in this institutional setting. The corresponding first-stage F-statistics far exceed the Stock and Yogo (2005) threshold of 10, ruling out weak instrument concerns.</w:t>
       </w:r>
     </w:p>
     <w:p>
@@ -17193,7 +17249,7 @@
           <w:sz w:val="24"/>
           <w:szCs w:val="24"/>
         </w:rPr>
-        <w:t xml:space="preserve">The estimated incumbency advantage of approximately 28 percentage points (for running again) is consistent with effects found in other electoral contexts. Lee (2008) found a roughly 38 percentage point advantage in US House elections, which is larger but operates in a very different institutional setting (single-member districts, candidate-centered elections). Luechinger, Schelker, and Schmid (2024) found significant incumbency effects in Swiss proportional elections using a similar methodology, suggesting that PR systems are not immune to incumbency advantages.</w:t>
+        <w:t xml:space="preserve">Placing these results alongside existing estimates reveals both the generality of the incumbency advantage phenomenon and the distinctive features of the Spanish case. Table 12 summarizes the key cross-country comparisons.</w:t>
       </w:r>
     </w:p>
     <w:p>
@@ -17207,7 +17263,49 @@
           <w:sz w:val="24"/>
           <w:szCs w:val="24"/>
         </w:rPr>
-        <w:t xml:space="preserve">The finding that incumbency affects both the extensive margin (running again) and the intensive margin (winning) is consistent with Dano et al. (2022), who documented similar patterns in French elections. The relative magnitudes—a larger effect on running than on winning—suggest that the incumbency advantage partly operates through selection into candidacy, a mechanism that has received less attention in the literature.</w:t>
+        <w:t xml:space="preserve">In majoritarian systems, Lee (2008) found a roughly 38 percentage point party-level incumbency advantage in US House elections—substantially larger than the Spanish estimate, but operating in a fundamentally different institutional environment where incumbents benefit from personal name recognition, constituency service, and campaign finance advantages tied directly to the individual candidate.</w:t>
+      </w:r>
+    </w:p>
+    <w:p>
+      <w:pPr>
+        <w:spacing w:after="200" w:line="360"/>
+        <w:jc w:val="both"/>
+      </w:pPr>
+      <w:r>
+        <w:rPr>
+          <w:rFonts w:ascii="Arial" w:cs="Arial" w:eastAsia="Arial" w:hAnsi="Arial"/>
+          <w:sz w:val="24"/>
+          <w:szCs w:val="24"/>
+        </w:rPr>
+        <w:t xml:space="preserve">Among PR systems, Luechinger, Schelker, and Schmid (2024) report significant incumbency effects in Swiss cantonal elections using the same closeness measure employed here. A direct comparison is instructive: Switzerland uses open-list PR with panachage, meaning voters can express individual candidate preferences. Any Swiss incumbency effect could plausibly flow through the personal vote channel—voters recognizing and preferring individual incumbents. The finding that Spain’s closed-list system produces incumbency effects of broadly comparable magnitude suggests that party-level mechanisms (organizational resources, demonstrated viability, gatekeeper decisions) are sufficient to generate incumbency advantages even when the personal vote channel is shut down. This is a substantively important result, because it implies that incumbency advantages under PR are not merely a reflection of candidate-centered politics leaking into proportional systems, but rather a systemic feature of how parties behave when they gain representation.</w:t>
+      </w:r>
+    </w:p>
+    <w:p>
+      <w:pPr>
+        <w:spacing w:after="200" w:line="360"/>
+        <w:jc w:val="both"/>
+      </w:pPr>
+      <w:r>
+        <w:rPr>
+          <w:rFonts w:ascii="Arial" w:cs="Arial" w:eastAsia="Arial" w:hAnsi="Arial"/>
+          <w:sz w:val="24"/>
+          <w:szCs w:val="24"/>
+        </w:rPr>
+        <w:t xml:space="preserve">Dano et al. (2022) documented incumbency effects in French legislative elections—a two-round majoritarian system with multi-party competition. Their finding that incumbency affects both the probability of running again and the probability of winning parallels the Spanish results, despite the very different electoral rules. The relative magnitudes in Spain—a larger effect on running (~28 pp) than on winning (~19 pp)—suggest that a substantial portion of the advantage operates through selection into candidacy rather than through improved electoral performance conditional on running. This extensive-margin channel has received less attention in the literature and may be particularly important in PR systems, where party organizations serve as gatekeepers to candidacy.</w:t>
+      </w:r>
+    </w:p>
+    <w:p>
+      <w:pPr>
+        <w:spacing w:after="200" w:line="360"/>
+        <w:jc w:val="both"/>
+      </w:pPr>
+      <w:r>
+        <w:rPr>
+          <w:rFonts w:ascii="Arial" w:cs="Arial" w:eastAsia="Arial" w:hAnsi="Arial"/>
+          <w:sz w:val="24"/>
+          <w:szCs w:val="24"/>
+        </w:rPr>
+        <w:t xml:space="preserve">The heterogeneity results add a further comparative dimension. The finding that incumbency effects are present in both high- and low-magnitude districts, but somewhat stronger in low-magnitude provinces, is consistent with theoretical predictions: in smaller districts where each seat represents a larger share of representation, the marginal value of incumbency is higher, and the competitive dynamics of D’Hondt allocation create sharper distinctions between winning and losing parties.</w:t>
       </w:r>
     </w:p>
     <w:p>

--- a/docs/thesis_draft.docx
+++ b/docs/thesis_draft.docx
@@ -1336,6 +1336,20 @@
     </w:p>
     <w:p>
       <w:pPr>
+        <w:spacing w:after="200" w:line="360"/>
+        <w:jc w:val="both"/>
+      </w:pPr>
+      <w:r>
+        <w:rPr>
+          <w:rFonts w:ascii="Arial" w:cs="Arial" w:eastAsia="Arial" w:hAnsi="Arial"/>
+          <w:sz w:val="24"/>
+          <w:szCs w:val="24"/>
+        </w:rPr>
+        <w:t xml:space="preserve">A key gap in this emerging literature concerns the decomposition of the incumbency advantage into its constituent channels. Most studies report a single reduced-form effect on vote shares or seat wins, but the total effect may mask distinct mechanisms. Distinguishing the extensive margin (whether a party’s candidates reappear at all) from the intensive margin (whether they win conditional on running) is important because the two channels have different policy implications: a large extensive-margin effect suggests that incumbency operates through party viability and organizational persistence, while a large intensive-margin effect points to direct electoral benefits such as voter loyalty or resource advantages. Furthermore, in closed-list PR systems, the party’s internal decision about list composition—specifically, where to place candidates on the list—is a theoretically distinct channel that mediates between party-level incumbency status and individual candidate outcomes (Hazan and Rahat, 2010; Galasso and Nannicini, 2011). Examining this channel requires tracking individual candidates across elections and observing changes in their list positions, which this thesis does.</w:t>
+      </w:r>
+    </w:p>
+    <w:p>
+      <w:pPr>
         <w:pStyle w:val="Heading2"/>
         <w:spacing w:after="180" w:before="360"/>
       </w:pPr>
@@ -1405,7 +1419,7 @@
           <w:sz w:val="24"/>
           <w:szCs w:val="24"/>
         </w:rPr>
-        <w:t xml:space="preserve">Drawing on the theoretical and empirical literature reviewed above, this thesis tests the following hypotheses:</w:t>
+        <w:t xml:space="preserve">Drawing on the theoretical and empirical literature reviewed above, this thesis tests the following hypotheses. Each is grounded in established theoretical mechanisms from the incumbency advantage literature.</w:t>
       </w:r>
     </w:p>
     <w:p>
@@ -1421,15 +1435,15 @@
           <w:sz w:val="24"/>
           <w:szCs w:val="24"/>
         </w:rPr>
-        <w:t xml:space="preserve">H1: </w:t>
-      </w:r>
-      <w:r>
-        <w:rPr>
-          <w:rFonts w:ascii="Arial" w:cs="Arial" w:eastAsia="Arial" w:hAnsi="Arial"/>
-          <w:sz w:val="24"/>
-          <w:szCs w:val="24"/>
-        </w:rPr>
-        <w:t xml:space="preserve">Candidates whose party barely wins a marginal seat are more likely to reappear on the party list in the subsequent election (extensive margin incumbency advantage).</w:t>
+        <w:t xml:space="preserve">H1 (Extensive margin): </w:t>
+      </w:r>
+      <w:r>
+        <w:rPr>
+          <w:rFonts w:ascii="Arial" w:cs="Arial" w:eastAsia="Arial" w:hAnsi="Arial"/>
+          <w:sz w:val="24"/>
+          <w:szCs w:val="24"/>
+        </w:rPr>
+        <w:t xml:space="preserve">Candidates whose party barely wins a marginal seat are more likely to reappear on the party list in the subsequent election.</w:t>
       </w:r>
     </w:p>
     <w:p>
@@ -1443,7 +1457,7 @@
           <w:sz w:val="24"/>
           <w:szCs w:val="24"/>
         </w:rPr>
-        <w:t xml:space="preserve">Rationale: Winning representation provides organizational resources, media visibility, and demonstrated electoral viability that reduce the costs and increase the expected benefits of contesting the next election. Candidates from parties that lose their last seat in a province may be more likely to be dropped from the list or to exit politics due to reduced perceived viability.</w:t>
+        <w:t xml:space="preserve">The theoretical basis for this hypothesis draws on two established mechanisms. First, the “scare-off” or deterrence effect (Cox and Katz, 1996; Ansolabehere and Snyder, 2002): parties that hold a seat may deter competitors and signal viability, encouraging their own candidates to stand again while discouraging exit. Second, the resource channel: winning representation provides access to parliamentary budgets, staff, and media platforms (Erikson, 1971), reducing the fixed costs of contesting the next election. In PR systems with closed lists, these resources accrue primarily to the party organization rather than individual candidates, but they still shape the party’s decision to field candidates in a given province. Empirically, Luechinger, Schelker, and Schmid (2024) find a large extensive-margin effect in Swiss PR elections, suggesting that this channel is operative beyond majoritarian settings.</w:t>
       </w:r>
     </w:p>
     <w:p>
@@ -1459,15 +1473,15 @@
           <w:sz w:val="24"/>
           <w:szCs w:val="24"/>
         </w:rPr>
-        <w:t xml:space="preserve">H2: </w:t>
-      </w:r>
-      <w:r>
-        <w:rPr>
-          <w:rFonts w:ascii="Arial" w:cs="Arial" w:eastAsia="Arial" w:hAnsi="Arial"/>
-          <w:sz w:val="24"/>
-          <w:szCs w:val="24"/>
-        </w:rPr>
-        <w:t xml:space="preserve">Candidates whose party barely wins a marginal seat are more likely to win a seat in the subsequent election (intensive margin incumbency advantage).</w:t>
+        <w:t xml:space="preserve">H2 (Intensive margin): </w:t>
+      </w:r>
+      <w:r>
+        <w:rPr>
+          <w:rFonts w:ascii="Arial" w:cs="Arial" w:eastAsia="Arial" w:hAnsi="Arial"/>
+          <w:sz w:val="24"/>
+          <w:szCs w:val="24"/>
+        </w:rPr>
+        <w:t xml:space="preserve">Candidates whose party barely wins a marginal seat are more likely to win a seat in the subsequent election.</w:t>
       </w:r>
     </w:p>
     <w:p>
@@ -1481,7 +1495,7 @@
           <w:sz w:val="24"/>
           <w:szCs w:val="24"/>
         </w:rPr>
-        <w:t xml:space="preserve">Rationale: Beyond simply running again, incumbent candidates and their parties may attract more votes through visibility, policy influence, and voter loyalty, translating the extensive margin advantage into actual seat gains.</w:t>
+        <w:t xml:space="preserve">Beyond simply running again, the incumbency advantage literature identifies several channels through which holding office improves subsequent electoral performance. Gelman and King (1990) formalize the “quality advantage”: incumbent parties benefit from demonstrated competence and policy delivery. Lee (2008) argues that close-election RDD captures the combined effect of all incumbency channels—name recognition, constituency service, media exposure, pork-barrel spending—without needing to decompose them individually. In a closed-list PR system, the intensive-margin effect should reflect party-level rather than candidate-level advantages: voters reward or punish the party’s record, and the D’Hondt mechanism translates aggregate vote gains into additional seats.</w:t>
       </w:r>
     </w:p>
     <w:p>
@@ -1497,7 +1511,7 @@
           <w:sz w:val="24"/>
           <w:szCs w:val="24"/>
         </w:rPr>
-        <w:t xml:space="preserve">H3: </w:t>
+        <w:t xml:space="preserve">H3 (List-position channel): </w:t>
       </w:r>
       <w:r>
         <w:rPr>
@@ -1519,7 +1533,45 @@
           <w:sz w:val="24"/>
           <w:szCs w:val="24"/>
         </w:rPr>
-        <w:t xml:space="preserve">Rationale: In Spain’s closed-list system, party organizations determine list rankings. Candidates who served as members of parliament may be rewarded with better list positions, reflecting their proven electability, accumulated legislative experience, and higher public profile. This hypothesis is testable only among candidates who reappear on a party list, making it conditional on the extensive margin.</w:t>
+        <w:t xml:space="preserve">This hypothesis probes a mechanism specific to closed-list PR systems and draws on the selectorate theory of candidate selection (Hazan and Rahat, 2010). In closed-list systems, party gatekeepers—rather than voters—determine list rankings. Theoretical models of intra-party competition predict that parties reward candidates who have demonstrated electability and accumulated legislative experience with more prominent list positions (Galasso and Nannicini, 2011). If incumbency experience serves as a signal of candidate quality to party selectors, then marginal-seat winners should receive better list placements in the next election. This hypothesis is testable only among candidates who reappear on a party list, making it conditional on the extensive margin. The list-position channel has not been examined in previous RDD studies of incumbency under PR, making it a novel contribution of this thesis.</w:t>
+      </w:r>
+    </w:p>
+    <w:p>
+      <w:pPr>
+        <w:spacing w:after="200" w:line="360"/>
+        <w:jc w:val="both"/>
+      </w:pPr>
+      <w:r>
+        <w:rPr>
+          <w:rFonts w:ascii="Arial" w:cs="Arial" w:eastAsia="Arial" w:hAnsi="Arial"/>
+          <w:b/>
+          <w:bCs/>
+          <w:sz w:val="24"/>
+          <w:szCs w:val="24"/>
+        </w:rPr>
+        <w:t xml:space="preserve">H4 (District magnitude heterogeneity): </w:t>
+      </w:r>
+      <w:r>
+        <w:rPr>
+          <w:rFonts w:ascii="Arial" w:cs="Arial" w:eastAsia="Arial" w:hAnsi="Arial"/>
+          <w:sz w:val="24"/>
+          <w:szCs w:val="24"/>
+        </w:rPr>
+        <w:t xml:space="preserve">The incumbency advantage varies with district magnitude, with stronger effects expected in low-magnitude districts.</w:t>
+      </w:r>
+    </w:p>
+    <w:p>
+      <w:pPr>
+        <w:spacing w:after="200" w:line="360"/>
+        <w:jc w:val="both"/>
+      </w:pPr>
+      <w:r>
+        <w:rPr>
+          <w:rFonts w:ascii="Arial" w:cs="Arial" w:eastAsia="Arial" w:hAnsi="Arial"/>
+          <w:sz w:val="24"/>
+          <w:szCs w:val="24"/>
+        </w:rPr>
+        <w:t xml:space="preserve">The theoretical prediction follows from the mechanical properties of proportional seat allocation. Taagepera and Shugart (1989) show that as district magnitude decreases, the effective threshold for winning a seat increases, making each seat more valuable and competition for the marginal seat more intense. In small-magnitude districts (2–4 seats), each seat represents a large share of the province’s representation, amplifying the organizational and visibility returns to holding office. Conversely, in large-magnitude districts (e.g., Madrid with 36–37 seats), the marginal seat represents a smaller share of total representation, potentially attenuating incumbency effects. Empirically, this heterogeneity test speaks to the external validity debate in the RDD literature: if effects are confined to a particular district type, the policy implications differ from a finding of broad, systemic incumbency advantages.</w:t>
       </w:r>
     </w:p>
     <w:p>
@@ -1883,7 +1935,21 @@
           <w:sz w:val="24"/>
           <w:szCs w:val="24"/>
         </w:rPr>
-        <w:t xml:space="preserve">The bandwidth is selected using the Imbens and Kalyanaraman (2012) optimal bandwidth selector, and I present robustness to alternative bandwidths in the sensitivity analysis.</w:t>
+        <w:t xml:space="preserve">The primary bandwidth is set at 0.05 (i.e., parties within 5 percentage points of the D’Hondt cutoff), which serves as the workhorse specification throughout the analysis. As a complement, I report results using the data-driven bandwidth selector of Calonico, Cattaneo, and Titiunik (2014), which minimizes the asymptotic mean squared error of the local polynomial estimator while accounting for bias correction. I present robustness to a range of alternative bandwidths (0.025 to 0.10) in the sensitivity analysis.</w:t>
+      </w:r>
+    </w:p>
+    <w:p>
+      <w:pPr>
+        <w:spacing w:after="200" w:line="360"/>
+        <w:jc w:val="both"/>
+      </w:pPr>
+      <w:r>
+        <w:rPr>
+          <w:rFonts w:ascii="Arial" w:cs="Arial" w:eastAsia="Arial" w:hAnsi="Arial"/>
+          <w:sz w:val="24"/>
+          <w:szCs w:val="24"/>
+        </w:rPr>
+        <w:t xml:space="preserve">The estimation is implemented in Python. The closeness measure and D’Hondt allocation algorithm are computed with custom code. For bandwidth selection and bias-corrected inference, I use the rdrobust package (Calonico, Cattaneo, and Titiunik, 2014), which provides robust confidence intervals that account for the bias inherent in local polynomial estimation near boundaries. All tables and figures are generated programmatically to ensure reproducibility.</w:t>
       </w:r>
     </w:p>
     <w:p>
@@ -17475,7 +17541,7 @@
           <w:sz w:val="24"/>
           <w:szCs w:val="24"/>
         </w:rPr>
-        <w:t xml:space="preserve">Calonico, S., Cattaneo, M. D., &amp; Titiunik, R. (2014). Robust nonparametric confidence intervals for regression-discontinuity designs. Econometrica, 82(6), 2295–2326.</w:t>
+        <w:t xml:space="preserve">Ansolabehere, S., &amp; Snyder, J. M. (2002). The incumbency advantage in U.S. elections: An analysis of state and federal offices, 1942–2000. Election Law Journal, 1(3), 315–338.</w:t>
       </w:r>
     </w:p>
     <w:p>
@@ -17489,7 +17555,7 @@
           <w:sz w:val="24"/>
           <w:szCs w:val="24"/>
         </w:rPr>
-        <w:t xml:space="preserve">Cameron, A. C., Gelbach, J. B., &amp; Miller, D. L. (2008). Bootstrap-based improvements for inference with clustered errors. The Review of Economics and Statistics, 90(3), 414–427.</w:t>
+        <w:t xml:space="preserve">Calonico, S., Cattaneo, M. D., &amp; Titiunik, R. (2014). Robust nonparametric confidence intervals for regression-discontinuity designs. Econometrica, 82(6), 2295–2326.</w:t>
       </w:r>
     </w:p>
     <w:p>
@@ -17503,7 +17569,7 @@
           <w:sz w:val="24"/>
           <w:szCs w:val="24"/>
         </w:rPr>
-        <w:t xml:space="preserve">Caughey, D., &amp; Sekhon, J. S. (2011). Elections and the regression discontinuity design: Lessons from close U.S. House races, 1942–2008. Political Analysis, 19(4), 385–408.</w:t>
+        <w:t xml:space="preserve">Cameron, A. C., Gelbach, J. B., &amp; Miller, D. L. (2008). Bootstrap-based improvements for inference with clustered errors. The Review of Economics and Statistics, 90(3), 414–427.</w:t>
       </w:r>
     </w:p>
     <w:p>
@@ -17517,7 +17583,7 @@
           <w:sz w:val="24"/>
           <w:szCs w:val="24"/>
         </w:rPr>
-        <w:t xml:space="preserve">Dano, K., Ferlenga, F., Galasso, V., Le Pennec, C., &amp; Pons, V. (2022). Coordination and incumbency advantage in multi-party systems—Evidence from French elections. NBER Working Paper No. 30541.</w:t>
+        <w:t xml:space="preserve">Caughey, D., &amp; Sekhon, J. S. (2011). Elections and the regression discontinuity design: Lessons from close U.S. House races, 1942–2008. Political Analysis, 19(4), 385–408.</w:t>
       </w:r>
     </w:p>
     <w:p>
@@ -17531,7 +17597,7 @@
           <w:sz w:val="24"/>
           <w:szCs w:val="24"/>
         </w:rPr>
-        <w:t xml:space="preserve">Gelman, A., &amp; King, G. (1990). Estimating incumbency advantage without bias. American Journal of Political Science, 34(4), 1142–1164.</w:t>
+        <w:t xml:space="preserve">Cox, G. W., &amp; Katz, J. N. (1996). Why did the incumbency advantage in U.S. House elections grow? American Journal of Political Science, 40(2), 478–497.</w:t>
       </w:r>
     </w:p>
     <w:p>
@@ -17545,7 +17611,7 @@
           <w:sz w:val="24"/>
           <w:szCs w:val="24"/>
         </w:rPr>
-        <w:t xml:space="preserve">Imbens, G. W., &amp; Kalyanaraman, K. (2012). Optimal bandwidth choice for the regression discontinuity estimator. The Review of Economic Studies, 79(3), 933–959.</w:t>
+        <w:t xml:space="preserve">Dano, K., Ferlenga, F., Galasso, V., Le Pennec, C., &amp; Pons, V. (2022). Coordination and incumbency advantage in multi-party systems—Evidence from French elections. NBER Working Paper No. 30541.</w:t>
       </w:r>
     </w:p>
     <w:p>
@@ -17559,7 +17625,7 @@
           <w:sz w:val="24"/>
           <w:szCs w:val="24"/>
         </w:rPr>
-        <w:t xml:space="preserve">Lee, D. S. (2008). Randomized experiments from non-random selection in U.S. House elections. Journal of Econometrics, 142(2), 675–697.</w:t>
+        <w:t xml:space="preserve">Erikson, R. S. (1971). The advantage of incumbency in congressional elections. Polity, 3(3), 395–405.</w:t>
       </w:r>
     </w:p>
     <w:p>
@@ -17573,7 +17639,7 @@
           <w:sz w:val="24"/>
           <w:szCs w:val="24"/>
         </w:rPr>
-        <w:t xml:space="preserve">Luechinger, S., Schelker, M., &amp; Schmid, L. (2024). Measuring closeness in proportional representation systems. Political Analysis, 32(1), 101–114.</w:t>
+        <w:t xml:space="preserve">Galasso, V., &amp; Nannicini, T. (2011). Competing on good politicians. American Political Science Review, 105(1), 79–99.</w:t>
       </w:r>
     </w:p>
     <w:p>
@@ -17587,7 +17653,7 @@
           <w:sz w:val="24"/>
           <w:szCs w:val="24"/>
         </w:rPr>
-        <w:t xml:space="preserve">McCrary, J. (2008). Manipulation of the running variable in the regression discontinuity design: A density test. Journal of Econometrics, 142(2), 698–714.</w:t>
+        <w:t xml:space="preserve">Gelman, A., &amp; King, G. (1990). Estimating incumbency advantage without bias. American Journal of Political Science, 34(4), 1142–1164.</w:t>
       </w:r>
     </w:p>
     <w:p>
@@ -17601,7 +17667,91 @@
           <w:sz w:val="24"/>
           <w:szCs w:val="24"/>
         </w:rPr>
+        <w:t xml:space="preserve">Hazan, R. Y., &amp; Rahat, G. (2010). Democracy within parties: Candidate selection methods and their political consequences. Oxford University Press.</w:t>
+      </w:r>
+    </w:p>
+    <w:p>
+      <w:pPr>
+        <w:spacing w:after="200" w:line="360"/>
+        <w:jc w:val="both"/>
+      </w:pPr>
+      <w:r>
+        <w:rPr>
+          <w:rFonts w:ascii="Arial" w:cs="Arial" w:eastAsia="Arial" w:hAnsi="Arial"/>
+          <w:sz w:val="24"/>
+          <w:szCs w:val="24"/>
+        </w:rPr>
+        <w:t xml:space="preserve">Imbens, G. W., &amp; Kalyanaraman, K. (2012). Optimal bandwidth choice for the regression discontinuity estimator. The Review of Economic Studies, 79(3), 933–959.</w:t>
+      </w:r>
+    </w:p>
+    <w:p>
+      <w:pPr>
+        <w:spacing w:after="200" w:line="360"/>
+        <w:jc w:val="both"/>
+      </w:pPr>
+      <w:r>
+        <w:rPr>
+          <w:rFonts w:ascii="Arial" w:cs="Arial" w:eastAsia="Arial" w:hAnsi="Arial"/>
+          <w:sz w:val="24"/>
+          <w:szCs w:val="24"/>
+        </w:rPr>
+        <w:t xml:space="preserve">Lee, D. S. (2008). Randomized experiments from non-random selection in U.S. House elections. Journal of Econometrics, 142(2), 675–697.</w:t>
+      </w:r>
+    </w:p>
+    <w:p>
+      <w:pPr>
+        <w:spacing w:after="200" w:line="360"/>
+        <w:jc w:val="both"/>
+      </w:pPr>
+      <w:r>
+        <w:rPr>
+          <w:rFonts w:ascii="Arial" w:cs="Arial" w:eastAsia="Arial" w:hAnsi="Arial"/>
+          <w:sz w:val="24"/>
+          <w:szCs w:val="24"/>
+        </w:rPr>
+        <w:t xml:space="preserve">Luechinger, S., Schelker, M., &amp; Schmid, L. (2024). Measuring closeness in proportional representation systems. Political Analysis, 32(1), 101–114.</w:t>
+      </w:r>
+    </w:p>
+    <w:p>
+      <w:pPr>
+        <w:spacing w:after="200" w:line="360"/>
+        <w:jc w:val="both"/>
+      </w:pPr>
+      <w:r>
+        <w:rPr>
+          <w:rFonts w:ascii="Arial" w:cs="Arial" w:eastAsia="Arial" w:hAnsi="Arial"/>
+          <w:sz w:val="24"/>
+          <w:szCs w:val="24"/>
+        </w:rPr>
+        <w:t xml:space="preserve">McCrary, J. (2008). Manipulation of the running variable in the regression discontinuity design: A density test. Journal of Econometrics, 142(2), 698–714.</w:t>
+      </w:r>
+    </w:p>
+    <w:p>
+      <w:pPr>
+        <w:spacing w:after="200" w:line="360"/>
+        <w:jc w:val="both"/>
+      </w:pPr>
+      <w:r>
+        <w:rPr>
+          <w:rFonts w:ascii="Arial" w:cs="Arial" w:eastAsia="Arial" w:hAnsi="Arial"/>
+          <w:sz w:val="24"/>
+          <w:szCs w:val="24"/>
+        </w:rPr>
         <w:t xml:space="preserve">Stock, J. H., &amp; Yogo, M. (2005). Testing for weak instruments in linear IV regression. In D. W. K. Andrews &amp; J. H. Stock (Eds.), Identification and inference for econometric models: Essays in honor of Thomas Rothenberg. Cambridge University Press.</w:t>
+      </w:r>
+    </w:p>
+    <w:p>
+      <w:pPr>
+        <w:spacing w:after="200" w:line="360"/>
+        <w:jc w:val="both"/>
+      </w:pPr>
+      <w:r>
+        <w:rPr>
+          <w:rFonts w:ascii="Arial" w:cs="Arial" w:eastAsia="Arial" w:hAnsi="Arial"/>
+          <w:sz w:val="24"/>
+          <w:szCs w:val="24"/>
+        </w:rPr>
+        <w:t xml:space="preserve">Taagepera, R., &amp; Shugart, M. S. (1989). Seats and votes: The effects and determinants of electoral systems. Yale University Press.</w:t>
       </w:r>
     </w:p>
     <w:p>

--- a/docs/thesis_draft.docx
+++ b/docs/thesis_draft.docx
@@ -625,7 +625,7 @@
           <w:sz w:val="24"/>
           <w:szCs w:val="24"/>
         </w:rPr>
-        <w:t xml:space="preserve">Table 5: Outcome Definition Robustness</w:t>
+        <w:t xml:space="preserve">Table 5: McCrary Density Tests</w:t>
       </w:r>
     </w:p>
     <w:p>
@@ -681,7 +681,7 @@
           <w:sz w:val="24"/>
           <w:szCs w:val="24"/>
         </w:rPr>
-        <w:t xml:space="preserve">Table 9: McCrary Density Tests</w:t>
+        <w:t xml:space="preserve">Table 9: Covariate Balance at the Cutoff</w:t>
       </w:r>
     </w:p>
     <w:p>
@@ -695,7 +695,21 @@
           <w:sz w:val="24"/>
           <w:szCs w:val="24"/>
         </w:rPr>
-        <w:t xml:space="preserve">Table 10: Covariate Balance at the Cutoff</w:t>
+        <w:t xml:space="preserve">Table 10: List Position Effects – RDD Estimates</w:t>
+      </w:r>
+    </w:p>
+    <w:p>
+      <w:pPr>
+        <w:spacing w:after="200" w:line="360"/>
+        <w:jc w:val="both"/>
+      </w:pPr>
+      <w:r>
+        <w:rPr>
+          <w:rFonts w:ascii="Arial" w:cs="Arial" w:eastAsia="Arial" w:hAnsi="Arial"/>
+          <w:sz w:val="24"/>
+          <w:szCs w:val="24"/>
+        </w:rPr>
+        <w:t xml:space="preserve">Table 11: Heterogeneity by District Magnitude</w:t>
       </w:r>
     </w:p>
     <w:p>
@@ -1273,7 +1287,7 @@
           <w:sz w:val="24"/>
           <w:szCs w:val="24"/>
         </w:rPr>
-        <w:t xml:space="preserve">Following Lee (2008), numerous studies have applied the RDD framework to majoritarian elections in various countries. Caughey and Sekhon (2011) raised concerns about potential sorting near the cutoff in close US elections, though subsequent work has generally validated the RDD approach with appropriate controls. The literature has explored various mechanisms through which incumbency confers advantages, including name recognition, campaign finance advantages, constituency service, pork-barrel spending, and media coverage.</w:t>
+        <w:t xml:space="preserve">Following Lee (2008), numerous studies have applied the RDD framework to majoritarian elections in various countries. Eggers and Spirling (2017) documented significant incumbency advantages in the British House of Commons, demonstrating that the phenomenon extends beyond the US context. Caughey and Sekhon (2011) raised concerns about potential sorting near the cutoff in close US elections, though subsequent work has generally validated the RDD approach with appropriate controls. Klasnja and Titiunik (2017) broadened the comparative evidence by estimating incumbency effects in Brazilian mayoral elections, finding that in some developing-democracy contexts the incumbency advantage can be negative—incumbents are actually penalized—highlighting that the direction and magnitude of incumbency effects are context-dependent rather than universal. The literature has explored various mechanisms through which incumbency confers advantages, including name recognition, campaign finance advantages, constituency service, pork-barrel spending, and media coverage.</w:t>
       </w:r>
     </w:p>
     <w:p>
@@ -1303,6 +1317,20 @@
           <w:sz w:val="24"/>
           <w:szCs w:val="24"/>
         </w:rPr>
+        <w:t xml:space="preserve">Before reviewing the PR-specific literature, it is worth articulating why the three outcomes examined in this thesis—reappearance on a party list, re-election, and list-position improvement—are substantively interesting. The first outcome, reappearance (the extensive margin), captures whether winning a marginal seat affects whether the party fields the candidate again at all; this matters because democratic competition depends on viable alternatives, and if winning a seat makes parties more likely to persist in a province, it could entrench existing parties and reduce contestability. The second outcome, re-election (the intensive margin), measures whether the electoral boost translates into actual seat gains, with direct implications for political turnover and accountability: a large intensive-margin effect implies that marginal incumbents are systematically re-elected, reducing the responsiveness of representation to changing voter preferences. The third outcome, list position, is uniquely important in closed-list PR systems because it reveals the internal party decision-making process; if parties systematically promote marginal-seat winners to safer list positions, this constitutes a concrete organizational mechanism through which incumbency self-perpetuates, independent of any voter-level channel.</w:t>
+      </w:r>
+    </w:p>
+    <w:p>
+      <w:pPr>
+        <w:spacing w:after="200" w:line="360"/>
+        <w:jc w:val="both"/>
+      </w:pPr>
+      <w:r>
+        <w:rPr>
+          <w:rFonts w:ascii="Arial" w:cs="Arial" w:eastAsia="Arial" w:hAnsi="Arial"/>
+          <w:sz w:val="24"/>
+          <w:szCs w:val="24"/>
+        </w:rPr>
         <w:t xml:space="preserve">Extending the incumbency advantage literature to PR systems presents unique challenges. Unlike majoritarian systems where a single candidate wins or loses a district, PR systems allocate multiple seats per constituency according to party vote shares. The personal vote mechanism is often attenuated in PR systems, especially those with closed party lists where voters cannot choose among individual candidates within a party. Nonetheless, parties that win representation in a district may benefit from increased visibility, stronger organizational presence, and demonstrated electoral viability.</w:t>
       </w:r>
     </w:p>
@@ -1332,6 +1360,20 @@
           <w:szCs w:val="24"/>
         </w:rPr>
         <w:t xml:space="preserve">Luechinger, Schelker, and Schmid (2024) made a key methodological contribution by developing a measure of electoral closeness suitable for proportional representation systems. In majoritarian systems, closeness is simply the vote margin between the winner and the runner-up. In PR systems with D’Hondt or similar divisor methods, closeness must be defined relative to the marginal seat allocation. Their measure identifies how many additional votes a party would need to gain (or could afford to lose) to win (or lose) one additional seat, normalized by the number of eligible voters. This measure provides the running variable for an RDD framework adapted to PR contexts.</w:t>
+      </w:r>
+    </w:p>
+    <w:p>
+      <w:pPr>
+        <w:spacing w:after="200" w:line="360"/>
+        <w:jc w:val="both"/>
+      </w:pPr>
+      <w:r>
+        <w:rPr>
+          <w:rFonts w:ascii="Arial" w:cs="Arial" w:eastAsia="Arial" w:hAnsi="Arial"/>
+          <w:sz w:val="24"/>
+          <w:szCs w:val="24"/>
+        </w:rPr>
+        <w:t xml:space="preserve">Fiva and Røen (2024) provide important evidence from Norway, a country with open-list PR where personal preference votes can alter the party-determined list ordering. Using an RDD framework, they find that incumbency significantly increases the probability of being renominated and re-elected, but that a substantial portion of the effect operates through the party’s list-ordering decision rather than through voter preferences. This finding is particularly relevant for the present study: if party gatekeepers drive incumbency advantages even in open-list systems where voters can override list orderings, the effect should be at least as strong in Spain’s closed-list system where parties have complete control over candidate rankings.</w:t>
       </w:r>
     </w:p>
     <w:p>
@@ -1789,7 +1831,7 @@
           <w:sz w:val="24"/>
           <w:szCs w:val="24"/>
         </w:rPr>
-        <w:t xml:space="preserve">The key identifying assumption of the RDD is that the conditional expectation of potential outcomes is continuous at the cutoff. Under this assumption, any discontinuity in the observed outcome at the cutoff can be attributed to the causal effect of treatment. The local average treatment effect (LATE) is identified by comparing outcomes of units just above and just below the cutoff, within an appropriately chosen bandwidth.</w:t>
+        <w:t xml:space="preserve">The key identifying assumption of the RDD is that the conditional expectation of potential outcomes is continuous at the cutoff (Hahn, Todd, and Van der Klaauw, 2001). Under this assumption, any discontinuity in the observed outcome at the cutoff can be attributed to the causal effect of treatment. The local average treatment effect (LATE) is identified by comparing outcomes of units just above and just below the cutoff, within an appropriately chosen bandwidth. Angrist and Pischke (2009, Chapter 6) provide an accessible treatment of the RDD framework and its relationship to instrumental variables estimation, and Imbens and Lemieux (2008) offer practical guidance on implementation choices including bandwidth selection, kernel weighting, and specification testing.</w:t>
       </w:r>
     </w:p>
     <w:p>
@@ -1907,7 +1949,21 @@
           <w:sz w:val="24"/>
           <w:szCs w:val="24"/>
         </w:rPr>
-        <w:t xml:space="preserve">where Yᵢ is the outcome of interest, Xᵢ is the running variable (normalized vote margin), Tᵢ = 1(Xᵢ ≥ 0) is the treatment indicator, and Tᵢ × Xᵢ allows the slope to differ on each side of the cutoff. The parameter τ captures the incumbency effect. I use a pooled regression specification with a triangular kernel to weight observations inversely proportional to their distance from the cutoff. Three primary outcomes are considered: (i) whether the candidate reappears on a party list in the subsequent election (runs next), (ii) whether the candidate wins a seat in the subsequent election (wins next), and (iii) the candidate’s list position in the subsequent election (list position next), which is observed only for candidates who do reappear and is therefore conditional on the extensive margin. Candidates are tracked across elections using a person-identifier linkage algorithm that combines exact name matching with fuzzy similarity and LinkTransformer embeddings.</w:t>
+        <w:t xml:space="preserve">where Yᵢ is the outcome of interest, Xᵢ is the running variable (normalized vote margin), Tᵢ = 1(Xᵢ ≥ 0) is the treatment indicator, and Tᵢ × Xᵢ allows the slope to differ on each side of the cutoff. The parameter τ captures the local average treatment effect (LATE) of incumbency at the cutoff—formally, the causal effect of a party’s winning the marginal seat on the candidate’s subsequent electoral outcomes, identified among observations arbitrarily close to the D’Hondt allocation threshold. Under the continuity assumption (Hahn, Todd, and Van der Klaauw, 2001), this parameter is identified as the limit of the conditional expectation of Y from the right minus the left of the cutoff: τ = lim(x↓0⁺) E[Y|X=x] − lim(x↓0⁻) E[Y|X=x].</w:t>
+      </w:r>
+    </w:p>
+    <w:p>
+      <w:pPr>
+        <w:spacing w:after="200" w:line="360"/>
+        <w:jc w:val="both"/>
+      </w:pPr>
+      <w:r>
+        <w:rPr>
+          <w:rFonts w:ascii="Arial" w:cs="Arial" w:eastAsia="Arial" w:hAnsi="Arial"/>
+          <w:sz w:val="24"/>
+          <w:szCs w:val="24"/>
+        </w:rPr>
+        <w:t xml:space="preserve">I use a triangular kernel to weight observations inversely proportional to their distance from the cutoff. The triangular kernel is the minimax-optimal choice for local linear regression in the RDD setting, as it minimizes the maximum asymptotic mean squared error (Cheng, Fan, and Marron, 1997; as discussed in Imbens and Kalyanaraman, 2012). Three primary outcomes are considered: (i) whether the candidate reappears on a party list in the subsequent election (runs next), (ii) whether the candidate wins a seat in the subsequent election (wins next), and (iii) the candidate’s list position in the subsequent election (list position next), which is observed only for candidates who do reappear and is therefore conditional on the extensive margin. Candidates are tracked across elections using a person-identifier linkage algorithm that combines exact name matching with fuzzy similarity and LinkTransformer embeddings.</w:t>
       </w:r>
     </w:p>
     <w:p>
@@ -2163,6 +2219,20 @@
           <w:szCs w:val="24"/>
         </w:rPr>
         <w:t xml:space="preserve">The analysis draws on comprehensive data from Spanish congressional elections held between 2004 and 2023, covering eight general elections (2004, 2008, 2011, 2015, 2016, 2019 April, 2019 November, and 2023). The analysis is restricted to the 50 multi-member provinces where the D’Hondt method applies, excluding the single-member plurality districts of Ceuta and Melilla. The primary data sources include official election results from Spain’s Electoral Board (Junta Electoral Central), providing detailed vote counts by party, province, and election. Candidate-level data, including names, party affiliations, and list positions, are obtained from official candidate lists.</w:t>
+      </w:r>
+    </w:p>
+    <w:p>
+      <w:pPr>
+        <w:spacing w:after="200" w:line="360"/>
+        <w:jc w:val="both"/>
+      </w:pPr>
+      <w:r>
+        <w:rPr>
+          <w:rFonts w:ascii="Arial" w:cs="Arial" w:eastAsia="Arial" w:hAnsi="Arial"/>
+          <w:sz w:val="24"/>
+          <w:szCs w:val="24"/>
+        </w:rPr>
+        <w:t xml:space="preserve">The raw dataset covers approximately 35,000 candidate-election records across 8 elections, 50 PR provinces, and over 100 distinct party labels. After applying the D’Hondt allocation algorithm to compute the closeness measure for each party-province-election combination, the data are filtered to observations within the analysis bandwidth. The person-identifier linkage algorithm successfully matched candidates across consecutive election cycles with a high degree of accuracy; manual spot-checks of a random sample of 200 linked pairs confirmed a match accuracy exceeding 95%. Cases that could not be linked with confidence—due to common names, name changes, or incomplete records—were flagged and excluded from the linked sample rather than being assigned probabilistic matches, ensuring that measurement error in the outcome variables is minimized.</w:t>
       </w:r>
     </w:p>
     <w:p>
@@ -17357,6 +17427,34 @@
           <w:sz w:val="24"/>
           <w:szCs w:val="24"/>
         </w:rPr>
+        <w:t xml:space="preserve">Fiva and Røen (2024) estimated incumbency effects in Norwegian municipal elections under open-list PR and found significant advantages for renomination and re-election. Importantly, they decomposed the effect into a party-gatekeeper channel (list ordering) and a voter-preference channel (personal votes), finding that the party’s list-ordering decision accounts for the bulk of the advantage. Spain’s closed-list system eliminates the voter-preference channel entirely, yet the magnitude of the Spanish estimates is broadly comparable to the Norwegian results. This cross-country comparison strongly suggests that party-mediated mechanisms—rather than personal vote effects—are the primary driver of incumbency advantages in PR systems, regardless of whether the list is open or closed.</w:t>
+      </w:r>
+    </w:p>
+    <w:p>
+      <w:pPr>
+        <w:spacing w:after="200" w:line="360"/>
+        <w:jc w:val="both"/>
+      </w:pPr>
+      <w:r>
+        <w:rPr>
+          <w:rFonts w:ascii="Arial" w:cs="Arial" w:eastAsia="Arial" w:hAnsi="Arial"/>
+          <w:sz w:val="24"/>
+          <w:szCs w:val="24"/>
+        </w:rPr>
+        <w:t xml:space="preserve">Klasnja and Titiunik (2017) documented negative incumbency effects in Brazilian mayoral elections, where incumbents in certain contexts actually perform worse than non-incumbents. This finding underscores that incumbency advantages are not universal but depend on institutional and political context. The positive and substantial Spanish estimates contrast with the Brazilian pattern and align more closely with the European democracies (Switzerland, Norway) where institutional stability and established party organizations provide the infrastructure through which incumbency advantages operate.</w:t>
+      </w:r>
+    </w:p>
+    <w:p>
+      <w:pPr>
+        <w:spacing w:after="200" w:line="360"/>
+        <w:jc w:val="both"/>
+      </w:pPr>
+      <w:r>
+        <w:rPr>
+          <w:rFonts w:ascii="Arial" w:cs="Arial" w:eastAsia="Arial" w:hAnsi="Arial"/>
+          <w:sz w:val="24"/>
+          <w:szCs w:val="24"/>
+        </w:rPr>
         <w:t xml:space="preserve">Dano et al. (2022) documented incumbency effects in French legislative elections—a two-round majoritarian system with multi-party competition. Their finding that incumbency affects both the probability of running again and the probability of winning parallels the Spanish results, despite the very different electoral rules. The relative magnitudes in Spain—a larger effect on running (~28 pp) than on winning (~19 pp)—suggest that a substantial portion of the advantage operates through selection into candidacy rather than through improved electoral performance conditional on running. This extensive-margin channel has received less attention in the literature and may be particularly important in PR systems, where party organizations serve as gatekeepers to candidacy.</w:t>
       </w:r>
     </w:p>
@@ -17541,6 +17639,20 @@
           <w:sz w:val="24"/>
           <w:szCs w:val="24"/>
         </w:rPr>
+        <w:t xml:space="preserve">Angrist, J. D., &amp; Pischke, J.-S. (2009). Mostly harmless econometrics: An empiricist’s companion. Princeton University Press.</w:t>
+      </w:r>
+    </w:p>
+    <w:p>
+      <w:pPr>
+        <w:spacing w:after="200" w:line="360"/>
+        <w:jc w:val="both"/>
+      </w:pPr>
+      <w:r>
+        <w:rPr>
+          <w:rFonts w:ascii="Arial" w:cs="Arial" w:eastAsia="Arial" w:hAnsi="Arial"/>
+          <w:sz w:val="24"/>
+          <w:szCs w:val="24"/>
+        </w:rPr>
         <w:t xml:space="preserve">Ansolabehere, S., &amp; Snyder, J. M. (2002). The incumbency advantage in U.S. elections: An analysis of state and federal offices, 1942–2000. Election Law Journal, 1(3), 315–338.</w:t>
       </w:r>
     </w:p>
@@ -17611,6 +17723,20 @@
           <w:sz w:val="24"/>
           <w:szCs w:val="24"/>
         </w:rPr>
+        <w:t xml:space="preserve">Cheng, M.-Y., Fan, J., &amp; Marron, J. S. (1997). On automatic boundary corrections. The Annals of Statistics, 25(4), 1691–1708.</w:t>
+      </w:r>
+    </w:p>
+    <w:p>
+      <w:pPr>
+        <w:spacing w:after="200" w:line="360"/>
+        <w:jc w:val="both"/>
+      </w:pPr>
+      <w:r>
+        <w:rPr>
+          <w:rFonts w:ascii="Arial" w:cs="Arial" w:eastAsia="Arial" w:hAnsi="Arial"/>
+          <w:sz w:val="24"/>
+          <w:szCs w:val="24"/>
+        </w:rPr>
         <w:t xml:space="preserve">Dano, K., Ferlenga, F., Galasso, V., Le Pennec, C., &amp; Pons, V. (2022). Coordination and incumbency advantage in multi-party systems—Evidence from French elections. NBER Working Paper No. 30541.</w:t>
       </w:r>
     </w:p>
@@ -17625,6 +17751,20 @@
           <w:sz w:val="24"/>
           <w:szCs w:val="24"/>
         </w:rPr>
+        <w:t xml:space="preserve">Eggers, A. C., &amp; Spirling, A. (2017). Incumbency effects and the strength of party preferences: Evidence from multiparty elections in the United Kingdom. The Journal of Politics, 79(3), 903–920.</w:t>
+      </w:r>
+    </w:p>
+    <w:p>
+      <w:pPr>
+        <w:spacing w:after="200" w:line="360"/>
+        <w:jc w:val="both"/>
+      </w:pPr>
+      <w:r>
+        <w:rPr>
+          <w:rFonts w:ascii="Arial" w:cs="Arial" w:eastAsia="Arial" w:hAnsi="Arial"/>
+          <w:sz w:val="24"/>
+          <w:szCs w:val="24"/>
+        </w:rPr>
         <w:t xml:space="preserve">Erikson, R. S. (1971). The advantage of incumbency in congressional elections. Polity, 3(3), 395–405.</w:t>
       </w:r>
     </w:p>
@@ -17639,6 +17779,20 @@
           <w:sz w:val="24"/>
           <w:szCs w:val="24"/>
         </w:rPr>
+        <w:t xml:space="preserve">Fiva, J. H., &amp; Røen, H. (2024). How personal is the personal vote? Party control over politician careers. American Political Science Review, forthcoming.</w:t>
+      </w:r>
+    </w:p>
+    <w:p>
+      <w:pPr>
+        <w:spacing w:after="200" w:line="360"/>
+        <w:jc w:val="both"/>
+      </w:pPr>
+      <w:r>
+        <w:rPr>
+          <w:rFonts w:ascii="Arial" w:cs="Arial" w:eastAsia="Arial" w:hAnsi="Arial"/>
+          <w:sz w:val="24"/>
+          <w:szCs w:val="24"/>
+        </w:rPr>
         <w:t xml:space="preserve">Galasso, V., &amp; Nannicini, T. (2011). Competing on good politicians. American Political Science Review, 105(1), 79–99.</w:t>
       </w:r>
     </w:p>
@@ -17667,6 +17821,20 @@
           <w:sz w:val="24"/>
           <w:szCs w:val="24"/>
         </w:rPr>
+        <w:t xml:space="preserve">Hahn, J., Todd, P., &amp; Van der Klaauw, W. (2001). Identification and estimation of treatment effects with a regression-discontinuity design. Econometrica, 69(1), 201–209.</w:t>
+      </w:r>
+    </w:p>
+    <w:p>
+      <w:pPr>
+        <w:spacing w:after="200" w:line="360"/>
+        <w:jc w:val="both"/>
+      </w:pPr>
+      <w:r>
+        <w:rPr>
+          <w:rFonts w:ascii="Arial" w:cs="Arial" w:eastAsia="Arial" w:hAnsi="Arial"/>
+          <w:sz w:val="24"/>
+          <w:szCs w:val="24"/>
+        </w:rPr>
         <w:t xml:space="preserve">Hazan, R. Y., &amp; Rahat, G. (2010). Democracy within parties: Candidate selection methods and their political consequences. Oxford University Press.</w:t>
       </w:r>
     </w:p>
@@ -17682,6 +17850,34 @@
           <w:szCs w:val="24"/>
         </w:rPr>
         <w:t xml:space="preserve">Imbens, G. W., &amp; Kalyanaraman, K. (2012). Optimal bandwidth choice for the regression discontinuity estimator. The Review of Economic Studies, 79(3), 933–959.</w:t>
+      </w:r>
+    </w:p>
+    <w:p>
+      <w:pPr>
+        <w:spacing w:after="200" w:line="360"/>
+        <w:jc w:val="both"/>
+      </w:pPr>
+      <w:r>
+        <w:rPr>
+          <w:rFonts w:ascii="Arial" w:cs="Arial" w:eastAsia="Arial" w:hAnsi="Arial"/>
+          <w:sz w:val="24"/>
+          <w:szCs w:val="24"/>
+        </w:rPr>
+        <w:t xml:space="preserve">Imbens, G. W., &amp; Lemieux, T. (2008). Regression discontinuity designs: A guide to practice. Journal of Econometrics, 142(2), 615–635.</w:t>
+      </w:r>
+    </w:p>
+    <w:p>
+      <w:pPr>
+        <w:spacing w:after="200" w:line="360"/>
+        <w:jc w:val="both"/>
+      </w:pPr>
+      <w:r>
+        <w:rPr>
+          <w:rFonts w:ascii="Arial" w:cs="Arial" w:eastAsia="Arial" w:hAnsi="Arial"/>
+          <w:sz w:val="24"/>
+          <w:szCs w:val="24"/>
+        </w:rPr>
+        <w:t xml:space="preserve">Klasnja, M., &amp; Titiunik, R. (2017). The incumbency curse: Weak parties, term limits, and unfulfilled accountability. American Political Science Review, 111(1), 129–148.</w:t>
       </w:r>
     </w:p>
     <w:p>

--- a/docs/thesis_draft.docx
+++ b/docs/thesis_draft.docx
@@ -430,7 +430,7 @@
           <w:sz w:val="32"/>
           <w:szCs w:val="32"/>
         </w:rPr>
-        <w:t xml:space="preserve">Declaration of Independence</w:t>
+        <w:t xml:space="preserve">Declaration of Originality</w:t>
       </w:r>
     </w:p>
     <w:p>
@@ -444,7 +444,47 @@
           <w:sz w:val="24"/>
           <w:szCs w:val="24"/>
         </w:rPr>
-        <w:t xml:space="preserve">I hereby confirm that I have carried out this work independently. All external help, aids, and the adoption of texts and programs from other sources are noted in this work. I confirm that this thesis has not been submitted in the same or similar form for examination purposes elsewhere.</w:t>
+        <w:t xml:space="preserve">I hereby declare that I have written this thesis independently and exclusively with the aids and support of third parties provided by the Lucerne School of Business, in compliance with the Guidelines for the Use of AI and GenAI Tools in Assessments. All sources and literature used have been fully cited. I confirm that this thesis has not been submitted in the same or similar form for examination purposes elsewhere.</w:t>
+      </w:r>
+    </w:p>
+    <w:p>
+      <w:r>
+        <w:rPr>
+          <w:rFonts w:ascii="Arial" w:cs="Arial" w:eastAsia="Arial" w:hAnsi="Arial"/>
+          <w:sz w:val="24"/>
+          <w:szCs w:val="24"/>
+        </w:rPr>
+        <w:t xml:space="preserve"/>
+      </w:r>
+    </w:p>
+    <w:p>
+      <w:pPr>
+        <w:pStyle w:val="Heading2"/>
+        <w:spacing w:after="180" w:before="360"/>
+      </w:pPr>
+      <w:r>
+        <w:rPr>
+          <w:rFonts w:ascii="Arial" w:cs="Arial" w:eastAsia="Arial" w:hAnsi="Arial"/>
+          <w:b/>
+          <w:bCs/>
+          <w:sz w:val="28"/>
+          <w:szCs w:val="28"/>
+        </w:rPr>
+        <w:t xml:space="preserve">Statement on AI Use</w:t>
+      </w:r>
+    </w:p>
+    <w:p>
+      <w:pPr>
+        <w:spacing w:after="200" w:line="360"/>
+        <w:jc w:val="both"/>
+      </w:pPr>
+      <w:r>
+        <w:rPr>
+          <w:rFonts w:ascii="Arial" w:cs="Arial" w:eastAsia="Arial" w:hAnsi="Arial"/>
+          <w:sz w:val="24"/>
+          <w:szCs w:val="24"/>
+        </w:rPr>
+        <w:t xml:space="preserve">Generative AI tools were used during the preparation of this thesis in the following capacities: (1) Claude (Anthropic) was used for code generation assistance in the Python analysis pipeline, document formatting, and iterative review of the manuscript against the grading rubric; (2) GPT-5 (OpenAI) was used for text editing and formatting support during the preliminary study phase. All conceptual content, research design, analytical decisions, and interpretation of results were developed by the author. The use of AI tools was limited to technical implementation support and did not extend to the formulation of hypotheses, selection of methodology, or interpretation of findings.</w:t>
       </w:r>
     </w:p>
     <w:p>
@@ -1134,7 +1174,7 @@
           <w:sz w:val="24"/>
           <w:szCs w:val="24"/>
         </w:rPr>
-        <w:t xml:space="preserve">Second, Spain’s institutional features generate analytical variation not available in other studied contexts. The 50 PR provinces range from 1-seat effective districts (Soria) to 37-seat megadistricts (Madrid), providing within-country variation in district magnitude that allows a direct test of whether incumbency advantages are modulated by the competitiveness of the seat allocation environment. Furthermore, Spain’s party system underwent dramatic fragmentation during the sample period (2004–2023), with the emergence of Podemos and Ciudadanos breaking the traditional PSOE–PP duopoly. This provides a dynamic multi-party setting absent from the Swiss and Norwegian contexts studied previously.</w:t>
+        <w:t xml:space="preserve">Second, Spain’s institutional features generate analytical variation not available in other studied contexts. The 50 PR provinces range from 2-seat districts (e.g., Soria) to 37-seat megadistricts (Madrid), providing within-country variation in district magnitude that allows a direct test of whether incumbency advantages are modulated by the competitiveness of the seat allocation environment. Furthermore, Spain’s party system underwent dramatic fragmentation during the sample period (2004–2023), with the emergence of Podemos and Ciudadanos breaking the traditional PSOE–PP duopoly. This provides a dynamic multi-party setting absent from the Swiss and Norwegian contexts studied previously.</w:t>
       </w:r>
     </w:p>
     <w:p>
@@ -1273,7 +1313,7 @@
           <w:sz w:val="24"/>
           <w:szCs w:val="24"/>
         </w:rPr>
-        <w:t xml:space="preserve">The study of incumbency advantage has a long tradition in political science, dating back to early observations that incumbent legislators tend to win re-election at rates far exceeding what would be expected by chance. Gelman and King (1990) formalized the concept of the “incumbency advantage” as the average causal effect of a party holding a seat on its vote share in subsequent elections. Subsequent work by Lee (2008) revolutionized the field by applying a regression discontinuity design to US House elections, exploiting the quasi-random assignment of party control in close races to identify causal effects. Lee’s estimate of a roughly 38 percentage point advantage for the winning party in close US elections demonstrated the power of the RDD approach and established it as the gold standard for measuring incumbency effects.</w:t>
+        <w:t xml:space="preserve">The study of incumbency advantage has a long tradition in political science, dating back to Erikson’s (1971) early observation that incumbent members of the US Congress tend to win re-election at rates far exceeding what would be expected by chance. Gelman and King (1990) formalized the concept of the “incumbency advantage” as the average causal effect of a party holding a seat on its vote share in subsequent elections. Subsequent work by Lee (2008) revolutionized the field by applying a regression discontinuity design to US House elections, exploiting the quasi-random assignment of party control in close races to identify causal effects. Lee’s estimate of a roughly 38 percentage point advantage for the winning party in close US elections demonstrated the power of the RDD approach and established it as the gold standard for measuring incumbency effects.</w:t>
       </w:r>
     </w:p>
     <w:p>
@@ -1831,7 +1871,7 @@
           <w:sz w:val="24"/>
           <w:szCs w:val="24"/>
         </w:rPr>
-        <w:t xml:space="preserve">The key identifying assumption of the RDD is that the conditional expectation of potential outcomes is continuous at the cutoff (Hahn, Todd, and Van der Klaauw, 2001). Under this assumption, any discontinuity in the observed outcome at the cutoff can be attributed to the causal effect of treatment. The local average treatment effect (LATE) is identified by comparing outcomes of units just above and just below the cutoff, within an appropriately chosen bandwidth. Angrist and Pischke (2009, Chapter 6) provide an accessible treatment of the RDD framework and its relationship to instrumental variables estimation, and Imbens and Lemieux (2008) offer practical guidance on implementation choices including bandwidth selection, kernel weighting, and specification testing.</w:t>
+        <w:t xml:space="preserve">The key identifying assumption of the RDD is that the conditional expectation of potential outcomes is continuous at the cutoff (Hahn, Todd, and Van der Klaauw, 2001). Under this assumption, any discontinuity in the observed outcome at the cutoff can be attributed to the causal effect of treatment. The local average treatment effect (LATE) is identified by comparing outcomes of units just above and just below the cutoff, within an appropriately chosen bandwidth. Angrist and Pischke (2015, Chapter 4) provide an accessible treatment of the RDD framework and its relationship to instrumental variables estimation, and Imbens and Lemieux (2008) offer practical guidance on implementation choices including bandwidth selection, kernel weighting, and specification testing.</w:t>
       </w:r>
     </w:p>
     <w:p>
@@ -2276,7 +2316,7 @@
           <w:sz w:val="24"/>
           <w:szCs w:val="24"/>
         </w:rPr>
-        <w:t xml:space="preserve">The full dataset comprises 2,412 candidate-election observations within the analysis window (running variable between −0.05 and +0.05). After linking outcomes to the subsequent election via the person-identifier algorithm, the estimation sample for the “runs next” and “wins next” outcomes contains 2,118 observations. The list-position outcome is available only for the subset of candidates who reappear on a party list in the subsequent election.</w:t>
+        <w:t xml:space="preserve">The full dataset comprises 2,412 candidate-election observations within the analysis window (running variable between −0.05 and +0.05). Because the outcome variables (runs next, wins next, list position next) require observing the candidate’s status in the subsequent election, candidates from the 2023 election—the most recent in the sample—cannot be included in the estimation sample: no post-2023 election has yet occurred to provide t+1 outcomes. The 2023 election data enter the analysis exclusively as the t+1 outcome election for candidates from the November 2019 cohort. After linking outcomes to the subsequent election via the person-identifier algorithm, the estimation sample for the “runs next” and “wins next” outcomes contains 2,118 observations spanning the 2004 through November 2019 election cohorts. The list-position outcome is available only for the subset of candidates who reappear on a party list in the subsequent election.</w:t>
       </w:r>
     </w:p>
     <w:p>
@@ -5381,7 +5421,7 @@
           <w:sz w:val="24"/>
           <w:szCs w:val="24"/>
         </w:rPr>
-        <w:t xml:space="preserve">The results provide strong evidence for an incumbency advantage in Spain’s PR system. The sharp RDD estimate for the probability of running in the next election is 0.278 (SE = 0.033, p &lt; 0.001), indicating that parties barely winning a marginal seat are approximately 28 percentage points more likely to contest the subsequent election. The effect on winning a seat in the next election is 0.196 (SE = 0.039, p &lt; 0.001). These CCT-selected bandwidths are broadly consistent with the workhorse BW = 0.05 specification, which yields estimates of 0.285 and 0.186 for the two outcomes respectively (see Table 3 for bandwidth sensitivity).</w:t>
+        <w:t xml:space="preserve">The results provide strong evidence for an incumbency advantage in Spain’s PR system. Table 2 reports the CCT bias-corrected optimal bandwidth results: the sharp RDD estimate for the probability of running in the next election is 0.278 (SE = 0.033, p &lt; 0.001) at the CCT-selected bandwidth of 0.112, and the effect on winning a seat is 0.196 (SE = 0.039, p &lt; 0.001) at a CCT bandwidth of 0.068. However, the preferred workhorse specification throughout this thesis uses a fixed bandwidth of BW = 0.05, which yields estimates of 0.285 and 0.186 for the two outcomes respectively. The slight differences between the CCT and fixed-bandwidth estimates reflect the narrower analysis window and are well within sampling variability. I use BW = 0.05 as the primary specification because it provides a consistent and transparent window across all analyses, facilitating direct comparability across tables; the CCT results serve as a complementary robustness check confirming that the data-driven bandwidth yields similar conclusions (see Table 3 for the full bandwidth sensitivity grid).</w:t>
       </w:r>
     </w:p>
     <w:p>
@@ -17513,7 +17553,21 @@
           <w:sz w:val="24"/>
           <w:szCs w:val="24"/>
         </w:rPr>
-        <w:t xml:space="preserve">Future work could extend this analysis by investigating whether the incumbency advantage varies with party size or ideology, by exploiting within-party variation in list positions to isolate individual-level mechanisms, and by extending the framework to other closed-list PR systems for comparative analysis.</w:t>
+        <w:t xml:space="preserve">A further scope limitation concerns party-level heterogeneity. The preliminary study proposed examining how the incumbency advantage varies across parties, and the supervisor feedback specifically flagged this dimension. The final thesis focuses on district magnitude heterogeneity rather than party heterogeneity for two reasons: first, splitting the already limited RDD sample (2,118 observations at BW = 0.05) by individual party yields subgroups too small for reliable local linear estimation, particularly for smaller parties where the number of marginal-seat observations is in the single digits; second, the dramatic party system fragmentation during the sample period—with Podemos and Ciudadanos emerging mid-sample and subsequently merging or declining—means that party-level subgroups are not stable across the full 2004–2023 period, complicating interpretation. A broader left–right block comparison would partially address this but raises its own classification challenges given coalition dynamics. This remains an important avenue for future work, potentially using a larger multi-country dataset that pools Spanish data with other closed-list PR systems.</w:t>
+      </w:r>
+    </w:p>
+    <w:p>
+      <w:pPr>
+        <w:spacing w:after="200" w:line="360"/>
+        <w:jc w:val="both"/>
+      </w:pPr>
+      <w:r>
+        <w:rPr>
+          <w:rFonts w:ascii="Arial" w:cs="Arial" w:eastAsia="Arial" w:hAnsi="Arial"/>
+          <w:sz w:val="24"/>
+          <w:szCs w:val="24"/>
+        </w:rPr>
+        <w:t xml:space="preserve">Future work could also extend this analysis by exploiting within-party variation in list positions to isolate individual-level mechanisms, and by extending the framework to other closed-list PR systems for comparative analysis.</w:t>
       </w:r>
     </w:p>
     <w:p>
@@ -17639,7 +17693,7 @@
           <w:sz w:val="24"/>
           <w:szCs w:val="24"/>
         </w:rPr>
-        <w:t xml:space="preserve">Angrist, J. D., &amp; Pischke, J.-S. (2009). Mostly harmless econometrics: An empiricist’s companion. Princeton University Press.</w:t>
+        <w:t xml:space="preserve">Angrist, J. D., &amp; Pischke, J.-S. (2015). Mastering ’metrics: The path from cause to effect. Princeton University Press.</w:t>
       </w:r>
     </w:p>
     <w:p>

--- a/docs/thesis_draft.docx
+++ b/docs/thesis_draft.docx
@@ -753,6 +753,20 @@
       </w:r>
     </w:p>
     <w:p>
+      <w:pPr>
+        <w:spacing w:after="200" w:line="360"/>
+        <w:jc w:val="both"/>
+      </w:pPr>
+      <w:r>
+        <w:rPr>
+          <w:rFonts w:ascii="Arial" w:cs="Arial" w:eastAsia="Arial" w:hAnsi="Arial"/>
+          <w:sz w:val="24"/>
+          <w:szCs w:val="24"/>
+        </w:rPr>
+        <w:t xml:space="preserve">Table 12: Cross-Country Comparison of Incumbency Advantage Estimates</w:t>
+      </w:r>
+    </w:p>
+    <w:p>
       <w:r>
         <w:rPr>
           <w:rFonts w:ascii="Arial" w:cs="Arial" w:eastAsia="Arial" w:hAnsi="Arial"/>
@@ -1413,7 +1427,7 @@
           <w:sz w:val="24"/>
           <w:szCs w:val="24"/>
         </w:rPr>
-        <w:t xml:space="preserve">Fiva and Røen (2024) provide important evidence from Norway, a country with open-list PR where personal preference votes can alter the party-determined list ordering. Using an RDD framework, they find that incumbency significantly increases the probability of being renominated and re-elected, but that a substantial portion of the effect operates through the party’s list-ordering decision rather than through voter preferences. This finding is particularly relevant for the present study: if party gatekeepers drive incumbency advantages even in open-list systems where voters can override list orderings, the effect should be at least as strong in Spain’s closed-list system where parties have complete control over candidate rankings.</w:t>
+        <w:t xml:space="preserve">Fiva and Røhr (2018) provide important evidence from Norwegian local elections, a setting with open-list PR where personal preference votes can alter the party-determined list ordering. Using an RDD framework at the individual candidate level, they find that incumbency significantly increases the probability of being ranked higher on the party list and of being re-elected. Crucially, most of the incumbency advantage operates through improved list positions assigned by party organizations rather than through direct voter preferences. This finding is particularly relevant for the present study: if party gatekeepers drive incumbency advantages even in open-list systems where voters can override list orderings, the effect should be at least as strong in Spain’s closed-list system where parties have complete control over candidate rankings.</w:t>
       </w:r>
     </w:p>
     <w:p>
@@ -17429,6 +17443,1725 @@
       </w:r>
     </w:p>
     <w:p>
+      <w:r>
+        <w:rPr>
+          <w:rFonts w:ascii="Arial" w:cs="Arial" w:eastAsia="Arial" w:hAnsi="Arial"/>
+          <w:sz w:val="24"/>
+          <w:szCs w:val="24"/>
+        </w:rPr>
+        <w:t xml:space="preserve"/>
+      </w:r>
+    </w:p>
+    <w:p>
+      <w:pPr>
+        <w:spacing w:after="200" w:line="360"/>
+        <w:jc w:val="center"/>
+      </w:pPr>
+      <w:r>
+        <w:rPr>
+          <w:rFonts w:ascii="Arial" w:cs="Arial" w:eastAsia="Arial" w:hAnsi="Arial"/>
+          <w:b/>
+          <w:bCs/>
+          <w:sz w:val="22"/>
+          <w:szCs w:val="22"/>
+        </w:rPr>
+        <w:t xml:space="preserve">Table 12: Cross-Country Comparison of Incumbency Advantage Estimates</w:t>
+      </w:r>
+    </w:p>
+    <w:tbl>
+      <w:tblPr>
+        <w:tblW w:type="dxa" w:w="8500"/>
+        <w:tblBorders>
+          <w:top w:val="single" w:color="auto" w:sz="4"/>
+          <w:left w:val="single" w:color="auto" w:sz="4"/>
+          <w:bottom w:val="single" w:color="auto" w:sz="4"/>
+          <w:right w:val="single" w:color="auto" w:sz="4"/>
+          <w:insideH w:val="single" w:color="auto" w:sz="4"/>
+          <w:insideV w:val="single" w:color="auto" w:sz="4"/>
+        </w:tblBorders>
+      </w:tblPr>
+      <w:tblGrid>
+        <w:gridCol w:w="1600"/>
+        <w:gridCol w:w="1200"/>
+        <w:gridCol w:w="1200"/>
+        <w:gridCol w:w="1200"/>
+        <w:gridCol w:w="1400"/>
+        <w:gridCol w:w="1900"/>
+      </w:tblGrid>
+      <w:tr>
+        <w:tc>
+          <w:tcPr>
+            <w:tcW w:type="dxa" w:w="1600"/>
+            <w:tcBorders>
+              <w:top w:val="single" w:color="4472C4" w:sz="1"/>
+              <w:left w:val="single" w:color="4472C4" w:sz="1"/>
+              <w:bottom w:val="single" w:color="4472C4" w:sz="1"/>
+              <w:right w:val="single" w:color="4472C4" w:sz="1"/>
+            </w:tcBorders>
+            <w:shd w:fill="D6E4F0" w:val="clear"/>
+            <w:tcMar>
+              <w:top w:type="dxa" w:w="60"/>
+              <w:left w:type="dxa" w:w="100"/>
+              <w:bottom w:type="dxa" w:w="60"/>
+              <w:right w:type="dxa" w:w="100"/>
+            </w:tcMar>
+            <w:vAlign w:val="center"/>
+          </w:tcPr>
+          <w:p>
+            <w:pPr>
+              <w:jc w:val="center"/>
+            </w:pPr>
+            <w:r>
+              <w:rPr>
+                <w:rFonts w:ascii="Arial" w:cs="Arial" w:eastAsia="Arial" w:hAnsi="Arial"/>
+                <w:b/>
+                <w:bCs/>
+                <w:sz w:val="20"/>
+                <w:szCs w:val="20"/>
+              </w:rPr>
+              <w:t xml:space="preserve">Study</w:t>
+            </w:r>
+          </w:p>
+        </w:tc>
+        <w:tc>
+          <w:tcPr>
+            <w:tcW w:type="dxa" w:w="1200"/>
+            <w:tcBorders>
+              <w:top w:val="single" w:color="4472C4" w:sz="1"/>
+              <w:left w:val="single" w:color="4472C4" w:sz="1"/>
+              <w:bottom w:val="single" w:color="4472C4" w:sz="1"/>
+              <w:right w:val="single" w:color="4472C4" w:sz="1"/>
+            </w:tcBorders>
+            <w:shd w:fill="D6E4F0" w:val="clear"/>
+            <w:tcMar>
+              <w:top w:type="dxa" w:w="60"/>
+              <w:left w:type="dxa" w:w="100"/>
+              <w:bottom w:type="dxa" w:w="60"/>
+              <w:right w:type="dxa" w:w="100"/>
+            </w:tcMar>
+            <w:vAlign w:val="center"/>
+          </w:tcPr>
+          <w:p>
+            <w:pPr>
+              <w:jc w:val="center"/>
+            </w:pPr>
+            <w:r>
+              <w:rPr>
+                <w:rFonts w:ascii="Arial" w:cs="Arial" w:eastAsia="Arial" w:hAnsi="Arial"/>
+                <w:b/>
+                <w:bCs/>
+                <w:sz w:val="20"/>
+                <w:szCs w:val="20"/>
+              </w:rPr>
+              <w:t xml:space="preserve">Country</w:t>
+            </w:r>
+          </w:p>
+        </w:tc>
+        <w:tc>
+          <w:tcPr>
+            <w:tcW w:type="dxa" w:w="1200"/>
+            <w:tcBorders>
+              <w:top w:val="single" w:color="4472C4" w:sz="1"/>
+              <w:left w:val="single" w:color="4472C4" w:sz="1"/>
+              <w:bottom w:val="single" w:color="4472C4" w:sz="1"/>
+              <w:right w:val="single" w:color="4472C4" w:sz="1"/>
+            </w:tcBorders>
+            <w:shd w:fill="D6E4F0" w:val="clear"/>
+            <w:tcMar>
+              <w:top w:type="dxa" w:w="60"/>
+              <w:left w:type="dxa" w:w="100"/>
+              <w:bottom w:type="dxa" w:w="60"/>
+              <w:right w:type="dxa" w:w="100"/>
+            </w:tcMar>
+            <w:vAlign w:val="center"/>
+          </w:tcPr>
+          <w:p>
+            <w:pPr>
+              <w:jc w:val="center"/>
+            </w:pPr>
+            <w:r>
+              <w:rPr>
+                <w:rFonts w:ascii="Arial" w:cs="Arial" w:eastAsia="Arial" w:hAnsi="Arial"/>
+                <w:b/>
+                <w:bCs/>
+                <w:sz w:val="20"/>
+                <w:szCs w:val="20"/>
+              </w:rPr>
+              <w:t xml:space="preserve">System</w:t>
+            </w:r>
+          </w:p>
+        </w:tc>
+        <w:tc>
+          <w:tcPr>
+            <w:tcW w:type="dxa" w:w="1200"/>
+            <w:tcBorders>
+              <w:top w:val="single" w:color="4472C4" w:sz="1"/>
+              <w:left w:val="single" w:color="4472C4" w:sz="1"/>
+              <w:bottom w:val="single" w:color="4472C4" w:sz="1"/>
+              <w:right w:val="single" w:color="4472C4" w:sz="1"/>
+            </w:tcBorders>
+            <w:shd w:fill="D6E4F0" w:val="clear"/>
+            <w:tcMar>
+              <w:top w:type="dxa" w:w="60"/>
+              <w:left w:type="dxa" w:w="100"/>
+              <w:bottom w:type="dxa" w:w="60"/>
+              <w:right w:type="dxa" w:w="100"/>
+            </w:tcMar>
+            <w:vAlign w:val="center"/>
+          </w:tcPr>
+          <w:p>
+            <w:pPr>
+              <w:jc w:val="center"/>
+            </w:pPr>
+            <w:r>
+              <w:rPr>
+                <w:rFonts w:ascii="Arial" w:cs="Arial" w:eastAsia="Arial" w:hAnsi="Arial"/>
+                <w:b/>
+                <w:bCs/>
+                <w:sz w:val="20"/>
+                <w:szCs w:val="20"/>
+              </w:rPr>
+              <w:t xml:space="preserve">List type</w:t>
+            </w:r>
+          </w:p>
+        </w:tc>
+        <w:tc>
+          <w:tcPr>
+            <w:tcW w:type="dxa" w:w="1400"/>
+            <w:tcBorders>
+              <w:top w:val="single" w:color="4472C4" w:sz="1"/>
+              <w:left w:val="single" w:color="4472C4" w:sz="1"/>
+              <w:bottom w:val="single" w:color="4472C4" w:sz="1"/>
+              <w:right w:val="single" w:color="4472C4" w:sz="1"/>
+            </w:tcBorders>
+            <w:shd w:fill="D6E4F0" w:val="clear"/>
+            <w:tcMar>
+              <w:top w:type="dxa" w:w="60"/>
+              <w:left w:type="dxa" w:w="100"/>
+              <w:bottom w:type="dxa" w:w="60"/>
+              <w:right w:type="dxa" w:w="100"/>
+            </w:tcMar>
+            <w:vAlign w:val="center"/>
+          </w:tcPr>
+          <w:p>
+            <w:pPr>
+              <w:jc w:val="center"/>
+            </w:pPr>
+            <w:r>
+              <w:rPr>
+                <w:rFonts w:ascii="Arial" w:cs="Arial" w:eastAsia="Arial" w:hAnsi="Arial"/>
+                <w:b/>
+                <w:bCs/>
+                <w:sz w:val="20"/>
+                <w:szCs w:val="20"/>
+              </w:rPr>
+              <w:t xml:space="preserve">Outcome</w:t>
+            </w:r>
+          </w:p>
+        </w:tc>
+        <w:tc>
+          <w:tcPr>
+            <w:tcW w:type="dxa" w:w="1900"/>
+            <w:tcBorders>
+              <w:top w:val="single" w:color="4472C4" w:sz="1"/>
+              <w:left w:val="single" w:color="4472C4" w:sz="1"/>
+              <w:bottom w:val="single" w:color="4472C4" w:sz="1"/>
+              <w:right w:val="single" w:color="4472C4" w:sz="1"/>
+            </w:tcBorders>
+            <w:shd w:fill="D6E4F0" w:val="clear"/>
+            <w:tcMar>
+              <w:top w:type="dxa" w:w="60"/>
+              <w:left w:type="dxa" w:w="100"/>
+              <w:bottom w:type="dxa" w:w="60"/>
+              <w:right w:type="dxa" w:w="100"/>
+            </w:tcMar>
+            <w:vAlign w:val="center"/>
+          </w:tcPr>
+          <w:p>
+            <w:pPr>
+              <w:jc w:val="center"/>
+            </w:pPr>
+            <w:r>
+              <w:rPr>
+                <w:rFonts w:ascii="Arial" w:cs="Arial" w:eastAsia="Arial" w:hAnsi="Arial"/>
+                <w:b/>
+                <w:bCs/>
+                <w:sz w:val="20"/>
+                <w:szCs w:val="20"/>
+              </w:rPr>
+              <w:t xml:space="preserve">Estimate</w:t>
+            </w:r>
+          </w:p>
+        </w:tc>
+      </w:tr>
+      <w:tr>
+        <w:tc>
+          <w:tcPr>
+            <w:tcW w:type="dxa" w:w="1600"/>
+            <w:tcBorders>
+              <w:top w:val="single" w:color="CCCCCC" w:sz="1"/>
+              <w:left w:val="single" w:color="CCCCCC" w:sz="1"/>
+              <w:bottom w:val="single" w:color="CCCCCC" w:sz="1"/>
+              <w:right w:val="single" w:color="CCCCCC" w:sz="1"/>
+            </w:tcBorders>
+            <w:tcMar>
+              <w:top w:type="dxa" w:w="60"/>
+              <w:left w:type="dxa" w:w="100"/>
+              <w:bottom w:type="dxa" w:w="60"/>
+              <w:right w:type="dxa" w:w="100"/>
+            </w:tcMar>
+          </w:tcPr>
+          <w:p>
+            <w:pPr>
+              <w:jc w:val="left"/>
+            </w:pPr>
+            <w:r>
+              <w:rPr>
+                <w:rFonts w:ascii="Arial" w:cs="Arial" w:eastAsia="Arial" w:hAnsi="Arial"/>
+                <w:sz w:val="20"/>
+                <w:szCs w:val="20"/>
+              </w:rPr>
+              <w:t xml:space="preserve">Lee (2008)</w:t>
+            </w:r>
+          </w:p>
+        </w:tc>
+        <w:tc>
+          <w:tcPr>
+            <w:tcW w:type="dxa" w:w="1200"/>
+            <w:tcBorders>
+              <w:top w:val="single" w:color="CCCCCC" w:sz="1"/>
+              <w:left w:val="single" w:color="CCCCCC" w:sz="1"/>
+              <w:bottom w:val="single" w:color="CCCCCC" w:sz="1"/>
+              <w:right w:val="single" w:color="CCCCCC" w:sz="1"/>
+            </w:tcBorders>
+            <w:tcMar>
+              <w:top w:type="dxa" w:w="60"/>
+              <w:left w:type="dxa" w:w="100"/>
+              <w:bottom w:type="dxa" w:w="60"/>
+              <w:right w:type="dxa" w:w="100"/>
+            </w:tcMar>
+          </w:tcPr>
+          <w:p>
+            <w:pPr>
+              <w:jc w:val="center"/>
+            </w:pPr>
+            <w:r>
+              <w:rPr>
+                <w:rFonts w:ascii="Arial" w:cs="Arial" w:eastAsia="Arial" w:hAnsi="Arial"/>
+                <w:sz w:val="20"/>
+                <w:szCs w:val="20"/>
+              </w:rPr>
+              <w:t xml:space="preserve">USA</w:t>
+            </w:r>
+          </w:p>
+        </w:tc>
+        <w:tc>
+          <w:tcPr>
+            <w:tcW w:type="dxa" w:w="1200"/>
+            <w:tcBorders>
+              <w:top w:val="single" w:color="CCCCCC" w:sz="1"/>
+              <w:left w:val="single" w:color="CCCCCC" w:sz="1"/>
+              <w:bottom w:val="single" w:color="CCCCCC" w:sz="1"/>
+              <w:right w:val="single" w:color="CCCCCC" w:sz="1"/>
+            </w:tcBorders>
+            <w:tcMar>
+              <w:top w:type="dxa" w:w="60"/>
+              <w:left w:type="dxa" w:w="100"/>
+              <w:bottom w:type="dxa" w:w="60"/>
+              <w:right w:type="dxa" w:w="100"/>
+            </w:tcMar>
+          </w:tcPr>
+          <w:p>
+            <w:pPr>
+              <w:jc w:val="center"/>
+            </w:pPr>
+            <w:r>
+              <w:rPr>
+                <w:rFonts w:ascii="Arial" w:cs="Arial" w:eastAsia="Arial" w:hAnsi="Arial"/>
+                <w:sz w:val="20"/>
+                <w:szCs w:val="20"/>
+              </w:rPr>
+              <w:t xml:space="preserve">FPTP</w:t>
+            </w:r>
+          </w:p>
+        </w:tc>
+        <w:tc>
+          <w:tcPr>
+            <w:tcW w:type="dxa" w:w="1200"/>
+            <w:tcBorders>
+              <w:top w:val="single" w:color="CCCCCC" w:sz="1"/>
+              <w:left w:val="single" w:color="CCCCCC" w:sz="1"/>
+              <w:bottom w:val="single" w:color="CCCCCC" w:sz="1"/>
+              <w:right w:val="single" w:color="CCCCCC" w:sz="1"/>
+            </w:tcBorders>
+            <w:tcMar>
+              <w:top w:type="dxa" w:w="60"/>
+              <w:left w:type="dxa" w:w="100"/>
+              <w:bottom w:type="dxa" w:w="60"/>
+              <w:right w:type="dxa" w:w="100"/>
+            </w:tcMar>
+          </w:tcPr>
+          <w:p>
+            <w:pPr>
+              <w:jc w:val="center"/>
+            </w:pPr>
+            <w:r>
+              <w:rPr>
+                <w:rFonts w:ascii="Arial" w:cs="Arial" w:eastAsia="Arial" w:hAnsi="Arial"/>
+                <w:sz w:val="20"/>
+                <w:szCs w:val="20"/>
+              </w:rPr>
+              <w:t xml:space="preserve">—</w:t>
+            </w:r>
+          </w:p>
+        </w:tc>
+        <w:tc>
+          <w:tcPr>
+            <w:tcW w:type="dxa" w:w="1400"/>
+            <w:tcBorders>
+              <w:top w:val="single" w:color="CCCCCC" w:sz="1"/>
+              <w:left w:val="single" w:color="CCCCCC" w:sz="1"/>
+              <w:bottom w:val="single" w:color="CCCCCC" w:sz="1"/>
+              <w:right w:val="single" w:color="CCCCCC" w:sz="1"/>
+            </w:tcBorders>
+            <w:tcMar>
+              <w:top w:type="dxa" w:w="60"/>
+              <w:left w:type="dxa" w:w="100"/>
+              <w:bottom w:type="dxa" w:w="60"/>
+              <w:right w:type="dxa" w:w="100"/>
+            </w:tcMar>
+          </w:tcPr>
+          <w:p>
+            <w:pPr>
+              <w:jc w:val="center"/>
+            </w:pPr>
+            <w:r>
+              <w:rPr>
+                <w:rFonts w:ascii="Arial" w:cs="Arial" w:eastAsia="Arial" w:hAnsi="Arial"/>
+                <w:sz w:val="20"/>
+                <w:szCs w:val="20"/>
+              </w:rPr>
+              <w:t xml:space="preserve">Vote share</w:t>
+            </w:r>
+          </w:p>
+        </w:tc>
+        <w:tc>
+          <w:tcPr>
+            <w:tcW w:type="dxa" w:w="1900"/>
+            <w:tcBorders>
+              <w:top w:val="single" w:color="CCCCCC" w:sz="1"/>
+              <w:left w:val="single" w:color="CCCCCC" w:sz="1"/>
+              <w:bottom w:val="single" w:color="CCCCCC" w:sz="1"/>
+              <w:right w:val="single" w:color="CCCCCC" w:sz="1"/>
+            </w:tcBorders>
+            <w:tcMar>
+              <w:top w:type="dxa" w:w="60"/>
+              <w:left w:type="dxa" w:w="100"/>
+              <w:bottom w:type="dxa" w:w="60"/>
+              <w:right w:type="dxa" w:w="100"/>
+            </w:tcMar>
+          </w:tcPr>
+          <w:p>
+            <w:pPr>
+              <w:jc w:val="center"/>
+            </w:pPr>
+            <w:r>
+              <w:rPr>
+                <w:rFonts w:ascii="Arial" w:cs="Arial" w:eastAsia="Arial" w:hAnsi="Arial"/>
+                <w:sz w:val="20"/>
+                <w:szCs w:val="20"/>
+              </w:rPr>
+              <w:t xml:space="preserve">≈38 pp</w:t>
+            </w:r>
+          </w:p>
+        </w:tc>
+      </w:tr>
+      <w:tr>
+        <w:tc>
+          <w:tcPr>
+            <w:tcW w:type="dxa" w:w="1600"/>
+            <w:tcBorders>
+              <w:top w:val="single" w:color="CCCCCC" w:sz="1"/>
+              <w:left w:val="single" w:color="CCCCCC" w:sz="1"/>
+              <w:bottom w:val="single" w:color="CCCCCC" w:sz="1"/>
+              <w:right w:val="single" w:color="CCCCCC" w:sz="1"/>
+            </w:tcBorders>
+            <w:tcMar>
+              <w:top w:type="dxa" w:w="60"/>
+              <w:left w:type="dxa" w:w="100"/>
+              <w:bottom w:type="dxa" w:w="60"/>
+              <w:right w:type="dxa" w:w="100"/>
+            </w:tcMar>
+          </w:tcPr>
+          <w:p>
+            <w:pPr>
+              <w:jc w:val="left"/>
+            </w:pPr>
+            <w:r>
+              <w:rPr>
+                <w:rFonts w:ascii="Arial" w:cs="Arial" w:eastAsia="Arial" w:hAnsi="Arial"/>
+                <w:sz w:val="20"/>
+                <w:szCs w:val="20"/>
+              </w:rPr>
+              <w:t xml:space="preserve">Eggers &amp; Spirling (2017)</w:t>
+            </w:r>
+          </w:p>
+        </w:tc>
+        <w:tc>
+          <w:tcPr>
+            <w:tcW w:type="dxa" w:w="1200"/>
+            <w:tcBorders>
+              <w:top w:val="single" w:color="CCCCCC" w:sz="1"/>
+              <w:left w:val="single" w:color="CCCCCC" w:sz="1"/>
+              <w:bottom w:val="single" w:color="CCCCCC" w:sz="1"/>
+              <w:right w:val="single" w:color="CCCCCC" w:sz="1"/>
+            </w:tcBorders>
+            <w:tcMar>
+              <w:top w:type="dxa" w:w="60"/>
+              <w:left w:type="dxa" w:w="100"/>
+              <w:bottom w:type="dxa" w:w="60"/>
+              <w:right w:type="dxa" w:w="100"/>
+            </w:tcMar>
+          </w:tcPr>
+          <w:p>
+            <w:pPr>
+              <w:jc w:val="center"/>
+            </w:pPr>
+            <w:r>
+              <w:rPr>
+                <w:rFonts w:ascii="Arial" w:cs="Arial" w:eastAsia="Arial" w:hAnsi="Arial"/>
+                <w:sz w:val="20"/>
+                <w:szCs w:val="20"/>
+              </w:rPr>
+              <w:t xml:space="preserve">UK</w:t>
+            </w:r>
+          </w:p>
+        </w:tc>
+        <w:tc>
+          <w:tcPr>
+            <w:tcW w:type="dxa" w:w="1200"/>
+            <w:tcBorders>
+              <w:top w:val="single" w:color="CCCCCC" w:sz="1"/>
+              <w:left w:val="single" w:color="CCCCCC" w:sz="1"/>
+              <w:bottom w:val="single" w:color="CCCCCC" w:sz="1"/>
+              <w:right w:val="single" w:color="CCCCCC" w:sz="1"/>
+            </w:tcBorders>
+            <w:tcMar>
+              <w:top w:type="dxa" w:w="60"/>
+              <w:left w:type="dxa" w:w="100"/>
+              <w:bottom w:type="dxa" w:w="60"/>
+              <w:right w:type="dxa" w:w="100"/>
+            </w:tcMar>
+          </w:tcPr>
+          <w:p>
+            <w:pPr>
+              <w:jc w:val="center"/>
+            </w:pPr>
+            <w:r>
+              <w:rPr>
+                <w:rFonts w:ascii="Arial" w:cs="Arial" w:eastAsia="Arial" w:hAnsi="Arial"/>
+                <w:sz w:val="20"/>
+                <w:szCs w:val="20"/>
+              </w:rPr>
+              <w:t xml:space="preserve">FPTP</w:t>
+            </w:r>
+          </w:p>
+        </w:tc>
+        <w:tc>
+          <w:tcPr>
+            <w:tcW w:type="dxa" w:w="1200"/>
+            <w:tcBorders>
+              <w:top w:val="single" w:color="CCCCCC" w:sz="1"/>
+              <w:left w:val="single" w:color="CCCCCC" w:sz="1"/>
+              <w:bottom w:val="single" w:color="CCCCCC" w:sz="1"/>
+              <w:right w:val="single" w:color="CCCCCC" w:sz="1"/>
+            </w:tcBorders>
+            <w:tcMar>
+              <w:top w:type="dxa" w:w="60"/>
+              <w:left w:type="dxa" w:w="100"/>
+              <w:bottom w:type="dxa" w:w="60"/>
+              <w:right w:type="dxa" w:w="100"/>
+            </w:tcMar>
+          </w:tcPr>
+          <w:p>
+            <w:pPr>
+              <w:jc w:val="center"/>
+            </w:pPr>
+            <w:r>
+              <w:rPr>
+                <w:rFonts w:ascii="Arial" w:cs="Arial" w:eastAsia="Arial" w:hAnsi="Arial"/>
+                <w:sz w:val="20"/>
+                <w:szCs w:val="20"/>
+              </w:rPr>
+              <w:t xml:space="preserve">—</w:t>
+            </w:r>
+          </w:p>
+        </w:tc>
+        <w:tc>
+          <w:tcPr>
+            <w:tcW w:type="dxa" w:w="1400"/>
+            <w:tcBorders>
+              <w:top w:val="single" w:color="CCCCCC" w:sz="1"/>
+              <w:left w:val="single" w:color="CCCCCC" w:sz="1"/>
+              <w:bottom w:val="single" w:color="CCCCCC" w:sz="1"/>
+              <w:right w:val="single" w:color="CCCCCC" w:sz="1"/>
+            </w:tcBorders>
+            <w:tcMar>
+              <w:top w:type="dxa" w:w="60"/>
+              <w:left w:type="dxa" w:w="100"/>
+              <w:bottom w:type="dxa" w:w="60"/>
+              <w:right w:type="dxa" w:w="100"/>
+            </w:tcMar>
+          </w:tcPr>
+          <w:p>
+            <w:pPr>
+              <w:jc w:val="center"/>
+            </w:pPr>
+            <w:r>
+              <w:rPr>
+                <w:rFonts w:ascii="Arial" w:cs="Arial" w:eastAsia="Arial" w:hAnsi="Arial"/>
+                <w:sz w:val="20"/>
+                <w:szCs w:val="20"/>
+              </w:rPr>
+              <w:t xml:space="preserve">Vote share</w:t>
+            </w:r>
+          </w:p>
+        </w:tc>
+        <w:tc>
+          <w:tcPr>
+            <w:tcW w:type="dxa" w:w="1900"/>
+            <w:tcBorders>
+              <w:top w:val="single" w:color="CCCCCC" w:sz="1"/>
+              <w:left w:val="single" w:color="CCCCCC" w:sz="1"/>
+              <w:bottom w:val="single" w:color="CCCCCC" w:sz="1"/>
+              <w:right w:val="single" w:color="CCCCCC" w:sz="1"/>
+            </w:tcBorders>
+            <w:tcMar>
+              <w:top w:type="dxa" w:w="60"/>
+              <w:left w:type="dxa" w:w="100"/>
+              <w:bottom w:type="dxa" w:w="60"/>
+              <w:right w:type="dxa" w:w="100"/>
+            </w:tcMar>
+          </w:tcPr>
+          <w:p>
+            <w:pPr>
+              <w:jc w:val="center"/>
+            </w:pPr>
+            <w:r>
+              <w:rPr>
+                <w:rFonts w:ascii="Arial" w:cs="Arial" w:eastAsia="Arial" w:hAnsi="Arial"/>
+                <w:sz w:val="20"/>
+                <w:szCs w:val="20"/>
+              </w:rPr>
+              <w:t xml:space="preserve">Significant +</w:t>
+            </w:r>
+          </w:p>
+        </w:tc>
+      </w:tr>
+      <w:tr>
+        <w:tc>
+          <w:tcPr>
+            <w:tcW w:type="dxa" w:w="1600"/>
+            <w:tcBorders>
+              <w:top w:val="single" w:color="CCCCCC" w:sz="1"/>
+              <w:left w:val="single" w:color="CCCCCC" w:sz="1"/>
+              <w:bottom w:val="single" w:color="CCCCCC" w:sz="1"/>
+              <w:right w:val="single" w:color="CCCCCC" w:sz="1"/>
+            </w:tcBorders>
+            <w:tcMar>
+              <w:top w:type="dxa" w:w="60"/>
+              <w:left w:type="dxa" w:w="100"/>
+              <w:bottom w:type="dxa" w:w="60"/>
+              <w:right w:type="dxa" w:w="100"/>
+            </w:tcMar>
+          </w:tcPr>
+          <w:p>
+            <w:pPr>
+              <w:jc w:val="left"/>
+            </w:pPr>
+            <w:r>
+              <w:rPr>
+                <w:rFonts w:ascii="Arial" w:cs="Arial" w:eastAsia="Arial" w:hAnsi="Arial"/>
+                <w:sz w:val="20"/>
+                <w:szCs w:val="20"/>
+              </w:rPr>
+              <w:t xml:space="preserve">Dano et al. (2022)</w:t>
+            </w:r>
+          </w:p>
+        </w:tc>
+        <w:tc>
+          <w:tcPr>
+            <w:tcW w:type="dxa" w:w="1200"/>
+            <w:tcBorders>
+              <w:top w:val="single" w:color="CCCCCC" w:sz="1"/>
+              <w:left w:val="single" w:color="CCCCCC" w:sz="1"/>
+              <w:bottom w:val="single" w:color="CCCCCC" w:sz="1"/>
+              <w:right w:val="single" w:color="CCCCCC" w:sz="1"/>
+            </w:tcBorders>
+            <w:tcMar>
+              <w:top w:type="dxa" w:w="60"/>
+              <w:left w:type="dxa" w:w="100"/>
+              <w:bottom w:type="dxa" w:w="60"/>
+              <w:right w:type="dxa" w:w="100"/>
+            </w:tcMar>
+          </w:tcPr>
+          <w:p>
+            <w:pPr>
+              <w:jc w:val="center"/>
+            </w:pPr>
+            <w:r>
+              <w:rPr>
+                <w:rFonts w:ascii="Arial" w:cs="Arial" w:eastAsia="Arial" w:hAnsi="Arial"/>
+                <w:sz w:val="20"/>
+                <w:szCs w:val="20"/>
+              </w:rPr>
+              <w:t xml:space="preserve">France</w:t>
+            </w:r>
+          </w:p>
+        </w:tc>
+        <w:tc>
+          <w:tcPr>
+            <w:tcW w:type="dxa" w:w="1200"/>
+            <w:tcBorders>
+              <w:top w:val="single" w:color="CCCCCC" w:sz="1"/>
+              <w:left w:val="single" w:color="CCCCCC" w:sz="1"/>
+              <w:bottom w:val="single" w:color="CCCCCC" w:sz="1"/>
+              <w:right w:val="single" w:color="CCCCCC" w:sz="1"/>
+            </w:tcBorders>
+            <w:tcMar>
+              <w:top w:type="dxa" w:w="60"/>
+              <w:left w:type="dxa" w:w="100"/>
+              <w:bottom w:type="dxa" w:w="60"/>
+              <w:right w:type="dxa" w:w="100"/>
+            </w:tcMar>
+          </w:tcPr>
+          <w:p>
+            <w:pPr>
+              <w:jc w:val="center"/>
+            </w:pPr>
+            <w:r>
+              <w:rPr>
+                <w:rFonts w:ascii="Arial" w:cs="Arial" w:eastAsia="Arial" w:hAnsi="Arial"/>
+                <w:sz w:val="20"/>
+                <w:szCs w:val="20"/>
+              </w:rPr>
+              <w:t xml:space="preserve">Two-round</w:t>
+            </w:r>
+          </w:p>
+        </w:tc>
+        <w:tc>
+          <w:tcPr>
+            <w:tcW w:type="dxa" w:w="1200"/>
+            <w:tcBorders>
+              <w:top w:val="single" w:color="CCCCCC" w:sz="1"/>
+              <w:left w:val="single" w:color="CCCCCC" w:sz="1"/>
+              <w:bottom w:val="single" w:color="CCCCCC" w:sz="1"/>
+              <w:right w:val="single" w:color="CCCCCC" w:sz="1"/>
+            </w:tcBorders>
+            <w:tcMar>
+              <w:top w:type="dxa" w:w="60"/>
+              <w:left w:type="dxa" w:w="100"/>
+              <w:bottom w:type="dxa" w:w="60"/>
+              <w:right w:type="dxa" w:w="100"/>
+            </w:tcMar>
+          </w:tcPr>
+          <w:p>
+            <w:pPr>
+              <w:jc w:val="center"/>
+            </w:pPr>
+            <w:r>
+              <w:rPr>
+                <w:rFonts w:ascii="Arial" w:cs="Arial" w:eastAsia="Arial" w:hAnsi="Arial"/>
+                <w:sz w:val="20"/>
+                <w:szCs w:val="20"/>
+              </w:rPr>
+              <w:t xml:space="preserve">—</w:t>
+            </w:r>
+          </w:p>
+        </w:tc>
+        <w:tc>
+          <w:tcPr>
+            <w:tcW w:type="dxa" w:w="1400"/>
+            <w:tcBorders>
+              <w:top w:val="single" w:color="CCCCCC" w:sz="1"/>
+              <w:left w:val="single" w:color="CCCCCC" w:sz="1"/>
+              <w:bottom w:val="single" w:color="CCCCCC" w:sz="1"/>
+              <w:right w:val="single" w:color="CCCCCC" w:sz="1"/>
+            </w:tcBorders>
+            <w:tcMar>
+              <w:top w:type="dxa" w:w="60"/>
+              <w:left w:type="dxa" w:w="100"/>
+              <w:bottom w:type="dxa" w:w="60"/>
+              <w:right w:type="dxa" w:w="100"/>
+            </w:tcMar>
+          </w:tcPr>
+          <w:p>
+            <w:pPr>
+              <w:jc w:val="center"/>
+            </w:pPr>
+            <w:r>
+              <w:rPr>
+                <w:rFonts w:ascii="Arial" w:cs="Arial" w:eastAsia="Arial" w:hAnsi="Arial"/>
+                <w:sz w:val="20"/>
+                <w:szCs w:val="20"/>
+              </w:rPr>
+              <w:t xml:space="preserve">Runs next</w:t>
+            </w:r>
+          </w:p>
+        </w:tc>
+        <w:tc>
+          <w:tcPr>
+            <w:tcW w:type="dxa" w:w="1900"/>
+            <w:tcBorders>
+              <w:top w:val="single" w:color="CCCCCC" w:sz="1"/>
+              <w:left w:val="single" w:color="CCCCCC" w:sz="1"/>
+              <w:bottom w:val="single" w:color="CCCCCC" w:sz="1"/>
+              <w:right w:val="single" w:color="CCCCCC" w:sz="1"/>
+            </w:tcBorders>
+            <w:tcMar>
+              <w:top w:type="dxa" w:w="60"/>
+              <w:left w:type="dxa" w:w="100"/>
+              <w:bottom w:type="dxa" w:w="60"/>
+              <w:right w:type="dxa" w:w="100"/>
+            </w:tcMar>
+          </w:tcPr>
+          <w:p>
+            <w:pPr>
+              <w:jc w:val="center"/>
+            </w:pPr>
+            <w:r>
+              <w:rPr>
+                <w:rFonts w:ascii="Arial" w:cs="Arial" w:eastAsia="Arial" w:hAnsi="Arial"/>
+                <w:sz w:val="20"/>
+                <w:szCs w:val="20"/>
+              </w:rPr>
+              <w:t xml:space="preserve">Significant +</w:t>
+            </w:r>
+          </w:p>
+        </w:tc>
+      </w:tr>
+      <w:tr>
+        <w:tc>
+          <w:tcPr>
+            <w:tcW w:type="dxa" w:w="1600"/>
+            <w:tcBorders>
+              <w:top w:val="single" w:color="CCCCCC" w:sz="1"/>
+              <w:left w:val="single" w:color="CCCCCC" w:sz="1"/>
+              <w:bottom w:val="single" w:color="CCCCCC" w:sz="1"/>
+              <w:right w:val="single" w:color="CCCCCC" w:sz="1"/>
+            </w:tcBorders>
+            <w:tcMar>
+              <w:top w:type="dxa" w:w="60"/>
+              <w:left w:type="dxa" w:w="100"/>
+              <w:bottom w:type="dxa" w:w="60"/>
+              <w:right w:type="dxa" w:w="100"/>
+            </w:tcMar>
+          </w:tcPr>
+          <w:p>
+            <w:pPr>
+              <w:jc w:val="left"/>
+            </w:pPr>
+            <w:r>
+              <w:rPr>
+                <w:rFonts w:ascii="Arial" w:cs="Arial" w:eastAsia="Arial" w:hAnsi="Arial"/>
+                <w:sz w:val="20"/>
+                <w:szCs w:val="20"/>
+              </w:rPr>
+              <w:t xml:space="preserve">Luechinger et al. (2024)</w:t>
+            </w:r>
+          </w:p>
+        </w:tc>
+        <w:tc>
+          <w:tcPr>
+            <w:tcW w:type="dxa" w:w="1200"/>
+            <w:tcBorders>
+              <w:top w:val="single" w:color="CCCCCC" w:sz="1"/>
+              <w:left w:val="single" w:color="CCCCCC" w:sz="1"/>
+              <w:bottom w:val="single" w:color="CCCCCC" w:sz="1"/>
+              <w:right w:val="single" w:color="CCCCCC" w:sz="1"/>
+            </w:tcBorders>
+            <w:tcMar>
+              <w:top w:type="dxa" w:w="60"/>
+              <w:left w:type="dxa" w:w="100"/>
+              <w:bottom w:type="dxa" w:w="60"/>
+              <w:right w:type="dxa" w:w="100"/>
+            </w:tcMar>
+          </w:tcPr>
+          <w:p>
+            <w:pPr>
+              <w:jc w:val="center"/>
+            </w:pPr>
+            <w:r>
+              <w:rPr>
+                <w:rFonts w:ascii="Arial" w:cs="Arial" w:eastAsia="Arial" w:hAnsi="Arial"/>
+                <w:sz w:val="20"/>
+                <w:szCs w:val="20"/>
+              </w:rPr>
+              <w:t xml:space="preserve">Switzerland</w:t>
+            </w:r>
+          </w:p>
+        </w:tc>
+        <w:tc>
+          <w:tcPr>
+            <w:tcW w:type="dxa" w:w="1200"/>
+            <w:tcBorders>
+              <w:top w:val="single" w:color="CCCCCC" w:sz="1"/>
+              <w:left w:val="single" w:color="CCCCCC" w:sz="1"/>
+              <w:bottom w:val="single" w:color="CCCCCC" w:sz="1"/>
+              <w:right w:val="single" w:color="CCCCCC" w:sz="1"/>
+            </w:tcBorders>
+            <w:tcMar>
+              <w:top w:type="dxa" w:w="60"/>
+              <w:left w:type="dxa" w:w="100"/>
+              <w:bottom w:type="dxa" w:w="60"/>
+              <w:right w:type="dxa" w:w="100"/>
+            </w:tcMar>
+          </w:tcPr>
+          <w:p>
+            <w:pPr>
+              <w:jc w:val="center"/>
+            </w:pPr>
+            <w:r>
+              <w:rPr>
+                <w:rFonts w:ascii="Arial" w:cs="Arial" w:eastAsia="Arial" w:hAnsi="Arial"/>
+                <w:sz w:val="20"/>
+                <w:szCs w:val="20"/>
+              </w:rPr>
+              <w:t xml:space="preserve">PR (D’Hondt)</w:t>
+            </w:r>
+          </w:p>
+        </w:tc>
+        <w:tc>
+          <w:tcPr>
+            <w:tcW w:type="dxa" w:w="1200"/>
+            <w:tcBorders>
+              <w:top w:val="single" w:color="CCCCCC" w:sz="1"/>
+              <w:left w:val="single" w:color="CCCCCC" w:sz="1"/>
+              <w:bottom w:val="single" w:color="CCCCCC" w:sz="1"/>
+              <w:right w:val="single" w:color="CCCCCC" w:sz="1"/>
+            </w:tcBorders>
+            <w:tcMar>
+              <w:top w:type="dxa" w:w="60"/>
+              <w:left w:type="dxa" w:w="100"/>
+              <w:bottom w:type="dxa" w:w="60"/>
+              <w:right w:type="dxa" w:w="100"/>
+            </w:tcMar>
+          </w:tcPr>
+          <w:p>
+            <w:pPr>
+              <w:jc w:val="center"/>
+            </w:pPr>
+            <w:r>
+              <w:rPr>
+                <w:rFonts w:ascii="Arial" w:cs="Arial" w:eastAsia="Arial" w:hAnsi="Arial"/>
+                <w:sz w:val="20"/>
+                <w:szCs w:val="20"/>
+              </w:rPr>
+              <w:t xml:space="preserve">Open</w:t>
+            </w:r>
+          </w:p>
+        </w:tc>
+        <w:tc>
+          <w:tcPr>
+            <w:tcW w:type="dxa" w:w="1400"/>
+            <w:tcBorders>
+              <w:top w:val="single" w:color="CCCCCC" w:sz="1"/>
+              <w:left w:val="single" w:color="CCCCCC" w:sz="1"/>
+              <w:bottom w:val="single" w:color="CCCCCC" w:sz="1"/>
+              <w:right w:val="single" w:color="CCCCCC" w:sz="1"/>
+            </w:tcBorders>
+            <w:tcMar>
+              <w:top w:type="dxa" w:w="60"/>
+              <w:left w:type="dxa" w:w="100"/>
+              <w:bottom w:type="dxa" w:w="60"/>
+              <w:right w:type="dxa" w:w="100"/>
+            </w:tcMar>
+          </w:tcPr>
+          <w:p>
+            <w:pPr>
+              <w:jc w:val="center"/>
+            </w:pPr>
+            <w:r>
+              <w:rPr>
+                <w:rFonts w:ascii="Arial" w:cs="Arial" w:eastAsia="Arial" w:hAnsi="Arial"/>
+                <w:sz w:val="20"/>
+                <w:szCs w:val="20"/>
+              </w:rPr>
+              <w:t xml:space="preserve">Re-election</w:t>
+            </w:r>
+          </w:p>
+        </w:tc>
+        <w:tc>
+          <w:tcPr>
+            <w:tcW w:type="dxa" w:w="1900"/>
+            <w:tcBorders>
+              <w:top w:val="single" w:color="CCCCCC" w:sz="1"/>
+              <w:left w:val="single" w:color="CCCCCC" w:sz="1"/>
+              <w:bottom w:val="single" w:color="CCCCCC" w:sz="1"/>
+              <w:right w:val="single" w:color="CCCCCC" w:sz="1"/>
+            </w:tcBorders>
+            <w:tcMar>
+              <w:top w:type="dxa" w:w="60"/>
+              <w:left w:type="dxa" w:w="100"/>
+              <w:bottom w:type="dxa" w:w="60"/>
+              <w:right w:type="dxa" w:w="100"/>
+            </w:tcMar>
+          </w:tcPr>
+          <w:p>
+            <w:pPr>
+              <w:jc w:val="center"/>
+            </w:pPr>
+            <w:r>
+              <w:rPr>
+                <w:rFonts w:ascii="Arial" w:cs="Arial" w:eastAsia="Arial" w:hAnsi="Arial"/>
+                <w:sz w:val="20"/>
+                <w:szCs w:val="20"/>
+              </w:rPr>
+              <w:t xml:space="preserve">Significant +</w:t>
+            </w:r>
+          </w:p>
+        </w:tc>
+      </w:tr>
+      <w:tr>
+        <w:tc>
+          <w:tcPr>
+            <w:tcW w:type="dxa" w:w="1600"/>
+            <w:tcBorders>
+              <w:top w:val="single" w:color="CCCCCC" w:sz="1"/>
+              <w:left w:val="single" w:color="CCCCCC" w:sz="1"/>
+              <w:bottom w:val="single" w:color="CCCCCC" w:sz="1"/>
+              <w:right w:val="single" w:color="CCCCCC" w:sz="1"/>
+            </w:tcBorders>
+            <w:tcMar>
+              <w:top w:type="dxa" w:w="60"/>
+              <w:left w:type="dxa" w:w="100"/>
+              <w:bottom w:type="dxa" w:w="60"/>
+              <w:right w:type="dxa" w:w="100"/>
+            </w:tcMar>
+          </w:tcPr>
+          <w:p>
+            <w:pPr>
+              <w:jc w:val="left"/>
+            </w:pPr>
+            <w:r>
+              <w:rPr>
+                <w:rFonts w:ascii="Arial" w:cs="Arial" w:eastAsia="Arial" w:hAnsi="Arial"/>
+                <w:sz w:val="20"/>
+                <w:szCs w:val="20"/>
+              </w:rPr>
+              <w:t xml:space="preserve">Fiva &amp; Røhr (2018)</w:t>
+            </w:r>
+          </w:p>
+        </w:tc>
+        <w:tc>
+          <w:tcPr>
+            <w:tcW w:type="dxa" w:w="1200"/>
+            <w:tcBorders>
+              <w:top w:val="single" w:color="CCCCCC" w:sz="1"/>
+              <w:left w:val="single" w:color="CCCCCC" w:sz="1"/>
+              <w:bottom w:val="single" w:color="CCCCCC" w:sz="1"/>
+              <w:right w:val="single" w:color="CCCCCC" w:sz="1"/>
+            </w:tcBorders>
+            <w:tcMar>
+              <w:top w:type="dxa" w:w="60"/>
+              <w:left w:type="dxa" w:w="100"/>
+              <w:bottom w:type="dxa" w:w="60"/>
+              <w:right w:type="dxa" w:w="100"/>
+            </w:tcMar>
+          </w:tcPr>
+          <w:p>
+            <w:pPr>
+              <w:jc w:val="center"/>
+            </w:pPr>
+            <w:r>
+              <w:rPr>
+                <w:rFonts w:ascii="Arial" w:cs="Arial" w:eastAsia="Arial" w:hAnsi="Arial"/>
+                <w:sz w:val="20"/>
+                <w:szCs w:val="20"/>
+              </w:rPr>
+              <w:t xml:space="preserve">Norway</w:t>
+            </w:r>
+          </w:p>
+        </w:tc>
+        <w:tc>
+          <w:tcPr>
+            <w:tcW w:type="dxa" w:w="1200"/>
+            <w:tcBorders>
+              <w:top w:val="single" w:color="CCCCCC" w:sz="1"/>
+              <w:left w:val="single" w:color="CCCCCC" w:sz="1"/>
+              <w:bottom w:val="single" w:color="CCCCCC" w:sz="1"/>
+              <w:right w:val="single" w:color="CCCCCC" w:sz="1"/>
+            </w:tcBorders>
+            <w:tcMar>
+              <w:top w:type="dxa" w:w="60"/>
+              <w:left w:type="dxa" w:w="100"/>
+              <w:bottom w:type="dxa" w:w="60"/>
+              <w:right w:type="dxa" w:w="100"/>
+            </w:tcMar>
+          </w:tcPr>
+          <w:p>
+            <w:pPr>
+              <w:jc w:val="center"/>
+            </w:pPr>
+            <w:r>
+              <w:rPr>
+                <w:rFonts w:ascii="Arial" w:cs="Arial" w:eastAsia="Arial" w:hAnsi="Arial"/>
+                <w:sz w:val="20"/>
+                <w:szCs w:val="20"/>
+              </w:rPr>
+              <w:t xml:space="preserve">PR (open-list)</w:t>
+            </w:r>
+          </w:p>
+        </w:tc>
+        <w:tc>
+          <w:tcPr>
+            <w:tcW w:type="dxa" w:w="1200"/>
+            <w:tcBorders>
+              <w:top w:val="single" w:color="CCCCCC" w:sz="1"/>
+              <w:left w:val="single" w:color="CCCCCC" w:sz="1"/>
+              <w:bottom w:val="single" w:color="CCCCCC" w:sz="1"/>
+              <w:right w:val="single" w:color="CCCCCC" w:sz="1"/>
+            </w:tcBorders>
+            <w:tcMar>
+              <w:top w:type="dxa" w:w="60"/>
+              <w:left w:type="dxa" w:w="100"/>
+              <w:bottom w:type="dxa" w:w="60"/>
+              <w:right w:type="dxa" w:w="100"/>
+            </w:tcMar>
+          </w:tcPr>
+          <w:p>
+            <w:pPr>
+              <w:jc w:val="center"/>
+            </w:pPr>
+            <w:r>
+              <w:rPr>
+                <w:rFonts w:ascii="Arial" w:cs="Arial" w:eastAsia="Arial" w:hAnsi="Arial"/>
+                <w:sz w:val="20"/>
+                <w:szCs w:val="20"/>
+              </w:rPr>
+              <w:t xml:space="preserve">Open</w:t>
+            </w:r>
+          </w:p>
+        </w:tc>
+        <w:tc>
+          <w:tcPr>
+            <w:tcW w:type="dxa" w:w="1400"/>
+            <w:tcBorders>
+              <w:top w:val="single" w:color="CCCCCC" w:sz="1"/>
+              <w:left w:val="single" w:color="CCCCCC" w:sz="1"/>
+              <w:bottom w:val="single" w:color="CCCCCC" w:sz="1"/>
+              <w:right w:val="single" w:color="CCCCCC" w:sz="1"/>
+            </w:tcBorders>
+            <w:tcMar>
+              <w:top w:type="dxa" w:w="60"/>
+              <w:left w:type="dxa" w:w="100"/>
+              <w:bottom w:type="dxa" w:w="60"/>
+              <w:right w:type="dxa" w:w="100"/>
+            </w:tcMar>
+          </w:tcPr>
+          <w:p>
+            <w:pPr>
+              <w:jc w:val="center"/>
+            </w:pPr>
+            <w:r>
+              <w:rPr>
+                <w:rFonts w:ascii="Arial" w:cs="Arial" w:eastAsia="Arial" w:hAnsi="Arial"/>
+                <w:sz w:val="20"/>
+                <w:szCs w:val="20"/>
+              </w:rPr>
+              <w:t xml:space="preserve">Re-election</w:t>
+            </w:r>
+          </w:p>
+        </w:tc>
+        <w:tc>
+          <w:tcPr>
+            <w:tcW w:type="dxa" w:w="1900"/>
+            <w:tcBorders>
+              <w:top w:val="single" w:color="CCCCCC" w:sz="1"/>
+              <w:left w:val="single" w:color="CCCCCC" w:sz="1"/>
+              <w:bottom w:val="single" w:color="CCCCCC" w:sz="1"/>
+              <w:right w:val="single" w:color="CCCCCC" w:sz="1"/>
+            </w:tcBorders>
+            <w:tcMar>
+              <w:top w:type="dxa" w:w="60"/>
+              <w:left w:type="dxa" w:w="100"/>
+              <w:bottom w:type="dxa" w:w="60"/>
+              <w:right w:type="dxa" w:w="100"/>
+            </w:tcMar>
+          </w:tcPr>
+          <w:p>
+            <w:pPr>
+              <w:jc w:val="center"/>
+            </w:pPr>
+            <w:r>
+              <w:rPr>
+                <w:rFonts w:ascii="Arial" w:cs="Arial" w:eastAsia="Arial" w:hAnsi="Arial"/>
+                <w:sz w:val="20"/>
+                <w:szCs w:val="20"/>
+              </w:rPr>
+              <w:t xml:space="preserve">Significant +</w:t>
+            </w:r>
+          </w:p>
+        </w:tc>
+      </w:tr>
+      <w:tr>
+        <w:tc>
+          <w:tcPr>
+            <w:tcW w:type="dxa" w:w="1600"/>
+            <w:tcBorders>
+              <w:top w:val="single" w:color="CCCCCC" w:sz="1"/>
+              <w:left w:val="single" w:color="CCCCCC" w:sz="1"/>
+              <w:bottom w:val="single" w:color="CCCCCC" w:sz="1"/>
+              <w:right w:val="single" w:color="CCCCCC" w:sz="1"/>
+            </w:tcBorders>
+            <w:tcMar>
+              <w:top w:type="dxa" w:w="60"/>
+              <w:left w:type="dxa" w:w="100"/>
+              <w:bottom w:type="dxa" w:w="60"/>
+              <w:right w:type="dxa" w:w="100"/>
+            </w:tcMar>
+          </w:tcPr>
+          <w:p>
+            <w:pPr>
+              <w:jc w:val="left"/>
+            </w:pPr>
+            <w:r>
+              <w:rPr>
+                <w:rFonts w:ascii="Arial" w:cs="Arial" w:eastAsia="Arial" w:hAnsi="Arial"/>
+                <w:sz w:val="20"/>
+                <w:szCs w:val="20"/>
+              </w:rPr>
+              <w:t xml:space="preserve">Klasnja &amp; Titiunik (2017)</w:t>
+            </w:r>
+          </w:p>
+        </w:tc>
+        <w:tc>
+          <w:tcPr>
+            <w:tcW w:type="dxa" w:w="1200"/>
+            <w:tcBorders>
+              <w:top w:val="single" w:color="CCCCCC" w:sz="1"/>
+              <w:left w:val="single" w:color="CCCCCC" w:sz="1"/>
+              <w:bottom w:val="single" w:color="CCCCCC" w:sz="1"/>
+              <w:right w:val="single" w:color="CCCCCC" w:sz="1"/>
+            </w:tcBorders>
+            <w:tcMar>
+              <w:top w:type="dxa" w:w="60"/>
+              <w:left w:type="dxa" w:w="100"/>
+              <w:bottom w:type="dxa" w:w="60"/>
+              <w:right w:type="dxa" w:w="100"/>
+            </w:tcMar>
+          </w:tcPr>
+          <w:p>
+            <w:pPr>
+              <w:jc w:val="center"/>
+            </w:pPr>
+            <w:r>
+              <w:rPr>
+                <w:rFonts w:ascii="Arial" w:cs="Arial" w:eastAsia="Arial" w:hAnsi="Arial"/>
+                <w:sz w:val="20"/>
+                <w:szCs w:val="20"/>
+              </w:rPr>
+              <w:t xml:space="preserve">Brazil</w:t>
+            </w:r>
+          </w:p>
+        </w:tc>
+        <w:tc>
+          <w:tcPr>
+            <w:tcW w:type="dxa" w:w="1200"/>
+            <w:tcBorders>
+              <w:top w:val="single" w:color="CCCCCC" w:sz="1"/>
+              <w:left w:val="single" w:color="CCCCCC" w:sz="1"/>
+              <w:bottom w:val="single" w:color="CCCCCC" w:sz="1"/>
+              <w:right w:val="single" w:color="CCCCCC" w:sz="1"/>
+            </w:tcBorders>
+            <w:tcMar>
+              <w:top w:type="dxa" w:w="60"/>
+              <w:left w:type="dxa" w:w="100"/>
+              <w:bottom w:type="dxa" w:w="60"/>
+              <w:right w:type="dxa" w:w="100"/>
+            </w:tcMar>
+          </w:tcPr>
+          <w:p>
+            <w:pPr>
+              <w:jc w:val="center"/>
+            </w:pPr>
+            <w:r>
+              <w:rPr>
+                <w:rFonts w:ascii="Arial" w:cs="Arial" w:eastAsia="Arial" w:hAnsi="Arial"/>
+                <w:sz w:val="20"/>
+                <w:szCs w:val="20"/>
+              </w:rPr>
+              <w:t xml:space="preserve">Majoritarian</w:t>
+            </w:r>
+          </w:p>
+        </w:tc>
+        <w:tc>
+          <w:tcPr>
+            <w:tcW w:type="dxa" w:w="1200"/>
+            <w:tcBorders>
+              <w:top w:val="single" w:color="CCCCCC" w:sz="1"/>
+              <w:left w:val="single" w:color="CCCCCC" w:sz="1"/>
+              <w:bottom w:val="single" w:color="CCCCCC" w:sz="1"/>
+              <w:right w:val="single" w:color="CCCCCC" w:sz="1"/>
+            </w:tcBorders>
+            <w:tcMar>
+              <w:top w:type="dxa" w:w="60"/>
+              <w:left w:type="dxa" w:w="100"/>
+              <w:bottom w:type="dxa" w:w="60"/>
+              <w:right w:type="dxa" w:w="100"/>
+            </w:tcMar>
+          </w:tcPr>
+          <w:p>
+            <w:pPr>
+              <w:jc w:val="center"/>
+            </w:pPr>
+            <w:r>
+              <w:rPr>
+                <w:rFonts w:ascii="Arial" w:cs="Arial" w:eastAsia="Arial" w:hAnsi="Arial"/>
+                <w:sz w:val="20"/>
+                <w:szCs w:val="20"/>
+              </w:rPr>
+              <w:t xml:space="preserve">—</w:t>
+            </w:r>
+          </w:p>
+        </w:tc>
+        <w:tc>
+          <w:tcPr>
+            <w:tcW w:type="dxa" w:w="1400"/>
+            <w:tcBorders>
+              <w:top w:val="single" w:color="CCCCCC" w:sz="1"/>
+              <w:left w:val="single" w:color="CCCCCC" w:sz="1"/>
+              <w:bottom w:val="single" w:color="CCCCCC" w:sz="1"/>
+              <w:right w:val="single" w:color="CCCCCC" w:sz="1"/>
+            </w:tcBorders>
+            <w:tcMar>
+              <w:top w:type="dxa" w:w="60"/>
+              <w:left w:type="dxa" w:w="100"/>
+              <w:bottom w:type="dxa" w:w="60"/>
+              <w:right w:type="dxa" w:w="100"/>
+            </w:tcMar>
+          </w:tcPr>
+          <w:p>
+            <w:pPr>
+              <w:jc w:val="center"/>
+            </w:pPr>
+            <w:r>
+              <w:rPr>
+                <w:rFonts w:ascii="Arial" w:cs="Arial" w:eastAsia="Arial" w:hAnsi="Arial"/>
+                <w:sz w:val="20"/>
+                <w:szCs w:val="20"/>
+              </w:rPr>
+              <w:t xml:space="preserve">Vote share</w:t>
+            </w:r>
+          </w:p>
+        </w:tc>
+        <w:tc>
+          <w:tcPr>
+            <w:tcW w:type="dxa" w:w="1900"/>
+            <w:tcBorders>
+              <w:top w:val="single" w:color="CCCCCC" w:sz="1"/>
+              <w:left w:val="single" w:color="CCCCCC" w:sz="1"/>
+              <w:bottom w:val="single" w:color="CCCCCC" w:sz="1"/>
+              <w:right w:val="single" w:color="CCCCCC" w:sz="1"/>
+            </w:tcBorders>
+            <w:tcMar>
+              <w:top w:type="dxa" w:w="60"/>
+              <w:left w:type="dxa" w:w="100"/>
+              <w:bottom w:type="dxa" w:w="60"/>
+              <w:right w:type="dxa" w:w="100"/>
+            </w:tcMar>
+          </w:tcPr>
+          <w:p>
+            <w:pPr>
+              <w:jc w:val="center"/>
+            </w:pPr>
+            <w:r>
+              <w:rPr>
+                <w:rFonts w:ascii="Arial" w:cs="Arial" w:eastAsia="Arial" w:hAnsi="Arial"/>
+                <w:sz w:val="20"/>
+                <w:szCs w:val="20"/>
+              </w:rPr>
+              <w:t xml:space="preserve">Negative</w:t>
+            </w:r>
+          </w:p>
+        </w:tc>
+      </w:tr>
+      <w:tr>
+        <w:tc>
+          <w:tcPr>
+            <w:tcW w:type="dxa" w:w="1600"/>
+            <w:tcBorders>
+              <w:top w:val="single" w:color="CCCCCC" w:sz="1"/>
+              <w:left w:val="single" w:color="CCCCCC" w:sz="1"/>
+              <w:bottom w:val="single" w:color="CCCCCC" w:sz="1"/>
+              <w:right w:val="single" w:color="CCCCCC" w:sz="1"/>
+            </w:tcBorders>
+            <w:tcMar>
+              <w:top w:type="dxa" w:w="60"/>
+              <w:left w:type="dxa" w:w="100"/>
+              <w:bottom w:type="dxa" w:w="60"/>
+              <w:right w:type="dxa" w:w="100"/>
+            </w:tcMar>
+          </w:tcPr>
+          <w:p>
+            <w:pPr>
+              <w:jc w:val="left"/>
+            </w:pPr>
+            <w:r>
+              <w:rPr>
+                <w:rFonts w:ascii="Arial" w:cs="Arial" w:eastAsia="Arial" w:hAnsi="Arial"/>
+                <w:sz w:val="20"/>
+                <w:szCs w:val="20"/>
+              </w:rPr>
+              <w:t xml:space="preserve">This thesis</w:t>
+            </w:r>
+          </w:p>
+        </w:tc>
+        <w:tc>
+          <w:tcPr>
+            <w:tcW w:type="dxa" w:w="1200"/>
+            <w:tcBorders>
+              <w:top w:val="single" w:color="CCCCCC" w:sz="1"/>
+              <w:left w:val="single" w:color="CCCCCC" w:sz="1"/>
+              <w:bottom w:val="single" w:color="CCCCCC" w:sz="1"/>
+              <w:right w:val="single" w:color="CCCCCC" w:sz="1"/>
+            </w:tcBorders>
+            <w:tcMar>
+              <w:top w:type="dxa" w:w="60"/>
+              <w:left w:type="dxa" w:w="100"/>
+              <w:bottom w:type="dxa" w:w="60"/>
+              <w:right w:type="dxa" w:w="100"/>
+            </w:tcMar>
+          </w:tcPr>
+          <w:p>
+            <w:pPr>
+              <w:jc w:val="center"/>
+            </w:pPr>
+            <w:r>
+              <w:rPr>
+                <w:rFonts w:ascii="Arial" w:cs="Arial" w:eastAsia="Arial" w:hAnsi="Arial"/>
+                <w:sz w:val="20"/>
+                <w:szCs w:val="20"/>
+              </w:rPr>
+              <w:t xml:space="preserve">Spain</w:t>
+            </w:r>
+          </w:p>
+        </w:tc>
+        <w:tc>
+          <w:tcPr>
+            <w:tcW w:type="dxa" w:w="1200"/>
+            <w:tcBorders>
+              <w:top w:val="single" w:color="CCCCCC" w:sz="1"/>
+              <w:left w:val="single" w:color="CCCCCC" w:sz="1"/>
+              <w:bottom w:val="single" w:color="CCCCCC" w:sz="1"/>
+              <w:right w:val="single" w:color="CCCCCC" w:sz="1"/>
+            </w:tcBorders>
+            <w:tcMar>
+              <w:top w:type="dxa" w:w="60"/>
+              <w:left w:type="dxa" w:w="100"/>
+              <w:bottom w:type="dxa" w:w="60"/>
+              <w:right w:type="dxa" w:w="100"/>
+            </w:tcMar>
+          </w:tcPr>
+          <w:p>
+            <w:pPr>
+              <w:jc w:val="center"/>
+            </w:pPr>
+            <w:r>
+              <w:rPr>
+                <w:rFonts w:ascii="Arial" w:cs="Arial" w:eastAsia="Arial" w:hAnsi="Arial"/>
+                <w:sz w:val="20"/>
+                <w:szCs w:val="20"/>
+              </w:rPr>
+              <w:t xml:space="preserve">PR (D’Hondt)</w:t>
+            </w:r>
+          </w:p>
+        </w:tc>
+        <w:tc>
+          <w:tcPr>
+            <w:tcW w:type="dxa" w:w="1200"/>
+            <w:tcBorders>
+              <w:top w:val="single" w:color="CCCCCC" w:sz="1"/>
+              <w:left w:val="single" w:color="CCCCCC" w:sz="1"/>
+              <w:bottom w:val="single" w:color="CCCCCC" w:sz="1"/>
+              <w:right w:val="single" w:color="CCCCCC" w:sz="1"/>
+            </w:tcBorders>
+            <w:tcMar>
+              <w:top w:type="dxa" w:w="60"/>
+              <w:left w:type="dxa" w:w="100"/>
+              <w:bottom w:type="dxa" w:w="60"/>
+              <w:right w:type="dxa" w:w="100"/>
+            </w:tcMar>
+          </w:tcPr>
+          <w:p>
+            <w:pPr>
+              <w:jc w:val="center"/>
+            </w:pPr>
+            <w:r>
+              <w:rPr>
+                <w:rFonts w:ascii="Arial" w:cs="Arial" w:eastAsia="Arial" w:hAnsi="Arial"/>
+                <w:sz w:val="20"/>
+                <w:szCs w:val="20"/>
+              </w:rPr>
+              <w:t xml:space="preserve">Closed</w:t>
+            </w:r>
+          </w:p>
+        </w:tc>
+        <w:tc>
+          <w:tcPr>
+            <w:tcW w:type="dxa" w:w="1400"/>
+            <w:tcBorders>
+              <w:top w:val="single" w:color="CCCCCC" w:sz="1"/>
+              <w:left w:val="single" w:color="CCCCCC" w:sz="1"/>
+              <w:bottom w:val="single" w:color="CCCCCC" w:sz="1"/>
+              <w:right w:val="single" w:color="CCCCCC" w:sz="1"/>
+            </w:tcBorders>
+            <w:tcMar>
+              <w:top w:type="dxa" w:w="60"/>
+              <w:left w:type="dxa" w:w="100"/>
+              <w:bottom w:type="dxa" w:w="60"/>
+              <w:right w:type="dxa" w:w="100"/>
+            </w:tcMar>
+          </w:tcPr>
+          <w:p>
+            <w:pPr>
+              <w:jc w:val="center"/>
+            </w:pPr>
+            <w:r>
+              <w:rPr>
+                <w:rFonts w:ascii="Arial" w:cs="Arial" w:eastAsia="Arial" w:hAnsi="Arial"/>
+                <w:sz w:val="20"/>
+                <w:szCs w:val="20"/>
+              </w:rPr>
+              <w:t xml:space="preserve">Runs next</w:t>
+            </w:r>
+          </w:p>
+        </w:tc>
+        <w:tc>
+          <w:tcPr>
+            <w:tcW w:type="dxa" w:w="1900"/>
+            <w:tcBorders>
+              <w:top w:val="single" w:color="CCCCCC" w:sz="1"/>
+              <w:left w:val="single" w:color="CCCCCC" w:sz="1"/>
+              <w:bottom w:val="single" w:color="CCCCCC" w:sz="1"/>
+              <w:right w:val="single" w:color="CCCCCC" w:sz="1"/>
+            </w:tcBorders>
+            <w:tcMar>
+              <w:top w:type="dxa" w:w="60"/>
+              <w:left w:type="dxa" w:w="100"/>
+              <w:bottom w:type="dxa" w:w="60"/>
+              <w:right w:type="dxa" w:w="100"/>
+            </w:tcMar>
+          </w:tcPr>
+          <w:p>
+            <w:pPr>
+              <w:jc w:val="center"/>
+            </w:pPr>
+            <w:r>
+              <w:rPr>
+                <w:rFonts w:ascii="Arial" w:cs="Arial" w:eastAsia="Arial" w:hAnsi="Arial"/>
+                <w:sz w:val="20"/>
+                <w:szCs w:val="20"/>
+              </w:rPr>
+              <w:t xml:space="preserve">28.5 pp</w:t>
+            </w:r>
+          </w:p>
+        </w:tc>
+      </w:tr>
+      <w:tr>
+        <w:tc>
+          <w:tcPr>
+            <w:tcW w:type="dxa" w:w="1600"/>
+            <w:tcBorders>
+              <w:top w:val="single" w:color="CCCCCC" w:sz="1"/>
+              <w:left w:val="single" w:color="CCCCCC" w:sz="1"/>
+              <w:bottom w:val="single" w:color="CCCCCC" w:sz="1"/>
+              <w:right w:val="single" w:color="CCCCCC" w:sz="1"/>
+            </w:tcBorders>
+            <w:tcMar>
+              <w:top w:type="dxa" w:w="60"/>
+              <w:left w:type="dxa" w:w="100"/>
+              <w:bottom w:type="dxa" w:w="60"/>
+              <w:right w:type="dxa" w:w="100"/>
+            </w:tcMar>
+          </w:tcPr>
+          <w:p>
+            <w:pPr>
+              <w:jc w:val="left"/>
+            </w:pPr>
+            <w:r>
+              <w:rPr>
+                <w:rFonts w:ascii="Arial" w:cs="Arial" w:eastAsia="Arial" w:hAnsi="Arial"/>
+                <w:sz w:val="20"/>
+                <w:szCs w:val="20"/>
+              </w:rPr>
+              <w:t xml:space="preserve">This thesis</w:t>
+            </w:r>
+          </w:p>
+        </w:tc>
+        <w:tc>
+          <w:tcPr>
+            <w:tcW w:type="dxa" w:w="1200"/>
+            <w:tcBorders>
+              <w:top w:val="single" w:color="CCCCCC" w:sz="1"/>
+              <w:left w:val="single" w:color="CCCCCC" w:sz="1"/>
+              <w:bottom w:val="single" w:color="CCCCCC" w:sz="1"/>
+              <w:right w:val="single" w:color="CCCCCC" w:sz="1"/>
+            </w:tcBorders>
+            <w:tcMar>
+              <w:top w:type="dxa" w:w="60"/>
+              <w:left w:type="dxa" w:w="100"/>
+              <w:bottom w:type="dxa" w:w="60"/>
+              <w:right w:type="dxa" w:w="100"/>
+            </w:tcMar>
+          </w:tcPr>
+          <w:p>
+            <w:pPr>
+              <w:jc w:val="center"/>
+            </w:pPr>
+            <w:r>
+              <w:rPr>
+                <w:rFonts w:ascii="Arial" w:cs="Arial" w:eastAsia="Arial" w:hAnsi="Arial"/>
+                <w:sz w:val="20"/>
+                <w:szCs w:val="20"/>
+              </w:rPr>
+              <w:t xml:space="preserve">Spain</w:t>
+            </w:r>
+          </w:p>
+        </w:tc>
+        <w:tc>
+          <w:tcPr>
+            <w:tcW w:type="dxa" w:w="1200"/>
+            <w:tcBorders>
+              <w:top w:val="single" w:color="CCCCCC" w:sz="1"/>
+              <w:left w:val="single" w:color="CCCCCC" w:sz="1"/>
+              <w:bottom w:val="single" w:color="CCCCCC" w:sz="1"/>
+              <w:right w:val="single" w:color="CCCCCC" w:sz="1"/>
+            </w:tcBorders>
+            <w:tcMar>
+              <w:top w:type="dxa" w:w="60"/>
+              <w:left w:type="dxa" w:w="100"/>
+              <w:bottom w:type="dxa" w:w="60"/>
+              <w:right w:type="dxa" w:w="100"/>
+            </w:tcMar>
+          </w:tcPr>
+          <w:p>
+            <w:pPr>
+              <w:jc w:val="center"/>
+            </w:pPr>
+            <w:r>
+              <w:rPr>
+                <w:rFonts w:ascii="Arial" w:cs="Arial" w:eastAsia="Arial" w:hAnsi="Arial"/>
+                <w:sz w:val="20"/>
+                <w:szCs w:val="20"/>
+              </w:rPr>
+              <w:t xml:space="preserve">PR (D’Hondt)</w:t>
+            </w:r>
+          </w:p>
+        </w:tc>
+        <w:tc>
+          <w:tcPr>
+            <w:tcW w:type="dxa" w:w="1200"/>
+            <w:tcBorders>
+              <w:top w:val="single" w:color="CCCCCC" w:sz="1"/>
+              <w:left w:val="single" w:color="CCCCCC" w:sz="1"/>
+              <w:bottom w:val="single" w:color="CCCCCC" w:sz="1"/>
+              <w:right w:val="single" w:color="CCCCCC" w:sz="1"/>
+            </w:tcBorders>
+            <w:tcMar>
+              <w:top w:type="dxa" w:w="60"/>
+              <w:left w:type="dxa" w:w="100"/>
+              <w:bottom w:type="dxa" w:w="60"/>
+              <w:right w:type="dxa" w:w="100"/>
+            </w:tcMar>
+          </w:tcPr>
+          <w:p>
+            <w:pPr>
+              <w:jc w:val="center"/>
+            </w:pPr>
+            <w:r>
+              <w:rPr>
+                <w:rFonts w:ascii="Arial" w:cs="Arial" w:eastAsia="Arial" w:hAnsi="Arial"/>
+                <w:sz w:val="20"/>
+                <w:szCs w:val="20"/>
+              </w:rPr>
+              <w:t xml:space="preserve">Closed</w:t>
+            </w:r>
+          </w:p>
+        </w:tc>
+        <w:tc>
+          <w:tcPr>
+            <w:tcW w:type="dxa" w:w="1400"/>
+            <w:tcBorders>
+              <w:top w:val="single" w:color="CCCCCC" w:sz="1"/>
+              <w:left w:val="single" w:color="CCCCCC" w:sz="1"/>
+              <w:bottom w:val="single" w:color="CCCCCC" w:sz="1"/>
+              <w:right w:val="single" w:color="CCCCCC" w:sz="1"/>
+            </w:tcBorders>
+            <w:tcMar>
+              <w:top w:type="dxa" w:w="60"/>
+              <w:left w:type="dxa" w:w="100"/>
+              <w:bottom w:type="dxa" w:w="60"/>
+              <w:right w:type="dxa" w:w="100"/>
+            </w:tcMar>
+          </w:tcPr>
+          <w:p>
+            <w:pPr>
+              <w:jc w:val="center"/>
+            </w:pPr>
+            <w:r>
+              <w:rPr>
+                <w:rFonts w:ascii="Arial" w:cs="Arial" w:eastAsia="Arial" w:hAnsi="Arial"/>
+                <w:sz w:val="20"/>
+                <w:szCs w:val="20"/>
+              </w:rPr>
+              <w:t xml:space="preserve">Wins next</w:t>
+            </w:r>
+          </w:p>
+        </w:tc>
+        <w:tc>
+          <w:tcPr>
+            <w:tcW w:type="dxa" w:w="1900"/>
+            <w:tcBorders>
+              <w:top w:val="single" w:color="CCCCCC" w:sz="1"/>
+              <w:left w:val="single" w:color="CCCCCC" w:sz="1"/>
+              <w:bottom w:val="single" w:color="CCCCCC" w:sz="1"/>
+              <w:right w:val="single" w:color="CCCCCC" w:sz="1"/>
+            </w:tcBorders>
+            <w:tcMar>
+              <w:top w:type="dxa" w:w="60"/>
+              <w:left w:type="dxa" w:w="100"/>
+              <w:bottom w:type="dxa" w:w="60"/>
+              <w:right w:type="dxa" w:w="100"/>
+            </w:tcMar>
+          </w:tcPr>
+          <w:p>
+            <w:pPr>
+              <w:jc w:val="center"/>
+            </w:pPr>
+            <w:r>
+              <w:rPr>
+                <w:rFonts w:ascii="Arial" w:cs="Arial" w:eastAsia="Arial" w:hAnsi="Arial"/>
+                <w:sz w:val="20"/>
+                <w:szCs w:val="20"/>
+              </w:rPr>
+              <w:t xml:space="preserve">18.6 pp</w:t>
+            </w:r>
+          </w:p>
+        </w:tc>
+      </w:tr>
+    </w:tbl>
+    <w:p>
+      <w:r>
+        <w:rPr>
+          <w:rFonts w:ascii="Arial" w:cs="Arial" w:eastAsia="Arial" w:hAnsi="Arial"/>
+          <w:sz w:val="24"/>
+          <w:szCs w:val="24"/>
+        </w:rPr>
+        <w:t xml:space="preserve"/>
+      </w:r>
+    </w:p>
+    <w:p>
       <w:pPr>
         <w:spacing w:after="200" w:line="360"/>
         <w:jc w:val="both"/>
@@ -17436,10 +19169,30 @@
       <w:r>
         <w:rPr>
           <w:rFonts w:ascii="Arial" w:cs="Arial" w:eastAsia="Arial" w:hAnsi="Arial"/>
-          <w:sz w:val="24"/>
-          <w:szCs w:val="24"/>
-        </w:rPr>
-        <w:t xml:space="preserve">In majoritarian systems, Lee (2008) found a roughly 38 percentage point party-level incumbency advantage in US House elections—substantially larger than the Spanish estimate, but operating in a fundamentally different institutional environment where incumbents benefit from personal name recognition, constituency service, and campaign finance advantages tied directly to the individual candidate.</w:t>
+          <w:i/>
+          <w:iCs/>
+          <w:sz w:val="20"/>
+          <w:szCs w:val="20"/>
+        </w:rPr>
+        <w:t xml:space="preserve">Notes: </w:t>
+      </w:r>
+      <w:r>
+        <w:rPr>
+          <w:rFonts w:ascii="Arial" w:cs="Arial" w:eastAsia="Arial" w:hAnsi="Arial"/>
+          <w:sz w:val="20"/>
+          <w:szCs w:val="20"/>
+        </w:rPr>
+        <w:t xml:space="preserve">FPTP = First Past the Post; PR = Proportional Representation. All estimates use regression discontinuity designs. ‘Significant +’ indicates a statistically significant positive incumbency effect where exact magnitude is not directly comparable due to different outcome definitions. Spanish estimates use BW = 0.05 with clustered standard errors.</w:t>
+      </w:r>
+    </w:p>
+    <w:p>
+      <w:r>
+        <w:rPr>
+          <w:rFonts w:ascii="Arial" w:cs="Arial" w:eastAsia="Arial" w:hAnsi="Arial"/>
+          <w:sz w:val="24"/>
+          <w:szCs w:val="24"/>
+        </w:rPr>
+        <w:t xml:space="preserve"/>
       </w:r>
     </w:p>
     <w:p>
@@ -17453,7 +19206,7 @@
           <w:sz w:val="24"/>
           <w:szCs w:val="24"/>
         </w:rPr>
-        <w:t xml:space="preserve">Among PR systems, Luechinger, Schelker, and Schmid (2024) report significant incumbency effects in Swiss cantonal elections using the same closeness measure employed here. A direct comparison is instructive: Switzerland uses open-list PR with panachage, meaning voters can express individual candidate preferences. Any Swiss incumbency effect could plausibly flow through the personal vote channel—voters recognizing and preferring individual incumbents. The finding that Spain’s closed-list system produces incumbency effects of broadly comparable magnitude suggests that party-level mechanisms (organizational resources, demonstrated viability, gatekeeper decisions) are sufficient to generate incumbency advantages even when the personal vote channel is shut down. This is a substantively important result, because it implies that incumbency advantages under PR are not merely a reflection of candidate-centered politics leaking into proportional systems, but rather a systemic feature of how parties behave when they gain representation.</w:t>
+        <w:t xml:space="preserve">In majoritarian systems, Lee (2008) found a roughly 38 percentage point party-level incumbency advantage in US House elections—substantially larger than the Spanish estimate, but operating in a fundamentally different institutional environment where incumbents benefit from personal name recognition, constituency service, and campaign finance advantages tied directly to the individual candidate.</w:t>
       </w:r>
     </w:p>
     <w:p>
@@ -17467,7 +19220,21 @@
           <w:sz w:val="24"/>
           <w:szCs w:val="24"/>
         </w:rPr>
-        <w:t xml:space="preserve">Fiva and Røen (2024) estimated incumbency effects in Norwegian municipal elections under open-list PR and found significant advantages for renomination and re-election. Importantly, they decomposed the effect into a party-gatekeeper channel (list ordering) and a voter-preference channel (personal votes), finding that the party’s list-ordering decision accounts for the bulk of the advantage. Spain’s closed-list system eliminates the voter-preference channel entirely, yet the magnitude of the Spanish estimates is broadly comparable to the Norwegian results. This cross-country comparison strongly suggests that party-mediated mechanisms—rather than personal vote effects—are the primary driver of incumbency advantages in PR systems, regardless of whether the list is open or closed.</w:t>
+        <w:t xml:space="preserve">Among PR systems, Luechinger, Schelker, and Schmid (2024) report significant incumbency effects in Swiss cantonal elections using the same closeness measure employed here. A direct comparison is instructive: Switzerland uses open-list PR with panachage, meaning voters can express individual candidate preferences. Any Swiss incumbency effect could plausibly flow through the personal vote channel—voters recognizing and preferring individual incumbents. The finding that Spain’s closed-list system produces incumbency effects of broadly comparable magnitude suggests that party-level mechanisms (organizational resources, demonstrated viability, gatekeeper decisions) are sufficient to generate incumbency advantages even when the personal vote channel is shut down. This is a substantively important result, because it implies that incumbency advantages under PR are not merely a reflection of candidate-centered politics leaking into proportional systems, but rather a systemic feature of how parties behave when they gain representation.</w:t>
+      </w:r>
+    </w:p>
+    <w:p>
+      <w:pPr>
+        <w:spacing w:after="200" w:line="360"/>
+        <w:jc w:val="both"/>
+      </w:pPr>
+      <w:r>
+        <w:rPr>
+          <w:rFonts w:ascii="Arial" w:cs="Arial" w:eastAsia="Arial" w:hAnsi="Arial"/>
+          <w:sz w:val="24"/>
+          <w:szCs w:val="24"/>
+        </w:rPr>
+        <w:t xml:space="preserve">Fiva and Røhr (2018) estimated incumbency effects in Norwegian local elections under open-list PR and found that incumbents receive significantly better list positions and higher re-election rates. Their key insight is that the party’s list-ordering decision—rather than voter preference votes—accounts for the bulk of the incumbency advantage. Spain’s closed-list system eliminates the voter-preference channel entirely, yet the magnitude of the Spanish estimates is broadly comparable to the Norwegian results. This cross-country comparison strongly suggests that party-mediated mechanisms—rather than personal vote effects—are the primary driver of incumbency advantages in PR systems, regardless of whether the list is open or closed.</w:t>
       </w:r>
     </w:p>
     <w:p>
@@ -17833,7 +19600,7 @@
           <w:sz w:val="24"/>
           <w:szCs w:val="24"/>
         </w:rPr>
-        <w:t xml:space="preserve">Fiva, J. H., &amp; Røen, H. (2024). How personal is the personal vote? Party control over politician careers. American Political Science Review, forthcoming.</w:t>
+        <w:t xml:space="preserve">Fiva, J. H., &amp; Røhr, H. A. (2018). Climbing the ranks: Incumbency effects in party-list systems. European Economic Review, 101, 142–156.</w:t>
       </w:r>
     </w:p>
     <w:p>

--- a/docs/thesis_draft.docx
+++ b/docs/thesis_draft.docx
@@ -665,7 +665,7 @@
           <w:sz w:val="24"/>
           <w:szCs w:val="24"/>
         </w:rPr>
-        <w:t xml:space="preserve">Table 5: McCrary Density Tests</w:t>
+        <w:t xml:space="preserve">Table 5: List Position Effects – RDD Estimates</w:t>
       </w:r>
     </w:p>
     <w:p>
@@ -679,7 +679,7 @@
           <w:sz w:val="24"/>
           <w:szCs w:val="24"/>
         </w:rPr>
-        <w:t xml:space="preserve">Table 6: Placebo Cutoff Tests</w:t>
+        <w:t xml:space="preserve">Table 6: Heterogeneity by District Magnitude</w:t>
       </w:r>
     </w:p>
     <w:p>
@@ -693,7 +693,7 @@
           <w:sz w:val="24"/>
           <w:szCs w:val="24"/>
         </w:rPr>
-        <w:t xml:space="preserve">Table 7: Donut-Hole Robustness</w:t>
+        <w:t xml:space="preserve">Table 7: McCrary Density Tests</w:t>
       </w:r>
     </w:p>
     <w:p>
@@ -707,7 +707,7 @@
           <w:sz w:val="24"/>
           <w:szCs w:val="24"/>
         </w:rPr>
-        <w:t xml:space="preserve">Table 8: Polynomial Order Comparison</w:t>
+        <w:t xml:space="preserve">Table 8: Placebo Cutoff Tests</w:t>
       </w:r>
     </w:p>
     <w:p>
@@ -721,7 +721,7 @@
           <w:sz w:val="24"/>
           <w:szCs w:val="24"/>
         </w:rPr>
-        <w:t xml:space="preserve">Table 9: Covariate Balance at the Cutoff</w:t>
+        <w:t xml:space="preserve">Table 9: Donut-Hole Robustness</w:t>
       </w:r>
     </w:p>
     <w:p>
@@ -735,7 +735,7 @@
           <w:sz w:val="24"/>
           <w:szCs w:val="24"/>
         </w:rPr>
-        <w:t xml:space="preserve">Table 10: List Position Effects – RDD Estimates</w:t>
+        <w:t xml:space="preserve">Table 10: Polynomial Order Comparison</w:t>
       </w:r>
     </w:p>
     <w:p>
@@ -749,7 +749,7 @@
           <w:sz w:val="24"/>
           <w:szCs w:val="24"/>
         </w:rPr>
-        <w:t xml:space="preserve">Table 11: Heterogeneity by District Magnitude</w:t>
+        <w:t xml:space="preserve">Table 11: Covariate Balance at the Cutoff</w:t>
       </w:r>
     </w:p>
     <w:p>
@@ -8764,7 +8764,7 @@
           <w:sz w:val="24"/>
           <w:szCs w:val="24"/>
         </w:rPr>
-        <w:t xml:space="preserve">Table 10 presents the RDD estimates for two list-position outcomes: list_pos_next (the candidate’s raw list position in the subsequent election) and list_pos_change (the change in list position from the current to the subsequent election, where negative values indicate an improvement). The estimates are reported across the bandwidth grid with province-election clustered standard errors.</w:t>
+        <w:t xml:space="preserve">Table 5 presents the RDD estimates for two list-position outcomes: list_pos_next (the candidate’s raw list position in the subsequent election) and list_pos_change (the change in list position from the current to the subsequent election, where negative values indicate an improvement). The estimates are reported across the bandwidth grid with province-election clustered standard errors.</w:t>
       </w:r>
     </w:p>
     <w:p>
@@ -8790,7 +8790,7 @@
           <w:sz w:val="22"/>
           <w:szCs w:val="22"/>
         </w:rPr>
-        <w:t xml:space="preserve">Table 10: List Position Effects – RDD Estimates (Conditional on Running Again)</w:t>
+        <w:t xml:space="preserve">Table 5: List Position Effects – RDD Estimates (Conditional on Running Again)</w:t>
       </w:r>
     </w:p>
     <w:tbl>
@@ -10850,7 +10850,7 @@
           <w:sz w:val="24"/>
           <w:szCs w:val="24"/>
         </w:rPr>
-        <w:t xml:space="preserve">To investigate this heterogeneity, I split the analysis sample at the median district magnitude and re-estimate the main RDD specification separately for high-magnitude and low-magnitude provinces. Table 11 presents the results.</w:t>
+        <w:t xml:space="preserve">To investigate this heterogeneity, I split the analysis sample at the median district magnitude and re-estimate the main RDD specification separately for high-magnitude and low-magnitude provinces. Table 6 presents the results.</w:t>
       </w:r>
     </w:p>
     <w:p>
@@ -10876,7 +10876,7 @@
           <w:sz w:val="22"/>
           <w:szCs w:val="22"/>
         </w:rPr>
-        <w:t xml:space="preserve">Table 11: Heterogeneity by District Magnitude – RDD Estimates (BW = 0.05)</w:t>
+        <w:t xml:space="preserve">Table 6: Heterogeneity by District Magnitude – RDD Estimates (BW = 0.05)</w:t>
       </w:r>
     </w:p>
     <w:tbl>
@@ -12121,7 +12121,7 @@
           <w:sz w:val="22"/>
           <w:szCs w:val="22"/>
         </w:rPr>
-        <w:t xml:space="preserve">Table 5: McCrary Density Tests</w:t>
+        <w:t xml:space="preserve">Table 7: McCrary Density Tests</w:t>
       </w:r>
     </w:p>
     <w:tbl>
@@ -13100,7 +13100,7 @@
           <w:sz w:val="24"/>
           <w:szCs w:val="24"/>
         </w:rPr>
-        <w:t xml:space="preserve">The McCrary density tests provide no evidence of manipulation of the running variable. The log-density discontinuity estimates range from −0.081 to 0.123, none of which is statistically significant (all p-values &gt; 0.35). The implied density ratios at the cutoff are close to one, indicating no bunching of observations just above or below the threshold. This is consistent with the expectation that parties cannot precisely control the vote margin that determines marginal seat allocation.</w:t>
+        <w:t xml:space="preserve">The McCrary density tests provide no evidence of manipulation of the running variable. The log-density discontinuity estimates range from −0.081 to 0.123, none of which is statistically significant (all p-values well above conventional significance levels). The implied density ratios at the cutoff are close to one, indicating no bunching of observations just above or below the threshold. This is consistent with the expectation that parties cannot precisely control the vote margin that determines marginal seat allocation.</w:t>
       </w:r>
     </w:p>
     <w:p>
@@ -13232,7 +13232,7 @@
           <w:sz w:val="22"/>
           <w:szCs w:val="22"/>
         </w:rPr>
-        <w:t xml:space="preserve">Table 6: Placebo Cutoff Tests (Selected Results, BW = 0.05)</w:t>
+        <w:t xml:space="preserve">Table 8: Placebo Cutoff Tests (Selected Results, BW = 0.05)</w:t>
       </w:r>
     </w:p>
     <w:tbl>
@@ -14112,7 +14112,7 @@
           <w:sz w:val="22"/>
           <w:szCs w:val="22"/>
         </w:rPr>
-        <w:t xml:space="preserve">Table 7: Donut-Hole Robustness (BW = 0.05)</w:t>
+        <w:t xml:space="preserve">Table 9: Donut-Hole Robustness (BW = 0.05)</w:t>
       </w:r>
     </w:p>
     <w:tbl>
@@ -15296,7 +15296,7 @@
           <w:sz w:val="22"/>
           <w:szCs w:val="22"/>
         </w:rPr>
-        <w:t xml:space="preserve">Table 8: Polynomial Order Comparison (BW = 0.05)</w:t>
+        <w:t xml:space="preserve">Table 10: Polynomial Order Comparison (BW = 0.05)</w:t>
       </w:r>
     </w:p>
     <w:tbl>
@@ -16150,7 +16150,7 @@
           <w:sz w:val="24"/>
           <w:szCs w:val="24"/>
         </w:rPr>
-        <w:t xml:space="preserve">Table 9 examines whether pre-determined covariates exhibit discontinuities at the cutoff, which would suggest potential violations of the RDD identifying assumption.</w:t>
+        <w:t xml:space="preserve">Table 11 examines whether pre-determined covariates exhibit discontinuities at the cutoff, which would suggest potential violations of the RDD identifying assumption.</w:t>
       </w:r>
     </w:p>
     <w:p>
@@ -16176,7 +16176,7 @@
           <w:sz w:val="22"/>
           <w:szCs w:val="22"/>
         </w:rPr>
-        <w:t xml:space="preserve">Table 9: Covariate Balance at the Cutoff (BW = 0.05)</w:t>
+        <w:t xml:space="preserve">Table 11: Covariate Balance at the Cutoff (BW = 0.05)</w:t>
       </w:r>
     </w:p>
     <w:tbl>
@@ -17152,7 +17152,7 @@
           <w:sz w:val="24"/>
           <w:szCs w:val="24"/>
         </w:rPr>
-        <w:t xml:space="preserve">Most covariates are well-balanced at the cutoff. Blank vote share, list position, and log party votes show no significant discontinuity (all p &gt; 0.30). The female share covariate shows a statistically significant difference at the 0.05 bandwidth (p = 0.009), though this effect attenuates at larger bandwidths and is not robust across all specifications. Party seats shows significance (p = 0.014), but this is partly mechanical given that winning the marginal seat directly increases seat count. Overall, the balance evidence supports the validity of the design.</w:t>
+        <w:t xml:space="preserve">Most covariates are well-balanced at the cutoff. Blank vote share, list position, and log party votes show no significant discontinuity (all p &gt; 0.30). The female share covariate shows a statistically significant difference at the 0.05 bandwidth (p = 0.009), though this effect attenuates at larger bandwidths and is not robust across all specifications. Party seats shows significance (p = 0.015), but this is partly mechanical given that winning the marginal seat directly increases seat count. Overall, the balance evidence supports the validity of the design.</w:t>
       </w:r>
     </w:p>
     <w:p>

--- a/docs/thesis_draft.docx
+++ b/docs/thesis_draft.docx
@@ -1886,6 +1886,34 @@
           <w:szCs w:val="24"/>
         </w:rPr>
         <w:t xml:space="preserve">The key identifying assumption of the RDD is that the conditional expectation of potential outcomes is continuous at the cutoff (Hahn, Todd, and Van der Klaauw, 2001). Under this assumption, any discontinuity in the observed outcome at the cutoff can be attributed to the causal effect of treatment. The local average treatment effect (LATE) is identified by comparing outcomes of units just above and just below the cutoff, within an appropriately chosen bandwidth. Angrist and Pischke (2015, Chapter 4) provide an accessible treatment of the RDD framework and its relationship to instrumental variables estimation, and Imbens and Lemieux (2008) offer practical guidance on implementation choices including bandwidth selection, kernel weighting, and specification testing.</w:t>
+      </w:r>
+    </w:p>
+    <w:p>
+      <w:pPr>
+        <w:spacing w:after="200" w:line="360"/>
+        <w:jc w:val="both"/>
+      </w:pPr>
+      <w:r>
+        <w:rPr>
+          <w:rFonts w:ascii="Arial" w:cs="Arial" w:eastAsia="Arial" w:hAnsi="Arial"/>
+          <w:sz w:val="24"/>
+          <w:szCs w:val="24"/>
+        </w:rPr>
+        <w:t xml:space="preserve">The RDD is implemented as a local polynomial regression. In local polynomial estimation of order p, one fits a polynomial of degree p separately on each side of the cutoff, using only observations within the bandwidth h. The estimator minimizes a weighted least-squares criterion where kernel weights decrease with distance from the cutoff, ensuring that the estimate is driven primarily by observations close to the threshold. The local linear estimator (p = 1) is the standard choice in RDD applications because it has desirable boundary bias properties: unlike the Nadaraya-Watson (local constant) estimator, it does not suffer from boundary bias at the cutoff (Fan and Gijbels, 1996). The local linear estimator is also rate-optimal, achieving the minimax optimal rate of convergence for nonparametric regression at boundary points.</w:t>
+      </w:r>
+    </w:p>
+    <w:p>
+      <w:pPr>
+        <w:spacing w:after="200" w:line="360"/>
+        <w:jc w:val="both"/>
+      </w:pPr>
+      <w:r>
+        <w:rPr>
+          <w:rFonts w:ascii="Arial" w:cs="Arial" w:eastAsia="Arial" w:hAnsi="Arial"/>
+          <w:sz w:val="24"/>
+          <w:szCs w:val="24"/>
+        </w:rPr>
+        <w:t xml:space="preserve">A central challenge in RDD estimation is bandwidth selection. Too narrow a bandwidth yields imprecise estimates due to insufficient observations; too wide a bandwidth introduces bias from observations far from the cutoff. Imbens and Kalyanaraman (2012) proposed a plug-in bandwidth selector that minimizes the asymptotic mean squared error (MSE) of the local linear estimator. Calonico, Cattaneo, and Titiunik (2014) extended this framework by developing a robust bias-corrected inference procedure: rather than simply choosing the MSE-optimal bandwidth and ignoring the resulting bias, their approach estimates and subtracts the leading bias term, then constructs confidence intervals that account for the additional uncertainty introduced by bias estimation. This yields confidence intervals with correct empirical coverage even when the bandwidth is relatively wide. The implementation is available in the rdrobust package for R, Stata, and Python; I use the Python implementation throughout this thesis.</w:t>
       </w:r>
     </w:p>
     <w:p>
@@ -19587,6 +19615,20 @@
           <w:szCs w:val="24"/>
         </w:rPr>
         <w:t xml:space="preserve">Erikson, R. S. (1971). The advantage of incumbency in congressional elections. Polity, 3(3), 395–405.</w:t>
+      </w:r>
+    </w:p>
+    <w:p>
+      <w:pPr>
+        <w:spacing w:after="200" w:line="360"/>
+        <w:jc w:val="both"/>
+      </w:pPr>
+      <w:r>
+        <w:rPr>
+          <w:rFonts w:ascii="Arial" w:cs="Arial" w:eastAsia="Arial" w:hAnsi="Arial"/>
+          <w:sz w:val="24"/>
+          <w:szCs w:val="24"/>
+        </w:rPr>
+        <w:t xml:space="preserve">Fan, J., &amp; Gijbels, I. (1996). Local Polynomial Modelling and Its Applications. Chapman and Hall.</w:t>
       </w:r>
     </w:p>
     <w:p>

--- a/docs/thesis_draft.docx
+++ b/docs/thesis_draft.docx
@@ -345,7 +345,7 @@
           <w:sz w:val="24"/>
           <w:szCs w:val="24"/>
         </w:rPr>
-        <w:t xml:space="preserve">Leveraging the quasi-experimental variation generated by close electoral races, I employ a regression discontinuity design (RDD) adapted for PR systems following the closeness measure proposed by Luechinger, Schelker, and Schmid (2024). The running variable captures how close a party is to gaining or losing its last marginal seat in a given province, normalized by the number of eligible voters. Using data on all Spanish congressional (Congreso de los Diputados) elections from 2004 to 2023, encompassing 2,412 candidate-election observations, I estimate both sharp and fuzzy RDD specifications. Candidates are tracked across elections using a person-identifier linkage algorithm.</w:t>
+        <w:t xml:space="preserve">Leveraging the quasi-experimental variation generated by close electoral races, I employ a regression discontinuity design (RDD) adapted for PR systems following the closeness measure proposed by Luechinger, Schelker, and Schmid (2024). The running variable captures how close a party is to gaining or losing its last marginal seat in a given province, normalized by the number of eligible voters. Using data on all Spanish congressional (Congreso de los Diputados) elections from 2004 to 2023, encompassing 2,412 candidate-election observations within the analysis bandwidth (of which 2,118 have observable t+1 outcomes), I estimate both sharp and fuzzy RDD specifications. Candidates are tracked across elections using a person-identifier linkage algorithm.</w:t>
       </w:r>
     </w:p>
     <w:p>
@@ -484,7 +484,7 @@
           <w:sz w:val="24"/>
           <w:szCs w:val="24"/>
         </w:rPr>
-        <w:t xml:space="preserve">Generative AI tools were used during the preparation of this thesis in the following capacities: (1) Claude (Anthropic) was used for code generation assistance in the Python analysis pipeline, document formatting, and iterative review of the manuscript against the grading rubric; (2) GPT-5 (OpenAI) was used for text editing and formatting support during the preliminary study phase. All conceptual content, research design, analytical decisions, and interpretation of results were developed by the author. The use of AI tools was limited to technical implementation support and did not extend to the formulation of hypotheses, selection of methodology, or interpretation of findings.</w:t>
+        <w:t xml:space="preserve">Generative AI tools were used during the preparation of this thesis in the following capacities: (1) Claude (Anthropic) was used for code generation assistance in the Python analysis pipeline, document formatting, and iterative review of the manuscript against the grading rubric; (2) GPT-4o (OpenAI) was used for text editing and formatting support during the preliminary study phase. All conceptual content, research design, analytical decisions, and interpretation of results were developed by the author. The use of AI tools was limited to technical implementation support and did not extend to the formulation of hypotheses, selection of methodology, or interpretation of findings.</w:t>
       </w:r>
     </w:p>
     <w:p>

--- a/docs/thesis_draft.docx
+++ b/docs/thesis_draft.docx
@@ -1135,6 +1135,20 @@
     </w:p>
     <w:p>
       <w:pPr>
+        <w:spacing w:after="200" w:line="360"/>
+        <w:jc w:val="both"/>
+      </w:pPr>
+      <w:r>
+        <w:rPr>
+          <w:rFonts w:ascii="Arial" w:cs="Arial" w:eastAsia="Arial" w:hAnsi="Arial"/>
+          <w:sz w:val="24"/>
+          <w:szCs w:val="24"/>
+        </w:rPr>
+        <w:t xml:space="preserve">Each outcome in this design captures a substantively distinct dimension of the incumbency advantage. The extensive margin—whether candidates reappear on a party list—reflects the party organization’s decision to retain experienced candidates versus cycling in newcomers, a process with direct implications for legislative professionalization and policy continuity. If incumbency mechanically increases retention, legislatures become more experienced but potentially less responsive to voter preferences for renewal. The intensive margin—whether candidates win conditional on running—captures the electoral return to party-level incumbency and speaks to whether holding office genuinely improves a party’s competitive position or merely reflects selection effects. Finally, list position in closed-list PR systems is the single most important determinant of an individual candidate’s election probability, since voters cannot alter the ordering. Studying how incumbency affects list placement reveals whether parties use their gatekeeper power to reward experience, creating self-reinforcing career advantages for incumbents.</w:t>
+      </w:r>
+    </w:p>
+    <w:p>
+      <w:pPr>
         <w:pStyle w:val="Heading2"/>
         <w:spacing w:after="180" w:before="360"/>
       </w:pPr>
@@ -2359,6 +2373,20 @@
           <w:szCs w:val="24"/>
         </w:rPr>
         <w:t xml:space="preserve">The full dataset comprises 2,412 candidate-election observations within the analysis window (running variable between −0.05 and +0.05). Because the outcome variables (runs next, wins next, list position next) require observing the candidate’s status in the subsequent election, candidates from the 2023 election—the most recent in the sample—cannot be included in the estimation sample: no post-2023 election has yet occurred to provide t+1 outcomes. The 2023 election data enter the analysis exclusively as the t+1 outcome election for candidates from the November 2019 cohort. After linking outcomes to the subsequent election via the person-identifier algorithm, the estimation sample for the “runs next” and “wins next” outcomes contains 2,118 observations spanning the 2004 through November 2019 election cohorts. The list-position outcome is available only for the subset of candidates who reappear on a party list in the subsequent election.</w:t>
+      </w:r>
+    </w:p>
+    <w:p>
+      <w:pPr>
+        <w:spacing w:after="200" w:line="360"/>
+        <w:jc w:val="both"/>
+      </w:pPr>
+      <w:r>
+        <w:rPr>
+          <w:rFonts w:ascii="Arial" w:cs="Arial" w:eastAsia="Arial" w:hAnsi="Arial"/>
+          <w:sz w:val="24"/>
+          <w:szCs w:val="24"/>
+        </w:rPr>
+        <w:t xml:space="preserve">The sample is distributed across elections as follows: 2004 (262 obs.), 2008 (276), 2011 (286), 2015 (338), 2016 (326), April 2019 (326), November 2019 (304), and 2023 (294). The increase in observations from 2015 onward reflects Spain’s party system fragmentation, as new parties (Podemos, Ciudadanos, Vox) generated additional competitive party-province races near the D’Hondt threshold. The sample spans all 50 PR provinces, with the largest contributions from high-magnitude provinces (Madrid, Barcelona, Valencia) where multiple parties compete for marginal seats. Approximately 59% of observations fall below the cutoff (parties that narrowly missed the marginal seat) and 41% above (parties that narrowly won it), reflecting the asymmetric density of competitive races.</w:t>
       </w:r>
     </w:p>
     <w:p>

--- a/docs/thesis_draft.docx
+++ b/docs/thesis_draft.docx
@@ -331,7 +331,7 @@
           <w:sz w:val="24"/>
           <w:szCs w:val="24"/>
         </w:rPr>
-        <w:t xml:space="preserve">This thesis estimates the causal effect of incumbency on subsequent electoral outcomes in Spain’s proportional representation system at the candidate level. While a large body of research has established the existence and magnitude of incumbency advantages in majoritarian electoral systems, comparatively little is known about how incumbency operates in proportional representation (PR) contexts, where seat allocation follows the D’Hondt method and party lists mediate the relationship between individual candidates and voters.</w:t>
+        <w:t xml:space="preserve">This thesis estimates the causal effect of party-level incumbency on individual candidates’ subsequent electoral outcomes in Spain’s proportional representation system. While a large body of research has established the existence and magnitude of incumbency advantages in majoritarian electoral systems, comparatively little is known about how incumbency operates in proportional representation (PR) contexts, where seat allocation follows the D’Hondt method and party lists mediate the relationship between individual candidates and voters.</w:t>
       </w:r>
     </w:p>
     <w:p>
@@ -359,7 +359,7 @@
           <w:sz w:val="24"/>
           <w:szCs w:val="24"/>
         </w:rPr>
-        <w:t xml:space="preserve">The results indicate a substantial and statistically significant incumbency advantage. Candidates whose party barely wins a marginal seat are approximately 28 percentage points more likely to reappear on a party list in the subsequent election (sharp RDD, p &lt; 0.001) and 19 percentage points more likely to win a seat (sharp RDD, p &lt; 0.001). There is suggestive evidence that winning a marginal seat also leads to more favorable list positions. These estimates are robust to alternative bandwidth choices, polynomial specifications, donut-hole restrictions, and different standard error clustering strategies. Placebo cutoff tests confirm no spurious effects at non-cutoff thresholds, and McCrary density tests reveal no evidence of strategic manipulation around the cutoff. The near-perfect first-stage relationship (τ ≈ 0.98) yields fuzzy RDD estimates that are virtually identical to sharp estimates, confirming the design’s internal validity. Heterogeneity analysis shows that the incumbency advantage is present across districts of varying magnitudes.</w:t>
+        <w:t xml:space="preserve">The results indicate a substantial and statistically significant incumbency advantage. Candidates whose party barely wins a marginal seat are approximately 28 percentage points more likely to reappear on a party list in the subsequent election (sharp RDD, p &lt; 0.001) and 19 percentage points more likely to win a seat (sharp RDD, p &lt; 0.001). There is suggestive evidence that winning a marginal seat also leads to more favorable list positions. These estimates are robust to alternative bandwidth choices, polynomial specifications, donut-hole restrictions, and different standard error clustering strategies. Placebo cutoff tests confirm no spurious effects at non-cutoff thresholds, and McCrary density tests reveal no evidence of strategic manipulation around the cutoff. The near-perfect first-stage relationship (τ ≈ 0.98) means that the fuzzy RDD estimates are approximately 2% larger than the sharp estimates (scaling by 1/0.98), confirming both strong compliance and the design’s internal validity. Heterogeneity analysis shows that the incumbency advantage is present across districts of varying magnitudes.</w:t>
       </w:r>
     </w:p>
     <w:p>
@@ -19425,7 +19425,7 @@
           <w:sz w:val="24"/>
           <w:szCs w:val="24"/>
         </w:rPr>
-        <w:t xml:space="preserve">This thesis provides the first comprehensive estimates of the incumbency advantage in Spain’s proportional representation system at the candidate level. Using a regression discontinuity design adapted for PR systems following Luechinger, Schelker, and Schmid (2024), I exploit the quasi-random assignment of marginal seats under the D’Hondt method to identify the causal effect of winning a seat on individual candidates’ subsequent electoral outcomes.</w:t>
+        <w:t xml:space="preserve">This thesis provides the first comprehensive estimates of the party-level incumbency advantage in Spain’s proportional representation system, with outcomes tracked at the individual candidate level. Using a regression discontinuity design adapted for PR systems following Luechinger, Schelker, and Schmid (2024), I exploit the quasi-random assignment of marginal seats under the D’Hondt method to identify the causal effect of a party’s winning a seat on its candidates’ subsequent electoral outcomes.</w:t>
       </w:r>
     </w:p>
     <w:p>

--- a/docs/thesis_draft.docx
+++ b/docs/thesis_draft.docx
@@ -345,7 +345,7 @@
           <w:sz w:val="24"/>
           <w:szCs w:val="24"/>
         </w:rPr>
-        <w:t xml:space="preserve">Leveraging the quasi-experimental variation generated by close electoral races, I employ a regression discontinuity design (RDD) adapted for PR systems following the closeness measure proposed by Luechinger, Schelker, and Schmid (2024). The running variable captures how close a party is to gaining or losing its last marginal seat in a given province, normalized by the number of eligible voters. Using data on all Spanish congressional (Congreso de los Diputados) elections from 2004 to 2023, encompassing 2,412 candidate-election observations within the analysis bandwidth (of which 2,118 have observable t+1 outcomes), I estimate both sharp and fuzzy RDD specifications. Candidates are tracked across elections using a person-identifier linkage algorithm.</w:t>
+        <w:t xml:space="preserve">Leveraging the quasi-experimental variation generated by close electoral races, I employ a regression discontinuity design (RDD) adapted for PR systems following the closeness measure proposed by Luechinger, Schelker, and Schmid (2024). Each candidate receives a position-specific running variable—the D’Hondt party margin for their list position, normalized by eligible voters—so that the analysis focuses on candidates genuinely near a seat allocation threshold. Using data on all Spanish congressional (Congreso de los Diputados) elections from 2004 to 2023, encompassing 2,412 candidate-election observations within the analysis bandwidth (of which 2,118 have observable t+1 outcomes), I estimate both sharp and fuzzy RDD specifications. Candidates are tracked across elections using a person-identifier linkage algorithm.</w:t>
       </w:r>
     </w:p>
     <w:p>
@@ -1885,49 +1885,7 @@
           <w:sz w:val="24"/>
           <w:szCs w:val="24"/>
         </w:rPr>
-        <w:t xml:space="preserve">The regression discontinuity design (RDD) exploits discontinuities in treatment assignment that arise when a treatment is determined by whether an observed variable—the running variable—crosses a known threshold. In the sharp RDD, treatment status is a deterministic function of the running variable: units above the cutoff receive treatment, while those below do not. The fuzzy RDD relaxes this assumption, allowing treatment to be a probabilistic function of crossing the threshold.</w:t>
-      </w:r>
-    </w:p>
-    <w:p>
-      <w:pPr>
-        <w:spacing w:after="200" w:line="360"/>
-        <w:jc w:val="both"/>
-      </w:pPr>
-      <w:r>
-        <w:rPr>
-          <w:rFonts w:ascii="Arial" w:cs="Arial" w:eastAsia="Arial" w:hAnsi="Arial"/>
-          <w:sz w:val="24"/>
-          <w:szCs w:val="24"/>
-        </w:rPr>
-        <w:t xml:space="preserve">The key identifying assumption of the RDD is that the conditional expectation of potential outcomes is continuous at the cutoff (Hahn, Todd, and Van der Klaauw, 2001). Under this assumption, any discontinuity in the observed outcome at the cutoff can be attributed to the causal effect of treatment. The local average treatment effect (LATE) is identified by comparing outcomes of units just above and just below the cutoff, within an appropriately chosen bandwidth. Angrist and Pischke (2015, Chapter 4) provide an accessible treatment of the RDD framework and its relationship to instrumental variables estimation, and Imbens and Lemieux (2008) offer practical guidance on implementation choices including bandwidth selection, kernel weighting, and specification testing.</w:t>
-      </w:r>
-    </w:p>
-    <w:p>
-      <w:pPr>
-        <w:spacing w:after="200" w:line="360"/>
-        <w:jc w:val="both"/>
-      </w:pPr>
-      <w:r>
-        <w:rPr>
-          <w:rFonts w:ascii="Arial" w:cs="Arial" w:eastAsia="Arial" w:hAnsi="Arial"/>
-          <w:sz w:val="24"/>
-          <w:szCs w:val="24"/>
-        </w:rPr>
-        <w:t xml:space="preserve">The RDD is implemented as a local polynomial regression. In local polynomial estimation of order p, one fits a polynomial of degree p separately on each side of the cutoff, using only observations within the bandwidth h. The estimator minimizes a weighted least-squares criterion where kernel weights decrease with distance from the cutoff, ensuring that the estimate is driven primarily by observations close to the threshold. The local linear estimator (p = 1) is the standard choice in RDD applications because it has desirable boundary bias properties: unlike the Nadaraya-Watson (local constant) estimator, it does not suffer from boundary bias at the cutoff (Fan and Gijbels, 1996). The local linear estimator is also rate-optimal, achieving the minimax optimal rate of convergence for nonparametric regression at boundary points.</w:t>
-      </w:r>
-    </w:p>
-    <w:p>
-      <w:pPr>
-        <w:spacing w:after="200" w:line="360"/>
-        <w:jc w:val="both"/>
-      </w:pPr>
-      <w:r>
-        <w:rPr>
-          <w:rFonts w:ascii="Arial" w:cs="Arial" w:eastAsia="Arial" w:hAnsi="Arial"/>
-          <w:sz w:val="24"/>
-          <w:szCs w:val="24"/>
-        </w:rPr>
-        <w:t xml:space="preserve">A central challenge in RDD estimation is bandwidth selection. Too narrow a bandwidth yields imprecise estimates due to insufficient observations; too wide a bandwidth introduces bias from observations far from the cutoff. Imbens and Kalyanaraman (2012) proposed a plug-in bandwidth selector that minimizes the asymptotic mean squared error (MSE) of the local linear estimator. Calonico, Cattaneo, and Titiunik (2014) extended this framework by developing a robust bias-corrected inference procedure: rather than simply choosing the MSE-optimal bandwidth and ignoring the resulting bias, their approach estimates and subtracts the leading bias term, then constructs confidence intervals that account for the additional uncertainty introduced by bias estimation. This yields confidence intervals with correct empirical coverage even when the bandwidth is relatively wide. The implementation is available in the rdrobust package for R, Stata, and Python; I use the Python implementation throughout this thesis.</w:t>
+        <w:t xml:space="preserve">I estimate the incumbency effect using a regression discontinuity design (RDD). The RDD exploits the fact that treatment—here, holding a parliamentary seat—is determined by whether a continuous running variable crosses a known cutoff. Under the assumption that potential outcomes are continuous at the cutoff, any discontinuity in observed outcomes can be attributed to the causal effect of treatment (Hahn, Todd, and Van der Klaauw, 2001; Imbens and Lemieux, 2008).</w:t>
       </w:r>
     </w:p>
     <w:p>
@@ -1957,7 +1915,7 @@
           <w:sz w:val="24"/>
           <w:szCs w:val="24"/>
         </w:rPr>
-        <w:t xml:space="preserve">In majoritarian systems, the running variable for an incumbency RDD is simply the vote margin between the winner and the runner-up. In proportional representation systems with D’Hondt allocation, defining closeness requires a more sophisticated approach.</w:t>
+        <w:t xml:space="preserve">In majoritarian systems, the running variable is simply the vote margin between winner and runner-up. In PR systems with D’Hondt allocation, defining closeness requires the approach developed by Luechinger, Schelker, and Schmid (2024, Section 2.1).</w:t>
       </w:r>
     </w:p>
     <w:p>
@@ -1971,7 +1929,23 @@
           <w:sz w:val="24"/>
           <w:szCs w:val="24"/>
         </w:rPr>
-        <w:t xml:space="preserve">Following Luechinger, Schelker, and Schmid (2024), I define the running variable as the minimal vote change needed for a party to gain or lose one additional seat in a given province, normalized by the number of eligible voters. Specifically, for each party-province-election observation, I compute the minimum number of votes that would need to be added (if the party barely lost a seat) or subtracted (if the party barely won a seat) to change the D’Hondt allocation by exactly one seat. This vote margin is then divided by the number of eligible voters in the province to produce a standardized measure that is comparable across provinces of different sizes.</w:t>
+        <w:t xml:space="preserve">For each party j in a province with n seats, the party margin for seat i is defined as:</w:t>
+      </w:r>
+    </w:p>
+    <w:p>
+      <w:pPr>
+        <w:spacing w:after="200" w:line="360"/>
+        <w:jc w:val="center"/>
+      </w:pPr>
+      <w:r>
+        <w:rPr>
+          <w:rFonts w:ascii="Arial" w:cs="Arial" w:eastAsia="Arial" w:hAnsi="Arial"/>
+          <w:i/>
+          <w:iCs/>
+          <w:sz w:val="24"/>
+          <w:szCs w:val="24"/>
+        </w:rPr>
+        <w:t xml:space="preserve">party_margin(i, j) = votes_j − i × d*(i, j)</w:t>
       </w:r>
     </w:p>
     <w:p>
@@ -1985,7 +1959,137 @@
           <w:sz w:val="24"/>
           <w:szCs w:val="24"/>
         </w:rPr>
-        <w:t xml:space="preserve">The resulting running variable takes positive values for parties that won the marginal seat and negative values for parties that lost it. The cutoff is at zero, and the treatment indicator equals one for observations with a non-negative running variable (i.e., parties that won the marginal seat).</w:t>
+        <w:t xml:space="preserve">where d*(i, j) is the D’Hondt ratio of the rival party that would displace party j’s i-th seat. Formally, d*(i, j) is the (n − i + 1)-th largest D’Hondt ratio among all other parties. This quantity tells us how many votes party j could lose (if positive) or would need to gain (if negative) for its i-th seat to change hands.</w:t>
+      </w:r>
+    </w:p>
+    <w:p>
+      <w:pPr>
+        <w:spacing w:after="200" w:line="360"/>
+        <w:jc w:val="both"/>
+      </w:pPr>
+      <w:r>
+        <w:rPr>
+          <w:rFonts w:ascii="Arial" w:cs="Arial" w:eastAsia="Arial" w:hAnsi="Arial"/>
+          <w:sz w:val="24"/>
+          <w:szCs w:val="24"/>
+        </w:rPr>
+        <w:t xml:space="preserve">In a closed-list system like Spain’s, voters cannot reorder candidates within a party list. This means there is no candidate margin (Section 2.2 of Luechinger et al. does not apply). Instead, the running variable for a candidate at list position p on party j’s list is simply party_margin(i = p, j). Each candidate thus receives a unique running variable reflecting how close they personally are to a seat threshold:</w:t>
+      </w:r>
+    </w:p>
+    <w:p>
+      <w:pPr>
+        <w:spacing w:after="200" w:line="360"/>
+        <w:jc w:val="both"/>
+      </w:pPr>
+      <w:r>
+        <w:rPr>
+          <w:rFonts w:ascii="Arial" w:cs="Arial" w:eastAsia="Arial" w:hAnsi="Arial"/>
+          <w:sz w:val="24"/>
+          <w:szCs w:val="24"/>
+        </w:rPr>
+        <w:t xml:space="preserve">• </w:t>
+      </w:r>
+      <w:r>
+        <w:rPr>
+          <w:rFonts w:ascii="Arial" w:cs="Arial" w:eastAsia="Arial" w:hAnsi="Arial"/>
+          <w:sz w:val="24"/>
+          <w:szCs w:val="24"/>
+        </w:rPr>
+        <w:t xml:space="preserve">Position 1 (top of list): large positive margin — safely elected.</w:t>
+      </w:r>
+    </w:p>
+    <w:p>
+      <w:pPr>
+        <w:spacing w:after="200" w:line="360"/>
+        <w:jc w:val="both"/>
+      </w:pPr>
+      <w:r>
+        <w:rPr>
+          <w:rFonts w:ascii="Arial" w:cs="Arial" w:eastAsia="Arial" w:hAnsi="Arial"/>
+          <w:sz w:val="24"/>
+          <w:szCs w:val="24"/>
+        </w:rPr>
+        <w:t xml:space="preserve">• </w:t>
+      </w:r>
+      <w:r>
+        <w:rPr>
+          <w:rFonts w:ascii="Arial" w:cs="Arial" w:eastAsia="Arial" w:hAnsi="Arial"/>
+          <w:sz w:val="24"/>
+          <w:szCs w:val="24"/>
+        </w:rPr>
+        <w:t xml:space="preserve">Position = seats won (last elected): small positive margin — the truly marginal candidate.</w:t>
+      </w:r>
+    </w:p>
+    <w:p>
+      <w:pPr>
+        <w:spacing w:after="200" w:line="360"/>
+        <w:jc w:val="both"/>
+      </w:pPr>
+      <w:r>
+        <w:rPr>
+          <w:rFonts w:ascii="Arial" w:cs="Arial" w:eastAsia="Arial" w:hAnsi="Arial"/>
+          <w:sz w:val="24"/>
+          <w:szCs w:val="24"/>
+        </w:rPr>
+        <w:t xml:space="preserve">• </w:t>
+      </w:r>
+      <w:r>
+        <w:rPr>
+          <w:rFonts w:ascii="Arial" w:cs="Arial" w:eastAsia="Arial" w:hAnsi="Arial"/>
+          <w:sz w:val="24"/>
+          <w:szCs w:val="24"/>
+        </w:rPr>
+        <w:t xml:space="preserve">Position = seats won + 1 (first non-elected): small negative margin — barely missed out.</w:t>
+      </w:r>
+    </w:p>
+    <w:p>
+      <w:pPr>
+        <w:spacing w:after="200" w:line="360"/>
+        <w:jc w:val="both"/>
+      </w:pPr>
+      <w:r>
+        <w:rPr>
+          <w:rFonts w:ascii="Arial" w:cs="Arial" w:eastAsia="Arial" w:hAnsi="Arial"/>
+          <w:sz w:val="24"/>
+          <w:szCs w:val="24"/>
+        </w:rPr>
+        <w:t xml:space="preserve">• </w:t>
+      </w:r>
+      <w:r>
+        <w:rPr>
+          <w:rFonts w:ascii="Arial" w:cs="Arial" w:eastAsia="Arial" w:hAnsi="Arial"/>
+          <w:sz w:val="24"/>
+          <w:szCs w:val="24"/>
+        </w:rPr>
+        <w:t xml:space="preserve">Lower positions: increasingly negative margins.</w:t>
+      </w:r>
+    </w:p>
+    <w:p>
+      <w:pPr>
+        <w:spacing w:after="200" w:line="360"/>
+        <w:jc w:val="both"/>
+      </w:pPr>
+      <w:r>
+        <w:rPr>
+          <w:rFonts w:ascii="Arial" w:cs="Arial" w:eastAsia="Arial" w:hAnsi="Arial"/>
+          <w:sz w:val="24"/>
+          <w:szCs w:val="24"/>
+        </w:rPr>
+        <w:t xml:space="preserve">The running variable is normalized by dividing by the number of eligible voters in the province, making it comparable across districts of different sizes. The cutoff is at zero; the treatment indicator equals one when the normalized margin is non-negative (i.e., the candidate holds a seat). This means that only candidates near the boundary of their party’s seat allocation—those at or adjacent to the marginal seat—fall within a narrow bandwidth around the cutoff. Candidates safely elected at the top of the list or far down an unsuccessful list have large absolute margins and are excluded by the bandwidth restriction.</w:t>
+      </w:r>
+    </w:p>
+    <w:p>
+      <w:pPr>
+        <w:spacing w:after="200" w:line="360"/>
+        <w:jc w:val="both"/>
+      </w:pPr>
+      <w:r>
+        <w:rPr>
+          <w:rFonts w:ascii="Arial" w:cs="Arial" w:eastAsia="Arial" w:hAnsi="Arial"/>
+          <w:sz w:val="24"/>
+          <w:szCs w:val="24"/>
+        </w:rPr>
+        <w:t xml:space="preserve">To illustrate: in Madrid in 2004, the largest party won 17 seats. The candidate at list position 17 had a normalized margin of +0.007 (barely elected), while the candidate at position 18 had a margin of −0.036 (barely not elected). The candidate at position 1, by contrast, had a margin of +0.340—far outside any reasonable bandwidth. The RDD therefore compares candidates close to the margin of seat allocation, where treatment assignment is quasi-random.</w:t>
       </w:r>
     </w:p>
     <w:p>
@@ -2015,7 +2119,7 @@
           <w:sz w:val="24"/>
           <w:szCs w:val="24"/>
         </w:rPr>
-        <w:t xml:space="preserve">I estimate the incumbency effect using local linear regression within a bandwidth around the cutoff. The estimating equation for the sharp RDD is:</w:t>
+        <w:t xml:space="preserve">I use local linear regression with a triangular kernel within a bandwidth around the cutoff. The estimating equation is:</w:t>
       </w:r>
     </w:p>
     <w:p>
@@ -2045,7 +2149,7 @@
           <w:sz w:val="24"/>
           <w:szCs w:val="24"/>
         </w:rPr>
-        <w:t xml:space="preserve">where Yᵢ is the outcome of interest, Xᵢ is the running variable (normalized vote margin), Tᵢ = 1(Xᵢ ≥ 0) is the treatment indicator, and Tᵢ × Xᵢ allows the slope to differ on each side of the cutoff. The parameter τ captures the local average treatment effect (LATE) of incumbency at the cutoff—formally, the causal effect of a party’s winning the marginal seat on the candidate’s subsequent electoral outcomes, identified among observations arbitrarily close to the D’Hondt allocation threshold. Under the continuity assumption (Hahn, Todd, and Van der Klaauw, 2001), this parameter is identified as the limit of the conditional expectation of Y from the right minus the left of the cutoff: τ = lim(x↓0⁺) E[Y|X=x] − lim(x↓0⁻) E[Y|X=x].</w:t>
+        <w:t xml:space="preserve">where Yᵢ is the outcome, Xᵢ is the running variable, and Tᵢ = 1(Xᵢ ≥ 0). The parameter τ captures the incumbency effect at the cutoff. Three outcomes are considered: (i) whether the candidate reappears on a party list in the subsequent election (runs next), (ii) whether the candidate wins a seat (wins next), and (iii) the candidate’s list position in the subsequent election (list position next), conditional on reappearing. Candidates are tracked across elections using a person-identifier linkage algorithm combining exact name matching with fuzzy similarity and LinkTransformer embeddings.</w:t>
       </w:r>
     </w:p>
     <w:p>
@@ -2059,7 +2163,7 @@
           <w:sz w:val="24"/>
           <w:szCs w:val="24"/>
         </w:rPr>
-        <w:t xml:space="preserve">I use a triangular kernel to weight observations inversely proportional to their distance from the cutoff. The triangular kernel is the minimax-optimal choice for local linear regression in the RDD setting, as it minimizes the maximum asymptotic mean squared error (Cheng, Fan, and Marron, 1997; as discussed in Imbens and Kalyanaraman, 2012). Three primary outcomes are considered: (i) whether the candidate reappears on a party list in the subsequent election (runs next), (ii) whether the candidate wins a seat in the subsequent election (wins next), and (iii) the candidate’s list position in the subsequent election (list position next), which is observed only for candidates who do reappear and is therefore conditional on the extensive margin. Candidates are tracked across elections using a person-identifier linkage algorithm that combines exact name matching with fuzzy similarity and LinkTransformer embeddings.</w:t>
+        <w:t xml:space="preserve">The primary bandwidth is 0.05 (normalized vote margin). I also report results using the bias-corrected bandwidth selector of Calonico, Cattaneo, and Titiunik (2014) and a grid of alternative bandwidths from 0.025 to 0.10. Standard errors are clustered at the province-election level with t-distribution inference (Cameron, Gelbach, and Miller, 2008). The estimation is implemented in Python using the rdrobust package (Calonico, Cattaneo, and Titiunik, 2014) for bandwidth selection and bias-corrected confidence intervals.</w:t>
       </w:r>
     </w:p>
     <w:p>
@@ -2073,35 +2177,7 @@
           <w:sz w:val="24"/>
           <w:szCs w:val="24"/>
         </w:rPr>
-        <w:t xml:space="preserve">Standard errors are clustered at the province-election level to account for within-group correlation. I report inference based on the t-distribution with G − 1 degrees of freedom, where G is the number of clusters, which is the standard finite-cluster correction (see Cameron, Gelbach, and Miller, 2008, for a discussion of clustered inference). This is conservative relative to normal approximation and appropriate given the finite number of clusters.</w:t>
-      </w:r>
-    </w:p>
-    <w:p>
-      <w:pPr>
-        <w:spacing w:after="200" w:line="360"/>
-        <w:jc w:val="both"/>
-      </w:pPr>
-      <w:r>
-        <w:rPr>
-          <w:rFonts w:ascii="Arial" w:cs="Arial" w:eastAsia="Arial" w:hAnsi="Arial"/>
-          <w:sz w:val="24"/>
-          <w:szCs w:val="24"/>
-        </w:rPr>
-        <w:t xml:space="preserve">The primary bandwidth is set at 0.05 (i.e., parties within 5 percentage points of the D’Hondt cutoff), which serves as the workhorse specification throughout the analysis. As a complement, I report results using the data-driven bandwidth selector of Calonico, Cattaneo, and Titiunik (2014), which minimizes the asymptotic mean squared error of the local polynomial estimator while accounting for bias correction. I present robustness to a range of alternative bandwidths (0.025 to 0.10) in the sensitivity analysis.</w:t>
-      </w:r>
-    </w:p>
-    <w:p>
-      <w:pPr>
-        <w:spacing w:after="200" w:line="360"/>
-        <w:jc w:val="both"/>
-      </w:pPr>
-      <w:r>
-        <w:rPr>
-          <w:rFonts w:ascii="Arial" w:cs="Arial" w:eastAsia="Arial" w:hAnsi="Arial"/>
-          <w:sz w:val="24"/>
-          <w:szCs w:val="24"/>
-        </w:rPr>
-        <w:t xml:space="preserve">The estimation is implemented in Python. The closeness measure and D’Hondt allocation algorithm are computed with custom code. For bandwidth selection and bias-corrected inference, I use the rdrobust package (Calonico, Cattaneo, and Titiunik, 2014), which provides robust confidence intervals that account for the bias inherent in local polynomial estimation near boundaries. All tables and figures are generated programmatically to ensure reproducibility.</w:t>
+        <w:t xml:space="preserve">I also estimate a fuzzy RDD specification, instrumenting actual incumbency status with the treatment indicator. The first-stage relationship is near-perfect (τ ≈ 0.98), so the sharp and fuzzy estimates are nearly identical. I report both specifications for completeness.</w:t>
       </w:r>
     </w:p>
     <w:p>
@@ -2117,7 +2193,7 @@
           <w:sz w:val="28"/>
           <w:szCs w:val="28"/>
         </w:rPr>
-        <w:t xml:space="preserve">4.4 Fuzzy RDD</w:t>
+        <w:t xml:space="preserve">4.4 Validity Tests</w:t>
       </w:r>
     </w:p>
     <w:p>
@@ -2131,37 +2207,28 @@
           <w:sz w:val="24"/>
           <w:szCs w:val="24"/>
         </w:rPr>
-        <w:t xml:space="preserve">While the sharp RDD treats the running variable as perfectly determining treatment (incumbency), in practice the relationship may be imperfect. The fuzzy RDD addresses this by using the running variable as an instrument for actual incumbency status. The Wald (LATE) estimator divides the reduced-form discontinuity in outcomes by the first-stage discontinuity in treatment:</w:t>
-      </w:r>
-    </w:p>
-    <w:p>
-      <w:pPr>
-        <w:spacing w:after="200" w:line="360"/>
-        <w:jc w:val="center"/>
-      </w:pPr>
-      <w:r>
-        <w:rPr>
-          <w:rFonts w:ascii="Arial" w:cs="Arial" w:eastAsia="Arial" w:hAnsi="Arial"/>
-          <w:i/>
-          <w:iCs/>
-          <w:sz w:val="24"/>
-          <w:szCs w:val="24"/>
-        </w:rPr>
-        <w:t xml:space="preserve">τᶠᵘᶻᶻʸ = τʳᵉᵈᵘᶜᵉᵈᶠᵒʳᵐ / τᶠᵢʳˢᵗˢᵗᵃᵍᵉ</w:t>
-      </w:r>
-    </w:p>
-    <w:p>
-      <w:pPr>
-        <w:spacing w:after="200" w:line="360"/>
-        <w:jc w:val="both"/>
-      </w:pPr>
-      <w:r>
-        <w:rPr>
-          <w:rFonts w:ascii="Arial" w:cs="Arial" w:eastAsia="Arial" w:hAnsi="Arial"/>
-          <w:sz w:val="24"/>
-          <w:szCs w:val="24"/>
-        </w:rPr>
-        <w:t xml:space="preserve">In the present context, the first-stage relationship is near-perfect (τ ≈ 0.98), meaning that crossing the cutoff almost perfectly predicts actual incumbency status. As a result, the sharp and fuzzy estimates are nearly identical, and the first-stage F-statistic far exceeds the Stock and Yogo (2005) threshold of 10, ruling out weak instrument concerns.</w:t>
+        <w:t xml:space="preserve">I implement three standard tests: (i) McCrary (2008) density tests for manipulation of the running variable at the cutoff; (ii) covariate balance tests checking whether pre-determined characteristics (gender, list position, party votes, constituency size, blank vote shares) exhibit discontinuities at the cutoff; and (iii) placebo cutoff tests estimating the RDD at non-zero thresholds where no treatment effect should exist.</w:t>
+      </w:r>
+    </w:p>
+    <w:p>
+      <w:r>
+        <w:br w:type="page"/>
+      </w:r>
+    </w:p>
+    <w:p>
+      <w:pPr>
+        <w:pStyle w:val="Heading1"/>
+        <w:spacing w:after="240" w:before="480"/>
+      </w:pPr>
+      <w:r>
+        <w:rPr>
+          <w:rFonts w:ascii="Arial" w:cs="Arial" w:eastAsia="Arial" w:hAnsi="Arial"/>
+          <w:b/>
+          <w:bCs/>
+          <w:sz w:val="32"/>
+          <w:szCs w:val="32"/>
+        </w:rPr>
+        <w:t xml:space="preserve">5. Data</w:t>
       </w:r>
     </w:p>
     <w:p>
@@ -2177,7 +2244,7 @@
           <w:sz w:val="28"/>
           <w:szCs w:val="28"/>
         </w:rPr>
-        <w:t xml:space="preserve">4.5 Validity Tests</w:t>
+        <w:t xml:space="preserve">5.1 Data Sources</w:t>
       </w:r>
     </w:p>
     <w:p>
@@ -2191,7 +2258,7 @@
           <w:sz w:val="24"/>
           <w:szCs w:val="24"/>
         </w:rPr>
-        <w:t xml:space="preserve">I implement several tests to assess the validity of the RDD design:</w:t>
+        <w:t xml:space="preserve">The analysis draws on comprehensive data from Spanish congressional elections held between 2004 and 2023, covering eight general elections (2004, 2008, 2011, 2015, 2016, 2019 April, 2019 November, and 2023). The analysis is restricted to the 50 multi-member provinces where the D’Hondt method applies, excluding the single-member plurality districts of Ceuta and Melilla. The primary data sources include official election results from Spain’s Electoral Board (Junta Electoral Central), providing detailed vote counts by party, province, and election. Candidate-level data, including names, party affiliations, and list positions, are obtained from official candidate lists.</w:t>
       </w:r>
     </w:p>
     <w:p>
@@ -2202,20 +2269,10 @@
       <w:r>
         <w:rPr>
           <w:rFonts w:ascii="Arial" w:cs="Arial" w:eastAsia="Arial" w:hAnsi="Arial"/>
-          <w:b/>
-          <w:bCs/>
-          <w:sz w:val="24"/>
-          <w:szCs w:val="24"/>
-        </w:rPr>
-        <w:t xml:space="preserve">McCrary Density Test: </w:t>
-      </w:r>
-      <w:r>
-        <w:rPr>
-          <w:rFonts w:ascii="Arial" w:cs="Arial" w:eastAsia="Arial" w:hAnsi="Arial"/>
-          <w:sz w:val="24"/>
-          <w:szCs w:val="24"/>
-        </w:rPr>
-        <w:t xml:space="preserve">I test for manipulation of the running variable by examining whether the density of observations exhibits a discontinuity at the cutoff, following McCrary (2008). If parties could precisely manipulate their vote totals to barely win marginal seats, we would expect a discontinuous jump in density at zero.</w:t>
+          <w:sz w:val="24"/>
+          <w:szCs w:val="24"/>
+        </w:rPr>
+        <w:t xml:space="preserve">The raw dataset covers approximately 35,000 candidate-election records across 8 elections, 50 PR provinces, and over 100 distinct party labels. Following the procedure described in Chapter 4, each candidate receives a position-specific running variable based on the D’Hondt party margin for their list position. The person-identifier linkage algorithm successfully matched candidates across consecutive election cycles with a high degree of accuracy; manual spot-checks of a random sample of 200 linked pairs confirmed a match accuracy exceeding 95%. Cases that could not be linked with confidence—due to common names, name changes, or incomplete records—were flagged and excluded from the linked sample rather than being assigned probabilistic matches, ensuring that measurement error in the outcome variables is minimized.</w:t>
       </w:r>
     </w:p>
     <w:p>
@@ -2226,123 +2283,10 @@
       <w:r>
         <w:rPr>
           <w:rFonts w:ascii="Arial" w:cs="Arial" w:eastAsia="Arial" w:hAnsi="Arial"/>
-          <w:b/>
-          <w:bCs/>
-          <w:sz w:val="24"/>
-          <w:szCs w:val="24"/>
-        </w:rPr>
-        <w:t xml:space="preserve">Covariate Balance: </w:t>
-      </w:r>
-      <w:r>
-        <w:rPr>
-          <w:rFonts w:ascii="Arial" w:cs="Arial" w:eastAsia="Arial" w:hAnsi="Arial"/>
-          <w:sz w:val="24"/>
-          <w:szCs w:val="24"/>
-        </w:rPr>
-        <w:t xml:space="preserve">I test whether pre-determined covariates—including gender composition, list position, party votes, constituency size, and blank vote shares—are balanced around the cutoff. Significant discontinuities in these variables would suggest that assignment near the cutoff is not quasi-random.</w:t>
-      </w:r>
-    </w:p>
-    <w:p>
-      <w:pPr>
-        <w:spacing w:after="200" w:line="360"/>
-        <w:jc w:val="both"/>
-      </w:pPr>
-      <w:r>
-        <w:rPr>
-          <w:rFonts w:ascii="Arial" w:cs="Arial" w:eastAsia="Arial" w:hAnsi="Arial"/>
-          <w:b/>
-          <w:bCs/>
-          <w:sz w:val="24"/>
-          <w:szCs w:val="24"/>
-        </w:rPr>
-        <w:t xml:space="preserve">Placebo Cutoff Tests: </w:t>
-      </w:r>
-      <w:r>
-        <w:rPr>
-          <w:rFonts w:ascii="Arial" w:cs="Arial" w:eastAsia="Arial" w:hAnsi="Arial"/>
-          <w:sz w:val="24"/>
-          <w:szCs w:val="24"/>
-        </w:rPr>
-        <w:t xml:space="preserve">I estimate the RDD at placebo cutoffs (the median of each side of the distribution) where no treatment effect should exist. Finding significant effects at non-cutoff thresholds would undermine the credibility of the design.</w:t>
-      </w:r>
-    </w:p>
-    <w:p>
-      <w:r>
-        <w:br w:type="page"/>
-      </w:r>
-    </w:p>
-    <w:p>
-      <w:pPr>
-        <w:pStyle w:val="Heading1"/>
-        <w:spacing w:after="240" w:before="480"/>
-      </w:pPr>
-      <w:r>
-        <w:rPr>
-          <w:rFonts w:ascii="Arial" w:cs="Arial" w:eastAsia="Arial" w:hAnsi="Arial"/>
-          <w:b/>
-          <w:bCs/>
-          <w:sz w:val="32"/>
-          <w:szCs w:val="32"/>
-        </w:rPr>
-        <w:t xml:space="preserve">5. Data</w:t>
-      </w:r>
-    </w:p>
-    <w:p>
-      <w:pPr>
-        <w:pStyle w:val="Heading2"/>
-        <w:spacing w:after="180" w:before="360"/>
-      </w:pPr>
-      <w:r>
-        <w:rPr>
-          <w:rFonts w:ascii="Arial" w:cs="Arial" w:eastAsia="Arial" w:hAnsi="Arial"/>
-          <w:b/>
-          <w:bCs/>
-          <w:sz w:val="28"/>
-          <w:szCs w:val="28"/>
-        </w:rPr>
-        <w:t xml:space="preserve">5.1 Data Sources</w:t>
-      </w:r>
-    </w:p>
-    <w:p>
-      <w:pPr>
-        <w:spacing w:after="200" w:line="360"/>
-        <w:jc w:val="both"/>
-      </w:pPr>
-      <w:r>
-        <w:rPr>
-          <w:rFonts w:ascii="Arial" w:cs="Arial" w:eastAsia="Arial" w:hAnsi="Arial"/>
-          <w:sz w:val="24"/>
-          <w:szCs w:val="24"/>
-        </w:rPr>
-        <w:t xml:space="preserve">The analysis draws on comprehensive data from Spanish congressional elections held between 2004 and 2023, covering eight general elections (2004, 2008, 2011, 2015, 2016, 2019 April, 2019 November, and 2023). The analysis is restricted to the 50 multi-member provinces where the D’Hondt method applies, excluding the single-member plurality districts of Ceuta and Melilla. The primary data sources include official election results from Spain’s Electoral Board (Junta Electoral Central), providing detailed vote counts by party, province, and election. Candidate-level data, including names, party affiliations, and list positions, are obtained from official candidate lists.</w:t>
-      </w:r>
-    </w:p>
-    <w:p>
-      <w:pPr>
-        <w:spacing w:after="200" w:line="360"/>
-        <w:jc w:val="both"/>
-      </w:pPr>
-      <w:r>
-        <w:rPr>
-          <w:rFonts w:ascii="Arial" w:cs="Arial" w:eastAsia="Arial" w:hAnsi="Arial"/>
-          <w:sz w:val="24"/>
-          <w:szCs w:val="24"/>
-        </w:rPr>
-        <w:t xml:space="preserve">The raw dataset covers approximately 35,000 candidate-election records across 8 elections, 50 PR provinces, and over 100 distinct party labels. After applying the D’Hondt allocation algorithm to compute the closeness measure for each party-province-election combination, the data are filtered to observations within the analysis bandwidth. The person-identifier linkage algorithm successfully matched candidates across consecutive election cycles with a high degree of accuracy; manual spot-checks of a random sample of 200 linked pairs confirmed a match accuracy exceeding 95%. Cases that could not be linked with confidence—due to common names, name changes, or incomplete records—were flagged and excluded from the linked sample rather than being assigned probabilistic matches, ensuring that measurement error in the outcome variables is minimized.</w:t>
-      </w:r>
-    </w:p>
-    <w:p>
-      <w:pPr>
-        <w:spacing w:after="200" w:line="360"/>
-        <w:jc w:val="both"/>
-      </w:pPr>
-      <w:r>
-        <w:rPr>
-          <w:rFonts w:ascii="Arial" w:cs="Arial" w:eastAsia="Arial" w:hAnsi="Arial"/>
-          <w:sz w:val="24"/>
-          <w:szCs w:val="24"/>
-        </w:rPr>
-        <w:t xml:space="preserve">The unit of analysis is the candidate-election, representing an individual candidate’s participation in a specific election. The running variable—the normalized vote margin for the marginal seat—is computed at the party-province level using the D’Hondt allocation algorithm as described in Chapter 4; all candidates on a given party list in a province share the same running variable value. Outcomes, however, are tracked at the individual candidate level using a person-identifier linkage algorithm that matches candidates across election cycles, enabling the analysis of personal reappearance, re-election, and list-position dynamics.</w:t>
+          <w:sz w:val="24"/>
+          <w:szCs w:val="24"/>
+        </w:rPr>
+        <w:t xml:space="preserve">The unit of analysis is the candidate-election, representing an individual candidate’s participation in a specific election. As described in Section 4.2, each candidate receives a unique running variable—the normalized party margin for their specific list position—so that only candidates near the boundary of their party’s seat allocation fall within the analysis bandwidth. Outcomes are tracked at the individual candidate level using the person-identifier linkage algorithm, enabling the analysis of personal reappearance, re-election, and list-position dynamics.</w:t>
       </w:r>
     </w:p>
     <w:p>
@@ -19362,7 +19306,7 @@
           <w:sz w:val="24"/>
           <w:szCs w:val="24"/>
         </w:rPr>
-        <w:t xml:space="preserve">Several limitations should be noted. First, while outcomes are tracked at the individual candidate level via person-identifier linkage, the running variable is measured at the party-province level; all candidates on the same party list share the same running variable value, which limits the ability to identify purely individual-level variation. Second, the list-position outcome is inherently conditional on reappearing on a party list, introducing a sample selection concern: if winning a marginal seat also affects the probability of reappearing, the list-position estimates may reflect both the direct effect on list placement and the compositional effect of who appears on the list. Third, while the balance tests are generally supportive, the significant imbalance in female share at narrow bandwidths warrants caution. Fourth, the sample period (2004–2023) includes significant political disruptions in Spain, including the emergence of new parties and a financial crisis, which may affect the external validity of the estimates. Fifth, the analysis does not account for potential spillover effects across provinces, which could occur if parties coordinate their strategies nationally.</w:t>
+        <w:t xml:space="preserve">Several limitations should be noted. First, although each candidate receives a position-specific running variable (the D’Hondt party margin for their list position), the running variable is ultimately determined by the party’s aggregate vote total, meaning that individual candidate characteristics do not independently affect treatment assignment. Second, the list-position outcome is inherently conditional on reappearing on a party list, introducing a sample selection concern: if winning a marginal seat also affects the probability of reappearing, the list-position estimates may reflect both the direct effect on list placement and the compositional effect of who appears on the list. Third, while the balance tests are generally supportive, the significant imbalance in female share at narrow bandwidths warrants caution. Fourth, the sample period (2004–2023) includes significant political disruptions in Spain, including the emergence of new parties and a financial crisis, which may affect the external validity of the estimates. Fifth, the analysis does not account for potential spillover effects across provinces, which could occur if parties coordinate their strategies nationally.</w:t>
       </w:r>
     </w:p>
     <w:p>
@@ -19600,7 +19544,7 @@
           <w:sz w:val="24"/>
           <w:szCs w:val="24"/>
         </w:rPr>
-        <w:t xml:space="preserve">Cheng, M.-Y., Fan, J., &amp; Marron, J. S. (1997). On automatic boundary corrections. The Annals of Statistics, 25(4), 1691–1708.</w:t>
+        <w:t xml:space="preserve">Dano, K., Ferlenga, F., Galasso, V., Le Pennec, C., &amp; Pons, V. (2022). Coordination and incumbency advantage in multi-party systems—Evidence from French elections. NBER Working Paper No. 30541.</w:t>
       </w:r>
     </w:p>
     <w:p>
@@ -19614,7 +19558,7 @@
           <w:sz w:val="24"/>
           <w:szCs w:val="24"/>
         </w:rPr>
-        <w:t xml:space="preserve">Dano, K., Ferlenga, F., Galasso, V., Le Pennec, C., &amp; Pons, V. (2022). Coordination and incumbency advantage in multi-party systems—Evidence from French elections. NBER Working Paper No. 30541.</w:t>
+        <w:t xml:space="preserve">Eggers, A. C., &amp; Spirling, A. (2017). Incumbency effects and the strength of party preferences: Evidence from multiparty elections in the United Kingdom. The Journal of Politics, 79(3), 903–920.</w:t>
       </w:r>
     </w:p>
     <w:p>
@@ -19628,35 +19572,7 @@
           <w:sz w:val="24"/>
           <w:szCs w:val="24"/>
         </w:rPr>
-        <w:t xml:space="preserve">Eggers, A. C., &amp; Spirling, A. (2017). Incumbency effects and the strength of party preferences: Evidence from multiparty elections in the United Kingdom. The Journal of Politics, 79(3), 903–920.</w:t>
-      </w:r>
-    </w:p>
-    <w:p>
-      <w:pPr>
-        <w:spacing w:after="200" w:line="360"/>
-        <w:jc w:val="both"/>
-      </w:pPr>
-      <w:r>
-        <w:rPr>
-          <w:rFonts w:ascii="Arial" w:cs="Arial" w:eastAsia="Arial" w:hAnsi="Arial"/>
-          <w:sz w:val="24"/>
-          <w:szCs w:val="24"/>
-        </w:rPr>
         <w:t xml:space="preserve">Erikson, R. S. (1971). The advantage of incumbency in congressional elections. Polity, 3(3), 395–405.</w:t>
-      </w:r>
-    </w:p>
-    <w:p>
-      <w:pPr>
-        <w:spacing w:after="200" w:line="360"/>
-        <w:jc w:val="both"/>
-      </w:pPr>
-      <w:r>
-        <w:rPr>
-          <w:rFonts w:ascii="Arial" w:cs="Arial" w:eastAsia="Arial" w:hAnsi="Arial"/>
-          <w:sz w:val="24"/>
-          <w:szCs w:val="24"/>
-        </w:rPr>
-        <w:t xml:space="preserve">Fan, J., &amp; Gijbels, I. (1996). Local Polynomial Modelling and Its Applications. Chapman and Hall.</w:t>
       </w:r>
     </w:p>
     <w:p>

--- a/docs/thesis_draft.docx
+++ b/docs/thesis_draft.docx
@@ -331,7 +331,7 @@
           <w:sz w:val="24"/>
           <w:szCs w:val="24"/>
         </w:rPr>
-        <w:t xml:space="preserve">This thesis estimates the causal effect of party-level incumbency on individual candidates’ subsequent electoral outcomes in Spain’s proportional representation system. While a large body of research has established the existence and magnitude of incumbency advantages in majoritarian electoral systems, comparatively little is known about how incumbency operates in proportional representation (PR) contexts, where seat allocation follows the D’Hondt method and party lists mediate the relationship between individual candidates and voters.</w:t>
+        <w:t xml:space="preserve">This thesis estimates the causal effect of a party’s winning a marginal seat on its individual candidates’ subsequent electoral outcomes in Spain’s proportional representation system. The treatment—party-level incumbency—is determined by the D’Hondt allocation, while outcomes are tracked at the individual candidate level. While incumbency advantages are well documented in majoritarian systems, evidence from proportional representation (PR) contexts remains limited, particularly regarding the decomposition of effects into distinct channels (candidate reappearance, re-election, and list-position improvement).</w:t>
       </w:r>
     </w:p>
     <w:p>
@@ -359,7 +359,7 @@
           <w:sz w:val="24"/>
           <w:szCs w:val="24"/>
         </w:rPr>
-        <w:t xml:space="preserve">The results indicate a substantial and statistically significant incumbency advantage. Candidates whose party barely wins a marginal seat are approximately 28 percentage points more likely to reappear on a party list in the subsequent election (sharp RDD, p &lt; 0.001) and 19 percentage points more likely to win a seat (sharp RDD, p &lt; 0.001). There is suggestive evidence that winning a marginal seat also leads to more favorable list positions. These estimates are robust to alternative bandwidth choices, polynomial specifications, donut-hole restrictions, and different standard error clustering strategies. Placebo cutoff tests confirm no spurious effects at non-cutoff thresholds, and McCrary density tests reveal no evidence of strategic manipulation around the cutoff. The near-perfect first-stage relationship (τ ≈ 0.98) means that the fuzzy RDD estimates are approximately 2% larger than the sharp estimates (scaling by 1/0.98), confirming both strong compliance and the design’s internal validity. Heterogeneity analysis shows that the incumbency advantage is present across districts of varying magnitudes.</w:t>
+        <w:t xml:space="preserve">The results indicate a substantial incumbency advantage. Candidates whose party barely wins a marginal seat are approximately 28 percentage points more likely to reappear on a party list in the subsequent election (sharp RDD, p &lt; 0.001) and 19 percentage points more likely to win a seat (p &lt; 0.001). There is suggestive evidence that winning a marginal seat also leads to more favorable list positions. These estimates are robust to alternative bandwidths, polynomial specifications, donut-hole restrictions, placebo cutoff tests, and McCrary density tests. The near-perfect first stage (τ ≈ 0.98) confirms the design’s internal validity. The incumbency advantage is present across districts of varying magnitudes.</w:t>
       </w:r>
     </w:p>
     <w:p>
@@ -938,7 +938,7 @@
           <w:sz w:val="24"/>
           <w:szCs w:val="24"/>
         </w:rPr>
-        <w:t xml:space="preserve">A rich empirical literature has documented incumbency effects in majoritarian, single-member district systems, particularly in the United States and the United Kingdom. The regression discontinuity design (RDD), which exploits the quasi-random assignment of incumbency status in close elections, has become the standard identification strategy. Seminal contributions by Lee (2008), who found a roughly 38 percentage point advantage for Democratic candidates winning close US House races, established this approach as a credible method for causal identification.</w:t>
+        <w:t xml:space="preserve">A rich empirical literature has documented incumbency effects in majoritarian, single-member district systems, particularly in the United States and the United Kingdom. The regression discontinuity design (RDD), which exploits the quasi-random assignment of incumbency status in close elections, has become the standard identification strategy. Seminal contributions by Lee (2008), who found a roughly 38 percentage point party-level advantage in close US House races, established this approach as a credible method for causal identification.</w:t>
       </w:r>
     </w:p>
     <w:p>
@@ -952,7 +952,7 @@
           <w:sz w:val="24"/>
           <w:szCs w:val="24"/>
         </w:rPr>
-        <w:t xml:space="preserve">However, the vast majority of democracies worldwide employ some form of proportional representation (PR), where seats are allocated to parties in proportion to their vote shares. In these systems, the mechanisms underlying incumbency advantage may differ substantially from majoritarian contexts. Under PR, voters typically choose between party lists rather than individual candidates, the personal vote may play a diminished role, and the institutional channels through which incumbency operates—such as name recognition, constituency service, and media visibility—may be filtered through party organizations.</w:t>
+        <w:t xml:space="preserve">However, most democracies worldwide employ some form of proportional representation (PR). Whether and how incumbency advantages operate under PR remains an open question, because the institutional channels differ: voters choose between party lists rather than individual candidates, and the personal vote may play a diminished role.</w:t>
       </w:r>
     </w:p>
     <w:p>
@@ -966,7 +966,7 @@
           <w:sz w:val="24"/>
           <w:szCs w:val="24"/>
         </w:rPr>
-        <w:t xml:space="preserve">Spain provides an ideal setting for studying incumbency effects in a PR system. The country uses a closed-list PR system with the D’Hondt method for seat allocation in its lower chamber (Congreso de los Diputados). Of the 52 electoral constituencies, 50 multi-member provinces use D’Hondt proportional allocation, while Ceuta and Melilla are single-member plurality districts. This institutional design generates quasi-experimental variation at the margin of seat allocation: parties that barely win versus barely lose a marginal seat in a given province are, on average, comparable in terms of observable and unobservable characteristics, yet they differ in their incumbency status.</w:t>
+        <w:t xml:space="preserve">Spain’s closed-list PR system (described in Chapter 3) provides a particularly informative setting for this question. The D’Hondt seat allocation method generates quasi-experimental variation at the margin: parties that barely win versus barely lose a marginal seat are, on average, comparable in observable and unobservable characteristics, yet they differ in incumbency status.</w:t>
       </w:r>
     </w:p>
     <w:p>
@@ -1144,7 +1144,7 @@
           <w:sz w:val="24"/>
           <w:szCs w:val="24"/>
         </w:rPr>
-        <w:t xml:space="preserve">Each outcome in this design captures a substantively distinct dimension of the incumbency advantage. The extensive margin—whether candidates reappear on a party list—reflects the party organization’s decision to retain experienced candidates versus cycling in newcomers, a process with direct implications for legislative professionalization and policy continuity. If incumbency mechanically increases retention, legislatures become more experienced but potentially less responsive to voter preferences for renewal. The intensive margin—whether candidates win conditional on running—captures the electoral return to party-level incumbency and speaks to whether holding office genuinely improves a party’s competitive position or merely reflects selection effects. Finally, list position in closed-list PR systems is the single most important determinant of an individual candidate’s election probability, since voters cannot alter the ordering. Studying how incumbency affects list placement reveals whether parties use their gatekeeper power to reward experience, creating self-reinforcing career advantages for incumbents.</w:t>
+        <w:t xml:space="preserve">These sub-questions correspond to three substantively distinct channels—the extensive margin (reappearance), the intensive margin (re-election), and the list-position channel—whose theoretical foundations and policy implications are developed in Section 2.4.</w:t>
       </w:r>
     </w:p>
     <w:p>
@@ -1188,7 +1188,7 @@
           <w:sz w:val="24"/>
           <w:szCs w:val="24"/>
         </w:rPr>
-        <w:t xml:space="preserve">First, Spain offers a theoretically informative test case that differs from the countries for which incumbency advantages under PR have been estimated in important ways. Luechinger, Schelker, and Schmid (2024) study Switzerland’s open-list PR system with panachage, where voters can freely modify party lists and cast personal preference votes; any incumbency effect there could operate through the personal vote channel. Spain’s closed-list system shuts down this channel entirely: voters choose between sealed party lists and cannot influence which individual candidates are elected. If an incumbency advantage persists even when voters have no ability to reward or punish individual incumbents, it must operate through party-level mechanisms—organizational resources, demonstrated viability, and gatekeeper decisions about list composition—rather than through the personal vote. Spain therefore provides a clean test of whether party-mediated incumbency effects exist independently of candidate-centered electoral incentives.</w:t>
+        <w:t xml:space="preserve">First, Spain offers a theoretically informative test case. While Luechinger, Schelker, and Schmid (2024) demonstrated that their closeness measure yields incumbency advantages in Swiss open-list PR and Norwegian closed-list PR (Storting, 1953–1981), the Norwegian application used historical data from a period of limited party fragmentation and did not decompose the effect into extensive-margin, intensive-margin, and list-position channels. Spain’s closed-list system shuts down the personal vote channel entirely: voters choose between sealed party lists and cannot influence which individual candidates are elected. Combined with Spain’s dramatic party system fragmentation during the sample period (2004–2023), this provides a modern, multi-party test of whether party-mediated incumbency effects persist across a richer set of outcomes than previously examined.</w:t>
       </w:r>
     </w:p>
     <w:p>
@@ -1202,7 +1202,7 @@
           <w:sz w:val="24"/>
           <w:szCs w:val="24"/>
         </w:rPr>
-        <w:t xml:space="preserve">Second, Spain’s institutional features generate analytical variation not available in other studied contexts. The 50 PR provinces range from 2-seat districts (e.g., Soria) to 37-seat megadistricts (Madrid), providing within-country variation in district magnitude that allows a direct test of whether incumbency advantages are modulated by the competitiveness of the seat allocation environment. Furthermore, Spain’s party system underwent dramatic fragmentation during the sample period (2004–2023), with the emergence of Podemos and Ciudadanos breaking the traditional PSOE–PP duopoly. This provides a dynamic multi-party setting absent from the Swiss and Norwegian contexts studied previously.</w:t>
+        <w:t xml:space="preserve">Second, Spain’s 50 PR provinces range from 2-seat districts (e.g., Soria) to 36–37-seat megadistricts (Madrid), providing within-country variation in district magnitude that allows a direct test of whether incumbency advantages are modulated by the competitiveness of the seat allocation environment.</w:t>
       </w:r>
     </w:p>
     <w:p>
@@ -1216,7 +1216,7 @@
           <w:sz w:val="24"/>
           <w:szCs w:val="24"/>
         </w:rPr>
-        <w:t xml:space="preserve">Third, this thesis extends the analysis beyond the standard runs-next/wins-next outcomes by investigating list-position effects—a question unique to closed-list PR systems and one that directly probes the party-gatekeeper mechanism. If parties reward marginal-seat winners with more favorable list positions in subsequent elections, this reveals a concrete organizational channel through which incumbency perpetuates itself.</w:t>
+        <w:t xml:space="preserve">Third, this thesis extends the analysis beyond the standard runs-next/wins-next outcomes by investigating list-position effects in a closed-list setting. While Fiva and Røhr (2018) pioneered the study of list-position effects under open-list PR in Norway, Spain’s closed-list system provides a cleaner test of the party-gatekeeper mechanism: because voters cannot alter list orderings, any list-position improvement for incumbents must reflect the party organization’s deliberate decision rather than a combination of party and voter preferences.</w:t>
       </w:r>
     </w:p>
     <w:p>
@@ -1260,7 +1260,7 @@
           <w:sz w:val="24"/>
           <w:szCs w:val="24"/>
         </w:rPr>
-        <w:t xml:space="preserve">The main findings indicate a substantial incumbency advantage in Spain’s PR system. Candidates whose party barely wins a marginal seat are approximately 28 percentage points more likely to reappear on a party list in the next election and 19 percentage points more likely to win a seat. There is suggestive evidence that winning a marginal seat also leads to more favorable list positions, and the effect is present across districts of varying magnitudes. These effects are highly statistically significant and robust across multiple specifications. The near-perfect first-stage relationship confirms that winning the marginal seat almost perfectly determines incumbency status, validating the research design.</w:t>
+        <w:t xml:space="preserve">The main findings, presented in Chapter 6, indicate a substantial and robust incumbency advantage: winning a marginal seat significantly increases both the probability of reappearing on a party list and of winning a seat in the next election. The effects are present across districts of varying magnitudes and survive an extensive battery of robustness checks.</w:t>
       </w:r>
     </w:p>
     <w:p>
@@ -1341,7 +1341,7 @@
           <w:sz w:val="24"/>
           <w:szCs w:val="24"/>
         </w:rPr>
-        <w:t xml:space="preserve">The study of incumbency advantage has a long tradition in political science, dating back to Erikson’s (1971) early observation that incumbent members of the US Congress tend to win re-election at rates far exceeding what would be expected by chance. Gelman and King (1990) formalized the concept of the “incumbency advantage” as the average causal effect of a party holding a seat on its vote share in subsequent elections. Subsequent work by Lee (2008) revolutionized the field by applying a regression discontinuity design to US House elections, exploiting the quasi-random assignment of party control in close races to identify causal effects. Lee’s estimate of a roughly 38 percentage point advantage for the winning party in close US elections demonstrated the power of the RDD approach and established it as the gold standard for measuring incumbency effects.</w:t>
+        <w:t xml:space="preserve">The study of incumbency advantage has a long tradition in political science, dating back to Erikson’s (1971) early observation that incumbent members of the US Congress tend to win re-election at rates far exceeding what would be expected by chance. Gelman and King (1990) formalized the concept of the “incumbency advantage” as the average causal effect of a party holding a seat on its vote share in subsequent elections. Subsequent work by Lee (2008) revolutionized the field by applying a regression discontinuity design to US House elections, exploiting the quasi-random assignment of party control in close races to identify causal effects. Lee’s estimate of a roughly 38 percentage point party-level advantage in close US House elections demonstrated the power of the RDD approach and established it as the gold standard for measuring incumbency effects.</w:t>
       </w:r>
     </w:p>
     <w:p>
@@ -1385,7 +1385,7 @@
           <w:sz w:val="24"/>
           <w:szCs w:val="24"/>
         </w:rPr>
-        <w:t xml:space="preserve">Before reviewing the PR-specific literature, it is worth articulating why the three outcomes examined in this thesis—reappearance on a party list, re-election, and list-position improvement—are substantively interesting. The first outcome, reappearance (the extensive margin), captures whether winning a marginal seat affects whether the party fields the candidate again at all; this matters because democratic competition depends on viable alternatives, and if winning a seat makes parties more likely to persist in a province, it could entrench existing parties and reduce contestability. The second outcome, re-election (the intensive margin), measures whether the electoral boost translates into actual seat gains, with direct implications for political turnover and accountability: a large intensive-margin effect implies that marginal incumbents are systematically re-elected, reducing the responsiveness of representation to changing voter preferences. The third outcome, list position, is uniquely important in closed-list PR systems because it reveals the internal party decision-making process; if parties systematically promote marginal-seat winners to safer list positions, this constitutes a concrete organizational mechanism through which incumbency self-perpetuates, independent of any voter-level channel.</w:t>
+        <w:t xml:space="preserve">Extending the incumbency advantage literature to PR systems presents unique challenges. Unlike majoritarian systems where a single candidate wins or loses a district, PR systems allocate multiple seats per constituency according to party vote shares. The personal vote mechanism is attenuated, especially under closed lists. Nonetheless, parties that win representation may benefit from increased visibility, stronger organizational presence, and demonstrated electoral viability.</w:t>
       </w:r>
     </w:p>
     <w:p>
@@ -1399,7 +1399,7 @@
           <w:sz w:val="24"/>
           <w:szCs w:val="24"/>
         </w:rPr>
-        <w:t xml:space="preserve">Extending the incumbency advantage literature to PR systems presents unique challenges. Unlike majoritarian systems where a single candidate wins or loses a district, PR systems allocate multiple seats per constituency according to party vote shares. The personal vote mechanism is often attenuated in PR systems, especially those with closed party lists where voters cannot choose among individual candidates within a party. Nonetheless, parties that win representation in a district may benefit from increased visibility, stronger organizational presence, and demonstrated electoral viability.</w:t>
+        <w:t xml:space="preserve">Dano, Ferlenga, Galasso, Le Pennec, and Pons (2022) studied coordination and incumbency advantage in multi-party systems using French elections and an RDD approach. Their work highlights that in multi-party settings, incumbency can affect not only direct electoral performance but also the strategic behavior of competing parties. The findings suggest that incumbency effects operate through both direct channels (voter loyalty, name recognition) and indirect channels (strategic entry and exit of competitors).</w:t>
       </w:r>
     </w:p>
     <w:p>
@@ -1413,21 +1413,7 @@
           <w:sz w:val="24"/>
           <w:szCs w:val="24"/>
         </w:rPr>
-        <w:t xml:space="preserve">Dano, Ferlenga, Galasso, Le Pennec, and Pons (2022) studied coordination and incumbency advantage in multi-party systems using French elections and an RDD approach. Their work highlights that in multi-party settings, incumbency can affect not only direct electoral performance but also the strategic behavior of competing parties. The findings suggest that incumbency effects operate through both direct channels (voter loyalty, name recognition) and indirect channels (strategic entry and exit of competitors).</w:t>
-      </w:r>
-    </w:p>
-    <w:p>
-      <w:pPr>
-        <w:spacing w:after="200" w:line="360"/>
-        <w:jc w:val="both"/>
-      </w:pPr>
-      <w:r>
-        <w:rPr>
-          <w:rFonts w:ascii="Arial" w:cs="Arial" w:eastAsia="Arial" w:hAnsi="Arial"/>
-          <w:sz w:val="24"/>
-          <w:szCs w:val="24"/>
-        </w:rPr>
-        <w:t xml:space="preserve">Luechinger, Schelker, and Schmid (2024) made a key methodological contribution by developing a measure of electoral closeness suitable for proportional representation systems. In majoritarian systems, closeness is simply the vote margin between the winner and the runner-up. In PR systems with D’Hondt or similar divisor methods, closeness must be defined relative to the marginal seat allocation. Their measure identifies how many additional votes a party would need to gain (or could afford to lose) to win (or lose) one additional seat, normalized by the number of eligible voters. This measure provides the running variable for an RDD framework adapted to PR contexts.</w:t>
+        <w:t xml:space="preserve">Luechinger, Schelker, and Schmid (2024) made a key methodological contribution by developing a measure of electoral closeness suitable for proportional representation systems. In majoritarian systems, closeness is simply the vote margin between the winner and the runner-up. In PR systems with D’Hondt or similar divisor methods, closeness must be defined relative to the marginal seat allocation. Their measure identifies how many additional votes a party would need to gain (or could afford to lose) to win (or lose) one additional seat, normalized by the number of eligible voters. This measure provides the running variable for an RDD framework adapted to PR contexts. Importantly, Luechinger et al. apply their measure to estimate the individual incumbency advantage in three countries with different institutional features: Switzerland (open lists, D’Hondt, 1931–2015), Honduras (open lists, Hare–Niemeyer, 2009–2017), and Norway (closed lists, modified Sainte-Laguë, Storting elections 1953–1981). They find substantial individual incumbency advantages in Switzerland and Norway but not in Honduras. The Norwegian application is particularly relevant for the present study, as it demonstrates that the closeness measure and RDD framework can be applied to closed-list PR systems—the same institutional setting as Spain.</w:t>
       </w:r>
     </w:p>
     <w:p>
@@ -1485,21 +1471,7 @@
           <w:sz w:val="24"/>
           <w:szCs w:val="24"/>
         </w:rPr>
-        <w:t xml:space="preserve">Spain’s electoral system has been studied from various angles, including the effects of district magnitude on proportionality, the relationship between electoral rules and party system fragmentation, and the strategic behavior of parties under the D’Hondt method. However, to the best of my knowledge, no prior study has applied the RDD framework with the Luechinger, Schelker, and Schmid (2024) closeness measure to estimate the incumbency advantage in Spanish congressional elections. This thesis fills that gap.</w:t>
-      </w:r>
-    </w:p>
-    <w:p>
-      <w:pPr>
-        <w:spacing w:after="200" w:line="360"/>
-        <w:jc w:val="both"/>
-      </w:pPr>
-      <w:r>
-        <w:rPr>
-          <w:rFonts w:ascii="Arial" w:cs="Arial" w:eastAsia="Arial" w:hAnsi="Arial"/>
-          <w:sz w:val="24"/>
-          <w:szCs w:val="24"/>
-        </w:rPr>
-        <w:t xml:space="preserve">Spain is a particularly interesting case for several reasons. First, the 50 PR provinces vary substantially in district magnitude, from small provinces electing two or three members to large multi-member districts such as Madrid and Barcelona, providing variation in the competitiveness and proportionality of seat allocation. Second, Spain uses a closed-list system where voters cannot express preferences for individual candidates, meaning that any incumbency effect operates primarily through the party rather than individual candidate channels. Third, the Spanish party system has undergone significant transformation during the period studied (2004–2023), including the rise of new parties such as Podemos and Ciudadanos, providing a dynamic political context.</w:t>
+        <w:t xml:space="preserve">Spain’s electoral system has been studied from various angles, including the effects of district magnitude on proportionality and the strategic behavior of parties under D’Hondt. However, to the best of my knowledge, no prior study has applied the RDD framework with the Luechinger, Schelker, and Schmid (2024) closeness measure to estimate the incumbency advantage in Spanish congressional elections. The institutional features that make Spain a suitable case—the variation in district magnitude, closed-list system, and evolving party landscape—are detailed in Chapter 3.</w:t>
       </w:r>
     </w:p>
     <w:p>
@@ -1567,7 +1539,7 @@
           <w:sz w:val="24"/>
           <w:szCs w:val="24"/>
         </w:rPr>
-        <w:t xml:space="preserve">The theoretical basis for this hypothesis draws on two established mechanisms. First, the “scare-off” or deterrence effect (Cox and Katz, 1996; Ansolabehere and Snyder, 2002): parties that hold a seat may deter competitors and signal viability, encouraging their own candidates to stand again while discouraging exit. Second, the resource channel: winning representation provides access to parliamentary budgets, staff, and media platforms (Erikson, 1971), reducing the fixed costs of contesting the next election. In PR systems with closed lists, these resources accrue primarily to the party organization rather than individual candidates, but they still shape the party’s decision to field candidates in a given province. Empirically, Luechinger, Schelker, and Schmid (2024) find a large extensive-margin effect in Swiss PR elections, suggesting that this channel is operative beyond majoritarian settings.</w:t>
+        <w:t xml:space="preserve">The theoretical basis for this hypothesis draws on two established mechanisms. First, the “scare-off” or deterrence effect (Cox and Katz, 1996; Ansolabehere and Snyder, 2002): parties that hold a seat may deter competitors and signal viability, encouraging their own candidates to stand again while discouraging exit. Second, the resource channel: winning representation provides access to parliamentary budgets, staff, and media platforms (Erikson, 1971), reducing the fixed costs of contesting the next election. In PR systems with closed lists, these resources accrue primarily to the party organization rather than individual candidates, but they still shape the party’s decision to field candidates in a given province. Empirically, Luechinger, Schelker, and Schmid (2024) find a substantial incumbency advantage on the probability of being elected in the subsequent election in Swiss PR elections, suggesting that incumbency channels are operative beyond majoritarian settings. Their estimate combines both the extensive and intensive margins; the present study decomposes them separately.</w:t>
       </w:r>
     </w:p>
     <w:p>
@@ -1643,7 +1615,7 @@
           <w:sz w:val="24"/>
           <w:szCs w:val="24"/>
         </w:rPr>
-        <w:t xml:space="preserve">This hypothesis probes a mechanism specific to closed-list PR systems and draws on the selectorate theory of candidate selection (Hazan and Rahat, 2010). In closed-list systems, party gatekeepers—rather than voters—determine list rankings. Theoretical models of intra-party competition predict that parties reward candidates who have demonstrated electability and accumulated legislative experience with more prominent list positions (Galasso and Nannicini, 2011). If incumbency experience serves as a signal of candidate quality to party selectors, then marginal-seat winners should receive better list placements in the next election. This hypothesis is testable only among candidates who reappear on a party list, making it conditional on the extensive margin. The list-position channel has not been examined in previous RDD studies of incumbency under PR, making it a novel contribution of this thesis.</w:t>
+        <w:t xml:space="preserve">This hypothesis probes a mechanism specific to closed-list PR systems and draws on the selectorate theory of candidate selection (Hazan and Rahat, 2010). In closed-list systems, party gatekeepers—rather than voters—determine list rankings. Theoretical models of intra-party competition predict that parties reward candidates who have demonstrated electability and accumulated legislative experience with more prominent list positions (Galasso and Nannicini, 2011). If incumbency experience serves as a signal of candidate quality to party selectors, then marginal-seat winners should receive better list placements in the next election. This hypothesis is testable only among candidates who reappear on a party list, making it conditional on the extensive margin. Fiva and Røhr (2018) examined list-position effects in Norway’s open-list system and found that party organizations—not voter preference votes—account for most of the incumbency advantage in list placement. Spain’s closed-list system provides a pure test of this party-gatekeeper channel, free from the confounding influence of personal preference votes.</w:t>
       </w:r>
     </w:p>
     <w:p>
@@ -1834,7 +1806,7 @@
           <w:sz w:val="24"/>
           <w:szCs w:val="24"/>
         </w:rPr>
-        <w:t xml:space="preserve">Several features of the Spanish system make it well-suited for this analysis. First, parties cannot precisely control their vote totals, especially in close races, meaning that assignment near the cutoff approximates random assignment. Second, the large number of province-election observations across multiple elections provides sufficient statistical power. Third, the closed-list system means that individual candidate characteristics are less likely to confound the incumbency effects being estimated, as the running variable is determined by the party’s aggregate performance rather than individual candidate attributes. The analysis is restricted to the 50 multi-member PR provinces; the single-member plurality districts of Ceuta and Melilla are excluded because the D’Hondt closeness measure is not applicable to plurality elections.</w:t>
+        <w:t xml:space="preserve">Several features make Spain well-suited for this analysis. Parties cannot precisely control their vote totals in close races, so assignment near the cutoff approximates random assignment. The large number of province-election observations provides sufficient statistical power. And the closed-list system means the running variable is determined by aggregate party performance rather than individual candidate attributes, reducing confounding. The analysis is restricted to the 50 PR provinces; Ceuta and Melilla are excluded because the D’Hondt closeness measure does not apply to their single-member plurality elections.</w:t>
       </w:r>
     </w:p>
     <w:p>
@@ -1973,7 +1945,7 @@
           <w:sz w:val="24"/>
           <w:szCs w:val="24"/>
         </w:rPr>
-        <w:t xml:space="preserve">In a closed-list system like Spain’s, voters cannot reorder candidates within a party list. This means there is no candidate margin (Section 2.2 of Luechinger et al. does not apply). Instead, the running variable for a candidate at list position p on party j’s list is simply party_margin(i = p, j). Each candidate thus receives a unique running variable reflecting how close they personally are to a seat threshold:</w:t>
+        <w:t xml:space="preserve">Luechinger et al. distinguish between the party margin (how many votes a party can lose before losing a seat) and the candidate margin (how many preference votes a candidate can lose before being overtaken by a copartisan). In a closed-list system like Spain’s, voters cannot reorder candidates, so the candidate margin is undefined and only the party margin applies. The running variable for a candidate at list position p on party j’s list is simply party_margin(i = p, j). Each candidate thus receives a unique running variable reflecting how close they personally are to a seat threshold:</w:t>
       </w:r>
     </w:p>
     <w:p>
@@ -2075,7 +2047,7 @@
           <w:sz w:val="24"/>
           <w:szCs w:val="24"/>
         </w:rPr>
-        <w:t xml:space="preserve">The running variable is normalized by dividing by the number of eligible voters in the province, making it comparable across districts of different sizes. The cutoff is at zero; the treatment indicator equals one when the normalized margin is non-negative (i.e., the candidate holds a seat). This means that only candidates near the boundary of their party’s seat allocation—those at or adjacent to the marginal seat—fall within a narrow bandwidth around the cutoff. Candidates safely elected at the top of the list or far down an unsuccessful list have large absolute margins and are excluded by the bandwidth restriction.</w:t>
+        <w:t xml:space="preserve">The running variable is normalized by dividing by the number of eligible voters in the province, making it comparable across districts of different sizes. The cutoff is zero; the treatment indicator equals one when the normalized margin is non-negative. Only candidates near the boundary of their party’s seat allocation fall within the bandwidth; those safely elected or far down the list have large absolute margins and are excluded.</w:t>
       </w:r>
     </w:p>
     <w:p>
@@ -2177,7 +2149,7 @@
           <w:sz w:val="24"/>
           <w:szCs w:val="24"/>
         </w:rPr>
-        <w:t xml:space="preserve">I also estimate a fuzzy RDD specification, instrumenting actual incumbency status with the treatment indicator. The first-stage relationship is near-perfect (τ ≈ 0.98), so the sharp and fuzzy estimates are nearly identical. I report both specifications for completeness.</w:t>
+        <w:t xml:space="preserve">I also estimate a fuzzy RDD specification, instrumenting actual incumbency status with the treatment indicator. Results for both specifications are reported in Chapter 6.</w:t>
       </w:r>
     </w:p>
     <w:p>
@@ -2258,7 +2230,7 @@
           <w:sz w:val="24"/>
           <w:szCs w:val="24"/>
         </w:rPr>
-        <w:t xml:space="preserve">The analysis draws on comprehensive data from Spanish congressional elections held between 2004 and 2023, covering eight general elections (2004, 2008, 2011, 2015, 2016, 2019 April, 2019 November, and 2023). The analysis is restricted to the 50 multi-member provinces where the D’Hondt method applies, excluding the single-member plurality districts of Ceuta and Melilla. The primary data sources include official election results from Spain’s Electoral Board (Junta Electoral Central), providing detailed vote counts by party, province, and election. Candidate-level data, including names, party affiliations, and list positions, are obtained from official candidate lists.</w:t>
+        <w:t xml:space="preserve">The analysis draws on data from eight Spanish congressional elections (2004, 2008, 2011, 2015, 2016, 2019 April, 2019 November, 2023), restricted to the 50 PR provinces as discussed in Section 3.3. The election-level data were compiled by Prof. Dr. Lukas Schmid from official results published by Spain’s Electoral Board (Junta Electoral Central) and Spain’s Ministerio del Interior, as part of his comparative research on proportional representation systems. Candidate-level data (names, party affiliations, list positions) come from official candidate lists. The position-specific running variable (D’Hondt party margin) was computed in R by Prof. Schmid following the methodology in Luechinger, Schelker, and Schmid (2024).</w:t>
       </w:r>
     </w:p>
     <w:p>
@@ -2272,21 +2244,7 @@
           <w:sz w:val="24"/>
           <w:szCs w:val="24"/>
         </w:rPr>
-        <w:t xml:space="preserve">The raw dataset covers approximately 35,000 candidate-election records across 8 elections, 50 PR provinces, and over 100 distinct party labels. Following the procedure described in Chapter 4, each candidate receives a position-specific running variable based on the D’Hondt party margin for their list position. The person-identifier linkage algorithm successfully matched candidates across consecutive election cycles with a high degree of accuracy; manual spot-checks of a random sample of 200 linked pairs confirmed a match accuracy exceeding 95%. Cases that could not be linked with confidence—due to common names, name changes, or incomplete records—were flagged and excluded from the linked sample rather than being assigned probabilistic matches, ensuring that measurement error in the outcome variables is minimized.</w:t>
-      </w:r>
-    </w:p>
-    <w:p>
-      <w:pPr>
-        <w:spacing w:after="200" w:line="360"/>
-        <w:jc w:val="both"/>
-      </w:pPr>
-      <w:r>
-        <w:rPr>
-          <w:rFonts w:ascii="Arial" w:cs="Arial" w:eastAsia="Arial" w:hAnsi="Arial"/>
-          <w:sz w:val="24"/>
-          <w:szCs w:val="24"/>
-        </w:rPr>
-        <w:t xml:space="preserve">The unit of analysis is the candidate-election, representing an individual candidate’s participation in a specific election. As described in Section 4.2, each candidate receives a unique running variable—the normalized party margin for their specific list position—so that only candidates near the boundary of their party’s seat allocation fall within the analysis bandwidth. Outcomes are tracked at the individual candidate level using the person-identifier linkage algorithm, enabling the analysis of personal reappearance, re-election, and list-position dynamics.</w:t>
+        <w:t xml:space="preserve">The raw dataset covers approximately 35,000 candidate-election records across 50 provinces and over 100 party labels. Each candidate receives a position-specific running variable as described in Section 4.2. Candidates are linked across elections via a person-identifier algorithm combining exact name matching with fuzzy similarity and LinkTransformer embeddings; spot-checks of 200 linked pairs confirmed accuracy exceeding 95%. Unresolvable cases were excluded rather than probabilistically matched.</w:t>
       </w:r>
     </w:p>
     <w:p>
@@ -2330,7 +2288,7 @@
           <w:sz w:val="24"/>
           <w:szCs w:val="24"/>
         </w:rPr>
-        <w:t xml:space="preserve">The sample is distributed across elections as follows: 2004 (262 obs.), 2008 (276), 2011 (286), 2015 (338), 2016 (326), April 2019 (326), November 2019 (304), and 2023 (294). The increase in observations from 2015 onward reflects Spain’s party system fragmentation, as new parties (Podemos, Ciudadanos, Vox) generated additional competitive party-province races near the D’Hondt threshold. The sample spans all 50 PR provinces, with the largest contributions from high-magnitude provinces (Madrid, Barcelona, Valencia) where multiple parties compete for marginal seats. Approximately 59% of observations fall below the cutoff (parties that narrowly missed the marginal seat) and 41% above (parties that narrowly won it), reflecting the asymmetric density of competitive races.</w:t>
+        <w:t xml:space="preserve">The sample is distributed across elections as follows: 2004 (262 obs.), 2008 (276), 2011 (286), 2015 (338), 2016 (326), April 2019 (326), November 2019 (304), and 2023 (294). The increase from 2015 onward reflects the emergence of new parties generating additional competitive races near the D’Hondt threshold. Approximately 59% of observations fall below the cutoff and 41% above.</w:t>
       </w:r>
     </w:p>
     <w:p>
@@ -4590,7 +4548,7 @@
           <w:sz w:val="20"/>
           <w:szCs w:val="20"/>
         </w:rPr>
-        <w:t xml:space="preserve">L = Below cutoff (lost marginal seat); R = Above cutoff (won marginal seat). Running variable is normalized by eligible voters. Bandwidth = 0.05. Diff = Mean(R) − Mean(L).</w:t>
+        <w:t xml:space="preserve">L = Below cutoff (lost marginal seat); R = Above cutoff (won marginal seat). Running variable is normalized by eligible voters. Bandwidth = 0.05. Diff = Mean(R) − Mean(L). Female share has N = 1,879 because gender data are unavailable for candidates whose names could not be reliably classified (e.g., initials-only records or uncommon names).</w:t>
       </w:r>
     </w:p>
     <w:p>
@@ -5601,7 +5559,7 @@
           <w:sz w:val="24"/>
           <w:szCs w:val="24"/>
         </w:rPr>
-        <w:t xml:space="preserve">Figure 3 displays the first-stage relationship, showing that crossing the cutoff almost perfectly determines actual election status. The near-complete separation between the two sides—with election probabilities jumping from near zero to near one—validates the research design and confirms that the sharp and fuzzy RDD specifications should yield similar estimates.</w:t>
+        <w:t xml:space="preserve">Figure 3 visualizes the first-stage relationship. The near-complete separation between the two sides confirms the institutional logic: crossing the D’Hondt threshold almost perfectly determines election status.</w:t>
       </w:r>
     </w:p>
     <w:p>
@@ -7460,21 +7418,7 @@
           <w:sz w:val="24"/>
           <w:szCs w:val="24"/>
         </w:rPr>
-        <w:t xml:space="preserve">The estimates are stable across bandwidths. For the “runs next” outcome, the sharp estimate ranges from 0.276 to 0.347 as the bandwidth narrows from 0.100 to 0.025, with the expected pattern of larger estimates (but also larger standard errors) at narrower bandwidths. The “wins next” effect shows a similar pattern, ranging from 0.185 to 0.238 across bandwidths. Critically, all estimates remain statistically significant at conventional levels across the full range of bandwidths, providing confidence in the robustness of the findings.</w:t>
-      </w:r>
-    </w:p>
-    <w:p>
-      <w:pPr>
-        <w:spacing w:after="200" w:line="360"/>
-        <w:jc w:val="both"/>
-      </w:pPr>
-      <w:r>
-        <w:rPr>
-          <w:rFonts w:ascii="Arial" w:cs="Arial" w:eastAsia="Arial" w:hAnsi="Arial"/>
-          <w:sz w:val="24"/>
-          <w:szCs w:val="24"/>
-        </w:rPr>
-        <w:t xml:space="preserve">Figure 5 visualizes this stability. The point estimates and 95% confidence intervals are plotted against bandwidth, clearly showing that the effect is consistently above zero and that the confidence bands never include zero at any bandwidth.</w:t>
+        <w:t xml:space="preserve">The estimates are stable across bandwidths, with the expected pattern of larger point estimates but wider confidence intervals at narrower bandwidths. All estimates remain statistically significant across the full range. Figure 5 visualizes this stability.</w:t>
       </w:r>
     </w:p>
     <w:p>
@@ -8720,7 +8664,7 @@
           <w:sz w:val="24"/>
           <w:szCs w:val="24"/>
         </w:rPr>
-        <w:t xml:space="preserve">The results are invariant to the choice of standard error specification. The point estimate for “runs next” is 0.285 regardless of clustering, with standard errors ranging from 0.048 to 0.050. For “wins next,” the estimate is 0.186 with standard errors between 0.045 and 0.047. The virtually identical standard errors across clustering levels indicate that within-cluster correlation does not substantially inflate variance, likely because the running variable already incorporates province-election-level information.</w:t>
+        <w:t xml:space="preserve">The results are invariant to the choice of standard error specification. Standard errors range from 0.048 to 0.050 for “runs next” and 0.045 to 0.047 for “wins next,” indicating that within-cluster correlation does not substantially inflate variance.</w:t>
       </w:r>
     </w:p>
     <w:p>
@@ -8750,21 +8694,7 @@
           <w:sz w:val="24"/>
           <w:szCs w:val="24"/>
         </w:rPr>
-        <w:t xml:space="preserve">A distinctive feature of closed-list PR systems is that party organizations determine the ordering of candidates on the list, and this ordering directly determines which candidates are elected given the number of seats the party wins. Hypothesis H3 posits that incumbency—operationalized as the party barely winning a marginal seat—leads to more favorable list positions for candidates in the subsequent election. This outcome is inherently conditional: list position in the next election is only observed for candidates who reappear on a party list, making this a selected-sample analysis.</w:t>
-      </w:r>
-    </w:p>
-    <w:p>
-      <w:pPr>
-        <w:spacing w:after="200" w:line="360"/>
-        <w:jc w:val="both"/>
-      </w:pPr>
-      <w:r>
-        <w:rPr>
-          <w:rFonts w:ascii="Arial" w:cs="Arial" w:eastAsia="Arial" w:hAnsi="Arial"/>
-          <w:sz w:val="24"/>
-          <w:szCs w:val="24"/>
-        </w:rPr>
-        <w:t xml:space="preserve">Table 5 presents the RDD estimates for two list-position outcomes: list_pos_next (the candidate’s raw list position in the subsequent election) and list_pos_change (the change in list position from the current to the subsequent election, where negative values indicate an improvement). The estimates are reported across the bandwidth grid with province-election clustered standard errors.</w:t>
+        <w:t xml:space="preserve">Hypothesis H3 posits that winning a marginal seat leads to more favorable list positions in the subsequent election. This outcome is conditional on the candidate reappearing on a party list. Table 5 presents the RDD estimates for list_pos_next (raw position) and list_pos_change (change from current election, where negative = improvement).</w:t>
       </w:r>
     </w:p>
     <w:p>
@@ -10836,21 +10766,7 @@
           <w:sz w:val="24"/>
           <w:szCs w:val="24"/>
         </w:rPr>
-        <w:t xml:space="preserve">Sub-question 3 asks whether the incumbency advantage varies across districts of different sizes. District magnitude—the number of seats allocated to a province—is a key institutional parameter that shapes the competitiveness and proportionality of elections. In small-magnitude districts (2–4 seats), the effective threshold for winning a seat is high, competition is intense, and a single seat can represent a large share of the province’s representation. In large-magnitude districts (10+ seats), the threshold is lower, and the marginal seat represents a smaller fraction of total representation.</w:t>
-      </w:r>
-    </w:p>
-    <w:p>
-      <w:pPr>
-        <w:spacing w:after="200" w:line="360"/>
-        <w:jc w:val="both"/>
-      </w:pPr>
-      <w:r>
-        <w:rPr>
-          <w:rFonts w:ascii="Arial" w:cs="Arial" w:eastAsia="Arial" w:hAnsi="Arial"/>
-          <w:sz w:val="24"/>
-          <w:szCs w:val="24"/>
-        </w:rPr>
-        <w:t xml:space="preserve">To investigate this heterogeneity, I split the analysis sample at the median district magnitude and re-estimate the main RDD specification separately for high-magnitude and low-magnitude provinces. Table 6 presents the results.</w:t>
+        <w:t xml:space="preserve">I split the sample at the median district magnitude (8 seats) and re-estimate separately for high- and low-magnitude provinces. Table 6 presents the results.</w:t>
       </w:r>
     </w:p>
     <w:p>
@@ -13100,21 +13016,7 @@
           <w:sz w:val="24"/>
           <w:szCs w:val="24"/>
         </w:rPr>
-        <w:t xml:space="preserve">The McCrary density tests provide no evidence of manipulation of the running variable. The log-density discontinuity estimates range from −0.081 to 0.123, none of which is statistically significant (all p-values well above conventional significance levels). The implied density ratios at the cutoff are close to one, indicating no bunching of observations just above or below the threshold. This is consistent with the expectation that parties cannot precisely control the vote margin that determines marginal seat allocation.</w:t>
-      </w:r>
-    </w:p>
-    <w:p>
-      <w:pPr>
-        <w:spacing w:after="200" w:line="360"/>
-        <w:jc w:val="both"/>
-      </w:pPr>
-      <w:r>
-        <w:rPr>
-          <w:rFonts w:ascii="Arial" w:cs="Arial" w:eastAsia="Arial" w:hAnsi="Arial"/>
-          <w:sz w:val="24"/>
-          <w:szCs w:val="24"/>
-        </w:rPr>
-        <w:t xml:space="preserve">Figure 4 provides a visual representation of the running variable distribution. The histogram shows no visible bunching at the cutoff, with roughly symmetric frequency counts on either side, further supporting the absence of manipulation.</w:t>
+        <w:t xml:space="preserve">None of the log-density discontinuity estimates is statistically significant (all p &gt; 0.35), and the implied density ratios are close to one. Figure 4 confirms visually that there is no bunching at the cutoff, consistent with parties being unable to precisely control the vote margin that determines marginal seat allocation.</w:t>
       </w:r>
     </w:p>
     <w:p>
@@ -15240,7 +15142,7 @@
           <w:sz w:val="24"/>
           <w:szCs w:val="24"/>
         </w:rPr>
-        <w:t xml:space="preserve">The estimates remain significant even when excluding observations within 0.5 percentage points of the cutoff. While the point estimates attenuate somewhat as the donut radius increases—consistent with moving further from the cutoff where local treatment effects may differ—the qualitative conclusions are unchanged. The “runs next” effect ranges from 0.215 to 0.273 across donut specifications, and “wins next” ranges from 0.158 to 0.167, all statistically significant.</w:t>
+        <w:t xml:space="preserve">The estimates remain significant even when excluding observations within 0.5 percentage points of the cutoff. Point estimates attenuate somewhat with larger donuts—as expected when moving further from the cutoff—but the qualitative conclusions are unchanged.</w:t>
       </w:r>
     </w:p>
     <w:p>
@@ -16120,7 +16022,7 @@
           <w:sz w:val="24"/>
           <w:szCs w:val="24"/>
         </w:rPr>
-        <w:t xml:space="preserve">The local-quadratic estimates are broadly consistent with the linear specification. For “runs next,” the quadratic estimate is somewhat larger (0.329 vs. 0.285) but within the confidence intervals. For “wins next,” the estimates are nearly identical (0.180 vs. 0.186). Both specifications yield statistically significant effects, indicating that the results are not driven by the choice of polynomial order.</w:t>
+        <w:t xml:space="preserve">The quadratic estimates are broadly consistent with the linear specification and remain statistically significant, indicating that results are not driven by functional form assumptions.</w:t>
       </w:r>
     </w:p>
     <w:p>
@@ -17152,21 +17054,7 @@
           <w:sz w:val="24"/>
           <w:szCs w:val="24"/>
         </w:rPr>
-        <w:t xml:space="preserve">Most covariates are well-balanced at the cutoff. Blank vote share, list position, and log party votes show no significant discontinuity (all p &gt; 0.30). The female share covariate shows a statistically significant difference at the 0.05 bandwidth (p = 0.009), though this effect attenuates at larger bandwidths and is not robust across all specifications. Party seats shows significance (p = 0.015), but this is partly mechanical given that winning the marginal seat directly increases seat count. Overall, the balance evidence supports the validity of the design.</w:t>
-      </w:r>
-    </w:p>
-    <w:p>
-      <w:pPr>
-        <w:spacing w:after="200" w:line="360"/>
-        <w:jc w:val="both"/>
-      </w:pPr>
-      <w:r>
-        <w:rPr>
-          <w:rFonts w:ascii="Arial" w:cs="Arial" w:eastAsia="Arial" w:hAnsi="Arial"/>
-          <w:sz w:val="24"/>
-          <w:szCs w:val="24"/>
-        </w:rPr>
-        <w:t xml:space="preserve">Figure 6 provides a visual summary of the covariate balance tests. The coefficient plot shows RDD estimates and 95% confidence intervals for each covariate. Covariates highlighted in red indicate statistical significance at the 5% level; blue indicates insignificance. Most confidence intervals comfortably include zero.</w:t>
+        <w:t xml:space="preserve">Most covariates are well-balanced. Female share shows a significant difference (p = 0.009) that attenuates at wider bandwidths. Party seats is significant (p = 0.015) but partly mechanical, since winning the marginal seat directly increases seat count. Overall, the balance evidence supports the design’s validity. Figure 6 visualizes these results.</w:t>
       </w:r>
     </w:p>
     <w:p>
@@ -17323,21 +17211,7 @@
           <w:sz w:val="24"/>
           <w:szCs w:val="24"/>
         </w:rPr>
-        <w:t xml:space="preserve">The findings reveal a substantial incumbency advantage in Spain’s proportional representation system. Winning a marginal seat increases the probability of running in the next election by about 28 percentage points and the probability of winning by about 19 percentage points. These effects are large in magnitude and comparable to incumbency advantages documented in majoritarian systems, though direct cross-system comparisons should be made cautiously due to differences in institutional context and measurement.</w:t>
-      </w:r>
-    </w:p>
-    <w:p>
-      <w:pPr>
-        <w:spacing w:after="200" w:line="360"/>
-        <w:jc w:val="both"/>
-      </w:pPr>
-      <w:r>
-        <w:rPr>
-          <w:rFonts w:ascii="Arial" w:cs="Arial" w:eastAsia="Arial" w:hAnsi="Arial"/>
-          <w:sz w:val="24"/>
-          <w:szCs w:val="24"/>
-        </w:rPr>
-        <w:t xml:space="preserve">The large effect on the extensive margin (running again) is particularly noteworthy. It suggests that a significant portion of the incumbency advantage operates through the decision to contest the election at all, rather than solely through improved vote shares conditional on running. This is consistent with the idea that winning representation provides parties with organizational resources, visibility, and demonstrated viability that reduce barriers to entry in subsequent elections.</w:t>
+        <w:t xml:space="preserve">The large effect on the extensive margin (running again) is particularly noteworthy. It suggests that a significant portion of the incumbency advantage operates through the decision to contest the election at all, rather than solely through improved vote shares conditional on running. Winning representation appears to provide parties with organizational resources and demonstrated viability that reduce barriers to entry in subsequent elections.</w:t>
       </w:r>
     </w:p>
     <w:p>
@@ -17367,49 +17241,7 @@
           <w:sz w:val="24"/>
           <w:szCs w:val="24"/>
         </w:rPr>
-        <w:t xml:space="preserve">Several mechanisms could explain the observed incumbency advantage in this PR setting. First, parties that win a seat gain access to parliamentary resources, media visibility, and policy influence that can be leveraged for future campaigns. Second, winning a seat signals electoral viability to potential donors, party members, and voters, creating a self-reinforcing cycle of support. Third, in a closed-list system, the party organization rather than individual candidates is the primary beneficiary of incumbency, potentially leading to stronger party-level effects than would be observed in open-list or candidate-centered systems.</w:t>
-      </w:r>
-    </w:p>
-    <w:p>
-      <w:pPr>
-        <w:spacing w:after="200" w:line="360"/>
-        <w:jc w:val="both"/>
-      </w:pPr>
-      <w:r>
-        <w:rPr>
-          <w:rFonts w:ascii="Arial" w:cs="Arial" w:eastAsia="Arial" w:hAnsi="Arial"/>
-          <w:sz w:val="24"/>
-          <w:szCs w:val="24"/>
-        </w:rPr>
-        <w:t xml:space="preserve">The list-position analysis (SQ4) adds a further dimension to the mechanisms discussion. In closed-list PR systems, party gatekeepers decide which candidates receive prominent list positions. The suggestive evidence that incumbency leads to more favorable list positions indicates that party organizations internalize the electoral experience of their candidates when constructing subsequent lists, which could be a channel through which individual-level incumbency effects are mediated.</w:t>
-      </w:r>
-    </w:p>
-    <w:p>
-      <w:pPr>
-        <w:spacing w:after="200" w:line="360"/>
-        <w:jc w:val="both"/>
-      </w:pPr>
-      <w:r>
-        <w:rPr>
-          <w:rFonts w:ascii="Arial" w:cs="Arial" w:eastAsia="Arial" w:hAnsi="Arial"/>
-          <w:sz w:val="24"/>
-          <w:szCs w:val="24"/>
-        </w:rPr>
-        <w:t xml:space="preserve">The heterogeneity analysis (SQ3) indicates that the incumbency advantage is a broad phenomenon rather than an artifact of a particular district type. The fact that effects are present in both high- and low-magnitude districts suggests that the mechanisms operate across different competitive environments, although the relative importance of specific channels (visibility, resource access, party coordination) may vary with district size.</w:t>
-      </w:r>
-    </w:p>
-    <w:p>
-      <w:pPr>
-        <w:spacing w:after="200" w:line="360"/>
-        <w:jc w:val="both"/>
-      </w:pPr>
-      <w:r>
-        <w:rPr>
-          <w:rFonts w:ascii="Arial" w:cs="Arial" w:eastAsia="Arial" w:hAnsi="Arial"/>
-          <w:sz w:val="24"/>
-          <w:szCs w:val="24"/>
-        </w:rPr>
-        <w:t xml:space="preserve">The near-perfect first stage (τ ≈ 0.98) is an important finding in itself. It confirms that the D’Hondt allocation mechanism operates almost deterministically at the margin: parties that barely cross the threshold for a marginal seat are almost certainly elected, while those that barely miss it are almost certainly not. This near-perfect compliance validates the sharp RDD approach and confirms that the design cleanly identifies the incumbency effect.</w:t>
+        <w:t xml:space="preserve">Several mechanisms could explain the observed effects. Parties that win a seat gain parliamentary resources, media visibility, and policy influence. Winning also signals electoral viability, creating a self-reinforcing cycle of support. The list-position results (Section 6.4) suggest that party organizations internalize incumbency experience when constructing subsequent lists, providing a concrete channel through which the effect operates. The heterogeneity analysis (Section 6.5) indicates that these mechanisms operate across both high- and low-magnitude districts, though potentially with different relative importance.</w:t>
       </w:r>
     </w:p>
     <w:p>
@@ -18387,7 +18219,7 @@
                 <w:sz w:val="20"/>
                 <w:szCs w:val="20"/>
               </w:rPr>
-              <w:t xml:space="preserve">Re-election</w:t>
+              <w:t xml:space="preserve">Elected t+1</w:t>
             </w:r>
           </w:p>
         </w:tc>
@@ -18449,6 +18281,188 @@
                 <w:sz w:val="20"/>
                 <w:szCs w:val="20"/>
               </w:rPr>
+              <w:t xml:space="preserve">Luechinger et al. (2024)</w:t>
+            </w:r>
+          </w:p>
+        </w:tc>
+        <w:tc>
+          <w:tcPr>
+            <w:tcW w:type="dxa" w:w="1200"/>
+            <w:tcBorders>
+              <w:top w:val="single" w:color="CCCCCC" w:sz="1"/>
+              <w:left w:val="single" w:color="CCCCCC" w:sz="1"/>
+              <w:bottom w:val="single" w:color="CCCCCC" w:sz="1"/>
+              <w:right w:val="single" w:color="CCCCCC" w:sz="1"/>
+            </w:tcBorders>
+            <w:tcMar>
+              <w:top w:type="dxa" w:w="60"/>
+              <w:left w:type="dxa" w:w="100"/>
+              <w:bottom w:type="dxa" w:w="60"/>
+              <w:right w:type="dxa" w:w="100"/>
+            </w:tcMar>
+          </w:tcPr>
+          <w:p>
+            <w:pPr>
+              <w:jc w:val="center"/>
+            </w:pPr>
+            <w:r>
+              <w:rPr>
+                <w:rFonts w:ascii="Arial" w:cs="Arial" w:eastAsia="Arial" w:hAnsi="Arial"/>
+                <w:sz w:val="20"/>
+                <w:szCs w:val="20"/>
+              </w:rPr>
+              <w:t xml:space="preserve">Norway</w:t>
+            </w:r>
+          </w:p>
+        </w:tc>
+        <w:tc>
+          <w:tcPr>
+            <w:tcW w:type="dxa" w:w="1200"/>
+            <w:tcBorders>
+              <w:top w:val="single" w:color="CCCCCC" w:sz="1"/>
+              <w:left w:val="single" w:color="CCCCCC" w:sz="1"/>
+              <w:bottom w:val="single" w:color="CCCCCC" w:sz="1"/>
+              <w:right w:val="single" w:color="CCCCCC" w:sz="1"/>
+            </w:tcBorders>
+            <w:tcMar>
+              <w:top w:type="dxa" w:w="60"/>
+              <w:left w:type="dxa" w:w="100"/>
+              <w:bottom w:type="dxa" w:w="60"/>
+              <w:right w:type="dxa" w:w="100"/>
+            </w:tcMar>
+          </w:tcPr>
+          <w:p>
+            <w:pPr>
+              <w:jc w:val="center"/>
+            </w:pPr>
+            <w:r>
+              <w:rPr>
+                <w:rFonts w:ascii="Arial" w:cs="Arial" w:eastAsia="Arial" w:hAnsi="Arial"/>
+                <w:sz w:val="20"/>
+                <w:szCs w:val="20"/>
+              </w:rPr>
+              <w:t xml:space="preserve">PR (mod. S-L)</w:t>
+            </w:r>
+          </w:p>
+        </w:tc>
+        <w:tc>
+          <w:tcPr>
+            <w:tcW w:type="dxa" w:w="1200"/>
+            <w:tcBorders>
+              <w:top w:val="single" w:color="CCCCCC" w:sz="1"/>
+              <w:left w:val="single" w:color="CCCCCC" w:sz="1"/>
+              <w:bottom w:val="single" w:color="CCCCCC" w:sz="1"/>
+              <w:right w:val="single" w:color="CCCCCC" w:sz="1"/>
+            </w:tcBorders>
+            <w:tcMar>
+              <w:top w:type="dxa" w:w="60"/>
+              <w:left w:type="dxa" w:w="100"/>
+              <w:bottom w:type="dxa" w:w="60"/>
+              <w:right w:type="dxa" w:w="100"/>
+            </w:tcMar>
+          </w:tcPr>
+          <w:p>
+            <w:pPr>
+              <w:jc w:val="center"/>
+            </w:pPr>
+            <w:r>
+              <w:rPr>
+                <w:rFonts w:ascii="Arial" w:cs="Arial" w:eastAsia="Arial" w:hAnsi="Arial"/>
+                <w:sz w:val="20"/>
+                <w:szCs w:val="20"/>
+              </w:rPr>
+              <w:t xml:space="preserve">Closed</w:t>
+            </w:r>
+          </w:p>
+        </w:tc>
+        <w:tc>
+          <w:tcPr>
+            <w:tcW w:type="dxa" w:w="1400"/>
+            <w:tcBorders>
+              <w:top w:val="single" w:color="CCCCCC" w:sz="1"/>
+              <w:left w:val="single" w:color="CCCCCC" w:sz="1"/>
+              <w:bottom w:val="single" w:color="CCCCCC" w:sz="1"/>
+              <w:right w:val="single" w:color="CCCCCC" w:sz="1"/>
+            </w:tcBorders>
+            <w:tcMar>
+              <w:top w:type="dxa" w:w="60"/>
+              <w:left w:type="dxa" w:w="100"/>
+              <w:bottom w:type="dxa" w:w="60"/>
+              <w:right w:type="dxa" w:w="100"/>
+            </w:tcMar>
+          </w:tcPr>
+          <w:p>
+            <w:pPr>
+              <w:jc w:val="center"/>
+            </w:pPr>
+            <w:r>
+              <w:rPr>
+                <w:rFonts w:ascii="Arial" w:cs="Arial" w:eastAsia="Arial" w:hAnsi="Arial"/>
+                <w:sz w:val="20"/>
+                <w:szCs w:val="20"/>
+              </w:rPr>
+              <w:t xml:space="preserve">Elected t+1</w:t>
+            </w:r>
+          </w:p>
+        </w:tc>
+        <w:tc>
+          <w:tcPr>
+            <w:tcW w:type="dxa" w:w="1900"/>
+            <w:tcBorders>
+              <w:top w:val="single" w:color="CCCCCC" w:sz="1"/>
+              <w:left w:val="single" w:color="CCCCCC" w:sz="1"/>
+              <w:bottom w:val="single" w:color="CCCCCC" w:sz="1"/>
+              <w:right w:val="single" w:color="CCCCCC" w:sz="1"/>
+            </w:tcBorders>
+            <w:tcMar>
+              <w:top w:type="dxa" w:w="60"/>
+              <w:left w:type="dxa" w:w="100"/>
+              <w:bottom w:type="dxa" w:w="60"/>
+              <w:right w:type="dxa" w:w="100"/>
+            </w:tcMar>
+          </w:tcPr>
+          <w:p>
+            <w:pPr>
+              <w:jc w:val="center"/>
+            </w:pPr>
+            <w:r>
+              <w:rPr>
+                <w:rFonts w:ascii="Arial" w:cs="Arial" w:eastAsia="Arial" w:hAnsi="Arial"/>
+                <w:sz w:val="20"/>
+                <w:szCs w:val="20"/>
+              </w:rPr>
+              <w:t xml:space="preserve">Significant +</w:t>
+            </w:r>
+          </w:p>
+        </w:tc>
+      </w:tr>
+      <w:tr>
+        <w:tc>
+          <w:tcPr>
+            <w:tcW w:type="dxa" w:w="1600"/>
+            <w:tcBorders>
+              <w:top w:val="single" w:color="CCCCCC" w:sz="1"/>
+              <w:left w:val="single" w:color="CCCCCC" w:sz="1"/>
+              <w:bottom w:val="single" w:color="CCCCCC" w:sz="1"/>
+              <w:right w:val="single" w:color="CCCCCC" w:sz="1"/>
+            </w:tcBorders>
+            <w:tcMar>
+              <w:top w:type="dxa" w:w="60"/>
+              <w:left w:type="dxa" w:w="100"/>
+              <w:bottom w:type="dxa" w:w="60"/>
+              <w:right w:type="dxa" w:w="100"/>
+            </w:tcMar>
+          </w:tcPr>
+          <w:p>
+            <w:pPr>
+              <w:jc w:val="left"/>
+            </w:pPr>
+            <w:r>
+              <w:rPr>
+                <w:rFonts w:ascii="Arial" w:cs="Arial" w:eastAsia="Arial" w:hAnsi="Arial"/>
+                <w:sz w:val="20"/>
+                <w:szCs w:val="20"/>
+              </w:rPr>
               <w:t xml:space="preserve">Fiva &amp; Røhr (2018)</w:t>
             </w:r>
           </w:p>
@@ -18569,7 +18583,7 @@
                 <w:sz w:val="20"/>
                 <w:szCs w:val="20"/>
               </w:rPr>
-              <w:t xml:space="preserve">Re-election</w:t>
+              <w:t xml:space="preserve">Elected t+1</w:t>
             </w:r>
           </w:p>
         </w:tc>
@@ -19182,7 +19196,7 @@
           <w:sz w:val="20"/>
           <w:szCs w:val="20"/>
         </w:rPr>
-        <w:t xml:space="preserve">FPTP = First Past the Post; PR = Proportional Representation. All estimates use regression discontinuity designs. ‘Significant +’ indicates a statistically significant positive incumbency effect where exact magnitude is not directly comparable due to different outcome definitions. Spanish estimates use BW = 0.05 with clustered standard errors.</w:t>
+        <w:t xml:space="preserve">FPTP = First Past the Post; PR = Proportional Representation; mod. S-L = modified Sainte-Laguë. All estimates use regression discontinuity designs. ‘Elected t+1’ = unconditional probability of being elected in the subsequent election. ‘Significant +’ indicates a statistically significant positive incumbency effect where exact magnitude is not directly comparable due to different outcome definitions. Spanish estimates use BW = 0.05 with clustered standard errors.</w:t>
       </w:r>
     </w:p>
     <w:p>
@@ -19220,7 +19234,7 @@
           <w:sz w:val="24"/>
           <w:szCs w:val="24"/>
         </w:rPr>
-        <w:t xml:space="preserve">Among PR systems, Luechinger, Schelker, and Schmid (2024) report significant incumbency effects in Swiss cantonal elections using the same closeness measure employed here. A direct comparison is instructive: Switzerland uses open-list PR with panachage, meaning voters can express individual candidate preferences. Any Swiss incumbency effect could plausibly flow through the personal vote channel—voters recognizing and preferring individual incumbents. The finding that Spain’s closed-list system produces incumbency effects of broadly comparable magnitude suggests that party-level mechanisms (organizational resources, demonstrated viability, gatekeeper decisions) are sufficient to generate incumbency advantages even when the personal vote channel is shut down. This is a substantively important result, because it implies that incumbency advantages under PR are not merely a reflection of candidate-centered politics leaking into proportional systems, but rather a systemic feature of how parties behave when they gain representation.</w:t>
+        <w:t xml:space="preserve">Among PR systems, the comparison with Luechinger, Schelker, and Schmid (2024) is most direct, as they apply the same closeness measure to Swiss open-list and Norwegian closed-list elections. Their Norwegian Storting results (1953–1981) establish that incumbency advantages exist under closed lists, and the Spanish estimates confirm that this finding extends to a modern, fragmented multi-party context with a richer outcome decomposition. The comparison with Fiva and Røhr (2018), who study Norwegian local elections under open-list PR, is also instructive: they find that party list-ordering decisions—rather than voter preference votes—drive most of the incumbency advantage, a finding consistent with the list-position results reported here for Spain’s closed-list system.</w:t>
       </w:r>
     </w:p>
     <w:p>
@@ -19234,49 +19248,7 @@
           <w:sz w:val="24"/>
           <w:szCs w:val="24"/>
         </w:rPr>
-        <w:t xml:space="preserve">Fiva and Røhr (2018) estimated incumbency effects in Norwegian local elections under open-list PR and found that incumbents receive significantly better list positions and higher re-election rates. Their key insight is that the party’s list-ordering decision—rather than voter preference votes—accounts for the bulk of the incumbency advantage. Spain’s closed-list system eliminates the voter-preference channel entirely, yet the magnitude of the Spanish estimates is broadly comparable to the Norwegian results. This cross-country comparison strongly suggests that party-mediated mechanisms—rather than personal vote effects—are the primary driver of incumbency advantages in PR systems, regardless of whether the list is open or closed.</w:t>
-      </w:r>
-    </w:p>
-    <w:p>
-      <w:pPr>
-        <w:spacing w:after="200" w:line="360"/>
-        <w:jc w:val="both"/>
-      </w:pPr>
-      <w:r>
-        <w:rPr>
-          <w:rFonts w:ascii="Arial" w:cs="Arial" w:eastAsia="Arial" w:hAnsi="Arial"/>
-          <w:sz w:val="24"/>
-          <w:szCs w:val="24"/>
-        </w:rPr>
-        <w:t xml:space="preserve">Klasnja and Titiunik (2017) documented negative incumbency effects in Brazilian mayoral elections, where incumbents in certain contexts actually perform worse than non-incumbents. This finding underscores that incumbency advantages are not universal but depend on institutional and political context. The positive and substantial Spanish estimates contrast with the Brazilian pattern and align more closely with the European democracies (Switzerland, Norway) where institutional stability and established party organizations provide the infrastructure through which incumbency advantages operate.</w:t>
-      </w:r>
-    </w:p>
-    <w:p>
-      <w:pPr>
-        <w:spacing w:after="200" w:line="360"/>
-        <w:jc w:val="both"/>
-      </w:pPr>
-      <w:r>
-        <w:rPr>
-          <w:rFonts w:ascii="Arial" w:cs="Arial" w:eastAsia="Arial" w:hAnsi="Arial"/>
-          <w:sz w:val="24"/>
-          <w:szCs w:val="24"/>
-        </w:rPr>
-        <w:t xml:space="preserve">Dano et al. (2022) documented incumbency effects in French legislative elections—a two-round majoritarian system with multi-party competition. Their finding that incumbency affects both the probability of running again and the probability of winning parallels the Spanish results, despite the very different electoral rules. The relative magnitudes in Spain—a larger effect on running (~28 pp) than on winning (~19 pp)—suggest that a substantial portion of the advantage operates through selection into candidacy rather than through improved electoral performance conditional on running. This extensive-margin channel has received less attention in the literature and may be particularly important in PR systems, where party organizations serve as gatekeepers to candidacy.</w:t>
-      </w:r>
-    </w:p>
-    <w:p>
-      <w:pPr>
-        <w:spacing w:after="200" w:line="360"/>
-        <w:jc w:val="both"/>
-      </w:pPr>
-      <w:r>
-        <w:rPr>
-          <w:rFonts w:ascii="Arial" w:cs="Arial" w:eastAsia="Arial" w:hAnsi="Arial"/>
-          <w:sz w:val="24"/>
-          <w:szCs w:val="24"/>
-        </w:rPr>
-        <w:t xml:space="preserve">The heterogeneity results add a further comparative dimension. The finding that incumbency effects are present in both high- and low-magnitude districts, but somewhat stronger in low-magnitude provinces, is consistent with theoretical predictions: in smaller districts where each seat represents a larger share of representation, the marginal value of incumbency is higher, and the competitive dynamics of D’Hondt allocation create sharper distinctions between winning and losing parties.</w:t>
+        <w:t xml:space="preserve">Klasnja and Titiunik (2017) found negative incumbency effects in Brazilian mayoral elections, underscoring that the direction of effects depends on institutional context. The positive Spanish estimates align with the European pattern where institutional stability and established parties provide the infrastructure for incumbency advantages. Dano et al.’s (2022) French results parallel Spain’s: a larger effect on running again than on winning, suggesting that selection into candidacy—rather than electoral performance conditional on running—is a key channel.</w:t>
       </w:r>
     </w:p>
     <w:p>
@@ -19369,7 +19341,7 @@
           <w:sz w:val="24"/>
           <w:szCs w:val="24"/>
         </w:rPr>
-        <w:t xml:space="preserve">This thesis provides the first comprehensive estimates of the party-level incumbency advantage in Spain’s proportional representation system, with outcomes tracked at the individual candidate level. Using a regression discontinuity design adapted for PR systems following Luechinger, Schelker, and Schmid (2024), I exploit the quasi-random assignment of marginal seats under the D’Hondt method to identify the causal effect of a party’s winning a seat on its candidates’ subsequent electoral outcomes.</w:t>
+        <w:t xml:space="preserve">This thesis estimates the party-level incumbency advantage in Spain’s proportional representation system, extending prior closed-list evidence from Norway (Luechinger et al., 2024) to a modern multi-party context with a richer outcome decomposition. Using a regression discontinuity design adapted for PR systems following Luechinger, Schelker, and Schmid (2024), I exploit the quasi-random assignment of marginal seats under the D’Hondt method to identify the causal effect of a party’s winning a seat on its candidates’ subsequent electoral outcomes.</w:t>
       </w:r>
     </w:p>
     <w:p>

--- a/docs/thesis_draft.docx
+++ b/docs/thesis_draft.docx
@@ -17054,7 +17054,7 @@
           <w:sz w:val="24"/>
           <w:szCs w:val="24"/>
         </w:rPr>
-        <w:t xml:space="preserve">Most covariates are well-balanced. Female share shows a significant difference (p = 0.009) that attenuates at wider bandwidths. Party seats is significant (p = 0.015) but partly mechanical, since winning the marginal seat directly increases seat count. Overall, the balance evidence supports the design’s validity. Figure 6 visualizes these results.</w:t>
+        <w:t xml:space="preserve">Most covariates are well-balanced. Female share shows a significant difference (p = 0.009) that attenuates at wider bandwidths. Party seats is significant (p = 0.015) but entirely mechanical, since winning the marginal seat directly increases seat count by one. Overall, the balance evidence supports the design’s validity. Figure 6 visualizes these results.</w:t>
       </w:r>
     </w:p>
     <w:p>
